--- a/public/uzair-saleem-resume.docx
+++ b/public/uzair-saleem-resume.docx
@@ -45,7 +45,7 @@
         </w:rPr>
         <w:t xml:space="preserve">Islamabad, Pakistan  ·  </w:t>
       </w:r>
-      <w:hyperlink w:history="1" r:id="rIdb_yad1o5lck5mmucqtmou">
+      <w:hyperlink w:history="1" r:id="rIdi6tmalh4-bpdzv7wumija">
         <w:r>
           <w:rPr>
             <w:rFonts w:ascii="Arial" w:cs="Arial" w:eastAsia="Arial" w:hAnsi="Arial"/>
@@ -66,7 +66,7 @@
         </w:rPr>
         <w:t xml:space="preserve">  ·  </w:t>
       </w:r>
-      <w:hyperlink w:history="1" r:id="rIdpi3jr8jlfuoccg2gdnixs">
+      <w:hyperlink w:history="1" r:id="rId14mru3zb_mpdxzmpumhhr">
         <w:r>
           <w:rPr>
             <w:rFonts w:ascii="Arial" w:cs="Arial" w:eastAsia="Arial" w:hAnsi="Arial"/>
@@ -87,7 +87,7 @@
         </w:rPr>
         <w:t xml:space="preserve">  ·  </w:t>
       </w:r>
-      <w:hyperlink w:history="1" r:id="rIdwo_fw2xhucrixhlvifww7">
+      <w:hyperlink w:history="1" r:id="rIdco7dkf1zhuob4r4ck5vcv">
         <w:r>
           <w:rPr>
             <w:rFonts w:ascii="Arial" w:cs="Arial" w:eastAsia="Arial" w:hAnsi="Arial"/>
@@ -108,7 +108,7 @@
         </w:rPr>
         <w:t xml:space="preserve">  ·  </w:t>
       </w:r>
-      <w:hyperlink w:history="1" r:id="rIddim9shrx3pabjmy4ldmab">
+      <w:hyperlink w:history="1" r:id="rIdrxi0rtf3pm4swu4t57xql">
         <w:r>
           <w:rPr>
             <w:rFonts w:ascii="Arial" w:cs="Arial" w:eastAsia="Arial" w:hAnsi="Arial"/>
@@ -129,7 +129,7 @@
         </w:rPr>
         <w:t xml:space="preserve">  ·  </w:t>
       </w:r>
-      <w:hyperlink w:history="1" r:id="rIdyunxelje82d-y-ah_fcdg">
+      <w:hyperlink w:history="1" r:id="rIdc6--nuhcddsbnvwgrnrp-">
         <w:r>
           <w:rPr>
             <w:rFonts w:ascii="Arial" w:cs="Arial" w:eastAsia="Arial" w:hAnsi="Arial"/>
@@ -147,7 +147,7 @@
         <w:pBdr>
           <w:bottom w:val="single" w:color="16A34A" w:sz="6" w:space="2"/>
         </w:pBdr>
-        <w:spacing w:after="60" w:before="200"/>
+        <w:spacing w:after="60" w:before="180"/>
       </w:pPr>
       <w:r>
         <w:rPr>
@@ -173,7 +173,7 @@
           <w:sz w:val="18"/>
           <w:szCs w:val="18"/>
         </w:rPr>
-        <w:t xml:space="preserve">Senior Full-Stack Engineer with 4+ years shipping production SaaS end-to-end — frontend, backend, infra, and AI-powered features. Currently full-stack at Apifiny building AI-powered SaaS. Six live products shipped solo on contract for founders in the US, EU, and MENA, including a Baremetrics-style revenue analytics platform, a two-sided marketplace, and a fuel distribution platform that replaced 30 years of spreadsheet workflow. Holding a high bar for correctness: integer-cent money handling, idempotent webhooks, parity-first migrations.</w:t>
+        <w:t xml:space="preserve">Senior Full-Stack Engineer with 4+ years shipping production SaaS end-to-end — frontend, backend, infra, and AI-powered features. Currently at Rocket Devs, where I've shipped three production SaaS products solo for founder clients in the US, EU, and MENA. Holding a high bar for correctness: integer-cent money handling, idempotent webhooks, parity-first migrations.</w:t>
       </w:r>
     </w:p>
     <w:p>
@@ -181,7 +181,7 @@
         <w:pBdr>
           <w:bottom w:val="single" w:color="16A34A" w:sz="6" w:space="2"/>
         </w:pBdr>
-        <w:spacing w:after="60" w:before="200"/>
+        <w:spacing w:after="60" w:before="180"/>
       </w:pPr>
       <w:r>
         <w:rPr>
@@ -401,7 +401,7 @@
         <w:pBdr>
           <w:bottom w:val="single" w:color="16A34A" w:sz="6" w:space="2"/>
         </w:pBdr>
-        <w:spacing w:after="60" w:before="200"/>
+        <w:spacing w:after="60" w:before="180"/>
       </w:pPr>
       <w:r>
         <w:rPr>
@@ -432,7 +432,7 @@
           <w:sz w:val="20"/>
           <w:szCs w:val="20"/>
         </w:rPr>
-        <w:t xml:space="preserve">Full-Stack Developer  ·  Apifiny</w:t>
+        <w:t xml:space="preserve">Full-Stack Developer  ·  Rocket Devs</w:t>
       </w:r>
       <w:r>
         <w:rPr>
@@ -460,7 +460,7 @@
           <w:sz w:val="18"/>
           <w:szCs w:val="18"/>
         </w:rPr>
-        <w:t xml:space="preserve">Built AI-powered SaaS platform end-to-end</w:t>
+        <w:t xml:space="preserve">Senior contractor for founder clients · AI-powered SaaS</w:t>
       </w:r>
       <w:r>
         <w:rPr>
@@ -488,27 +488,27 @@
           <w:sz w:val="18"/>
           <w:szCs w:val="18"/>
         </w:rPr>
-        <w:t xml:space="preserve">Developed </w:t>
-      </w:r>
-      <w:r>
-        <w:rPr>
-          <w:rFonts w:ascii="Arial" w:cs="Arial" w:eastAsia="Arial" w:hAnsi="Arial"/>
-          <w:b/>
-          <w:bCs/>
-          <w:color w:val="0F172A"/>
-          <w:sz w:val="18"/>
-          <w:szCs w:val="18"/>
-        </w:rPr>
-        <w:t xml:space="preserve">AI shopping assistant</w:t>
-      </w:r>
-      <w:r>
-        <w:rPr>
-          <w:rFonts w:ascii="Arial" w:cs="Arial" w:eastAsia="Arial" w:hAnsi="Arial"/>
-          <w:color w:val="0F172A"/>
-          <w:sz w:val="18"/>
-          <w:szCs w:val="18"/>
-        </w:rPr>
-        <w:t xml:space="preserve"> features on a Next.js + Prisma stack; shipped weekly with a 3-person team.</w:t>
+        <w:t xml:space="preserve">Led end-to-end builds of </w:t>
+      </w:r>
+      <w:r>
+        <w:rPr>
+          <w:rFonts w:ascii="Arial" w:cs="Arial" w:eastAsia="Arial" w:hAnsi="Arial"/>
+          <w:b/>
+          <w:bCs/>
+          <w:color w:val="0F172A"/>
+          <w:sz w:val="18"/>
+          <w:szCs w:val="18"/>
+        </w:rPr>
+        <w:t xml:space="preserve">three production SaaS products</w:t>
+      </w:r>
+      <w:r>
+        <w:rPr>
+          <w:rFonts w:ascii="Arial" w:cs="Arial" w:eastAsia="Arial" w:hAnsi="Arial"/>
+          <w:color w:val="0F172A"/>
+          <w:sz w:val="18"/>
+          <w:szCs w:val="18"/>
+        </w:rPr>
+        <w:t xml:space="preserve"> for founder clients in the US, EU, and MENA (see Selected Projects below).</w:t>
       </w:r>
     </w:p>
     <w:p>
@@ -527,27 +527,27 @@
           <w:sz w:val="18"/>
           <w:szCs w:val="18"/>
         </w:rPr>
-        <w:t xml:space="preserve">Implemented RBAC auth and CI/CD automation. Integrated payment processors achieving </w:t>
-      </w:r>
-      <w:r>
-        <w:rPr>
-          <w:rFonts w:ascii="Arial" w:cs="Arial" w:eastAsia="Arial" w:hAnsi="Arial"/>
-          <w:b/>
-          <w:bCs/>
-          <w:color w:val="0F172A"/>
-          <w:sz w:val="18"/>
-          <w:szCs w:val="18"/>
-        </w:rPr>
-        <w:t xml:space="preserve">&gt;95% transaction success rate</w:t>
-      </w:r>
-      <w:r>
-        <w:rPr>
-          <w:rFonts w:ascii="Arial" w:cs="Arial" w:eastAsia="Arial" w:hAnsi="Arial"/>
-          <w:color w:val="0F172A"/>
-          <w:sz w:val="18"/>
-          <w:szCs w:val="18"/>
-        </w:rPr>
-        <w:t xml:space="preserve">.</w:t>
+        <w:t xml:space="preserve">Developed </w:t>
+      </w:r>
+      <w:r>
+        <w:rPr>
+          <w:rFonts w:ascii="Arial" w:cs="Arial" w:eastAsia="Arial" w:hAnsi="Arial"/>
+          <w:b/>
+          <w:bCs/>
+          <w:color w:val="0F172A"/>
+          <w:sz w:val="18"/>
+          <w:szCs w:val="18"/>
+        </w:rPr>
+        <w:t xml:space="preserve">AI shopping assistant</w:t>
+      </w:r>
+      <w:r>
+        <w:rPr>
+          <w:rFonts w:ascii="Arial" w:cs="Arial" w:eastAsia="Arial" w:hAnsi="Arial"/>
+          <w:color w:val="0F172A"/>
+          <w:sz w:val="18"/>
+          <w:szCs w:val="18"/>
+        </w:rPr>
+        <w:t xml:space="preserve"> features on a Next.js + Prisma stack; shipped weekly with a 3-person team.</w:t>
       </w:r>
     </w:p>
     <w:p>
@@ -566,63 +566,27 @@
           <w:sz w:val="18"/>
           <w:szCs w:val="18"/>
         </w:rPr>
-        <w:t xml:space="preserve">Engineered secure file upload pipeline supporting files up to 5 GB.</w:t>
-      </w:r>
-    </w:p>
-    <w:p>
-      <w:pPr>
-        <w:tabs>
-          <w:tab w:val="right" w:pos="9026"/>
-        </w:tabs>
-        <w:spacing w:after="0" w:before="80"/>
-      </w:pPr>
-      <w:r>
-        <w:rPr>
-          <w:rFonts w:ascii="Arial" w:cs="Arial" w:eastAsia="Arial" w:hAnsi="Arial"/>
-          <w:b/>
-          <w:bCs/>
-          <w:color w:val="0F172A"/>
-          <w:sz w:val="20"/>
-          <w:szCs w:val="20"/>
-        </w:rPr>
-        <w:t xml:space="preserve">Software Engineer  ·  Design&amp;Desktop</w:t>
-      </w:r>
-      <w:r>
-        <w:rPr>
-          <w:rFonts w:ascii="Arial" w:cs="Arial" w:eastAsia="Arial" w:hAnsi="Arial"/>
-          <w:color w:val="52525B"/>
-          <w:sz w:val="18"/>
-          <w:szCs w:val="18"/>
-        </w:rPr>
-        <w:t xml:space="preserve">	Jan 2025 – Jul 2025</w:t>
-      </w:r>
-    </w:p>
-    <w:p>
-      <w:pPr>
-        <w:tabs>
-          <w:tab w:val="right" w:pos="9026"/>
-        </w:tabs>
-        <w:spacing w:after="40" w:before="0"/>
-      </w:pPr>
-      <w:r>
-        <w:rPr>
-          <w:rFonts w:ascii="Arial" w:cs="Arial" w:eastAsia="Arial" w:hAnsi="Arial"/>
-          <w:i/>
-          <w:iCs/>
-          <w:color w:val="16A34A"/>
-          <w:sz w:val="18"/>
-          <w:szCs w:val="18"/>
-        </w:rPr>
-        <w:t xml:space="preserve">AI vlog generator + data scraping platform</w:t>
-      </w:r>
-      <w:r>
-        <w:rPr>
-          <w:rFonts w:ascii="Arial" w:cs="Arial" w:eastAsia="Arial" w:hAnsi="Arial"/>
-          <w:color w:val="52525B"/>
-          <w:sz w:val="17"/>
-          <w:szCs w:val="17"/>
-        </w:rPr>
-        <w:t xml:space="preserve">	Remote</w:t>
+        <w:t xml:space="preserve">Implemented RBAC auth and CI/CD automation. Integrated payment processors achieving </w:t>
+      </w:r>
+      <w:r>
+        <w:rPr>
+          <w:rFonts w:ascii="Arial" w:cs="Arial" w:eastAsia="Arial" w:hAnsi="Arial"/>
+          <w:b/>
+          <w:bCs/>
+          <w:color w:val="0F172A"/>
+          <w:sz w:val="18"/>
+          <w:szCs w:val="18"/>
+        </w:rPr>
+        <w:t xml:space="preserve">&gt;95% transaction success rate</w:t>
+      </w:r>
+      <w:r>
+        <w:rPr>
+          <w:rFonts w:ascii="Arial" w:cs="Arial" w:eastAsia="Arial" w:hAnsi="Arial"/>
+          <w:color w:val="0F172A"/>
+          <w:sz w:val="18"/>
+          <w:szCs w:val="18"/>
+        </w:rPr>
+        <w:t xml:space="preserve">.</w:t>
       </w:r>
     </w:p>
     <w:p>
@@ -641,47 +605,63 @@
           <w:sz w:val="18"/>
           <w:szCs w:val="18"/>
         </w:rPr>
-        <w:t xml:space="preserve">Built </w:t>
-      </w:r>
-      <w:r>
-        <w:rPr>
-          <w:rFonts w:ascii="Arial" w:cs="Arial" w:eastAsia="Arial" w:hAnsi="Arial"/>
-          <w:b/>
-          <w:bCs/>
-          <w:color w:val="0F172A"/>
-          <w:sz w:val="18"/>
-          <w:szCs w:val="18"/>
-        </w:rPr>
-        <w:t xml:space="preserve">AI vlog generator</w:t>
-      </w:r>
-      <w:r>
-        <w:rPr>
-          <w:rFonts w:ascii="Arial" w:cs="Arial" w:eastAsia="Arial" w:hAnsi="Arial"/>
-          <w:color w:val="0F172A"/>
-          <w:sz w:val="18"/>
-          <w:szCs w:val="18"/>
-        </w:rPr>
-        <w:t xml:space="preserve"> with in-browser video editing. Replaced ffmpeg.wasm with MediaBunny (TypeScript) for an </w:t>
-      </w:r>
-      <w:r>
-        <w:rPr>
-          <w:rFonts w:ascii="Arial" w:cs="Arial" w:eastAsia="Arial" w:hAnsi="Arial"/>
-          <w:b/>
-          <w:bCs/>
-          <w:color w:val="0F172A"/>
-          <w:sz w:val="18"/>
-          <w:szCs w:val="18"/>
-        </w:rPr>
-        <w:t xml:space="preserve">80% performance improvement</w:t>
-      </w:r>
-      <w:r>
-        <w:rPr>
-          <w:rFonts w:ascii="Arial" w:cs="Arial" w:eastAsia="Arial" w:hAnsi="Arial"/>
-          <w:color w:val="0F172A"/>
-          <w:sz w:val="18"/>
-          <w:szCs w:val="18"/>
-        </w:rPr>
-        <w:t xml:space="preserve"> in render time.</w:t>
+        <w:t xml:space="preserve">Engineered secure file upload pipeline supporting files up to 5 GB.</w:t>
+      </w:r>
+    </w:p>
+    <w:p>
+      <w:pPr>
+        <w:tabs>
+          <w:tab w:val="right" w:pos="9026"/>
+        </w:tabs>
+        <w:spacing w:after="0" w:before="80"/>
+      </w:pPr>
+      <w:r>
+        <w:rPr>
+          <w:rFonts w:ascii="Arial" w:cs="Arial" w:eastAsia="Arial" w:hAnsi="Arial"/>
+          <w:b/>
+          <w:bCs/>
+          <w:color w:val="0F172A"/>
+          <w:sz w:val="20"/>
+          <w:szCs w:val="20"/>
+        </w:rPr>
+        <w:t xml:space="preserve">Software Engineer  ·  Design&amp;Desktop</w:t>
+      </w:r>
+      <w:r>
+        <w:rPr>
+          <w:rFonts w:ascii="Arial" w:cs="Arial" w:eastAsia="Arial" w:hAnsi="Arial"/>
+          <w:color w:val="52525B"/>
+          <w:sz w:val="18"/>
+          <w:szCs w:val="18"/>
+        </w:rPr>
+        <w:t xml:space="preserve">	Jan 2025 – Jul 2025</w:t>
+      </w:r>
+    </w:p>
+    <w:p>
+      <w:pPr>
+        <w:tabs>
+          <w:tab w:val="right" w:pos="9026"/>
+        </w:tabs>
+        <w:spacing w:after="40" w:before="0"/>
+      </w:pPr>
+      <w:r>
+        <w:rPr>
+          <w:rFonts w:ascii="Arial" w:cs="Arial" w:eastAsia="Arial" w:hAnsi="Arial"/>
+          <w:i/>
+          <w:iCs/>
+          <w:color w:val="16A34A"/>
+          <w:sz w:val="18"/>
+          <w:szCs w:val="18"/>
+        </w:rPr>
+        <w:t xml:space="preserve">AI vlog generator + data scraping platform</w:t>
+      </w:r>
+      <w:r>
+        <w:rPr>
+          <w:rFonts w:ascii="Arial" w:cs="Arial" w:eastAsia="Arial" w:hAnsi="Arial"/>
+          <w:color w:val="52525B"/>
+          <w:sz w:val="17"/>
+          <w:szCs w:val="17"/>
+        </w:rPr>
+        <w:t xml:space="preserve">	Remote</w:t>
       </w:r>
     </w:p>
     <w:p>
@@ -700,83 +680,47 @@
           <w:sz w:val="18"/>
           <w:szCs w:val="18"/>
         </w:rPr>
-        <w:t xml:space="preserve">Built a restaurant data scraper improving extraction performance by </w:t>
-      </w:r>
-      <w:r>
-        <w:rPr>
-          <w:rFonts w:ascii="Arial" w:cs="Arial" w:eastAsia="Arial" w:hAnsi="Arial"/>
-          <w:b/>
-          <w:bCs/>
-          <w:color w:val="0F172A"/>
-          <w:sz w:val="18"/>
-          <w:szCs w:val="18"/>
-        </w:rPr>
-        <w:t xml:space="preserve">40%</w:t>
-      </w:r>
-      <w:r>
-        <w:rPr>
-          <w:rFonts w:ascii="Arial" w:cs="Arial" w:eastAsia="Arial" w:hAnsi="Arial"/>
-          <w:color w:val="0F172A"/>
-          <w:sz w:val="18"/>
-          <w:szCs w:val="18"/>
-        </w:rPr>
-        <w:t xml:space="preserve"> through batched async fetches and selective parsing.</w:t>
-      </w:r>
-    </w:p>
-    <w:p>
-      <w:pPr>
-        <w:tabs>
-          <w:tab w:val="right" w:pos="9026"/>
-        </w:tabs>
-        <w:spacing w:after="0" w:before="80"/>
-      </w:pPr>
-      <w:r>
-        <w:rPr>
-          <w:rFonts w:ascii="Arial" w:cs="Arial" w:eastAsia="Arial" w:hAnsi="Arial"/>
-          <w:b/>
-          <w:bCs/>
-          <w:color w:val="0F172A"/>
-          <w:sz w:val="20"/>
-          <w:szCs w:val="20"/>
-        </w:rPr>
-        <w:t xml:space="preserve">Independent Full-Stack Engineer (Contract)</w:t>
-      </w:r>
-      <w:r>
-        <w:rPr>
-          <w:rFonts w:ascii="Arial" w:cs="Arial" w:eastAsia="Arial" w:hAnsi="Arial"/>
-          <w:color w:val="52525B"/>
-          <w:sz w:val="18"/>
-          <w:szCs w:val="18"/>
-        </w:rPr>
-        <w:t xml:space="preserve">	Jan 2022 – Present</w:t>
-      </w:r>
-    </w:p>
-    <w:p>
-      <w:pPr>
-        <w:tabs>
-          <w:tab w:val="right" w:pos="9026"/>
-        </w:tabs>
-        <w:spacing w:after="40" w:before="0"/>
-      </w:pPr>
-      <w:r>
-        <w:rPr>
-          <w:rFonts w:ascii="Arial" w:cs="Arial" w:eastAsia="Arial" w:hAnsi="Arial"/>
-          <w:i/>
-          <w:iCs/>
-          <w:color w:val="16A34A"/>
-          <w:sz w:val="18"/>
-          <w:szCs w:val="18"/>
-        </w:rPr>
-        <w:t xml:space="preserve">Shipped 6 live SaaS products solo for founders in the US, EU, and MENA</w:t>
-      </w:r>
-      <w:r>
-        <w:rPr>
-          <w:rFonts w:ascii="Arial" w:cs="Arial" w:eastAsia="Arial" w:hAnsi="Arial"/>
-          <w:color w:val="52525B"/>
-          <w:sz w:val="17"/>
-          <w:szCs w:val="17"/>
-        </w:rPr>
-        <w:t xml:space="preserve">	Remote</w:t>
+        <w:t xml:space="preserve">Built </w:t>
+      </w:r>
+      <w:r>
+        <w:rPr>
+          <w:rFonts w:ascii="Arial" w:cs="Arial" w:eastAsia="Arial" w:hAnsi="Arial"/>
+          <w:b/>
+          <w:bCs/>
+          <w:color w:val="0F172A"/>
+          <w:sz w:val="18"/>
+          <w:szCs w:val="18"/>
+        </w:rPr>
+        <w:t xml:space="preserve">AI vlog generator</w:t>
+      </w:r>
+      <w:r>
+        <w:rPr>
+          <w:rFonts w:ascii="Arial" w:cs="Arial" w:eastAsia="Arial" w:hAnsi="Arial"/>
+          <w:color w:val="0F172A"/>
+          <w:sz w:val="18"/>
+          <w:szCs w:val="18"/>
+        </w:rPr>
+        <w:t xml:space="preserve"> with in-browser video editing. Replaced ffmpeg.wasm with MediaBunny (TypeScript) for an </w:t>
+      </w:r>
+      <w:r>
+        <w:rPr>
+          <w:rFonts w:ascii="Arial" w:cs="Arial" w:eastAsia="Arial" w:hAnsi="Arial"/>
+          <w:b/>
+          <w:bCs/>
+          <w:color w:val="0F172A"/>
+          <w:sz w:val="18"/>
+          <w:szCs w:val="18"/>
+        </w:rPr>
+        <w:t xml:space="preserve">80% performance improvement</w:t>
+      </w:r>
+      <w:r>
+        <w:rPr>
+          <w:rFonts w:ascii="Arial" w:cs="Arial" w:eastAsia="Arial" w:hAnsi="Arial"/>
+          <w:color w:val="0F172A"/>
+          <w:sz w:val="18"/>
+          <w:szCs w:val="18"/>
+        </w:rPr>
+        <w:t xml:space="preserve"> in render time.</w:t>
       </w:r>
     </w:p>
     <w:p>
@@ -791,42 +735,87 @@
       <w:r>
         <w:rPr>
           <w:rFonts w:ascii="Arial" w:cs="Arial" w:eastAsia="Arial" w:hAnsi="Arial"/>
-          <w:b/>
-          <w:bCs/>
-          <w:color w:val="0F172A"/>
-          <w:sz w:val="18"/>
-          <w:szCs w:val="18"/>
-        </w:rPr>
-        <w:t xml:space="preserve">Sat-Raj Inc. (Voorhees, NJ)</w:t>
-      </w:r>
-      <w:r>
-        <w:rPr>
-          <w:rFonts w:ascii="Arial" w:cs="Arial" w:eastAsia="Arial" w:hAnsi="Arial"/>
-          <w:color w:val="0F172A"/>
-          <w:sz w:val="18"/>
-          <w:szCs w:val="18"/>
-        </w:rPr>
-        <w:t xml:space="preserve"> — Fuel distribution platform replacing 30 years of spreadsheet workflow. Cut daily pricing run from </w:t>
-      </w:r>
-      <w:r>
-        <w:rPr>
-          <w:rFonts w:ascii="Arial" w:cs="Arial" w:eastAsia="Arial" w:hAnsi="Arial"/>
-          <w:b/>
-          <w:bCs/>
-          <w:color w:val="0F172A"/>
-          <w:sz w:val="18"/>
-          <w:szCs w:val="18"/>
-        </w:rPr>
-        <w:t xml:space="preserve">45–60 min → under 90 sec</w:t>
-      </w:r>
-      <w:r>
-        <w:rPr>
-          <w:rFonts w:ascii="Arial" w:cs="Arial" w:eastAsia="Arial" w:hAnsi="Arial"/>
-          <w:color w:val="0F172A"/>
-          <w:sz w:val="18"/>
-          <w:szCs w:val="18"/>
-        </w:rPr>
-        <w:t xml:space="preserve">. Built DTN supplier ingestion, Samsara BOL pipeline, QuickBooks invoice push. Next.js 16, Prisma, AWS Amplify/RDS/SES.</w:t>
+          <w:color w:val="0F172A"/>
+          <w:sz w:val="18"/>
+          <w:szCs w:val="18"/>
+        </w:rPr>
+        <w:t xml:space="preserve">Built a restaurant data scraper improving extraction performance by </w:t>
+      </w:r>
+      <w:r>
+        <w:rPr>
+          <w:rFonts w:ascii="Arial" w:cs="Arial" w:eastAsia="Arial" w:hAnsi="Arial"/>
+          <w:b/>
+          <w:bCs/>
+          <w:color w:val="0F172A"/>
+          <w:sz w:val="18"/>
+          <w:szCs w:val="18"/>
+        </w:rPr>
+        <w:t xml:space="preserve">40%</w:t>
+      </w:r>
+      <w:r>
+        <w:rPr>
+          <w:rFonts w:ascii="Arial" w:cs="Arial" w:eastAsia="Arial" w:hAnsi="Arial"/>
+          <w:color w:val="0F172A"/>
+          <w:sz w:val="18"/>
+          <w:szCs w:val="18"/>
+        </w:rPr>
+        <w:t xml:space="preserve"> through batched async fetches and selective parsing.</w:t>
+      </w:r>
+    </w:p>
+    <w:p>
+      <w:pPr>
+        <w:tabs>
+          <w:tab w:val="right" w:pos="9026"/>
+        </w:tabs>
+        <w:spacing w:after="0" w:before="80"/>
+      </w:pPr>
+      <w:r>
+        <w:rPr>
+          <w:rFonts w:ascii="Arial" w:cs="Arial" w:eastAsia="Arial" w:hAnsi="Arial"/>
+          <w:b/>
+          <w:bCs/>
+          <w:color w:val="0F172A"/>
+          <w:sz w:val="20"/>
+          <w:szCs w:val="20"/>
+        </w:rPr>
+        <w:t xml:space="preserve">Full-Stack Developer  ·  Apifiny</w:t>
+      </w:r>
+      <w:r>
+        <w:rPr>
+          <w:rFonts w:ascii="Arial" w:cs="Arial" w:eastAsia="Arial" w:hAnsi="Arial"/>
+          <w:color w:val="52525B"/>
+          <w:sz w:val="18"/>
+          <w:szCs w:val="18"/>
+        </w:rPr>
+        <w:t xml:space="preserve">	Jan 2022 – Dec 2024</w:t>
+      </w:r>
+    </w:p>
+    <w:p>
+      <w:pPr>
+        <w:tabs>
+          <w:tab w:val="right" w:pos="9026"/>
+        </w:tabs>
+        <w:spacing w:after="40" w:before="0"/>
+      </w:pPr>
+      <w:r>
+        <w:rPr>
+          <w:rFonts w:ascii="Arial" w:cs="Arial" w:eastAsia="Arial" w:hAnsi="Arial"/>
+          <w:i/>
+          <w:iCs/>
+          <w:color w:val="16A34A"/>
+          <w:sz w:val="18"/>
+          <w:szCs w:val="18"/>
+        </w:rPr>
+        <w:t xml:space="preserve">Client-facing web platforms · Stripe integrations · dashboards</w:t>
+      </w:r>
+      <w:r>
+        <w:rPr>
+          <w:rFonts w:ascii="Arial" w:cs="Arial" w:eastAsia="Arial" w:hAnsi="Arial"/>
+          <w:color w:val="52525B"/>
+          <w:sz w:val="17"/>
+          <w:szCs w:val="17"/>
+        </w:rPr>
+        <w:t xml:space="preserve">	Remote</w:t>
       </w:r>
     </w:p>
     <w:p>
@@ -841,42 +830,11 @@
       <w:r>
         <w:rPr>
           <w:rFonts w:ascii="Arial" w:cs="Arial" w:eastAsia="Arial" w:hAnsi="Arial"/>
-          <w:b/>
-          <w:bCs/>
-          <w:color w:val="0F172A"/>
-          <w:sz w:val="18"/>
-          <w:szCs w:val="18"/>
-        </w:rPr>
-        <w:t xml:space="preserve">Indiecator</w:t>
-      </w:r>
-      <w:r>
-        <w:rPr>
-          <w:rFonts w:ascii="Arial" w:cs="Arial" w:eastAsia="Arial" w:hAnsi="Arial"/>
-          <w:color w:val="0F172A"/>
-          <w:sz w:val="18"/>
-          <w:szCs w:val="18"/>
-        </w:rPr>
-        <w:t xml:space="preserve"> — Baremetrics-style revenue analytics for indie SaaS. Designed an event-sourced data model: </w:t>
-      </w:r>
-      <w:r>
-        <w:rPr>
-          <w:rFonts w:ascii="Arial" w:cs="Arial" w:eastAsia="Arial" w:hAnsi="Arial"/>
-          <w:b/>
-          <w:bCs/>
-          <w:color w:val="0F172A"/>
-          <w:sz w:val="18"/>
-          <w:szCs w:val="18"/>
-        </w:rPr>
-        <w:t xml:space="preserve">store movements, not MRR</w:t>
-      </w:r>
-      <w:r>
-        <w:rPr>
-          <w:rFonts w:ascii="Arial" w:cs="Arial" w:eastAsia="Arial" w:hAnsi="Arial"/>
-          <w:color w:val="0F172A"/>
-          <w:sz w:val="18"/>
-          <w:szCs w:val="18"/>
-        </w:rPr>
-        <w:t xml:space="preserve">. Three reconciling sync paths heal webhook outages within 24h. 15+ Prisma models. Next.js, Node.js, Stripe Connect.</w:t>
+          <w:color w:val="0F172A"/>
+          <w:sz w:val="18"/>
+          <w:szCs w:val="18"/>
+        </w:rPr>
+        <w:t xml:space="preserve">Built and shipped multiple client-facing web platforms with a focus on Stripe integrations and role-based dashboards.</w:t>
       </w:r>
     </w:p>
     <w:p>
@@ -891,22 +849,31 @@
       <w:r>
         <w:rPr>
           <w:rFonts w:ascii="Arial" w:cs="Arial" w:eastAsia="Arial" w:hAnsi="Arial"/>
-          <w:b/>
-          <w:bCs/>
-          <w:color w:val="0F172A"/>
-          <w:sz w:val="18"/>
-          <w:szCs w:val="18"/>
-        </w:rPr>
-        <w:t xml:space="preserve">Diffed.gg</w:t>
-      </w:r>
-      <w:r>
-        <w:rPr>
-          <w:rFonts w:ascii="Arial" w:cs="Arial" w:eastAsia="Arial" w:hAnsi="Arial"/>
-          <w:color w:val="0F172A"/>
-          <w:sz w:val="18"/>
-          <w:szCs w:val="18"/>
-        </w:rPr>
-        <w:t xml:space="preserve"> — Two-sided gaming services marketplace. Full transaction lifecycle: Stripe + PayPal checkout, Socket.IO chat, integer-cent wallet payouts, screenshot verification. Next.js 15, Prisma, Socket.IO.</w:t>
+          <w:color w:val="0F172A"/>
+          <w:sz w:val="18"/>
+          <w:szCs w:val="18"/>
+        </w:rPr>
+        <w:t xml:space="preserve">Designed an interactive quote generator that reduced proposal time by </w:t>
+      </w:r>
+      <w:r>
+        <w:rPr>
+          <w:rFonts w:ascii="Arial" w:cs="Arial" w:eastAsia="Arial" w:hAnsi="Arial"/>
+          <w:b/>
+          <w:bCs/>
+          <w:color w:val="0F172A"/>
+          <w:sz w:val="18"/>
+          <w:szCs w:val="18"/>
+        </w:rPr>
+        <w:t xml:space="preserve">60%</w:t>
+      </w:r>
+      <w:r>
+        <w:rPr>
+          <w:rFonts w:ascii="Arial" w:cs="Arial" w:eastAsia="Arial" w:hAnsi="Arial"/>
+          <w:color w:val="0F172A"/>
+          <w:sz w:val="18"/>
+          <w:szCs w:val="18"/>
+        </w:rPr>
+        <w:t xml:space="preserve"> for a B2B services client.</w:t>
       </w:r>
     </w:p>
     <w:p>
@@ -925,7 +892,47 @@
           <w:sz w:val="18"/>
           <w:szCs w:val="18"/>
         </w:rPr>
-        <w:t xml:space="preserve">Plus 3+ shipped SaaS MVPs and internal tools for US/EU clients (Stripe-integrated, role-based dashboards, custom integrations).</w:t>
+        <w:t xml:space="preserve">Built lead-capture forms across multiple campaigns, increasing conversion by </w:t>
+      </w:r>
+      <w:r>
+        <w:rPr>
+          <w:rFonts w:ascii="Arial" w:cs="Arial" w:eastAsia="Arial" w:hAnsi="Arial"/>
+          <w:b/>
+          <w:bCs/>
+          <w:color w:val="0F172A"/>
+          <w:sz w:val="18"/>
+          <w:szCs w:val="18"/>
+        </w:rPr>
+        <w:t xml:space="preserve">35%</w:t>
+      </w:r>
+      <w:r>
+        <w:rPr>
+          <w:rFonts w:ascii="Arial" w:cs="Arial" w:eastAsia="Arial" w:hAnsi="Arial"/>
+          <w:color w:val="0F172A"/>
+          <w:sz w:val="18"/>
+          <w:szCs w:val="18"/>
+        </w:rPr>
+        <w:t xml:space="preserve">.</w:t>
+      </w:r>
+    </w:p>
+    <w:p>
+      <w:pPr>
+        <w:pBdr>
+          <w:bottom w:val="single" w:color="16A34A" w:sz="6" w:space="2"/>
+        </w:pBdr>
+        <w:spacing w:after="60" w:before="180"/>
+      </w:pPr>
+      <w:r>
+        <w:rPr>
+          <w:rFonts w:ascii="Arial" w:cs="Arial" w:eastAsia="Arial" w:hAnsi="Arial"/>
+          <w:b/>
+          <w:bCs/>
+          <w:color w:val="0F172A"/>
+          <w:spacing w:val="30"/>
+          <w:sz w:val="19"/>
+          <w:szCs w:val="19"/>
+        </w:rPr>
+        <w:t xml:space="preserve">SELECTED PROJECTS</w:t>
       </w:r>
     </w:p>
     <w:p>
@@ -933,27 +940,63 @@
         <w:tabs>
           <w:tab w:val="right" w:pos="9026"/>
         </w:tabs>
-        <w:spacing w:after="0" w:before="80"/>
-      </w:pPr>
-      <w:r>
-        <w:rPr>
-          <w:rFonts w:ascii="Arial" w:cs="Arial" w:eastAsia="Arial" w:hAnsi="Arial"/>
-          <w:b/>
-          <w:bCs/>
-          <w:color w:val="0F172A"/>
-          <w:sz w:val="20"/>
-          <w:szCs w:val="20"/>
-        </w:rPr>
-        <w:t xml:space="preserve">Freelance Web Developer  ·  Upwork</w:t>
-      </w:r>
-      <w:r>
-        <w:rPr>
-          <w:rFonts w:ascii="Arial" w:cs="Arial" w:eastAsia="Arial" w:hAnsi="Arial"/>
+        <w:spacing w:after="0" w:before="60"/>
+      </w:pPr>
+      <w:r>
+        <w:rPr>
+          <w:rFonts w:ascii="Arial" w:cs="Arial" w:eastAsia="Arial" w:hAnsi="Arial"/>
+          <w:b/>
+          <w:bCs/>
+          <w:color w:val="0F172A"/>
+          <w:sz w:val="19"/>
+          <w:szCs w:val="19"/>
+        </w:rPr>
+        <w:t xml:space="preserve">Indiecator</w:t>
+      </w:r>
+      <w:r>
+        <w:rPr>
+          <w:rFonts w:ascii="Arial" w:cs="Arial" w:eastAsia="Arial" w:hAnsi="Arial"/>
+          <w:sz w:val="18"/>
+          <w:szCs w:val="18"/>
+        </w:rPr>
+        <w:t xml:space="preserve">	</w:t>
+      </w:r>
+      <w:hyperlink w:history="1" r:id="rIdcv8ialmoi8wa2hcwn5ras">
+        <w:r>
+          <w:rPr>
+            <w:rFonts w:ascii="Arial" w:cs="Arial" w:eastAsia="Arial" w:hAnsi="Arial"/>
+            <w:color w:val="16A34A"/>
+            <w:sz w:val="17"/>
+            <w:szCs w:val="17"/>
+            <w:u w:val="single"/>
+          </w:rPr>
+          <w:t xml:space="preserve">indiecator.com</w:t>
+        </w:r>
+      </w:hyperlink>
+    </w:p>
+    <w:p>
+      <w:pPr>
+        <w:spacing w:after="40" w:line="250"/>
+      </w:pPr>
+      <w:r>
+        <w:rPr>
+          <w:rFonts w:ascii="Arial" w:cs="Arial" w:eastAsia="Arial" w:hAnsi="Arial"/>
+          <w:color w:val="0F172A"/>
+          <w:sz w:val="18"/>
+          <w:szCs w:val="18"/>
+        </w:rPr>
+        <w:t xml:space="preserve">Baremetrics-style revenue analytics for indie SaaS. Designed an event-sourced data model — store movements, not MRR. Three reconciling sync paths heal webhook outages within 24h. 15+ Prisma models.  </w:t>
+      </w:r>
+      <w:r>
+        <w:rPr>
+          <w:rFonts w:ascii="Arial" w:cs="Arial" w:eastAsia="Arial" w:hAnsi="Arial"/>
+          <w:i/>
+          <w:iCs/>
           <w:color w:val="52525B"/>
-          <w:sz w:val="18"/>
-          <w:szCs w:val="18"/>
-        </w:rPr>
-        <w:t xml:space="preserve">	Jan 2022 – Dec 2024</w:t>
+          <w:sz w:val="17"/>
+          <w:szCs w:val="17"/>
+        </w:rPr>
+        <w:t xml:space="preserve">Next.js · Node.js · Express · Prisma · PostgreSQL · Stripe Connect</w:t>
       </w:r>
     </w:p>
     <w:p>
@@ -961,105 +1004,127 @@
         <w:tabs>
           <w:tab w:val="right" w:pos="9026"/>
         </w:tabs>
-        <w:spacing w:after="40" w:before="0"/>
-      </w:pPr>
+        <w:spacing w:after="0" w:before="60"/>
+      </w:pPr>
+      <w:r>
+        <w:rPr>
+          <w:rFonts w:ascii="Arial" w:cs="Arial" w:eastAsia="Arial" w:hAnsi="Arial"/>
+          <w:b/>
+          <w:bCs/>
+          <w:color w:val="0F172A"/>
+          <w:sz w:val="19"/>
+          <w:szCs w:val="19"/>
+        </w:rPr>
+        <w:t xml:space="preserve">Diffed.gg</w:t>
+      </w:r>
+      <w:r>
+        <w:rPr>
+          <w:rFonts w:ascii="Arial" w:cs="Arial" w:eastAsia="Arial" w:hAnsi="Arial"/>
+          <w:sz w:val="18"/>
+          <w:szCs w:val="18"/>
+        </w:rPr>
+        <w:t xml:space="preserve">	</w:t>
+      </w:r>
+      <w:hyperlink w:history="1" r:id="rIdi5zatrtpekhz2ynewltf4">
+        <w:r>
+          <w:rPr>
+            <w:rFonts w:ascii="Arial" w:cs="Arial" w:eastAsia="Arial" w:hAnsi="Arial"/>
+            <w:color w:val="16A34A"/>
+            <w:sz w:val="17"/>
+            <w:szCs w:val="17"/>
+            <w:u w:val="single"/>
+          </w:rPr>
+          <w:t xml:space="preserve">diffed.gg</w:t>
+        </w:r>
+      </w:hyperlink>
+    </w:p>
+    <w:p>
+      <w:pPr>
+        <w:spacing w:after="40" w:line="250"/>
+      </w:pPr>
+      <w:r>
+        <w:rPr>
+          <w:rFonts w:ascii="Arial" w:cs="Arial" w:eastAsia="Arial" w:hAnsi="Arial"/>
+          <w:color w:val="0F172A"/>
+          <w:sz w:val="18"/>
+          <w:szCs w:val="18"/>
+        </w:rPr>
+        <w:t xml:space="preserve">Two-sided gaming services marketplace. Full transaction lifecycle: Stripe + PayPal checkout, Socket.IO chat, integer-cent wallet payouts, screenshot verification, fee-split admin flows.  </w:t>
+      </w:r>
       <w:r>
         <w:rPr>
           <w:rFonts w:ascii="Arial" w:cs="Arial" w:eastAsia="Arial" w:hAnsi="Arial"/>
           <w:i/>
           <w:iCs/>
-          <w:color w:val="16A34A"/>
-          <w:sz w:val="18"/>
-          <w:szCs w:val="18"/>
-        </w:rPr>
-        <w:t xml:space="preserve">Client work across multiple verticals</w:t>
-      </w:r>
-      <w:r>
-        <w:rPr>
-          <w:rFonts w:ascii="Arial" w:cs="Arial" w:eastAsia="Arial" w:hAnsi="Arial"/>
           <w:color w:val="52525B"/>
           <w:sz w:val="17"/>
           <w:szCs w:val="17"/>
         </w:rPr>
-        <w:t xml:space="preserve">	Remote</w:t>
-      </w:r>
-    </w:p>
-    <w:p>
-      <w:pPr>
-        <w:pStyle w:val="ListParagraph"/>
-        <w:numPr>
-          <w:ilvl w:val="0"/>
-          <w:numId w:val="2"/>
-        </w:numPr>
-        <w:spacing w:after="30" w:line="250"/>
-      </w:pPr>
-      <w:r>
-        <w:rPr>
-          <w:rFonts w:ascii="Arial" w:cs="Arial" w:eastAsia="Arial" w:hAnsi="Arial"/>
-          <w:color w:val="0F172A"/>
-          <w:sz w:val="18"/>
-          <w:szCs w:val="18"/>
-        </w:rPr>
-        <w:t xml:space="preserve">Designed quote generator reducing proposal time by </w:t>
-      </w:r>
-      <w:r>
-        <w:rPr>
-          <w:rFonts w:ascii="Arial" w:cs="Arial" w:eastAsia="Arial" w:hAnsi="Arial"/>
-          <w:b/>
-          <w:bCs/>
-          <w:color w:val="0F172A"/>
-          <w:sz w:val="18"/>
-          <w:szCs w:val="18"/>
-        </w:rPr>
-        <w:t xml:space="preserve">60%</w:t>
-      </w:r>
-      <w:r>
-        <w:rPr>
-          <w:rFonts w:ascii="Arial" w:cs="Arial" w:eastAsia="Arial" w:hAnsi="Arial"/>
-          <w:color w:val="0F172A"/>
-          <w:sz w:val="18"/>
-          <w:szCs w:val="18"/>
-        </w:rPr>
-        <w:t xml:space="preserve"> for a B2B services client.</w:t>
-      </w:r>
-    </w:p>
-    <w:p>
-      <w:pPr>
-        <w:pStyle w:val="ListParagraph"/>
-        <w:numPr>
-          <w:ilvl w:val="0"/>
-          <w:numId w:val="2"/>
-        </w:numPr>
-        <w:spacing w:after="30" w:line="250"/>
-      </w:pPr>
-      <w:r>
-        <w:rPr>
-          <w:rFonts w:ascii="Arial" w:cs="Arial" w:eastAsia="Arial" w:hAnsi="Arial"/>
-          <w:color w:val="0F172A"/>
-          <w:sz w:val="18"/>
-          <w:szCs w:val="18"/>
-        </w:rPr>
-        <w:t xml:space="preserve">Created interactive forms increasing lead conversion by </w:t>
-      </w:r>
-      <w:r>
-        <w:rPr>
-          <w:rFonts w:ascii="Arial" w:cs="Arial" w:eastAsia="Arial" w:hAnsi="Arial"/>
-          <w:b/>
-          <w:bCs/>
-          <w:color w:val="0F172A"/>
-          <w:sz w:val="18"/>
-          <w:szCs w:val="18"/>
-        </w:rPr>
-        <w:t xml:space="preserve">35%</w:t>
-      </w:r>
-      <w:r>
-        <w:rPr>
-          <w:rFonts w:ascii="Arial" w:cs="Arial" w:eastAsia="Arial" w:hAnsi="Arial"/>
-          <w:color w:val="0F172A"/>
-          <w:sz w:val="18"/>
-          <w:szCs w:val="18"/>
-        </w:rPr>
-        <w:t xml:space="preserve"> across multiple lead-gen projects.</w:t>
+        <w:t xml:space="preserve">Next.js 15 · Prisma · PostgreSQL · Socket.IO · Stripe · PayPal · NextAuth</w:t>
+      </w:r>
+    </w:p>
+    <w:p>
+      <w:pPr>
+        <w:tabs>
+          <w:tab w:val="right" w:pos="9026"/>
+        </w:tabs>
+        <w:spacing w:after="0" w:before="60"/>
+      </w:pPr>
+      <w:r>
+        <w:rPr>
+          <w:rFonts w:ascii="Arial" w:cs="Arial" w:eastAsia="Arial" w:hAnsi="Arial"/>
+          <w:b/>
+          <w:bCs/>
+          <w:color w:val="0F172A"/>
+          <w:sz w:val="19"/>
+          <w:szCs w:val="19"/>
+        </w:rPr>
+        <w:t xml:space="preserve">Sat-Raj</w:t>
+      </w:r>
+      <w:r>
+        <w:rPr>
+          <w:rFonts w:ascii="Arial" w:cs="Arial" w:eastAsia="Arial" w:hAnsi="Arial"/>
+          <w:sz w:val="18"/>
+          <w:szCs w:val="18"/>
+        </w:rPr>
+        <w:t xml:space="preserve">	</w:t>
+      </w:r>
+      <w:hyperlink w:history="1" r:id="rIdtfuhetkswdg5ggtnrmcu0">
+        <w:r>
+          <w:rPr>
+            <w:rFonts w:ascii="Arial" w:cs="Arial" w:eastAsia="Arial" w:hAnsi="Arial"/>
+            <w:color w:val="16A34A"/>
+            <w:sz w:val="17"/>
+            <w:szCs w:val="17"/>
+            <w:u w:val="single"/>
+          </w:rPr>
+          <w:t xml:space="preserve">satraj.inc</w:t>
+        </w:r>
+      </w:hyperlink>
+    </w:p>
+    <w:p>
+      <w:pPr>
+        <w:spacing w:after="40" w:line="250"/>
+      </w:pPr>
+      <w:r>
+        <w:rPr>
+          <w:rFonts w:ascii="Arial" w:cs="Arial" w:eastAsia="Arial" w:hAnsi="Arial"/>
+          <w:color w:val="0F172A"/>
+          <w:sz w:val="18"/>
+          <w:szCs w:val="18"/>
+        </w:rPr>
+        <w:t xml:space="preserve">Fuel distribution platform replacing 30 years of Google Sheets workflow. Cut daily pricing run from 45–60 min → under 90 sec. DTN supplier ingestion, Samsara BOL pipeline, QuickBooks invoice push.  </w:t>
+      </w:r>
+      <w:r>
+        <w:rPr>
+          <w:rFonts w:ascii="Arial" w:cs="Arial" w:eastAsia="Arial" w:hAnsi="Arial"/>
+          <w:i/>
+          <w:iCs/>
+          <w:color w:val="52525B"/>
+          <w:sz w:val="17"/>
+          <w:szCs w:val="17"/>
+        </w:rPr>
+        <w:t xml:space="preserve">Next.js 16 · Prisma · PostgreSQL · AWS Amplify/RDS/SES · Samsara API · DTN</w:t>
       </w:r>
     </w:p>
     <w:p>
@@ -1067,7 +1132,7 @@
         <w:pBdr>
           <w:bottom w:val="single" w:color="16A34A" w:sz="6" w:space="2"/>
         </w:pBdr>
-        <w:spacing w:after="60" w:before="200"/>
+        <w:spacing w:after="60" w:before="180"/>
       </w:pPr>
       <w:r>
         <w:rPr>
@@ -1086,7 +1151,7 @@
       <w:pPr>
         <w:spacing w:after="40" w:line="240"/>
       </w:pPr>
-      <w:hyperlink w:history="1" r:id="rIdbazkwkvhliyyovkzbriq3">
+      <w:hyperlink w:history="1" r:id="rIdp9h8dblqhljrh8-ytvacc">
         <w:r>
           <w:rPr>
             <w:rFonts w:ascii="Arial" w:cs="Arial" w:eastAsia="Arial" w:hAnsi="Arial"/>
@@ -1114,7 +1179,7 @@
       <w:pPr>
         <w:spacing w:after="40" w:line="240"/>
       </w:pPr>
-      <w:hyperlink w:history="1" r:id="rIdwauwyhf2dd43ef1wv6kjn">
+      <w:hyperlink w:history="1" r:id="rId1b_cujpeys_cvyoqkt3du">
         <w:r>
           <w:rPr>
             <w:rFonts w:ascii="Arial" w:cs="Arial" w:eastAsia="Arial" w:hAnsi="Arial"/>
@@ -1142,7 +1207,7 @@
       <w:pPr>
         <w:spacing w:after="40" w:line="240"/>
       </w:pPr>
-      <w:hyperlink w:history="1" r:id="rIdeal4cmixlnophf4o9h_w2">
+      <w:hyperlink w:history="1" r:id="rIdagfd117utyhroah6uuwcl">
         <w:r>
           <w:rPr>
             <w:rFonts w:ascii="Arial" w:cs="Arial" w:eastAsia="Arial" w:hAnsi="Arial"/>
@@ -1171,7 +1236,7 @@
         <w:pBdr>
           <w:bottom w:val="single" w:color="16A34A" w:sz="6" w:space="2"/>
         </w:pBdr>
-        <w:spacing w:after="60" w:before="200"/>
+        <w:spacing w:after="60" w:before="180"/>
       </w:pPr>
       <w:r>
         <w:rPr>

--- a/public/uzair-saleem-resume.docx
+++ b/public/uzair-saleem-resume.docx
@@ -45,7 +45,7 @@
         </w:rPr>
         <w:t xml:space="preserve">Islamabad, Pakistan  ·  </w:t>
       </w:r>
-      <w:hyperlink w:history="1" r:id="rIdi6tmalh4-bpdzv7wumija">
+      <w:hyperlink w:history="1" r:id="rIdymc4dhbqmuy2m9th3t5nq">
         <w:r>
           <w:rPr>
             <w:rFonts w:ascii="Arial" w:cs="Arial" w:eastAsia="Arial" w:hAnsi="Arial"/>
@@ -66,7 +66,7 @@
         </w:rPr>
         <w:t xml:space="preserve">  ·  </w:t>
       </w:r>
-      <w:hyperlink w:history="1" r:id="rId14mru3zb_mpdxzmpumhhr">
+      <w:hyperlink w:history="1" r:id="rIdojonbvjlaj3xpn5q0snbw">
         <w:r>
           <w:rPr>
             <w:rFonts w:ascii="Arial" w:cs="Arial" w:eastAsia="Arial" w:hAnsi="Arial"/>
@@ -87,7 +87,7 @@
         </w:rPr>
         <w:t xml:space="preserve">  ·  </w:t>
       </w:r>
-      <w:hyperlink w:history="1" r:id="rIdco7dkf1zhuob4r4ck5vcv">
+      <w:hyperlink w:history="1" r:id="rIdtcwlhvl9ch0adkzfgl5zv">
         <w:r>
           <w:rPr>
             <w:rFonts w:ascii="Arial" w:cs="Arial" w:eastAsia="Arial" w:hAnsi="Arial"/>
@@ -108,7 +108,7 @@
         </w:rPr>
         <w:t xml:space="preserve">  ·  </w:t>
       </w:r>
-      <w:hyperlink w:history="1" r:id="rIdrxi0rtf3pm4swu4t57xql">
+      <w:hyperlink w:history="1" r:id="rIdk2gienpvo61mkhfhtwna2">
         <w:r>
           <w:rPr>
             <w:rFonts w:ascii="Arial" w:cs="Arial" w:eastAsia="Arial" w:hAnsi="Arial"/>
@@ -129,7 +129,7 @@
         </w:rPr>
         <w:t xml:space="preserve">  ·  </w:t>
       </w:r>
-      <w:hyperlink w:history="1" r:id="rIdc6--nuhcddsbnvwgrnrp-">
+      <w:hyperlink w:history="1" r:id="rIdw1-itif_uqw9_kb-yqk7e">
         <w:r>
           <w:rPr>
             <w:rFonts w:ascii="Arial" w:cs="Arial" w:eastAsia="Arial" w:hAnsi="Arial"/>
@@ -173,7 +173,7 @@
           <w:sz w:val="18"/>
           <w:szCs w:val="18"/>
         </w:rPr>
-        <w:t xml:space="preserve">Senior Full-Stack Engineer with 4+ years shipping production SaaS end-to-end — frontend, backend, infra, and AI-powered features. Currently at Rocket Devs, where I've shipped three production SaaS products solo for founder clients in the US, EU, and MENA. Holding a high bar for correctness: integer-cent money handling, idempotent webhooks, parity-first migrations.</w:t>
+        <w:t xml:space="preserve">Senior Full-Stack Engineer with 4+ years shipping production SaaS end-to-end — frontend, backend, infra, and AI-powered features. Shipped three production SaaS products solo for founder clients in the US, EU, and MENA. Holding a high bar for correctness: integer-cent money handling, idempotent webhooks, parity-first migrations.</w:t>
       </w:r>
     </w:p>
     <w:p>
@@ -961,7 +961,7 @@
         </w:rPr>
         <w:t xml:space="preserve">	</w:t>
       </w:r>
-      <w:hyperlink w:history="1" r:id="rIdcv8ialmoi8wa2hcwn5ras">
+      <w:hyperlink w:history="1" r:id="rIdnw3n9rad4k2y5x2mj2sdp">
         <w:r>
           <w:rPr>
             <w:rFonts w:ascii="Arial" w:cs="Arial" w:eastAsia="Arial" w:hAnsi="Arial"/>
@@ -1025,7 +1025,7 @@
         </w:rPr>
         <w:t xml:space="preserve">	</w:t>
       </w:r>
-      <w:hyperlink w:history="1" r:id="rIdi5zatrtpekhz2ynewltf4">
+      <w:hyperlink w:history="1" r:id="rIdbskqwl7hlvt1x1at3valb">
         <w:r>
           <w:rPr>
             <w:rFonts w:ascii="Arial" w:cs="Arial" w:eastAsia="Arial" w:hAnsi="Arial"/>
@@ -1089,7 +1089,7 @@
         </w:rPr>
         <w:t xml:space="preserve">	</w:t>
       </w:r>
-      <w:hyperlink w:history="1" r:id="rIdtfuhetkswdg5ggtnrmcu0">
+      <w:hyperlink w:history="1" r:id="rIdl5z6hqj1as-r17b87rzjg">
         <w:r>
           <w:rPr>
             <w:rFonts w:ascii="Arial" w:cs="Arial" w:eastAsia="Arial" w:hAnsi="Arial"/>
@@ -1151,7 +1151,7 @@
       <w:pPr>
         <w:spacing w:after="40" w:line="240"/>
       </w:pPr>
-      <w:hyperlink w:history="1" r:id="rIdp9h8dblqhljrh8-ytvacc">
+      <w:hyperlink w:history="1" r:id="rIdtg7fcktiiponqhrofqy5d">
         <w:r>
           <w:rPr>
             <w:rFonts w:ascii="Arial" w:cs="Arial" w:eastAsia="Arial" w:hAnsi="Arial"/>
@@ -1179,7 +1179,7 @@
       <w:pPr>
         <w:spacing w:after="40" w:line="240"/>
       </w:pPr>
-      <w:hyperlink w:history="1" r:id="rId1b_cujpeys_cvyoqkt3du">
+      <w:hyperlink w:history="1" r:id="rIdn98wqzuiczc9snsza6adg">
         <w:r>
           <w:rPr>
             <w:rFonts w:ascii="Arial" w:cs="Arial" w:eastAsia="Arial" w:hAnsi="Arial"/>
@@ -1207,7 +1207,7 @@
       <w:pPr>
         <w:spacing w:after="40" w:line="240"/>
       </w:pPr>
-      <w:hyperlink w:history="1" r:id="rIdagfd117utyhroah6uuwcl">
+      <w:hyperlink w:history="1" r:id="rIdpaalr9fvv2eepa9lhfbx9">
         <w:r>
           <w:rPr>
             <w:rFonts w:ascii="Arial" w:cs="Arial" w:eastAsia="Arial" w:hAnsi="Arial"/>

--- a/public/uzair-saleem-resume.docx
+++ b/public/uzair-saleem-resume.docx
@@ -45,7 +45,7 @@
         </w:rPr>
         <w:t xml:space="preserve">Islamabad, Pakistan  ·  </w:t>
       </w:r>
-      <w:hyperlink w:history="1" r:id="rIdymc4dhbqmuy2m9th3t5nq">
+      <w:hyperlink w:history="1" r:id="rIdlbh99gkqafzjn07k9osod">
         <w:r>
           <w:rPr>
             <w:rFonts w:ascii="Arial" w:cs="Arial" w:eastAsia="Arial" w:hAnsi="Arial"/>
@@ -66,7 +66,7 @@
         </w:rPr>
         <w:t xml:space="preserve">  ·  </w:t>
       </w:r>
-      <w:hyperlink w:history="1" r:id="rIdojonbvjlaj3xpn5q0snbw">
+      <w:hyperlink w:history="1" r:id="rIdgev8s-q4c_014mn7sm51z">
         <w:r>
           <w:rPr>
             <w:rFonts w:ascii="Arial" w:cs="Arial" w:eastAsia="Arial" w:hAnsi="Arial"/>
@@ -87,7 +87,7 @@
         </w:rPr>
         <w:t xml:space="preserve">  ·  </w:t>
       </w:r>
-      <w:hyperlink w:history="1" r:id="rIdtcwlhvl9ch0adkzfgl5zv">
+      <w:hyperlink w:history="1" r:id="rIdz7ax3wosf77phsv_mhesg">
         <w:r>
           <w:rPr>
             <w:rFonts w:ascii="Arial" w:cs="Arial" w:eastAsia="Arial" w:hAnsi="Arial"/>
@@ -108,7 +108,7 @@
         </w:rPr>
         <w:t xml:space="preserve">  ·  </w:t>
       </w:r>
-      <w:hyperlink w:history="1" r:id="rIdk2gienpvo61mkhfhtwna2">
+      <w:hyperlink w:history="1" r:id="rId-iuq3zgmnapsta-0te0yi">
         <w:r>
           <w:rPr>
             <w:rFonts w:ascii="Arial" w:cs="Arial" w:eastAsia="Arial" w:hAnsi="Arial"/>
@@ -129,7 +129,7 @@
         </w:rPr>
         <w:t xml:space="preserve">  ·  </w:t>
       </w:r>
-      <w:hyperlink w:history="1" r:id="rIdw1-itif_uqw9_kb-yqk7e">
+      <w:hyperlink w:history="1" r:id="rIdcrtmbfo6033cgtor_pvml">
         <w:r>
           <w:rPr>
             <w:rFonts w:ascii="Arial" w:cs="Arial" w:eastAsia="Arial" w:hAnsi="Arial"/>
@@ -815,7 +815,7 @@
           <w:sz w:val="17"/>
           <w:szCs w:val="17"/>
         </w:rPr>
-        <w:t xml:space="preserve">	Remote</w:t>
+        <w:t xml:space="preserve">	Onsite</w:t>
       </w:r>
     </w:p>
     <w:p>
@@ -961,7 +961,7 @@
         </w:rPr>
         <w:t xml:space="preserve">	</w:t>
       </w:r>
-      <w:hyperlink w:history="1" r:id="rIdnw3n9rad4k2y5x2mj2sdp">
+      <w:hyperlink w:history="1" r:id="rIddrj2g4bg8mwwof0mtlfxx">
         <w:r>
           <w:rPr>
             <w:rFonts w:ascii="Arial" w:cs="Arial" w:eastAsia="Arial" w:hAnsi="Arial"/>
@@ -1025,7 +1025,7 @@
         </w:rPr>
         <w:t xml:space="preserve">	</w:t>
       </w:r>
-      <w:hyperlink w:history="1" r:id="rIdbskqwl7hlvt1x1at3valb">
+      <w:hyperlink w:history="1" r:id="rIdbbbjd_q5wqik3rc36_bca">
         <w:r>
           <w:rPr>
             <w:rFonts w:ascii="Arial" w:cs="Arial" w:eastAsia="Arial" w:hAnsi="Arial"/>
@@ -1089,7 +1089,7 @@
         </w:rPr>
         <w:t xml:space="preserve">	</w:t>
       </w:r>
-      <w:hyperlink w:history="1" r:id="rIdl5z6hqj1as-r17b87rzjg">
+      <w:hyperlink w:history="1" r:id="rIdfecsyljaev-nqpnnitbpu">
         <w:r>
           <w:rPr>
             <w:rFonts w:ascii="Arial" w:cs="Arial" w:eastAsia="Arial" w:hAnsi="Arial"/>
@@ -1151,7 +1151,7 @@
       <w:pPr>
         <w:spacing w:after="40" w:line="240"/>
       </w:pPr>
-      <w:hyperlink w:history="1" r:id="rIdtg7fcktiiponqhrofqy5d">
+      <w:hyperlink w:history="1" r:id="rIdk-kw-pv9m9lwjqvbwf7dl">
         <w:r>
           <w:rPr>
             <w:rFonts w:ascii="Arial" w:cs="Arial" w:eastAsia="Arial" w:hAnsi="Arial"/>
@@ -1179,7 +1179,7 @@
       <w:pPr>
         <w:spacing w:after="40" w:line="240"/>
       </w:pPr>
-      <w:hyperlink w:history="1" r:id="rIdn98wqzuiczc9snsza6adg">
+      <w:hyperlink w:history="1" r:id="rIdkk9xpmbza_cnxvjfsmzxc">
         <w:r>
           <w:rPr>
             <w:rFonts w:ascii="Arial" w:cs="Arial" w:eastAsia="Arial" w:hAnsi="Arial"/>
@@ -1207,7 +1207,7 @@
       <w:pPr>
         <w:spacing w:after="40" w:line="240"/>
       </w:pPr>
-      <w:hyperlink w:history="1" r:id="rIdpaalr9fvv2eepa9lhfbx9">
+      <w:hyperlink w:history="1" r:id="rIdqrbdfriwwfokbhzpeivjf">
         <w:r>
           <w:rPr>
             <w:rFonts w:ascii="Arial" w:cs="Arial" w:eastAsia="Arial" w:hAnsi="Arial"/>
@@ -1276,7 +1276,7 @@
           <w:sz w:val="17"/>
           <w:szCs w:val="17"/>
         </w:rPr>
-        <w:t xml:space="preserve">	Nov 2022 – May 2026</w:t>
+        <w:t xml:space="preserve">	Nov 2018 – May 2022</w:t>
       </w:r>
     </w:p>
     <w:sectPr>

--- a/public/uzair-saleem-resume.docx
+++ b/public/uzair-saleem-resume.docx
@@ -45,7 +45,7 @@
         </w:rPr>
         <w:t xml:space="preserve">Islamabad, Pakistan  ·  </w:t>
       </w:r>
-      <w:hyperlink w:history="1" r:id="rIdlbh99gkqafzjn07k9osod">
+      <w:hyperlink w:history="1" r:id="rIdimboumdrnfhuxpwzvhluf">
         <w:r>
           <w:rPr>
             <w:rFonts w:ascii="Arial" w:cs="Arial" w:eastAsia="Arial" w:hAnsi="Arial"/>
@@ -66,7 +66,7 @@
         </w:rPr>
         <w:t xml:space="preserve">  ·  </w:t>
       </w:r>
-      <w:hyperlink w:history="1" r:id="rIdgev8s-q4c_014mn7sm51z">
+      <w:hyperlink w:history="1" r:id="rIdwjfbn-itusof9kuzsqxwc">
         <w:r>
           <w:rPr>
             <w:rFonts w:ascii="Arial" w:cs="Arial" w:eastAsia="Arial" w:hAnsi="Arial"/>
@@ -87,7 +87,7 @@
         </w:rPr>
         <w:t xml:space="preserve">  ·  </w:t>
       </w:r>
-      <w:hyperlink w:history="1" r:id="rIdz7ax3wosf77phsv_mhesg">
+      <w:hyperlink w:history="1" r:id="rIdu30io1nhaemubghcfzze6">
         <w:r>
           <w:rPr>
             <w:rFonts w:ascii="Arial" w:cs="Arial" w:eastAsia="Arial" w:hAnsi="Arial"/>
@@ -108,7 +108,7 @@
         </w:rPr>
         <w:t xml:space="preserve">  ·  </w:t>
       </w:r>
-      <w:hyperlink w:history="1" r:id="rId-iuq3zgmnapsta-0te0yi">
+      <w:hyperlink w:history="1" r:id="rIdcpunswmrvx6c3xi7xiubl">
         <w:r>
           <w:rPr>
             <w:rFonts w:ascii="Arial" w:cs="Arial" w:eastAsia="Arial" w:hAnsi="Arial"/>
@@ -129,7 +129,7 @@
         </w:rPr>
         <w:t xml:space="preserve">  ·  </w:t>
       </w:r>
-      <w:hyperlink w:history="1" r:id="rIdcrtmbfo6033cgtor_pvml">
+      <w:hyperlink w:history="1" r:id="rIdul-91ooa0m1mx2ryyyor5">
         <w:r>
           <w:rPr>
             <w:rFonts w:ascii="Arial" w:cs="Arial" w:eastAsia="Arial" w:hAnsi="Arial"/>
@@ -173,7 +173,7 @@
           <w:sz w:val="18"/>
           <w:szCs w:val="18"/>
         </w:rPr>
-        <w:t xml:space="preserve">Senior Full-Stack Engineer with 4+ years shipping production SaaS end-to-end — frontend, backend, infra, and AI-powered features. Shipped three production SaaS products solo for founder clients in the US, EU, and MENA. Holding a high bar for correctness: integer-cent money handling, idempotent webhooks, parity-first migrations.</w:t>
+        <w:t xml:space="preserve">Senior Full-Stack Engineer with 5 years shipping production SaaS end-to-end — frontend, backend, infra, and AI-powered features. Shipped three production SaaS products solo for founder clients in the US, EU, and MENA. Holding a high bar for correctness: integer-cent money handling, idempotent webhooks, parity-first migrations.</w:t>
       </w:r>
     </w:p>
     <w:p>
@@ -961,7 +961,7 @@
         </w:rPr>
         <w:t xml:space="preserve">	</w:t>
       </w:r>
-      <w:hyperlink w:history="1" r:id="rIddrj2g4bg8mwwof0mtlfxx">
+      <w:hyperlink w:history="1" r:id="rIdssytwp5u7yoceik4msyx4">
         <w:r>
           <w:rPr>
             <w:rFonts w:ascii="Arial" w:cs="Arial" w:eastAsia="Arial" w:hAnsi="Arial"/>
@@ -1025,7 +1025,7 @@
         </w:rPr>
         <w:t xml:space="preserve">	</w:t>
       </w:r>
-      <w:hyperlink w:history="1" r:id="rIdbbbjd_q5wqik3rc36_bca">
+      <w:hyperlink w:history="1" r:id="rId2bxmhbetv_yid_qcuookl">
         <w:r>
           <w:rPr>
             <w:rFonts w:ascii="Arial" w:cs="Arial" w:eastAsia="Arial" w:hAnsi="Arial"/>
@@ -1089,7 +1089,7 @@
         </w:rPr>
         <w:t xml:space="preserve">	</w:t>
       </w:r>
-      <w:hyperlink w:history="1" r:id="rIdfecsyljaev-nqpnnitbpu">
+      <w:hyperlink w:history="1" r:id="rId8wrf9_txg2fa42tj1tkky">
         <w:r>
           <w:rPr>
             <w:rFonts w:ascii="Arial" w:cs="Arial" w:eastAsia="Arial" w:hAnsi="Arial"/>
@@ -1151,7 +1151,7 @@
       <w:pPr>
         <w:spacing w:after="40" w:line="240"/>
       </w:pPr>
-      <w:hyperlink w:history="1" r:id="rIdk-kw-pv9m9lwjqvbwf7dl">
+      <w:hyperlink w:history="1" r:id="rIdtfvng41os01cq_vbvqigi">
         <w:r>
           <w:rPr>
             <w:rFonts w:ascii="Arial" w:cs="Arial" w:eastAsia="Arial" w:hAnsi="Arial"/>
@@ -1179,7 +1179,7 @@
       <w:pPr>
         <w:spacing w:after="40" w:line="240"/>
       </w:pPr>
-      <w:hyperlink w:history="1" r:id="rIdkk9xpmbza_cnxvjfsmzxc">
+      <w:hyperlink w:history="1" r:id="rIdfxhivdmvbvhh3ksmg3nzx">
         <w:r>
           <w:rPr>
             <w:rFonts w:ascii="Arial" w:cs="Arial" w:eastAsia="Arial" w:hAnsi="Arial"/>
@@ -1207,7 +1207,7 @@
       <w:pPr>
         <w:spacing w:after="40" w:line="240"/>
       </w:pPr>
-      <w:hyperlink w:history="1" r:id="rIdqrbdfriwwfokbhzpeivjf">
+      <w:hyperlink w:history="1" r:id="rIdhparchqkargenp7gox3qo">
         <w:r>
           <w:rPr>
             <w:rFonts w:ascii="Arial" w:cs="Arial" w:eastAsia="Arial" w:hAnsi="Arial"/>

--- a/public/uzair-saleem-resume.docx
+++ b/public/uzair-saleem-resume.docx
@@ -45,7 +45,7 @@
         </w:rPr>
         <w:t xml:space="preserve">Islamabad, Pakistan  ·  </w:t>
       </w:r>
-      <w:hyperlink w:history="1" r:id="rIdimboumdrnfhuxpwzvhluf">
+      <w:hyperlink w:history="1" r:id="rIddffoaugtbjgrqobmvfiwg">
         <w:r>
           <w:rPr>
             <w:rFonts w:ascii="Arial" w:cs="Arial" w:eastAsia="Arial" w:hAnsi="Arial"/>
@@ -66,7 +66,7 @@
         </w:rPr>
         <w:t xml:space="preserve">  ·  </w:t>
       </w:r>
-      <w:hyperlink w:history="1" r:id="rIdwjfbn-itusof9kuzsqxwc">
+      <w:hyperlink w:history="1" r:id="rIdujfwptclewnkngcut4qfa">
         <w:r>
           <w:rPr>
             <w:rFonts w:ascii="Arial" w:cs="Arial" w:eastAsia="Arial" w:hAnsi="Arial"/>
@@ -87,7 +87,7 @@
         </w:rPr>
         <w:t xml:space="preserve">  ·  </w:t>
       </w:r>
-      <w:hyperlink w:history="1" r:id="rIdu30io1nhaemubghcfzze6">
+      <w:hyperlink w:history="1" r:id="rIdgcy_ipitxeqmiafymyl_j">
         <w:r>
           <w:rPr>
             <w:rFonts w:ascii="Arial" w:cs="Arial" w:eastAsia="Arial" w:hAnsi="Arial"/>
@@ -108,7 +108,7 @@
         </w:rPr>
         <w:t xml:space="preserve">  ·  </w:t>
       </w:r>
-      <w:hyperlink w:history="1" r:id="rIdcpunswmrvx6c3xi7xiubl">
+      <w:hyperlink w:history="1" r:id="rIdre8a5qsmeuvfb1prpfwxh">
         <w:r>
           <w:rPr>
             <w:rFonts w:ascii="Arial" w:cs="Arial" w:eastAsia="Arial" w:hAnsi="Arial"/>
@@ -129,7 +129,7 @@
         </w:rPr>
         <w:t xml:space="preserve">  ·  </w:t>
       </w:r>
-      <w:hyperlink w:history="1" r:id="rIdul-91ooa0m1mx2ryyyor5">
+      <w:hyperlink w:history="1" r:id="rIdjsh6hbbeo0rnkonpnlzeb">
         <w:r>
           <w:rPr>
             <w:rFonts w:ascii="Arial" w:cs="Arial" w:eastAsia="Arial" w:hAnsi="Arial"/>
@@ -173,7 +173,7 @@
           <w:sz w:val="18"/>
           <w:szCs w:val="18"/>
         </w:rPr>
-        <w:t xml:space="preserve">Senior Full-Stack Engineer with 5 years shipping production SaaS end-to-end — frontend, backend, infra, and AI-powered features. Shipped three production SaaS products solo for founder clients in the US, EU, and MENA. Holding a high bar for correctness: integer-cent money handling, idempotent webhooks, parity-first migrations.</w:t>
+        <w:t xml:space="preserve">Senior Full-Stack Engineer with 5 years shipping production SaaS end-to-end — frontend, backend, infra, and AI-powered features. Shipped six SaaS products end-to-end — sometimes as lead engineer for founder clients in the US, EU, and MENA, and for three years as part of small product teams. Comfortable owning the whole stack or collaborating across roles.</w:t>
       </w:r>
     </w:p>
     <w:p>
@@ -961,7 +961,7 @@
         </w:rPr>
         <w:t xml:space="preserve">	</w:t>
       </w:r>
-      <w:hyperlink w:history="1" r:id="rIdssytwp5u7yoceik4msyx4">
+      <w:hyperlink w:history="1" r:id="rId2xa7knbudp3yzc2py2uvk">
         <w:r>
           <w:rPr>
             <w:rFonts w:ascii="Arial" w:cs="Arial" w:eastAsia="Arial" w:hAnsi="Arial"/>
@@ -1025,7 +1025,7 @@
         </w:rPr>
         <w:t xml:space="preserve">	</w:t>
       </w:r>
-      <w:hyperlink w:history="1" r:id="rId2bxmhbetv_yid_qcuookl">
+      <w:hyperlink w:history="1" r:id="rIdoodciaoa05cctxbicfnlm">
         <w:r>
           <w:rPr>
             <w:rFonts w:ascii="Arial" w:cs="Arial" w:eastAsia="Arial" w:hAnsi="Arial"/>
@@ -1089,7 +1089,7 @@
         </w:rPr>
         <w:t xml:space="preserve">	</w:t>
       </w:r>
-      <w:hyperlink w:history="1" r:id="rId8wrf9_txg2fa42tj1tkky">
+      <w:hyperlink w:history="1" r:id="rIddpdibzcaxz8-esm9ashdy">
         <w:r>
           <w:rPr>
             <w:rFonts w:ascii="Arial" w:cs="Arial" w:eastAsia="Arial" w:hAnsi="Arial"/>
@@ -1151,7 +1151,7 @@
       <w:pPr>
         <w:spacing w:after="40" w:line="240"/>
       </w:pPr>
-      <w:hyperlink w:history="1" r:id="rIdtfvng41os01cq_vbvqigi">
+      <w:hyperlink w:history="1" r:id="rIdgm9jax-1nqyl_flp6mzah">
         <w:r>
           <w:rPr>
             <w:rFonts w:ascii="Arial" w:cs="Arial" w:eastAsia="Arial" w:hAnsi="Arial"/>
@@ -1179,7 +1179,7 @@
       <w:pPr>
         <w:spacing w:after="40" w:line="240"/>
       </w:pPr>
-      <w:hyperlink w:history="1" r:id="rIdfxhivdmvbvhh3ksmg3nzx">
+      <w:hyperlink w:history="1" r:id="rIdnm8kuxxw4h9ws8p5rkwmh">
         <w:r>
           <w:rPr>
             <w:rFonts w:ascii="Arial" w:cs="Arial" w:eastAsia="Arial" w:hAnsi="Arial"/>
@@ -1207,7 +1207,7 @@
       <w:pPr>
         <w:spacing w:after="40" w:line="240"/>
       </w:pPr>
-      <w:hyperlink w:history="1" r:id="rIdhparchqkargenp7gox3qo">
+      <w:hyperlink w:history="1" r:id="rIdfivnm8lmwnhgimlms1zbp">
         <w:r>
           <w:rPr>
             <w:rFonts w:ascii="Arial" w:cs="Arial" w:eastAsia="Arial" w:hAnsi="Arial"/>

--- a/public/uzair-saleem-resume.docx
+++ b/public/uzair-saleem-resume.docx
@@ -45,7 +45,7 @@
         </w:rPr>
         <w:t xml:space="preserve">Islamabad, Pakistan  ·  </w:t>
       </w:r>
-      <w:hyperlink w:history="1" r:id="rIddffoaugtbjgrqobmvfiwg">
+      <w:hyperlink w:history="1" r:id="rIddex580_ow5jg0h08u3qhh">
         <w:r>
           <w:rPr>
             <w:rFonts w:ascii="Arial" w:cs="Arial" w:eastAsia="Arial" w:hAnsi="Arial"/>
@@ -66,7 +66,7 @@
         </w:rPr>
         <w:t xml:space="preserve">  ·  </w:t>
       </w:r>
-      <w:hyperlink w:history="1" r:id="rIdujfwptclewnkngcut4qfa">
+      <w:hyperlink w:history="1" r:id="rIdcaqzogdq9ausfn0lyevut">
         <w:r>
           <w:rPr>
             <w:rFonts w:ascii="Arial" w:cs="Arial" w:eastAsia="Arial" w:hAnsi="Arial"/>
@@ -87,7 +87,7 @@
         </w:rPr>
         <w:t xml:space="preserve">  ·  </w:t>
       </w:r>
-      <w:hyperlink w:history="1" r:id="rIdgcy_ipitxeqmiafymyl_j">
+      <w:hyperlink w:history="1" r:id="rIduhznbul0zgzkt-0q5izij">
         <w:r>
           <w:rPr>
             <w:rFonts w:ascii="Arial" w:cs="Arial" w:eastAsia="Arial" w:hAnsi="Arial"/>
@@ -108,7 +108,7 @@
         </w:rPr>
         <w:t xml:space="preserve">  ·  </w:t>
       </w:r>
-      <w:hyperlink w:history="1" r:id="rIdre8a5qsmeuvfb1prpfwxh">
+      <w:hyperlink w:history="1" r:id="rIdl99boj5zc7ukidmpmmof3">
         <w:r>
           <w:rPr>
             <w:rFonts w:ascii="Arial" w:cs="Arial" w:eastAsia="Arial" w:hAnsi="Arial"/>
@@ -129,7 +129,7 @@
         </w:rPr>
         <w:t xml:space="preserve">  ·  </w:t>
       </w:r>
-      <w:hyperlink w:history="1" r:id="rIdjsh6hbbeo0rnkonpnlzeb">
+      <w:hyperlink w:history="1" r:id="rId312pfhkkdskl3s3ehxv7n">
         <w:r>
           <w:rPr>
             <w:rFonts w:ascii="Arial" w:cs="Arial" w:eastAsia="Arial" w:hAnsi="Arial"/>
@@ -173,7 +173,7 @@
           <w:sz w:val="18"/>
           <w:szCs w:val="18"/>
         </w:rPr>
-        <w:t xml:space="preserve">Senior Full-Stack Engineer with 5 years shipping production SaaS end-to-end — frontend, backend, infra, and AI-powered features. Shipped six SaaS products end-to-end — sometimes as lead engineer for founder clients in the US, EU, and MENA, and for three years as part of small product teams. Comfortable owning the whole stack or collaborating across roles.</w:t>
+        <w:t xml:space="preserve">Senior Full-Stack Engineer with 5 years shipping production SaaS end-to-end — frontend, backend, infra, and AI-powered features. Five years shipping production SaaS — three years as part of small product teams at Apifiny and Design&amp;Desktop, and as the lead engineer on end-to-end contract builds for founder clients in the US, EU, and MENA. Comfortable collaborating across roles or owning the whole stack.</w:t>
       </w:r>
     </w:p>
     <w:p>
@@ -961,7 +961,7 @@
         </w:rPr>
         <w:t xml:space="preserve">	</w:t>
       </w:r>
-      <w:hyperlink w:history="1" r:id="rId2xa7knbudp3yzc2py2uvk">
+      <w:hyperlink w:history="1" r:id="rIdvp6jjtzac4aug86cvmh4x">
         <w:r>
           <w:rPr>
             <w:rFonts w:ascii="Arial" w:cs="Arial" w:eastAsia="Arial" w:hAnsi="Arial"/>
@@ -1025,7 +1025,7 @@
         </w:rPr>
         <w:t xml:space="preserve">	</w:t>
       </w:r>
-      <w:hyperlink w:history="1" r:id="rIdoodciaoa05cctxbicfnlm">
+      <w:hyperlink w:history="1" r:id="rIdvwzpujqvl1lch3dggx1rl">
         <w:r>
           <w:rPr>
             <w:rFonts w:ascii="Arial" w:cs="Arial" w:eastAsia="Arial" w:hAnsi="Arial"/>
@@ -1089,7 +1089,7 @@
         </w:rPr>
         <w:t xml:space="preserve">	</w:t>
       </w:r>
-      <w:hyperlink w:history="1" r:id="rIddpdibzcaxz8-esm9ashdy">
+      <w:hyperlink w:history="1" r:id="rIdju6sixpp6vakhbgjuvqyl">
         <w:r>
           <w:rPr>
             <w:rFonts w:ascii="Arial" w:cs="Arial" w:eastAsia="Arial" w:hAnsi="Arial"/>
@@ -1151,7 +1151,7 @@
       <w:pPr>
         <w:spacing w:after="40" w:line="240"/>
       </w:pPr>
-      <w:hyperlink w:history="1" r:id="rIdgm9jax-1nqyl_flp6mzah">
+      <w:hyperlink w:history="1" r:id="rIdpgnnoqfxoykssyiwxmf5u">
         <w:r>
           <w:rPr>
             <w:rFonts w:ascii="Arial" w:cs="Arial" w:eastAsia="Arial" w:hAnsi="Arial"/>
@@ -1179,7 +1179,7 @@
       <w:pPr>
         <w:spacing w:after="40" w:line="240"/>
       </w:pPr>
-      <w:hyperlink w:history="1" r:id="rIdnm8kuxxw4h9ws8p5rkwmh">
+      <w:hyperlink w:history="1" r:id="rIddn35vzs4tvflzrrvplx3y">
         <w:r>
           <w:rPr>
             <w:rFonts w:ascii="Arial" w:cs="Arial" w:eastAsia="Arial" w:hAnsi="Arial"/>
@@ -1207,7 +1207,7 @@
       <w:pPr>
         <w:spacing w:after="40" w:line="240"/>
       </w:pPr>
-      <w:hyperlink w:history="1" r:id="rIdfivnm8lmwnhgimlms1zbp">
+      <w:hyperlink w:history="1" r:id="rIdoct868uywachrbajtpnld">
         <w:r>
           <w:rPr>
             <w:rFonts w:ascii="Arial" w:cs="Arial" w:eastAsia="Arial" w:hAnsi="Arial"/>

--- a/public/uzair-saleem-resume.docx
+++ b/public/uzair-saleem-resume.docx
@@ -25,7 +25,7 @@
       <w:r>
         <w:rPr>
           <w:rFonts w:ascii="Arial" w:cs="Arial" w:eastAsia="Arial" w:hAnsi="Arial"/>
-          <w:color w:val="16A34A"/>
+          <w:color w:val="A8362B"/>
           <w:sz w:val="22"/>
           <w:szCs w:val="22"/>
         </w:rPr>
@@ -45,11 +45,11 @@
         </w:rPr>
         <w:t xml:space="preserve">Islamabad, Pakistan  ·  </w:t>
       </w:r>
-      <w:hyperlink w:history="1" r:id="rIddex580_ow5jg0h08u3qhh">
+      <w:hyperlink w:history="1" r:id="rIdrthdvoaujkyrkcp5r1z6j">
         <w:r>
           <w:rPr>
             <w:rFonts w:ascii="Arial" w:cs="Arial" w:eastAsia="Arial" w:hAnsi="Arial"/>
-            <w:color w:val="16A34A"/>
+            <w:color w:val="A8362B"/>
             <w:sz w:val="17"/>
             <w:szCs w:val="17"/>
             <w:u w:val="single"/>
@@ -66,11 +66,11 @@
         </w:rPr>
         <w:t xml:space="preserve">  ·  </w:t>
       </w:r>
-      <w:hyperlink w:history="1" r:id="rIdcaqzogdq9ausfn0lyevut">
+      <w:hyperlink w:history="1" r:id="rIdovmresz_kmlmwx3-rvqhg">
         <w:r>
           <w:rPr>
             <w:rFonts w:ascii="Arial" w:cs="Arial" w:eastAsia="Arial" w:hAnsi="Arial"/>
-            <w:color w:val="16A34A"/>
+            <w:color w:val="A8362B"/>
             <w:sz w:val="17"/>
             <w:szCs w:val="17"/>
             <w:u w:val="single"/>
@@ -87,11 +87,11 @@
         </w:rPr>
         <w:t xml:space="preserve">  ·  </w:t>
       </w:r>
-      <w:hyperlink w:history="1" r:id="rIduhznbul0zgzkt-0q5izij">
+      <w:hyperlink w:history="1" r:id="rIdjfbjfsbdu_hdopeypwkuj">
         <w:r>
           <w:rPr>
             <w:rFonts w:ascii="Arial" w:cs="Arial" w:eastAsia="Arial" w:hAnsi="Arial"/>
-            <w:color w:val="16A34A"/>
+            <w:color w:val="A8362B"/>
             <w:sz w:val="17"/>
             <w:szCs w:val="17"/>
             <w:u w:val="single"/>
@@ -108,11 +108,11 @@
         </w:rPr>
         <w:t xml:space="preserve">  ·  </w:t>
       </w:r>
-      <w:hyperlink w:history="1" r:id="rIdl99boj5zc7ukidmpmmof3">
+      <w:hyperlink w:history="1" r:id="rId0jkod90ap98pxyo7qwsqq">
         <w:r>
           <w:rPr>
             <w:rFonts w:ascii="Arial" w:cs="Arial" w:eastAsia="Arial" w:hAnsi="Arial"/>
-            <w:color w:val="16A34A"/>
+            <w:color w:val="A8362B"/>
             <w:sz w:val="17"/>
             <w:szCs w:val="17"/>
             <w:u w:val="single"/>
@@ -129,11 +129,11 @@
         </w:rPr>
         <w:t xml:space="preserve">  ·  </w:t>
       </w:r>
-      <w:hyperlink w:history="1" r:id="rId312pfhkkdskl3s3ehxv7n">
+      <w:hyperlink w:history="1" r:id="rIdldb1-gfdmgogahtaxuuqj">
         <w:r>
           <w:rPr>
             <w:rFonts w:ascii="Arial" w:cs="Arial" w:eastAsia="Arial" w:hAnsi="Arial"/>
-            <w:color w:val="16A34A"/>
+            <w:color w:val="A8362B"/>
             <w:sz w:val="17"/>
             <w:szCs w:val="17"/>
             <w:u w:val="single"/>
@@ -145,7 +145,7 @@
     <w:p>
       <w:pPr>
         <w:pBdr>
-          <w:bottom w:val="single" w:color="16A34A" w:sz="6" w:space="2"/>
+          <w:bottom w:val="single" w:color="A8362B" w:sz="6" w:space="2"/>
         </w:pBdr>
         <w:spacing w:after="60" w:before="180"/>
       </w:pPr>
@@ -173,13 +173,13 @@
           <w:sz w:val="18"/>
           <w:szCs w:val="18"/>
         </w:rPr>
-        <w:t xml:space="preserve">Senior Full-Stack Engineer with 5 years shipping production SaaS end-to-end — frontend, backend, infra, and AI-powered features. Five years shipping production SaaS — three years as part of small product teams at Apifiny and Design&amp;Desktop, and as the lead engineer on end-to-end contract builds for founder clients in the US, EU, and MENA. Comfortable collaborating across roles or owning the whole stack.</w:t>
+        <w:t xml:space="preserve">Senior Full-Stack Engineer with 5 years shipping production SaaS end-to-end — three years as part of small product teams at Apifiny and Design&amp;Desktop, and as the lead engineer on end-to-end contract builds for founder clients in the US, EU, and MENA. Comfortable collaborating across roles or owning the whole stack.</w:t>
       </w:r>
     </w:p>
     <w:p>
       <w:pPr>
         <w:pBdr>
-          <w:bottom w:val="single" w:color="16A34A" w:sz="6" w:space="2"/>
+          <w:bottom w:val="single" w:color="A8362B" w:sz="6" w:space="2"/>
         </w:pBdr>
         <w:spacing w:after="60" w:before="180"/>
       </w:pPr>
@@ -399,7 +399,7 @@
     <w:p>
       <w:pPr>
         <w:pBdr>
-          <w:bottom w:val="single" w:color="16A34A" w:sz="6" w:space="2"/>
+          <w:bottom w:val="single" w:color="A8362B" w:sz="6" w:space="2"/>
         </w:pBdr>
         <w:spacing w:after="60" w:before="180"/>
       </w:pPr>
@@ -456,7 +456,7 @@
           <w:rFonts w:ascii="Arial" w:cs="Arial" w:eastAsia="Arial" w:hAnsi="Arial"/>
           <w:i/>
           <w:iCs/>
-          <w:color w:val="16A34A"/>
+          <w:color w:val="A8362B"/>
           <w:sz w:val="18"/>
           <w:szCs w:val="18"/>
         </w:rPr>
@@ -648,7 +648,7 @@
           <w:rFonts w:ascii="Arial" w:cs="Arial" w:eastAsia="Arial" w:hAnsi="Arial"/>
           <w:i/>
           <w:iCs/>
-          <w:color w:val="16A34A"/>
+          <w:color w:val="A8362B"/>
           <w:sz w:val="18"/>
           <w:szCs w:val="18"/>
         </w:rPr>
@@ -802,7 +802,7 @@
           <w:rFonts w:ascii="Arial" w:cs="Arial" w:eastAsia="Arial" w:hAnsi="Arial"/>
           <w:i/>
           <w:iCs/>
-          <w:color w:val="16A34A"/>
+          <w:color w:val="A8362B"/>
           <w:sz w:val="18"/>
           <w:szCs w:val="18"/>
         </w:rPr>
@@ -918,7 +918,7 @@
     <w:p>
       <w:pPr>
         <w:pBdr>
-          <w:bottom w:val="single" w:color="16A34A" w:sz="6" w:space="2"/>
+          <w:bottom w:val="single" w:color="A8362B" w:sz="6" w:space="2"/>
         </w:pBdr>
         <w:spacing w:after="60" w:before="180"/>
       </w:pPr>
@@ -961,11 +961,11 @@
         </w:rPr>
         <w:t xml:space="preserve">	</w:t>
       </w:r>
-      <w:hyperlink w:history="1" r:id="rIdvp6jjtzac4aug86cvmh4x">
+      <w:hyperlink w:history="1" r:id="rIdtfgjttce4mgr0audwl6bo">
         <w:r>
           <w:rPr>
             <w:rFonts w:ascii="Arial" w:cs="Arial" w:eastAsia="Arial" w:hAnsi="Arial"/>
-            <w:color w:val="16A34A"/>
+            <w:color w:val="A8362B"/>
             <w:sz w:val="17"/>
             <w:szCs w:val="17"/>
             <w:u w:val="single"/>
@@ -1025,11 +1025,11 @@
         </w:rPr>
         <w:t xml:space="preserve">	</w:t>
       </w:r>
-      <w:hyperlink w:history="1" r:id="rIdvwzpujqvl1lch3dggx1rl">
+      <w:hyperlink w:history="1" r:id="rIdcnv3vy8auxqkqc5gki9u1">
         <w:r>
           <w:rPr>
             <w:rFonts w:ascii="Arial" w:cs="Arial" w:eastAsia="Arial" w:hAnsi="Arial"/>
-            <w:color w:val="16A34A"/>
+            <w:color w:val="A8362B"/>
             <w:sz w:val="17"/>
             <w:szCs w:val="17"/>
             <w:u w:val="single"/>
@@ -1089,11 +1089,11 @@
         </w:rPr>
         <w:t xml:space="preserve">	</w:t>
       </w:r>
-      <w:hyperlink w:history="1" r:id="rIdju6sixpp6vakhbgjuvqyl">
+      <w:hyperlink w:history="1" r:id="rIdawiqi50eepz_wxfjixzjw">
         <w:r>
           <w:rPr>
             <w:rFonts w:ascii="Arial" w:cs="Arial" w:eastAsia="Arial" w:hAnsi="Arial"/>
-            <w:color w:val="16A34A"/>
+            <w:color w:val="A8362B"/>
             <w:sz w:val="17"/>
             <w:szCs w:val="17"/>
             <w:u w:val="single"/>
@@ -1130,7 +1130,7 @@
     <w:p>
       <w:pPr>
         <w:pBdr>
-          <w:bottom w:val="single" w:color="16A34A" w:sz="6" w:space="2"/>
+          <w:bottom w:val="single" w:color="A8362B" w:sz="6" w:space="2"/>
         </w:pBdr>
         <w:spacing w:after="60" w:before="180"/>
       </w:pPr>
@@ -1151,13 +1151,13 @@
       <w:pPr>
         <w:spacing w:after="40" w:line="240"/>
       </w:pPr>
-      <w:hyperlink w:history="1" r:id="rIdpgnnoqfxoykssyiwxmf5u">
+      <w:hyperlink w:history="1" r:id="rIdognbqe4wt1a2gdon6fqa1">
         <w:r>
           <w:rPr>
             <w:rFonts w:ascii="Arial" w:cs="Arial" w:eastAsia="Arial" w:hAnsi="Arial"/>
             <w:b/>
             <w:bCs/>
-            <w:color w:val="16A34A"/>
+            <w:color w:val="A8362B"/>
             <w:sz w:val="18"/>
             <w:szCs w:val="18"/>
             <w:u w:val="single"/>
@@ -1179,13 +1179,13 @@
       <w:pPr>
         <w:spacing w:after="40" w:line="240"/>
       </w:pPr>
-      <w:hyperlink w:history="1" r:id="rIddn35vzs4tvflzrrvplx3y">
+      <w:hyperlink w:history="1" r:id="rIdwv9abzyad0aqxbu06sycn">
         <w:r>
           <w:rPr>
             <w:rFonts w:ascii="Arial" w:cs="Arial" w:eastAsia="Arial" w:hAnsi="Arial"/>
             <w:b/>
             <w:bCs/>
-            <w:color w:val="16A34A"/>
+            <w:color w:val="A8362B"/>
             <w:sz w:val="18"/>
             <w:szCs w:val="18"/>
             <w:u w:val="single"/>
@@ -1207,13 +1207,13 @@
       <w:pPr>
         <w:spacing w:after="40" w:line="240"/>
       </w:pPr>
-      <w:hyperlink w:history="1" r:id="rIdoct868uywachrbajtpnld">
+      <w:hyperlink w:history="1" r:id="rId94genwknwj2h24vskjsfn">
         <w:r>
           <w:rPr>
             <w:rFonts w:ascii="Arial" w:cs="Arial" w:eastAsia="Arial" w:hAnsi="Arial"/>
             <w:b/>
             <w:bCs/>
-            <w:color w:val="16A34A"/>
+            <w:color w:val="A8362B"/>
             <w:sz w:val="18"/>
             <w:szCs w:val="18"/>
             <w:u w:val="single"/>
@@ -1234,7 +1234,7 @@
     <w:p>
       <w:pPr>
         <w:pBdr>
-          <w:bottom w:val="single" w:color="16A34A" w:sz="6" w:space="2"/>
+          <w:bottom w:val="single" w:color="A8362B" w:sz="6" w:space="2"/>
         </w:pBdr>
         <w:spacing w:after="60" w:before="180"/>
       </w:pPr>

--- a/public/uzair-saleem-resume.docx
+++ b/public/uzair-saleem-resume.docx
@@ -11,7 +11,7 @@
           <w:rFonts w:ascii="Arial" w:cs="Arial" w:eastAsia="Arial" w:hAnsi="Arial"/>
           <w:b/>
           <w:bCs/>
-          <w:color w:val="0F172A"/>
+          <w:color w:val="0E0D0B"/>
           <w:sz w:val="38"/>
           <w:szCs w:val="38"/>
         </w:rPr>
@@ -25,7 +25,7 @@
       <w:r>
         <w:rPr>
           <w:rFonts w:ascii="Arial" w:cs="Arial" w:eastAsia="Arial" w:hAnsi="Arial"/>
-          <w:color w:val="A8362B"/>
+          <w:color w:val="FF5A1F"/>
           <w:sz w:val="22"/>
           <w:szCs w:val="22"/>
         </w:rPr>
@@ -39,17 +39,17 @@
       <w:r>
         <w:rPr>
           <w:rFonts w:ascii="Arial" w:cs="Arial" w:eastAsia="Arial" w:hAnsi="Arial"/>
-          <w:color w:val="52525B"/>
+          <w:color w:val="6b5d4b"/>
           <w:sz w:val="17"/>
           <w:szCs w:val="17"/>
         </w:rPr>
         <w:t xml:space="preserve">Islamabad, Pakistan  ·  </w:t>
       </w:r>
-      <w:hyperlink w:history="1" r:id="rIdrthdvoaujkyrkcp5r1z6j">
+      <w:hyperlink w:history="1" r:id="rId6p3sxxfebhbrbojfd1hfm">
         <w:r>
           <w:rPr>
             <w:rFonts w:ascii="Arial" w:cs="Arial" w:eastAsia="Arial" w:hAnsi="Arial"/>
-            <w:color w:val="A8362B"/>
+            <w:color w:val="FF5A1F"/>
             <w:sz w:val="17"/>
             <w:szCs w:val="17"/>
             <w:u w:val="single"/>
@@ -60,17 +60,17 @@
       <w:r>
         <w:rPr>
           <w:rFonts w:ascii="Arial" w:cs="Arial" w:eastAsia="Arial" w:hAnsi="Arial"/>
-          <w:color w:val="52525B"/>
+          <w:color w:val="6b5d4b"/>
           <w:sz w:val="17"/>
           <w:szCs w:val="17"/>
         </w:rPr>
         <w:t xml:space="preserve">  ·  </w:t>
       </w:r>
-      <w:hyperlink w:history="1" r:id="rIdovmresz_kmlmwx3-rvqhg">
+      <w:hyperlink w:history="1" r:id="rId9s1ka3srccj5fmnz3ikzm">
         <w:r>
           <w:rPr>
             <w:rFonts w:ascii="Arial" w:cs="Arial" w:eastAsia="Arial" w:hAnsi="Arial"/>
-            <w:color w:val="A8362B"/>
+            <w:color w:val="FF5A1F"/>
             <w:sz w:val="17"/>
             <w:szCs w:val="17"/>
             <w:u w:val="single"/>
@@ -81,17 +81,17 @@
       <w:r>
         <w:rPr>
           <w:rFonts w:ascii="Arial" w:cs="Arial" w:eastAsia="Arial" w:hAnsi="Arial"/>
-          <w:color w:val="52525B"/>
+          <w:color w:val="6b5d4b"/>
           <w:sz w:val="17"/>
           <w:szCs w:val="17"/>
         </w:rPr>
         <w:t xml:space="preserve">  ·  </w:t>
       </w:r>
-      <w:hyperlink w:history="1" r:id="rIdjfbjfsbdu_hdopeypwkuj">
+      <w:hyperlink w:history="1" r:id="rIdrxihvq4yeriknafo1mx3v">
         <w:r>
           <w:rPr>
             <w:rFonts w:ascii="Arial" w:cs="Arial" w:eastAsia="Arial" w:hAnsi="Arial"/>
-            <w:color w:val="A8362B"/>
+            <w:color w:val="FF5A1F"/>
             <w:sz w:val="17"/>
             <w:szCs w:val="17"/>
             <w:u w:val="single"/>
@@ -102,17 +102,17 @@
       <w:r>
         <w:rPr>
           <w:rFonts w:ascii="Arial" w:cs="Arial" w:eastAsia="Arial" w:hAnsi="Arial"/>
-          <w:color w:val="52525B"/>
+          <w:color w:val="6b5d4b"/>
           <w:sz w:val="17"/>
           <w:szCs w:val="17"/>
         </w:rPr>
         <w:t xml:space="preserve">  ·  </w:t>
       </w:r>
-      <w:hyperlink w:history="1" r:id="rId0jkod90ap98pxyo7qwsqq">
+      <w:hyperlink w:history="1" r:id="rIdrl0fax3bjzncs2yjwfu1o">
         <w:r>
           <w:rPr>
             <w:rFonts w:ascii="Arial" w:cs="Arial" w:eastAsia="Arial" w:hAnsi="Arial"/>
-            <w:color w:val="A8362B"/>
+            <w:color w:val="FF5A1F"/>
             <w:sz w:val="17"/>
             <w:szCs w:val="17"/>
             <w:u w:val="single"/>
@@ -123,17 +123,17 @@
       <w:r>
         <w:rPr>
           <w:rFonts w:ascii="Arial" w:cs="Arial" w:eastAsia="Arial" w:hAnsi="Arial"/>
-          <w:color w:val="52525B"/>
+          <w:color w:val="6b5d4b"/>
           <w:sz w:val="17"/>
           <w:szCs w:val="17"/>
         </w:rPr>
         <w:t xml:space="preserve">  ·  </w:t>
       </w:r>
-      <w:hyperlink w:history="1" r:id="rIdldb1-gfdmgogahtaxuuqj">
+      <w:hyperlink w:history="1" r:id="rIdb_u8evqm2iq-cdhi0bszw">
         <w:r>
           <w:rPr>
             <w:rFonts w:ascii="Arial" w:cs="Arial" w:eastAsia="Arial" w:hAnsi="Arial"/>
-            <w:color w:val="A8362B"/>
+            <w:color w:val="FF5A1F"/>
             <w:sz w:val="17"/>
             <w:szCs w:val="17"/>
             <w:u w:val="single"/>
@@ -145,7 +145,7 @@
     <w:p>
       <w:pPr>
         <w:pBdr>
-          <w:bottom w:val="single" w:color="A8362B" w:sz="6" w:space="2"/>
+          <w:bottom w:val="single" w:color="FF5A1F" w:sz="6" w:space="2"/>
         </w:pBdr>
         <w:spacing w:after="60" w:before="180"/>
       </w:pPr>
@@ -154,7 +154,7 @@
           <w:rFonts w:ascii="Arial" w:cs="Arial" w:eastAsia="Arial" w:hAnsi="Arial"/>
           <w:b/>
           <w:bCs/>
-          <w:color w:val="0F172A"/>
+          <w:color w:val="0E0D0B"/>
           <w:spacing w:val="30"/>
           <w:sz w:val="19"/>
           <w:szCs w:val="19"/>
@@ -169,7 +169,7 @@
       <w:r>
         <w:rPr>
           <w:rFonts w:ascii="Arial" w:cs="Arial" w:eastAsia="Arial" w:hAnsi="Arial"/>
-          <w:color w:val="0F172A"/>
+          <w:color w:val="0E0D0B"/>
           <w:sz w:val="18"/>
           <w:szCs w:val="18"/>
         </w:rPr>
@@ -179,7 +179,7 @@
     <w:p>
       <w:pPr>
         <w:pBdr>
-          <w:bottom w:val="single" w:color="A8362B" w:sz="6" w:space="2"/>
+          <w:bottom w:val="single" w:color="FF5A1F" w:sz="6" w:space="2"/>
         </w:pBdr>
         <w:spacing w:after="60" w:before="180"/>
       </w:pPr>
@@ -188,7 +188,7 @@
           <w:rFonts w:ascii="Arial" w:cs="Arial" w:eastAsia="Arial" w:hAnsi="Arial"/>
           <w:b/>
           <w:bCs/>
-          <w:color w:val="0F172A"/>
+          <w:color w:val="0E0D0B"/>
           <w:spacing w:val="30"/>
           <w:sz w:val="19"/>
           <w:szCs w:val="19"/>
@@ -205,7 +205,7 @@
           <w:rFonts w:ascii="Arial" w:cs="Arial" w:eastAsia="Arial" w:hAnsi="Arial"/>
           <w:b/>
           <w:bCs/>
-          <w:color w:val="0F172A"/>
+          <w:color w:val="0E0D0B"/>
           <w:sz w:val="18"/>
           <w:szCs w:val="18"/>
         </w:rPr>
@@ -214,7 +214,7 @@
       <w:r>
         <w:rPr>
           <w:rFonts w:ascii="Arial" w:cs="Arial" w:eastAsia="Arial" w:hAnsi="Arial"/>
-          <w:color w:val="0F172A"/>
+          <w:color w:val="0E0D0B"/>
           <w:sz w:val="18"/>
           <w:szCs w:val="18"/>
         </w:rPr>
@@ -230,7 +230,7 @@
           <w:rFonts w:ascii="Arial" w:cs="Arial" w:eastAsia="Arial" w:hAnsi="Arial"/>
           <w:b/>
           <w:bCs/>
-          <w:color w:val="0F172A"/>
+          <w:color w:val="0E0D0B"/>
           <w:sz w:val="18"/>
           <w:szCs w:val="18"/>
         </w:rPr>
@@ -239,7 +239,7 @@
       <w:r>
         <w:rPr>
           <w:rFonts w:ascii="Arial" w:cs="Arial" w:eastAsia="Arial" w:hAnsi="Arial"/>
-          <w:color w:val="0F172A"/>
+          <w:color w:val="0E0D0B"/>
           <w:sz w:val="18"/>
           <w:szCs w:val="18"/>
         </w:rPr>
@@ -255,7 +255,7 @@
           <w:rFonts w:ascii="Arial" w:cs="Arial" w:eastAsia="Arial" w:hAnsi="Arial"/>
           <w:b/>
           <w:bCs/>
-          <w:color w:val="0F172A"/>
+          <w:color w:val="0E0D0B"/>
           <w:sz w:val="18"/>
           <w:szCs w:val="18"/>
         </w:rPr>
@@ -264,7 +264,7 @@
       <w:r>
         <w:rPr>
           <w:rFonts w:ascii="Arial" w:cs="Arial" w:eastAsia="Arial" w:hAnsi="Arial"/>
-          <w:color w:val="0F172A"/>
+          <w:color w:val="0E0D0B"/>
           <w:sz w:val="18"/>
           <w:szCs w:val="18"/>
         </w:rPr>
@@ -280,7 +280,7 @@
           <w:rFonts w:ascii="Arial" w:cs="Arial" w:eastAsia="Arial" w:hAnsi="Arial"/>
           <w:b/>
           <w:bCs/>
-          <w:color w:val="0F172A"/>
+          <w:color w:val="0E0D0B"/>
           <w:sz w:val="18"/>
           <w:szCs w:val="18"/>
         </w:rPr>
@@ -289,7 +289,7 @@
       <w:r>
         <w:rPr>
           <w:rFonts w:ascii="Arial" w:cs="Arial" w:eastAsia="Arial" w:hAnsi="Arial"/>
-          <w:color w:val="0F172A"/>
+          <w:color w:val="0E0D0B"/>
           <w:sz w:val="18"/>
           <w:szCs w:val="18"/>
         </w:rPr>
@@ -305,7 +305,7 @@
           <w:rFonts w:ascii="Arial" w:cs="Arial" w:eastAsia="Arial" w:hAnsi="Arial"/>
           <w:b/>
           <w:bCs/>
-          <w:color w:val="0F172A"/>
+          <w:color w:val="0E0D0B"/>
           <w:sz w:val="18"/>
           <w:szCs w:val="18"/>
         </w:rPr>
@@ -314,7 +314,7 @@
       <w:r>
         <w:rPr>
           <w:rFonts w:ascii="Arial" w:cs="Arial" w:eastAsia="Arial" w:hAnsi="Arial"/>
-          <w:color w:val="0F172A"/>
+          <w:color w:val="0E0D0B"/>
           <w:sz w:val="18"/>
           <w:szCs w:val="18"/>
         </w:rPr>
@@ -330,7 +330,7 @@
           <w:rFonts w:ascii="Arial" w:cs="Arial" w:eastAsia="Arial" w:hAnsi="Arial"/>
           <w:b/>
           <w:bCs/>
-          <w:color w:val="0F172A"/>
+          <w:color w:val="0E0D0B"/>
           <w:sz w:val="18"/>
           <w:szCs w:val="18"/>
         </w:rPr>
@@ -339,7 +339,7 @@
       <w:r>
         <w:rPr>
           <w:rFonts w:ascii="Arial" w:cs="Arial" w:eastAsia="Arial" w:hAnsi="Arial"/>
-          <w:color w:val="0F172A"/>
+          <w:color w:val="0E0D0B"/>
           <w:sz w:val="18"/>
           <w:szCs w:val="18"/>
         </w:rPr>
@@ -355,7 +355,7 @@
           <w:rFonts w:ascii="Arial" w:cs="Arial" w:eastAsia="Arial" w:hAnsi="Arial"/>
           <w:b/>
           <w:bCs/>
-          <w:color w:val="0F172A"/>
+          <w:color w:val="0E0D0B"/>
           <w:sz w:val="18"/>
           <w:szCs w:val="18"/>
         </w:rPr>
@@ -364,7 +364,7 @@
       <w:r>
         <w:rPr>
           <w:rFonts w:ascii="Arial" w:cs="Arial" w:eastAsia="Arial" w:hAnsi="Arial"/>
-          <w:color w:val="0F172A"/>
+          <w:color w:val="0E0D0B"/>
           <w:sz w:val="18"/>
           <w:szCs w:val="18"/>
         </w:rPr>
@@ -380,7 +380,7 @@
           <w:rFonts w:ascii="Arial" w:cs="Arial" w:eastAsia="Arial" w:hAnsi="Arial"/>
           <w:b/>
           <w:bCs/>
-          <w:color w:val="0F172A"/>
+          <w:color w:val="0E0D0B"/>
           <w:sz w:val="18"/>
           <w:szCs w:val="18"/>
         </w:rPr>
@@ -389,7 +389,7 @@
       <w:r>
         <w:rPr>
           <w:rFonts w:ascii="Arial" w:cs="Arial" w:eastAsia="Arial" w:hAnsi="Arial"/>
-          <w:color w:val="0F172A"/>
+          <w:color w:val="0E0D0B"/>
           <w:sz w:val="18"/>
           <w:szCs w:val="18"/>
         </w:rPr>
@@ -399,7 +399,7 @@
     <w:p>
       <w:pPr>
         <w:pBdr>
-          <w:bottom w:val="single" w:color="A8362B" w:sz="6" w:space="2"/>
+          <w:bottom w:val="single" w:color="FF5A1F" w:sz="6" w:space="2"/>
         </w:pBdr>
         <w:spacing w:after="60" w:before="180"/>
       </w:pPr>
@@ -408,7 +408,7 @@
           <w:rFonts w:ascii="Arial" w:cs="Arial" w:eastAsia="Arial" w:hAnsi="Arial"/>
           <w:b/>
           <w:bCs/>
-          <w:color w:val="0F172A"/>
+          <w:color w:val="0E0D0B"/>
           <w:spacing w:val="30"/>
           <w:sz w:val="19"/>
           <w:szCs w:val="19"/>
@@ -428,7 +428,7 @@
           <w:rFonts w:ascii="Arial" w:cs="Arial" w:eastAsia="Arial" w:hAnsi="Arial"/>
           <w:b/>
           <w:bCs/>
-          <w:color w:val="0F172A"/>
+          <w:color w:val="0E0D0B"/>
           <w:sz w:val="20"/>
           <w:szCs w:val="20"/>
         </w:rPr>
@@ -437,7 +437,7 @@
       <w:r>
         <w:rPr>
           <w:rFonts w:ascii="Arial" w:cs="Arial" w:eastAsia="Arial" w:hAnsi="Arial"/>
-          <w:color w:val="52525B"/>
+          <w:color w:val="6b5d4b"/>
           <w:sz w:val="18"/>
           <w:szCs w:val="18"/>
         </w:rPr>
@@ -456,7 +456,7 @@
           <w:rFonts w:ascii="Arial" w:cs="Arial" w:eastAsia="Arial" w:hAnsi="Arial"/>
           <w:i/>
           <w:iCs/>
-          <w:color w:val="A8362B"/>
+          <w:color w:val="FF5A1F"/>
           <w:sz w:val="18"/>
           <w:szCs w:val="18"/>
         </w:rPr>
@@ -465,7 +465,7 @@
       <w:r>
         <w:rPr>
           <w:rFonts w:ascii="Arial" w:cs="Arial" w:eastAsia="Arial" w:hAnsi="Arial"/>
-          <w:color w:val="52525B"/>
+          <w:color w:val="6b5d4b"/>
           <w:sz w:val="17"/>
           <w:szCs w:val="17"/>
         </w:rPr>
@@ -484,7 +484,7 @@
       <w:r>
         <w:rPr>
           <w:rFonts w:ascii="Arial" w:cs="Arial" w:eastAsia="Arial" w:hAnsi="Arial"/>
-          <w:color w:val="0F172A"/>
+          <w:color w:val="0E0D0B"/>
           <w:sz w:val="18"/>
           <w:szCs w:val="18"/>
         </w:rPr>
@@ -495,7 +495,7 @@
           <w:rFonts w:ascii="Arial" w:cs="Arial" w:eastAsia="Arial" w:hAnsi="Arial"/>
           <w:b/>
           <w:bCs/>
-          <w:color w:val="0F172A"/>
+          <w:color w:val="0E0D0B"/>
           <w:sz w:val="18"/>
           <w:szCs w:val="18"/>
         </w:rPr>
@@ -504,7 +504,7 @@
       <w:r>
         <w:rPr>
           <w:rFonts w:ascii="Arial" w:cs="Arial" w:eastAsia="Arial" w:hAnsi="Arial"/>
-          <w:color w:val="0F172A"/>
+          <w:color w:val="0E0D0B"/>
           <w:sz w:val="18"/>
           <w:szCs w:val="18"/>
         </w:rPr>
@@ -523,7 +523,7 @@
       <w:r>
         <w:rPr>
           <w:rFonts w:ascii="Arial" w:cs="Arial" w:eastAsia="Arial" w:hAnsi="Arial"/>
-          <w:color w:val="0F172A"/>
+          <w:color w:val="0E0D0B"/>
           <w:sz w:val="18"/>
           <w:szCs w:val="18"/>
         </w:rPr>
@@ -534,7 +534,7 @@
           <w:rFonts w:ascii="Arial" w:cs="Arial" w:eastAsia="Arial" w:hAnsi="Arial"/>
           <w:b/>
           <w:bCs/>
-          <w:color w:val="0F172A"/>
+          <w:color w:val="0E0D0B"/>
           <w:sz w:val="18"/>
           <w:szCs w:val="18"/>
         </w:rPr>
@@ -543,7 +543,7 @@
       <w:r>
         <w:rPr>
           <w:rFonts w:ascii="Arial" w:cs="Arial" w:eastAsia="Arial" w:hAnsi="Arial"/>
-          <w:color w:val="0F172A"/>
+          <w:color w:val="0E0D0B"/>
           <w:sz w:val="18"/>
           <w:szCs w:val="18"/>
         </w:rPr>
@@ -562,7 +562,7 @@
       <w:r>
         <w:rPr>
           <w:rFonts w:ascii="Arial" w:cs="Arial" w:eastAsia="Arial" w:hAnsi="Arial"/>
-          <w:color w:val="0F172A"/>
+          <w:color w:val="0E0D0B"/>
           <w:sz w:val="18"/>
           <w:szCs w:val="18"/>
         </w:rPr>
@@ -573,7 +573,7 @@
           <w:rFonts w:ascii="Arial" w:cs="Arial" w:eastAsia="Arial" w:hAnsi="Arial"/>
           <w:b/>
           <w:bCs/>
-          <w:color w:val="0F172A"/>
+          <w:color w:val="0E0D0B"/>
           <w:sz w:val="18"/>
           <w:szCs w:val="18"/>
         </w:rPr>
@@ -582,7 +582,7 @@
       <w:r>
         <w:rPr>
           <w:rFonts w:ascii="Arial" w:cs="Arial" w:eastAsia="Arial" w:hAnsi="Arial"/>
-          <w:color w:val="0F172A"/>
+          <w:color w:val="0E0D0B"/>
           <w:sz w:val="18"/>
           <w:szCs w:val="18"/>
         </w:rPr>
@@ -601,7 +601,7 @@
       <w:r>
         <w:rPr>
           <w:rFonts w:ascii="Arial" w:cs="Arial" w:eastAsia="Arial" w:hAnsi="Arial"/>
-          <w:color w:val="0F172A"/>
+          <w:color w:val="0E0D0B"/>
           <w:sz w:val="18"/>
           <w:szCs w:val="18"/>
         </w:rPr>
@@ -620,7 +620,7 @@
           <w:rFonts w:ascii="Arial" w:cs="Arial" w:eastAsia="Arial" w:hAnsi="Arial"/>
           <w:b/>
           <w:bCs/>
-          <w:color w:val="0F172A"/>
+          <w:color w:val="0E0D0B"/>
           <w:sz w:val="20"/>
           <w:szCs w:val="20"/>
         </w:rPr>
@@ -629,7 +629,7 @@
       <w:r>
         <w:rPr>
           <w:rFonts w:ascii="Arial" w:cs="Arial" w:eastAsia="Arial" w:hAnsi="Arial"/>
-          <w:color w:val="52525B"/>
+          <w:color w:val="6b5d4b"/>
           <w:sz w:val="18"/>
           <w:szCs w:val="18"/>
         </w:rPr>
@@ -648,7 +648,7 @@
           <w:rFonts w:ascii="Arial" w:cs="Arial" w:eastAsia="Arial" w:hAnsi="Arial"/>
           <w:i/>
           <w:iCs/>
-          <w:color w:val="A8362B"/>
+          <w:color w:val="FF5A1F"/>
           <w:sz w:val="18"/>
           <w:szCs w:val="18"/>
         </w:rPr>
@@ -657,7 +657,7 @@
       <w:r>
         <w:rPr>
           <w:rFonts w:ascii="Arial" w:cs="Arial" w:eastAsia="Arial" w:hAnsi="Arial"/>
-          <w:color w:val="52525B"/>
+          <w:color w:val="6b5d4b"/>
           <w:sz w:val="17"/>
           <w:szCs w:val="17"/>
         </w:rPr>
@@ -676,7 +676,7 @@
       <w:r>
         <w:rPr>
           <w:rFonts w:ascii="Arial" w:cs="Arial" w:eastAsia="Arial" w:hAnsi="Arial"/>
-          <w:color w:val="0F172A"/>
+          <w:color w:val="0E0D0B"/>
           <w:sz w:val="18"/>
           <w:szCs w:val="18"/>
         </w:rPr>
@@ -687,7 +687,7 @@
           <w:rFonts w:ascii="Arial" w:cs="Arial" w:eastAsia="Arial" w:hAnsi="Arial"/>
           <w:b/>
           <w:bCs/>
-          <w:color w:val="0F172A"/>
+          <w:color w:val="0E0D0B"/>
           <w:sz w:val="18"/>
           <w:szCs w:val="18"/>
         </w:rPr>
@@ -696,7 +696,7 @@
       <w:r>
         <w:rPr>
           <w:rFonts w:ascii="Arial" w:cs="Arial" w:eastAsia="Arial" w:hAnsi="Arial"/>
-          <w:color w:val="0F172A"/>
+          <w:color w:val="0E0D0B"/>
           <w:sz w:val="18"/>
           <w:szCs w:val="18"/>
         </w:rPr>
@@ -707,7 +707,7 @@
           <w:rFonts w:ascii="Arial" w:cs="Arial" w:eastAsia="Arial" w:hAnsi="Arial"/>
           <w:b/>
           <w:bCs/>
-          <w:color w:val="0F172A"/>
+          <w:color w:val="0E0D0B"/>
           <w:sz w:val="18"/>
           <w:szCs w:val="18"/>
         </w:rPr>
@@ -716,7 +716,7 @@
       <w:r>
         <w:rPr>
           <w:rFonts w:ascii="Arial" w:cs="Arial" w:eastAsia="Arial" w:hAnsi="Arial"/>
-          <w:color w:val="0F172A"/>
+          <w:color w:val="0E0D0B"/>
           <w:sz w:val="18"/>
           <w:szCs w:val="18"/>
         </w:rPr>
@@ -735,7 +735,7 @@
       <w:r>
         <w:rPr>
           <w:rFonts w:ascii="Arial" w:cs="Arial" w:eastAsia="Arial" w:hAnsi="Arial"/>
-          <w:color w:val="0F172A"/>
+          <w:color w:val="0E0D0B"/>
           <w:sz w:val="18"/>
           <w:szCs w:val="18"/>
         </w:rPr>
@@ -746,7 +746,7 @@
           <w:rFonts w:ascii="Arial" w:cs="Arial" w:eastAsia="Arial" w:hAnsi="Arial"/>
           <w:b/>
           <w:bCs/>
-          <w:color w:val="0F172A"/>
+          <w:color w:val="0E0D0B"/>
           <w:sz w:val="18"/>
           <w:szCs w:val="18"/>
         </w:rPr>
@@ -755,7 +755,7 @@
       <w:r>
         <w:rPr>
           <w:rFonts w:ascii="Arial" w:cs="Arial" w:eastAsia="Arial" w:hAnsi="Arial"/>
-          <w:color w:val="0F172A"/>
+          <w:color w:val="0E0D0B"/>
           <w:sz w:val="18"/>
           <w:szCs w:val="18"/>
         </w:rPr>
@@ -774,7 +774,7 @@
           <w:rFonts w:ascii="Arial" w:cs="Arial" w:eastAsia="Arial" w:hAnsi="Arial"/>
           <w:b/>
           <w:bCs/>
-          <w:color w:val="0F172A"/>
+          <w:color w:val="0E0D0B"/>
           <w:sz w:val="20"/>
           <w:szCs w:val="20"/>
         </w:rPr>
@@ -783,7 +783,7 @@
       <w:r>
         <w:rPr>
           <w:rFonts w:ascii="Arial" w:cs="Arial" w:eastAsia="Arial" w:hAnsi="Arial"/>
-          <w:color w:val="52525B"/>
+          <w:color w:val="6b5d4b"/>
           <w:sz w:val="18"/>
           <w:szCs w:val="18"/>
         </w:rPr>
@@ -802,7 +802,7 @@
           <w:rFonts w:ascii="Arial" w:cs="Arial" w:eastAsia="Arial" w:hAnsi="Arial"/>
           <w:i/>
           <w:iCs/>
-          <w:color w:val="A8362B"/>
+          <w:color w:val="FF5A1F"/>
           <w:sz w:val="18"/>
           <w:szCs w:val="18"/>
         </w:rPr>
@@ -811,7 +811,7 @@
       <w:r>
         <w:rPr>
           <w:rFonts w:ascii="Arial" w:cs="Arial" w:eastAsia="Arial" w:hAnsi="Arial"/>
-          <w:color w:val="52525B"/>
+          <w:color w:val="6b5d4b"/>
           <w:sz w:val="17"/>
           <w:szCs w:val="17"/>
         </w:rPr>
@@ -830,7 +830,7 @@
       <w:r>
         <w:rPr>
           <w:rFonts w:ascii="Arial" w:cs="Arial" w:eastAsia="Arial" w:hAnsi="Arial"/>
-          <w:color w:val="0F172A"/>
+          <w:color w:val="0E0D0B"/>
           <w:sz w:val="18"/>
           <w:szCs w:val="18"/>
         </w:rPr>
@@ -849,7 +849,7 @@
       <w:r>
         <w:rPr>
           <w:rFonts w:ascii="Arial" w:cs="Arial" w:eastAsia="Arial" w:hAnsi="Arial"/>
-          <w:color w:val="0F172A"/>
+          <w:color w:val="0E0D0B"/>
           <w:sz w:val="18"/>
           <w:szCs w:val="18"/>
         </w:rPr>
@@ -860,7 +860,7 @@
           <w:rFonts w:ascii="Arial" w:cs="Arial" w:eastAsia="Arial" w:hAnsi="Arial"/>
           <w:b/>
           <w:bCs/>
-          <w:color w:val="0F172A"/>
+          <w:color w:val="0E0D0B"/>
           <w:sz w:val="18"/>
           <w:szCs w:val="18"/>
         </w:rPr>
@@ -869,7 +869,7 @@
       <w:r>
         <w:rPr>
           <w:rFonts w:ascii="Arial" w:cs="Arial" w:eastAsia="Arial" w:hAnsi="Arial"/>
-          <w:color w:val="0F172A"/>
+          <w:color w:val="0E0D0B"/>
           <w:sz w:val="18"/>
           <w:szCs w:val="18"/>
         </w:rPr>
@@ -888,7 +888,7 @@
       <w:r>
         <w:rPr>
           <w:rFonts w:ascii="Arial" w:cs="Arial" w:eastAsia="Arial" w:hAnsi="Arial"/>
-          <w:color w:val="0F172A"/>
+          <w:color w:val="0E0D0B"/>
           <w:sz w:val="18"/>
           <w:szCs w:val="18"/>
         </w:rPr>
@@ -899,7 +899,7 @@
           <w:rFonts w:ascii="Arial" w:cs="Arial" w:eastAsia="Arial" w:hAnsi="Arial"/>
           <w:b/>
           <w:bCs/>
-          <w:color w:val="0F172A"/>
+          <w:color w:val="0E0D0B"/>
           <w:sz w:val="18"/>
           <w:szCs w:val="18"/>
         </w:rPr>
@@ -908,7 +908,7 @@
       <w:r>
         <w:rPr>
           <w:rFonts w:ascii="Arial" w:cs="Arial" w:eastAsia="Arial" w:hAnsi="Arial"/>
-          <w:color w:val="0F172A"/>
+          <w:color w:val="0E0D0B"/>
           <w:sz w:val="18"/>
           <w:szCs w:val="18"/>
         </w:rPr>
@@ -918,7 +918,7 @@
     <w:p>
       <w:pPr>
         <w:pBdr>
-          <w:bottom w:val="single" w:color="A8362B" w:sz="6" w:space="2"/>
+          <w:bottom w:val="single" w:color="FF5A1F" w:sz="6" w:space="2"/>
         </w:pBdr>
         <w:spacing w:after="60" w:before="180"/>
       </w:pPr>
@@ -927,7 +927,7 @@
           <w:rFonts w:ascii="Arial" w:cs="Arial" w:eastAsia="Arial" w:hAnsi="Arial"/>
           <w:b/>
           <w:bCs/>
-          <w:color w:val="0F172A"/>
+          <w:color w:val="0E0D0B"/>
           <w:spacing w:val="30"/>
           <w:sz w:val="19"/>
           <w:szCs w:val="19"/>
@@ -947,7 +947,7 @@
           <w:rFonts w:ascii="Arial" w:cs="Arial" w:eastAsia="Arial" w:hAnsi="Arial"/>
           <w:b/>
           <w:bCs/>
-          <w:color w:val="0F172A"/>
+          <w:color w:val="0E0D0B"/>
           <w:sz w:val="19"/>
           <w:szCs w:val="19"/>
         </w:rPr>
@@ -961,11 +961,11 @@
         </w:rPr>
         <w:t xml:space="preserve">	</w:t>
       </w:r>
-      <w:hyperlink w:history="1" r:id="rIdtfgjttce4mgr0audwl6bo">
+      <w:hyperlink w:history="1" r:id="rIdxemnimyszo4uerwrup33j">
         <w:r>
           <w:rPr>
             <w:rFonts w:ascii="Arial" w:cs="Arial" w:eastAsia="Arial" w:hAnsi="Arial"/>
-            <w:color w:val="A8362B"/>
+            <w:color w:val="FF5A1F"/>
             <w:sz w:val="17"/>
             <w:szCs w:val="17"/>
             <w:u w:val="single"/>
@@ -981,7 +981,7 @@
       <w:r>
         <w:rPr>
           <w:rFonts w:ascii="Arial" w:cs="Arial" w:eastAsia="Arial" w:hAnsi="Arial"/>
-          <w:color w:val="0F172A"/>
+          <w:color w:val="0E0D0B"/>
           <w:sz w:val="18"/>
           <w:szCs w:val="18"/>
         </w:rPr>
@@ -992,7 +992,7 @@
           <w:rFonts w:ascii="Arial" w:cs="Arial" w:eastAsia="Arial" w:hAnsi="Arial"/>
           <w:i/>
           <w:iCs/>
-          <w:color w:val="52525B"/>
+          <w:color w:val="6b5d4b"/>
           <w:sz w:val="17"/>
           <w:szCs w:val="17"/>
         </w:rPr>
@@ -1011,7 +1011,7 @@
           <w:rFonts w:ascii="Arial" w:cs="Arial" w:eastAsia="Arial" w:hAnsi="Arial"/>
           <w:b/>
           <w:bCs/>
-          <w:color w:val="0F172A"/>
+          <w:color w:val="0E0D0B"/>
           <w:sz w:val="19"/>
           <w:szCs w:val="19"/>
         </w:rPr>
@@ -1025,11 +1025,11 @@
         </w:rPr>
         <w:t xml:space="preserve">	</w:t>
       </w:r>
-      <w:hyperlink w:history="1" r:id="rIdcnv3vy8auxqkqc5gki9u1">
+      <w:hyperlink w:history="1" r:id="rId5ud0m789jjt1uvxjdlupi">
         <w:r>
           <w:rPr>
             <w:rFonts w:ascii="Arial" w:cs="Arial" w:eastAsia="Arial" w:hAnsi="Arial"/>
-            <w:color w:val="A8362B"/>
+            <w:color w:val="FF5A1F"/>
             <w:sz w:val="17"/>
             <w:szCs w:val="17"/>
             <w:u w:val="single"/>
@@ -1045,7 +1045,7 @@
       <w:r>
         <w:rPr>
           <w:rFonts w:ascii="Arial" w:cs="Arial" w:eastAsia="Arial" w:hAnsi="Arial"/>
-          <w:color w:val="0F172A"/>
+          <w:color w:val="0E0D0B"/>
           <w:sz w:val="18"/>
           <w:szCs w:val="18"/>
         </w:rPr>
@@ -1056,7 +1056,7 @@
           <w:rFonts w:ascii="Arial" w:cs="Arial" w:eastAsia="Arial" w:hAnsi="Arial"/>
           <w:i/>
           <w:iCs/>
-          <w:color w:val="52525B"/>
+          <w:color w:val="6b5d4b"/>
           <w:sz w:val="17"/>
           <w:szCs w:val="17"/>
         </w:rPr>
@@ -1075,7 +1075,7 @@
           <w:rFonts w:ascii="Arial" w:cs="Arial" w:eastAsia="Arial" w:hAnsi="Arial"/>
           <w:b/>
           <w:bCs/>
-          <w:color w:val="0F172A"/>
+          <w:color w:val="0E0D0B"/>
           <w:sz w:val="19"/>
           <w:szCs w:val="19"/>
         </w:rPr>
@@ -1089,11 +1089,11 @@
         </w:rPr>
         <w:t xml:space="preserve">	</w:t>
       </w:r>
-      <w:hyperlink w:history="1" r:id="rIdawiqi50eepz_wxfjixzjw">
+      <w:hyperlink w:history="1" r:id="rIdj8j8ojcdy8bv6nnuurxid">
         <w:r>
           <w:rPr>
             <w:rFonts w:ascii="Arial" w:cs="Arial" w:eastAsia="Arial" w:hAnsi="Arial"/>
-            <w:color w:val="A8362B"/>
+            <w:color w:val="FF5A1F"/>
             <w:sz w:val="17"/>
             <w:szCs w:val="17"/>
             <w:u w:val="single"/>
@@ -1109,7 +1109,7 @@
       <w:r>
         <w:rPr>
           <w:rFonts w:ascii="Arial" w:cs="Arial" w:eastAsia="Arial" w:hAnsi="Arial"/>
-          <w:color w:val="0F172A"/>
+          <w:color w:val="0E0D0B"/>
           <w:sz w:val="18"/>
           <w:szCs w:val="18"/>
         </w:rPr>
@@ -1120,7 +1120,7 @@
           <w:rFonts w:ascii="Arial" w:cs="Arial" w:eastAsia="Arial" w:hAnsi="Arial"/>
           <w:i/>
           <w:iCs/>
-          <w:color w:val="52525B"/>
+          <w:color w:val="6b5d4b"/>
           <w:sz w:val="17"/>
           <w:szCs w:val="17"/>
         </w:rPr>
@@ -1130,7 +1130,7 @@
     <w:p>
       <w:pPr>
         <w:pBdr>
-          <w:bottom w:val="single" w:color="A8362B" w:sz="6" w:space="2"/>
+          <w:bottom w:val="single" w:color="FF5A1F" w:sz="6" w:space="2"/>
         </w:pBdr>
         <w:spacing w:after="60" w:before="180"/>
       </w:pPr>
@@ -1139,7 +1139,7 @@
           <w:rFonts w:ascii="Arial" w:cs="Arial" w:eastAsia="Arial" w:hAnsi="Arial"/>
           <w:b/>
           <w:bCs/>
-          <w:color w:val="0F172A"/>
+          <w:color w:val="0E0D0B"/>
           <w:spacing w:val="30"/>
           <w:sz w:val="19"/>
           <w:szCs w:val="19"/>
@@ -1151,13 +1151,13 @@
       <w:pPr>
         <w:spacing w:after="40" w:line="240"/>
       </w:pPr>
-      <w:hyperlink w:history="1" r:id="rIdognbqe4wt1a2gdon6fqa1">
+      <w:hyperlink w:history="1" r:id="rId8nkdnxhx1ucib4w4xg0vg">
         <w:r>
           <w:rPr>
             <w:rFonts w:ascii="Arial" w:cs="Arial" w:eastAsia="Arial" w:hAnsi="Arial"/>
             <w:b/>
             <w:bCs/>
-            <w:color w:val="A8362B"/>
+            <w:color w:val="FF5A1F"/>
             <w:sz w:val="18"/>
             <w:szCs w:val="18"/>
             <w:u w:val="single"/>
@@ -1168,7 +1168,7 @@
       <w:r>
         <w:rPr>
           <w:rFonts w:ascii="Arial" w:cs="Arial" w:eastAsia="Arial" w:hAnsi="Arial"/>
-          <w:color w:val="0F172A"/>
+          <w:color w:val="0E0D0B"/>
           <w:sz w:val="18"/>
           <w:szCs w:val="18"/>
         </w:rPr>
@@ -1179,13 +1179,13 @@
       <w:pPr>
         <w:spacing w:after="40" w:line="240"/>
       </w:pPr>
-      <w:hyperlink w:history="1" r:id="rIdwv9abzyad0aqxbu06sycn">
+      <w:hyperlink w:history="1" r:id="rIdqazrkdji-jiyzb8-mytpj">
         <w:r>
           <w:rPr>
             <w:rFonts w:ascii="Arial" w:cs="Arial" w:eastAsia="Arial" w:hAnsi="Arial"/>
             <w:b/>
             <w:bCs/>
-            <w:color w:val="A8362B"/>
+            <w:color w:val="FF5A1F"/>
             <w:sz w:val="18"/>
             <w:szCs w:val="18"/>
             <w:u w:val="single"/>
@@ -1196,7 +1196,7 @@
       <w:r>
         <w:rPr>
           <w:rFonts w:ascii="Arial" w:cs="Arial" w:eastAsia="Arial" w:hAnsi="Arial"/>
-          <w:color w:val="0F172A"/>
+          <w:color w:val="0E0D0B"/>
           <w:sz w:val="18"/>
           <w:szCs w:val="18"/>
         </w:rPr>
@@ -1207,13 +1207,13 @@
       <w:pPr>
         <w:spacing w:after="40" w:line="240"/>
       </w:pPr>
-      <w:hyperlink w:history="1" r:id="rId94genwknwj2h24vskjsfn">
+      <w:hyperlink w:history="1" r:id="rId6z-sdvd55t-js25vnoxet">
         <w:r>
           <w:rPr>
             <w:rFonts w:ascii="Arial" w:cs="Arial" w:eastAsia="Arial" w:hAnsi="Arial"/>
             <w:b/>
             <w:bCs/>
-            <w:color w:val="A8362B"/>
+            <w:color w:val="FF5A1F"/>
             <w:sz w:val="18"/>
             <w:szCs w:val="18"/>
             <w:u w:val="single"/>
@@ -1224,7 +1224,7 @@
       <w:r>
         <w:rPr>
           <w:rFonts w:ascii="Arial" w:cs="Arial" w:eastAsia="Arial" w:hAnsi="Arial"/>
-          <w:color w:val="0F172A"/>
+          <w:color w:val="0E0D0B"/>
           <w:sz w:val="18"/>
           <w:szCs w:val="18"/>
         </w:rPr>
@@ -1234,7 +1234,7 @@
     <w:p>
       <w:pPr>
         <w:pBdr>
-          <w:bottom w:val="single" w:color="A8362B" w:sz="6" w:space="2"/>
+          <w:bottom w:val="single" w:color="FF5A1F" w:sz="6" w:space="2"/>
         </w:pBdr>
         <w:spacing w:after="60" w:before="180"/>
       </w:pPr>
@@ -1243,7 +1243,7 @@
           <w:rFonts w:ascii="Arial" w:cs="Arial" w:eastAsia="Arial" w:hAnsi="Arial"/>
           <w:b/>
           <w:bCs/>
-          <w:color w:val="0F172A"/>
+          <w:color w:val="0E0D0B"/>
           <w:spacing w:val="30"/>
           <w:sz w:val="19"/>
           <w:szCs w:val="19"/>
@@ -1263,7 +1263,7 @@
           <w:rFonts w:ascii="Arial" w:cs="Arial" w:eastAsia="Arial" w:hAnsi="Arial"/>
           <w:b/>
           <w:bCs/>
-          <w:color w:val="0F172A"/>
+          <w:color w:val="0E0D0B"/>
           <w:sz w:val="18"/>
           <w:szCs w:val="18"/>
         </w:rPr>
@@ -1272,7 +1272,7 @@
       <w:r>
         <w:rPr>
           <w:rFonts w:ascii="Arial" w:cs="Arial" w:eastAsia="Arial" w:hAnsi="Arial"/>
-          <w:color w:val="52525B"/>
+          <w:color w:val="6b5d4b"/>
           <w:sz w:val="17"/>
           <w:szCs w:val="17"/>
         </w:rPr>

--- a/public/uzair-saleem-resume.docx
+++ b/public/uzair-saleem-resume.docx
@@ -45,7 +45,7 @@
         </w:rPr>
         <w:t xml:space="preserve">Islamabad, Pakistan  ·  </w:t>
       </w:r>
-      <w:hyperlink w:history="1" r:id="rId6p3sxxfebhbrbojfd1hfm">
+      <w:hyperlink w:history="1" r:id="rIdgdf3nl0rjr9vr6pdvp25j">
         <w:r>
           <w:rPr>
             <w:rFonts w:ascii="Arial" w:cs="Arial" w:eastAsia="Arial" w:hAnsi="Arial"/>
@@ -66,7 +66,7 @@
         </w:rPr>
         <w:t xml:space="preserve">  ·  </w:t>
       </w:r>
-      <w:hyperlink w:history="1" r:id="rId9s1ka3srccj5fmnz3ikzm">
+      <w:hyperlink w:history="1" r:id="rIde4uqs8fw_5egagvcub1qt">
         <w:r>
           <w:rPr>
             <w:rFonts w:ascii="Arial" w:cs="Arial" w:eastAsia="Arial" w:hAnsi="Arial"/>
@@ -87,7 +87,7 @@
         </w:rPr>
         <w:t xml:space="preserve">  ·  </w:t>
       </w:r>
-      <w:hyperlink w:history="1" r:id="rIdrxihvq4yeriknafo1mx3v">
+      <w:hyperlink w:history="1" r:id="rIdgge3qmt1gitjyja9yjgsi">
         <w:r>
           <w:rPr>
             <w:rFonts w:ascii="Arial" w:cs="Arial" w:eastAsia="Arial" w:hAnsi="Arial"/>
@@ -108,7 +108,7 @@
         </w:rPr>
         <w:t xml:space="preserve">  ·  </w:t>
       </w:r>
-      <w:hyperlink w:history="1" r:id="rIdrl0fax3bjzncs2yjwfu1o">
+      <w:hyperlink w:history="1" r:id="rId2e9hkbqvdzt0xmzy-pbxd">
         <w:r>
           <w:rPr>
             <w:rFonts w:ascii="Arial" w:cs="Arial" w:eastAsia="Arial" w:hAnsi="Arial"/>
@@ -129,7 +129,7 @@
         </w:rPr>
         <w:t xml:space="preserve">  ·  </w:t>
       </w:r>
-      <w:hyperlink w:history="1" r:id="rIdb_u8evqm2iq-cdhi0bszw">
+      <w:hyperlink w:history="1" r:id="rIdwyzlkljfuapftpazljetu">
         <w:r>
           <w:rPr>
             <w:rFonts w:ascii="Arial" w:cs="Arial" w:eastAsia="Arial" w:hAnsi="Arial"/>
@@ -961,7 +961,7 @@
         </w:rPr>
         <w:t xml:space="preserve">	</w:t>
       </w:r>
-      <w:hyperlink w:history="1" r:id="rIdxemnimyszo4uerwrup33j">
+      <w:hyperlink w:history="1" r:id="rIdd-a91nmsmt2_eqmxvmyzu">
         <w:r>
           <w:rPr>
             <w:rFonts w:ascii="Arial" w:cs="Arial" w:eastAsia="Arial" w:hAnsi="Arial"/>
@@ -985,7 +985,7 @@
           <w:sz w:val="18"/>
           <w:szCs w:val="18"/>
         </w:rPr>
-        <w:t xml:space="preserve">Baremetrics-style revenue analytics for indie SaaS. Designed an event-sourced data model — store movements, not MRR. Three reconciling sync paths heal webhook outages within 24h. 15+ Prisma models.  </w:t>
+        <w:t xml:space="preserve">Baremetrics-style revenue analytics on Stripe Connect. Three ingestion flows (webhook + daily catch-up cron + 2-year backfill) into a multi-tenant Postgres ledger with row-level security. MRR engine: hybrid invoice + event ledger with proration — works past Stripe's 3-month event window. ECB per-day FX, Redis-cached dashboards, drill-down to source customer.  </w:t>
       </w:r>
       <w:r>
         <w:rPr>
@@ -996,7 +996,7 @@
           <w:sz w:val="17"/>
           <w:szCs w:val="17"/>
         </w:rPr>
-        <w:t xml:space="preserve">Next.js · Node.js · Express · Prisma · PostgreSQL · Stripe Connect</w:t>
+        <w:t xml:space="preserve">Next.js · Node.js · Prisma · Supabase RLS · Stripe Connect · Redis · Cloudflare Pages</w:t>
       </w:r>
     </w:p>
     <w:p>
@@ -1025,7 +1025,7 @@
         </w:rPr>
         <w:t xml:space="preserve">	</w:t>
       </w:r>
-      <w:hyperlink w:history="1" r:id="rId5ud0m789jjt1uvxjdlupi">
+      <w:hyperlink w:history="1" r:id="rIdfj2j93s-vsh6j_mnxjldy">
         <w:r>
           <w:rPr>
             <w:rFonts w:ascii="Arial" w:cs="Arial" w:eastAsia="Arial" w:hAnsi="Arial"/>
@@ -1049,7 +1049,7 @@
           <w:sz w:val="18"/>
           <w:szCs w:val="18"/>
         </w:rPr>
-        <w:t xml:space="preserve">Two-sided gaming services marketplace. Full transaction lifecycle: Stripe + PayPal checkout, Socket.IO chat, integer-cent wallet payouts, screenshot verification, fee-split admin flows.  </w:t>
+        <w:t xml:space="preserve">Three-sided gaming services marketplace (player, expert, admin). Built a game-creation engine so admins onboard any title and its ranking system — divisions, tiers, straight ranks — without code. Stripe-funded multi-currency platform wallet with day-of-transaction ECB conversion. Socket.IO chat. Senior on a 3-person team, shipped end-to-end in 2 months.  </w:t>
       </w:r>
       <w:r>
         <w:rPr>
@@ -1060,7 +1060,7 @@
           <w:sz w:val="17"/>
           <w:szCs w:val="17"/>
         </w:rPr>
-        <w:t xml:space="preserve">Next.js 15 · Prisma · PostgreSQL · Socket.IO · Stripe · PayPal · NextAuth</w:t>
+        <w:t xml:space="preserve">Next.js · Node.js · Prisma · PostgreSQL · Socket.IO · Stripe · TypeScript</w:t>
       </w:r>
     </w:p>
     <w:p>
@@ -1089,7 +1089,7 @@
         </w:rPr>
         <w:t xml:space="preserve">	</w:t>
       </w:r>
-      <w:hyperlink w:history="1" r:id="rIdj8j8ojcdy8bv6nnuurxid">
+      <w:hyperlink w:history="1" r:id="rIduyqjmcg936g9cq4uyalf5">
         <w:r>
           <w:rPr>
             <w:rFonts w:ascii="Arial" w:cs="Arial" w:eastAsia="Arial" w:hAnsi="Arial"/>
@@ -1113,7 +1113,7 @@
           <w:sz w:val="18"/>
           <w:szCs w:val="18"/>
         </w:rPr>
-        <w:t xml:space="preserve">Fuel distribution platform replacing 30 years of Google Sheets workflow. Cut daily pricing run from 45–60 min → under 90 sec. DTN supplier ingestion, Samsara BOL pipeline, QuickBooks invoice push.  </w:t>
+        <w:t xml:space="preserve">Internal ops platform replacing 39 hand-edited Google Sheets at a 30-yr NJ fuel wholesaler. Pricing engine with per-customer margins; invoice engine reconciles Samsara telematics against supplier FTP. 3-gate address mapping (dispatch dropdowns → pre-filled driver forms → Samsara geofence fallback). Custom .NET bridge pushes invoices into on-prem QuickBooks every 3h. Daily pricing run: 45–60 min → under 90 sec.  </w:t>
       </w:r>
       <w:r>
         <w:rPr>
@@ -1124,7 +1124,7 @@
           <w:sz w:val="17"/>
           <w:szCs w:val="17"/>
         </w:rPr>
-        <w:t xml:space="preserve">Next.js 16 · Prisma · PostgreSQL · AWS Amplify/RDS/SES · Samsara API · DTN</w:t>
+        <w:t xml:space="preserve">Next.js · Node.js · PostgreSQL · Samsara API · .NET · AWS · QuickBooks</w:t>
       </w:r>
     </w:p>
     <w:p>
@@ -1151,7 +1151,7 @@
       <w:pPr>
         <w:spacing w:after="40" w:line="240"/>
       </w:pPr>
-      <w:hyperlink w:history="1" r:id="rId8nkdnxhx1ucib4w4xg0vg">
+      <w:hyperlink w:history="1" r:id="rIdcj6qpnwsehvukdscialuk">
         <w:r>
           <w:rPr>
             <w:rFonts w:ascii="Arial" w:cs="Arial" w:eastAsia="Arial" w:hAnsi="Arial"/>
@@ -1179,7 +1179,7 @@
       <w:pPr>
         <w:spacing w:after="40" w:line="240"/>
       </w:pPr>
-      <w:hyperlink w:history="1" r:id="rIdqazrkdji-jiyzb8-mytpj">
+      <w:hyperlink w:history="1" r:id="rIdpk3q-6px8djbonjq-jfip">
         <w:r>
           <w:rPr>
             <w:rFonts w:ascii="Arial" w:cs="Arial" w:eastAsia="Arial" w:hAnsi="Arial"/>
@@ -1207,7 +1207,7 @@
       <w:pPr>
         <w:spacing w:after="40" w:line="240"/>
       </w:pPr>
-      <w:hyperlink w:history="1" r:id="rId6z-sdvd55t-js25vnoxet">
+      <w:hyperlink w:history="1" r:id="rIdasg1-3loz0aehocwrivi6">
         <w:r>
           <w:rPr>
             <w:rFonts w:ascii="Arial" w:cs="Arial" w:eastAsia="Arial" w:hAnsi="Arial"/>

--- a/public/uzair-saleem-resume.docx
+++ b/public/uzair-saleem-resume.docx
@@ -45,7 +45,7 @@
         </w:rPr>
         <w:t xml:space="preserve">Islamabad, Pakistan  ·  </w:t>
       </w:r>
-      <w:hyperlink w:history="1" r:id="rIdgdf3nl0rjr9vr6pdvp25j">
+      <w:hyperlink w:history="1" r:id="rIdo-kqcra7mspn-e7rwujoo">
         <w:r>
           <w:rPr>
             <w:rFonts w:ascii="Arial" w:cs="Arial" w:eastAsia="Arial" w:hAnsi="Arial"/>
@@ -66,7 +66,7 @@
         </w:rPr>
         <w:t xml:space="preserve">  ·  </w:t>
       </w:r>
-      <w:hyperlink w:history="1" r:id="rIde4uqs8fw_5egagvcub1qt">
+      <w:hyperlink w:history="1" r:id="rIdzutl0pzrbww9rve1kkcj8">
         <w:r>
           <w:rPr>
             <w:rFonts w:ascii="Arial" w:cs="Arial" w:eastAsia="Arial" w:hAnsi="Arial"/>
@@ -87,7 +87,7 @@
         </w:rPr>
         <w:t xml:space="preserve">  ·  </w:t>
       </w:r>
-      <w:hyperlink w:history="1" r:id="rIdgge3qmt1gitjyja9yjgsi">
+      <w:hyperlink w:history="1" r:id="rIdqcfrm2p88sqmeu5xzi7-u">
         <w:r>
           <w:rPr>
             <w:rFonts w:ascii="Arial" w:cs="Arial" w:eastAsia="Arial" w:hAnsi="Arial"/>
@@ -108,7 +108,7 @@
         </w:rPr>
         <w:t xml:space="preserve">  ·  </w:t>
       </w:r>
-      <w:hyperlink w:history="1" r:id="rId2e9hkbqvdzt0xmzy-pbxd">
+      <w:hyperlink w:history="1" r:id="rIdseru1k53z72bdp8_6zczi">
         <w:r>
           <w:rPr>
             <w:rFonts w:ascii="Arial" w:cs="Arial" w:eastAsia="Arial" w:hAnsi="Arial"/>
@@ -129,7 +129,7 @@
         </w:rPr>
         <w:t xml:space="preserve">  ·  </w:t>
       </w:r>
-      <w:hyperlink w:history="1" r:id="rIdwyzlkljfuapftpazljetu">
+      <w:hyperlink w:history="1" r:id="rIdxhweuviz6qav1ztsagb3t">
         <w:r>
           <w:rPr>
             <w:rFonts w:ascii="Arial" w:cs="Arial" w:eastAsia="Arial" w:hAnsi="Arial"/>
@@ -173,7 +173,67 @@
           <w:sz w:val="18"/>
           <w:szCs w:val="18"/>
         </w:rPr>
-        <w:t xml:space="preserve">Senior Full-Stack Engineer with 5 years shipping production SaaS end-to-end — three years as part of small product teams at Apifiny and Design&amp;Desktop, and as the lead engineer on end-to-end contract builds for founder clients in the US, EU, and MENA. Comfortable collaborating across roles or owning the whole stack.</w:t>
+        <w:t xml:space="preserve">Senior Full-Stack Engineer, </w:t>
+      </w:r>
+      <w:r>
+        <w:rPr>
+          <w:rFonts w:ascii="Arial" w:cs="Arial" w:eastAsia="Arial" w:hAnsi="Arial"/>
+          <w:b/>
+          <w:bCs/>
+          <w:color w:val="0E0D0B"/>
+          <w:sz w:val="18"/>
+          <w:szCs w:val="18"/>
+        </w:rPr>
+        <w:t xml:space="preserve">5 years</w:t>
+      </w:r>
+      <w:r>
+        <w:rPr>
+          <w:rFonts w:ascii="Arial" w:cs="Arial" w:eastAsia="Arial" w:hAnsi="Arial"/>
+          <w:color w:val="0E0D0B"/>
+          <w:sz w:val="18"/>
+          <w:szCs w:val="18"/>
+        </w:rPr>
+        <w:t xml:space="preserve"> shipping production SaaS end-to-end. Built Indiecator's MRR engine on a </w:t>
+      </w:r>
+      <w:r>
+        <w:rPr>
+          <w:rFonts w:ascii="Arial" w:cs="Arial" w:eastAsia="Arial" w:hAnsi="Arial"/>
+          <w:b/>
+          <w:bCs/>
+          <w:color w:val="0E0D0B"/>
+          <w:sz w:val="18"/>
+          <w:szCs w:val="18"/>
+        </w:rPr>
+        <w:t xml:space="preserve">hybrid invoice + event ledger</w:t>
+      </w:r>
+      <w:r>
+        <w:rPr>
+          <w:rFonts w:ascii="Arial" w:cs="Arial" w:eastAsia="Arial" w:hAnsi="Arial"/>
+          <w:color w:val="0E0D0B"/>
+          <w:sz w:val="18"/>
+          <w:szCs w:val="18"/>
+        </w:rPr>
+        <w:t xml:space="preserve"> that survives Stripe's 3-month event retention window. Cut Sat-Raj's daily pricing run from </w:t>
+      </w:r>
+      <w:r>
+        <w:rPr>
+          <w:rFonts w:ascii="Arial" w:cs="Arial" w:eastAsia="Arial" w:hAnsi="Arial"/>
+          <w:b/>
+          <w:bCs/>
+          <w:color w:val="0E0D0B"/>
+          <w:sz w:val="18"/>
+          <w:szCs w:val="18"/>
+        </w:rPr>
+        <w:t xml:space="preserve">45–60 min to under 90 sec</w:t>
+      </w:r>
+      <w:r>
+        <w:rPr>
+          <w:rFonts w:ascii="Arial" w:cs="Arial" w:eastAsia="Arial" w:hAnsi="Arial"/>
+          <w:color w:val="0E0D0B"/>
+          <w:sz w:val="18"/>
+          <w:szCs w:val="18"/>
+        </w:rPr>
+        <w:t xml:space="preserve"> while pushing invoices into on-prem QuickBooks via a custom .NET bridge. Shipped Diffed.gg's 3-sided gaming marketplace end-to-end in 2 months as senior on a 3-person team. Stack: Next.js, TypeScript, Postgres, Stripe, AWS — with Claude Code in the loop daily.</w:t>
       </w:r>
     </w:p>
     <w:p>
@@ -218,7 +278,7 @@
           <w:sz w:val="18"/>
           <w:szCs w:val="18"/>
         </w:rPr>
-        <w:t xml:space="preserve">TypeScript, JavaScript, Python, SQL</w:t>
+        <w:t xml:space="preserve">TypeScript, JavaScript, Python, SQL, C# / .NET</w:t>
       </w:r>
     </w:p>
     <w:p>
@@ -243,7 +303,7 @@
           <w:sz w:val="18"/>
           <w:szCs w:val="18"/>
         </w:rPr>
-        <w:t xml:space="preserve">Next.js 15/16 (App Router), React 19, Tailwind CSS, Shadcn, Ant Design, Framer Motion, Recharts</w:t>
+        <w:t xml:space="preserve">Next.js 15/16 (App Router), React 19, Tailwind, Shadcn, Framer Motion, Recharts</w:t>
       </w:r>
     </w:p>
     <w:p>
@@ -268,7 +328,7 @@
           <w:sz w:val="18"/>
           <w:szCs w:val="18"/>
         </w:rPr>
-        <w:t xml:space="preserve">Node.js, Express, Prisma, REST APIs, Server Actions, Socket.IO</w:t>
+        <w:t xml:space="preserve">Node.js, Prisma, REST + webhooks, Server Actions, Socket.IO, idempotent background jobs</w:t>
       </w:r>
     </w:p>
     <w:p>
@@ -293,7 +353,7 @@
           <w:sz w:val="18"/>
           <w:szCs w:val="18"/>
         </w:rPr>
-        <w:t xml:space="preserve">PostgreSQL, MongoDB, Supabase, AWS RDS — schema design, migrations</w:t>
+        <w:t xml:space="preserve">PostgreSQL (row-level security via Supabase), Redis caching, MongoDB, schema design + migrations</w:t>
       </w:r>
     </w:p>
     <w:p>
@@ -309,16 +369,16 @@
           <w:sz w:val="18"/>
           <w:szCs w:val="18"/>
         </w:rPr>
-        <w:t xml:space="preserve">AI / Agents:  </w:t>
-      </w:r>
-      <w:r>
-        <w:rPr>
-          <w:rFonts w:ascii="Arial" w:cs="Arial" w:eastAsia="Arial" w:hAnsi="Arial"/>
-          <w:color w:val="0E0D0B"/>
-          <w:sz w:val="18"/>
-          <w:szCs w:val="18"/>
-        </w:rPr>
-        <w:t xml:space="preserve">Claude Code, AI-assisted dev workflow, agentic refactoring, prompt &amp; brief engineering</w:t>
+        <w:t xml:space="preserve">Payments:  </w:t>
+      </w:r>
+      <w:r>
+        <w:rPr>
+          <w:rFonts w:ascii="Arial" w:cs="Arial" w:eastAsia="Arial" w:hAnsi="Arial"/>
+          <w:color w:val="0E0D0B"/>
+          <w:sz w:val="18"/>
+          <w:szCs w:val="18"/>
+        </w:rPr>
+        <w:t xml:space="preserve">Stripe Connect (multi-currency wallets, webhook idempotency), Paddle, ECB-based per-day FX conversion</w:t>
       </w:r>
     </w:p>
     <w:p>
@@ -334,16 +394,16 @@
           <w:sz w:val="18"/>
           <w:szCs w:val="18"/>
         </w:rPr>
-        <w:t xml:space="preserve">Payments:  </w:t>
-      </w:r>
-      <w:r>
-        <w:rPr>
-          <w:rFonts w:ascii="Arial" w:cs="Arial" w:eastAsia="Arial" w:hAnsi="Arial"/>
-          <w:color w:val="0E0D0B"/>
-          <w:sz w:val="18"/>
-          <w:szCs w:val="18"/>
-        </w:rPr>
-        <w:t xml:space="preserve">Stripe Connect, PayPal, webhook idempotency, integer-cent accounting</w:t>
+        <w:t xml:space="preserve">Integrations:  </w:t>
+      </w:r>
+      <w:r>
+        <w:rPr>
+          <w:rFonts w:ascii="Arial" w:cs="Arial" w:eastAsia="Arial" w:hAnsi="Arial"/>
+          <w:color w:val="0E0D0B"/>
+          <w:sz w:val="18"/>
+          <w:szCs w:val="18"/>
+        </w:rPr>
+        <w:t xml:space="preserve">Samsara API (telematics + geofences), QuickBooks (via .NET bridge), supplier FTP, FFmpeg / mediabunny</w:t>
       </w:r>
     </w:p>
     <w:p>
@@ -368,7 +428,7 @@
           <w:sz w:val="18"/>
           <w:szCs w:val="18"/>
         </w:rPr>
-        <w:t xml:space="preserve">AWS (Amplify, RDS, S3, SES, Secrets Manager), Vercel, CloudFront, CI/CD</w:t>
+        <w:t xml:space="preserve">AWS, Vercel, Cloudflare Pages, GitHub Actions (scheduled workflows), Docker, CI/CD</w:t>
       </w:r>
     </w:p>
     <w:p>
@@ -384,16 +444,16 @@
           <w:sz w:val="18"/>
           <w:szCs w:val="18"/>
         </w:rPr>
-        <w:t xml:space="preserve">Integrations:  </w:t>
-      </w:r>
-      <w:r>
-        <w:rPr>
-          <w:rFonts w:ascii="Arial" w:cs="Arial" w:eastAsia="Arial" w:hAnsi="Arial"/>
-          <w:color w:val="0E0D0B"/>
-          <w:sz w:val="18"/>
-          <w:szCs w:val="18"/>
-        </w:rPr>
-        <w:t xml:space="preserve">Stripe / Paddle / LemonSqueezy / Shopify, Samsara API, DTN feed, QuickBooks, UploadThing</w:t>
+        <w:t xml:space="preserve">AI workflow:  </w:t>
+      </w:r>
+      <w:r>
+        <w:rPr>
+          <w:rFonts w:ascii="Arial" w:cs="Arial" w:eastAsia="Arial" w:hAnsi="Arial"/>
+          <w:color w:val="0E0D0B"/>
+          <w:sz w:val="18"/>
+          <w:szCs w:val="18"/>
+        </w:rPr>
+        <w:t xml:space="preserve">Claude Code (daily loop), agentic refactoring, design-doc-first briefs, autonomous overnight runs</w:t>
       </w:r>
     </w:p>
     <w:p>
@@ -432,7 +492,7 @@
           <w:sz w:val="20"/>
           <w:szCs w:val="20"/>
         </w:rPr>
-        <w:t xml:space="preserve">Full-Stack Developer  ·  Rocket Devs</w:t>
+        <w:t xml:space="preserve">Senior Full-Stack Engineer  ·  Rocket Devs</w:t>
       </w:r>
       <w:r>
         <w:rPr>
@@ -460,7 +520,7 @@
           <w:sz w:val="18"/>
           <w:szCs w:val="18"/>
         </w:rPr>
-        <w:t xml:space="preserve">Senior contractor for founder clients · AI-powered SaaS</w:t>
+        <w:t xml:space="preserve">Lead engineer on founder-client SaaS builds · US, EU, MENA</w:t>
       </w:r>
       <w:r>
         <w:rPr>
@@ -484,31 +544,22 @@
       <w:r>
         <w:rPr>
           <w:rFonts w:ascii="Arial" w:cs="Arial" w:eastAsia="Arial" w:hAnsi="Arial"/>
-          <w:color w:val="0E0D0B"/>
-          <w:sz w:val="18"/>
-          <w:szCs w:val="18"/>
-        </w:rPr>
-        <w:t xml:space="preserve">Led end-to-end builds of </w:t>
-      </w:r>
-      <w:r>
-        <w:rPr>
-          <w:rFonts w:ascii="Arial" w:cs="Arial" w:eastAsia="Arial" w:hAnsi="Arial"/>
-          <w:b/>
-          <w:bCs/>
-          <w:color w:val="0E0D0B"/>
-          <w:sz w:val="18"/>
-          <w:szCs w:val="18"/>
-        </w:rPr>
-        <w:t xml:space="preserve">three production SaaS products</w:t>
-      </w:r>
-      <w:r>
-        <w:rPr>
-          <w:rFonts w:ascii="Arial" w:cs="Arial" w:eastAsia="Arial" w:hAnsi="Arial"/>
-          <w:color w:val="0E0D0B"/>
-          <w:sz w:val="18"/>
-          <w:szCs w:val="18"/>
-        </w:rPr>
-        <w:t xml:space="preserve"> for founder clients in the US, EU, and MENA (see Selected Projects below).</w:t>
+          <w:b/>
+          <w:bCs/>
+          <w:color w:val="0E0D0B"/>
+          <w:sz w:val="18"/>
+          <w:szCs w:val="18"/>
+        </w:rPr>
+        <w:t xml:space="preserve">Indiecator (Stripe Connect revenue analytics)</w:t>
+      </w:r>
+      <w:r>
+        <w:rPr>
+          <w:rFonts w:ascii="Arial" w:cs="Arial" w:eastAsia="Arial" w:hAnsi="Arial"/>
+          <w:color w:val="0E0D0B"/>
+          <w:sz w:val="18"/>
+          <w:szCs w:val="18"/>
+        </w:rPr>
+        <w:t xml:space="preserve"> — Designed and shipped 3 ingestion flows (webhook + daily catch-up cron + 2-year backfill) into a multi-tenant Postgres ledger with row-level security. Engineered the hybrid invoice + event MRR ledger that survives Stripe's 3-month event window. ECB-based per-day FX. Drill-down to source customer on every metric. Redis-cached dashboards.</w:t>
       </w:r>
     </w:p>
     <w:p>
@@ -523,31 +574,42 @@
       <w:r>
         <w:rPr>
           <w:rFonts w:ascii="Arial" w:cs="Arial" w:eastAsia="Arial" w:hAnsi="Arial"/>
-          <w:color w:val="0E0D0B"/>
-          <w:sz w:val="18"/>
-          <w:szCs w:val="18"/>
-        </w:rPr>
-        <w:t xml:space="preserve">Developed </w:t>
-      </w:r>
-      <w:r>
-        <w:rPr>
-          <w:rFonts w:ascii="Arial" w:cs="Arial" w:eastAsia="Arial" w:hAnsi="Arial"/>
-          <w:b/>
-          <w:bCs/>
-          <w:color w:val="0E0D0B"/>
-          <w:sz w:val="18"/>
-          <w:szCs w:val="18"/>
-        </w:rPr>
-        <w:t xml:space="preserve">AI shopping assistant</w:t>
-      </w:r>
-      <w:r>
-        <w:rPr>
-          <w:rFonts w:ascii="Arial" w:cs="Arial" w:eastAsia="Arial" w:hAnsi="Arial"/>
-          <w:color w:val="0E0D0B"/>
-          <w:sz w:val="18"/>
-          <w:szCs w:val="18"/>
-        </w:rPr>
-        <w:t xml:space="preserve"> features on a Next.js + Prisma stack; shipped weekly with a 3-person team.</w:t>
+          <w:b/>
+          <w:bCs/>
+          <w:color w:val="0E0D0B"/>
+          <w:sz w:val="18"/>
+          <w:szCs w:val="18"/>
+        </w:rPr>
+        <w:t xml:space="preserve">Sat-Raj (NJ fuel distribution ops platform)</w:t>
+      </w:r>
+      <w:r>
+        <w:rPr>
+          <w:rFonts w:ascii="Arial" w:cs="Arial" w:eastAsia="Arial" w:hAnsi="Arial"/>
+          <w:color w:val="0E0D0B"/>
+          <w:sz w:val="18"/>
+          <w:szCs w:val="18"/>
+        </w:rPr>
+        <w:t xml:space="preserve"> — End-to-end build replacing 39 hand-edited Google Sheets. Pricing engine with per-customer margins. Invoice engine reconciles Samsara telematics against supplier FTP via idempotent 3-hour jobs. </w:t>
+      </w:r>
+      <w:r>
+        <w:rPr>
+          <w:rFonts w:ascii="Arial" w:cs="Arial" w:eastAsia="Arial" w:hAnsi="Arial"/>
+          <w:b/>
+          <w:bCs/>
+          <w:color w:val="0E0D0B"/>
+          <w:sz w:val="18"/>
+          <w:szCs w:val="18"/>
+        </w:rPr>
+        <w:t xml:space="preserve">3-gate address mapping</w:t>
+      </w:r>
+      <w:r>
+        <w:rPr>
+          <w:rFonts w:ascii="Arial" w:cs="Arial" w:eastAsia="Arial" w:hAnsi="Arial"/>
+          <w:color w:val="0E0D0B"/>
+          <w:sz w:val="18"/>
+          <w:szCs w:val="18"/>
+        </w:rPr>
+        <w:t xml:space="preserve"> (dispatch dropdowns → pre-filled driver forms → Samsara geofence fallback). Custom .NET bridge pushes invoices into on-prem QuickBooks every 3h.</w:t>
       </w:r>
     </w:p>
     <w:p>
@@ -566,27 +628,63 @@
           <w:sz w:val="18"/>
           <w:szCs w:val="18"/>
         </w:rPr>
-        <w:t xml:space="preserve">Implemented RBAC auth and CI/CD automation. Integrated payment processors achieving </w:t>
-      </w:r>
-      <w:r>
-        <w:rPr>
-          <w:rFonts w:ascii="Arial" w:cs="Arial" w:eastAsia="Arial" w:hAnsi="Arial"/>
-          <w:b/>
-          <w:bCs/>
-          <w:color w:val="0E0D0B"/>
-          <w:sz w:val="18"/>
-          <w:szCs w:val="18"/>
-        </w:rPr>
-        <w:t xml:space="preserve">&gt;95% transaction success rate</w:t>
-      </w:r>
-      <w:r>
-        <w:rPr>
-          <w:rFonts w:ascii="Arial" w:cs="Arial" w:eastAsia="Arial" w:hAnsi="Arial"/>
-          <w:color w:val="0E0D0B"/>
-          <w:sz w:val="18"/>
-          <w:szCs w:val="18"/>
-        </w:rPr>
-        <w:t xml:space="preserve">.</w:t>
+        <w:t xml:space="preserve">Managed 2 junior developers. Ran design-doc-first sprints with code review on every PR.</w:t>
+      </w:r>
+    </w:p>
+    <w:p>
+      <w:pPr>
+        <w:tabs>
+          <w:tab w:val="right" w:pos="9026"/>
+        </w:tabs>
+        <w:spacing w:after="0" w:before="80"/>
+      </w:pPr>
+      <w:r>
+        <w:rPr>
+          <w:rFonts w:ascii="Arial" w:cs="Arial" w:eastAsia="Arial" w:hAnsi="Arial"/>
+          <w:b/>
+          <w:bCs/>
+          <w:color w:val="0E0D0B"/>
+          <w:sz w:val="20"/>
+          <w:szCs w:val="20"/>
+        </w:rPr>
+        <w:t xml:space="preserve">Full-Stack Engineer  ·  Design&amp;Desktop</w:t>
+      </w:r>
+      <w:r>
+        <w:rPr>
+          <w:rFonts w:ascii="Arial" w:cs="Arial" w:eastAsia="Arial" w:hAnsi="Arial"/>
+          <w:color w:val="6b5d4b"/>
+          <w:sz w:val="18"/>
+          <w:szCs w:val="18"/>
+        </w:rPr>
+        <w:t xml:space="preserve">	Jan 2025 – Jul 2025</w:t>
+      </w:r>
+    </w:p>
+    <w:p>
+      <w:pPr>
+        <w:tabs>
+          <w:tab w:val="right" w:pos="9026"/>
+        </w:tabs>
+        <w:spacing w:after="40" w:before="0"/>
+      </w:pPr>
+      <w:r>
+        <w:rPr>
+          <w:rFonts w:ascii="Arial" w:cs="Arial" w:eastAsia="Arial" w:hAnsi="Arial"/>
+          <w:i/>
+          <w:iCs/>
+          <w:color w:val="FF5A1F"/>
+          <w:sz w:val="18"/>
+          <w:szCs w:val="18"/>
+        </w:rPr>
+        <w:t xml:space="preserve">AI tooling + data platform builds</w:t>
+      </w:r>
+      <w:r>
+        <w:rPr>
+          <w:rFonts w:ascii="Arial" w:cs="Arial" w:eastAsia="Arial" w:hAnsi="Arial"/>
+          <w:color w:val="6b5d4b"/>
+          <w:sz w:val="17"/>
+          <w:szCs w:val="17"/>
+        </w:rPr>
+        <w:t xml:space="preserve">	Remote</w:t>
       </w:r>
     </w:p>
     <w:p>
@@ -601,67 +699,62 @@
       <w:r>
         <w:rPr>
           <w:rFonts w:ascii="Arial" w:cs="Arial" w:eastAsia="Arial" w:hAnsi="Arial"/>
-          <w:color w:val="0E0D0B"/>
-          <w:sz w:val="18"/>
-          <w:szCs w:val="18"/>
-        </w:rPr>
-        <w:t xml:space="preserve">Engineered secure file upload pipeline supporting files up to 5 GB.</w:t>
-      </w:r>
-    </w:p>
-    <w:p>
-      <w:pPr>
-        <w:tabs>
-          <w:tab w:val="right" w:pos="9026"/>
-        </w:tabs>
-        <w:spacing w:after="0" w:before="80"/>
-      </w:pPr>
-      <w:r>
-        <w:rPr>
-          <w:rFonts w:ascii="Arial" w:cs="Arial" w:eastAsia="Arial" w:hAnsi="Arial"/>
-          <w:b/>
-          <w:bCs/>
-          <w:color w:val="0E0D0B"/>
-          <w:sz w:val="20"/>
-          <w:szCs w:val="20"/>
-        </w:rPr>
-        <w:t xml:space="preserve">Software Engineer  ·  Design&amp;Desktop</w:t>
-      </w:r>
-      <w:r>
-        <w:rPr>
-          <w:rFonts w:ascii="Arial" w:cs="Arial" w:eastAsia="Arial" w:hAnsi="Arial"/>
-          <w:color w:val="6b5d4b"/>
-          <w:sz w:val="18"/>
-          <w:szCs w:val="18"/>
-        </w:rPr>
-        <w:t xml:space="preserve">	Jan 2025 – Jul 2025</w:t>
-      </w:r>
-    </w:p>
-    <w:p>
-      <w:pPr>
-        <w:tabs>
-          <w:tab w:val="right" w:pos="9026"/>
-        </w:tabs>
-        <w:spacing w:after="40" w:before="0"/>
-      </w:pPr>
-      <w:r>
-        <w:rPr>
-          <w:rFonts w:ascii="Arial" w:cs="Arial" w:eastAsia="Arial" w:hAnsi="Arial"/>
-          <w:i/>
-          <w:iCs/>
-          <w:color w:val="FF5A1F"/>
-          <w:sz w:val="18"/>
-          <w:szCs w:val="18"/>
-        </w:rPr>
-        <w:t xml:space="preserve">AI vlog generator + data scraping platform</w:t>
-      </w:r>
-      <w:r>
-        <w:rPr>
-          <w:rFonts w:ascii="Arial" w:cs="Arial" w:eastAsia="Arial" w:hAnsi="Arial"/>
-          <w:color w:val="6b5d4b"/>
-          <w:sz w:val="17"/>
-          <w:szCs w:val="17"/>
-        </w:rPr>
-        <w:t xml:space="preserve">	Remote</w:t>
+          <w:b/>
+          <w:bCs/>
+          <w:color w:val="0E0D0B"/>
+          <w:sz w:val="18"/>
+          <w:szCs w:val="18"/>
+        </w:rPr>
+        <w:t xml:space="preserve">AI reel generator</w:t>
+      </w:r>
+      <w:r>
+        <w:rPr>
+          <w:rFonts w:ascii="Arial" w:cs="Arial" w:eastAsia="Arial" w:hAnsi="Arial"/>
+          <w:color w:val="0E0D0B"/>
+          <w:sz w:val="18"/>
+          <w:szCs w:val="18"/>
+        </w:rPr>
+        <w:t xml:space="preserve"> with in-browser voice-cloned narration and video editing. Migrated rendering from FFmpeg.wasm (inconsistent 2–10 min per render across devices) to </w:t>
+      </w:r>
+      <w:r>
+        <w:rPr>
+          <w:rFonts w:ascii="Arial" w:cs="Arial" w:eastAsia="Arial" w:hAnsi="Arial"/>
+          <w:b/>
+          <w:bCs/>
+          <w:color w:val="0E0D0B"/>
+          <w:sz w:val="18"/>
+          <w:szCs w:val="18"/>
+        </w:rPr>
+        <w:t xml:space="preserve">mediabunny</w:t>
+      </w:r>
+      <w:r>
+        <w:rPr>
+          <w:rFonts w:ascii="Arial" w:cs="Arial" w:eastAsia="Arial" w:hAnsi="Arial"/>
+          <w:color w:val="0E0D0B"/>
+          <w:sz w:val="18"/>
+          <w:szCs w:val="18"/>
+        </w:rPr>
+        <w:t xml:space="preserve"> after evaluating community benchmarks — </w:t>
+      </w:r>
+      <w:r>
+        <w:rPr>
+          <w:rFonts w:ascii="Arial" w:cs="Arial" w:eastAsia="Arial" w:hAnsi="Arial"/>
+          <w:b/>
+          <w:bCs/>
+          <w:color w:val="0E0D0B"/>
+          <w:sz w:val="18"/>
+          <w:szCs w:val="18"/>
+        </w:rPr>
+        <w:t xml:space="preserve">~90% reduction in render time</w:t>
+      </w:r>
+      <w:r>
+        <w:rPr>
+          <w:rFonts w:ascii="Arial" w:cs="Arial" w:eastAsia="Arial" w:hAnsi="Arial"/>
+          <w:color w:val="0E0D0B"/>
+          <w:sz w:val="18"/>
+          <w:szCs w:val="18"/>
+        </w:rPr>
+        <w:t xml:space="preserve"> (20 min → ~10 sec on large jobs).</w:t>
       </w:r>
     </w:p>
     <w:p>
@@ -676,51 +769,42 @@
       <w:r>
         <w:rPr>
           <w:rFonts w:ascii="Arial" w:cs="Arial" w:eastAsia="Arial" w:hAnsi="Arial"/>
-          <w:color w:val="0E0D0B"/>
-          <w:sz w:val="18"/>
-          <w:szCs w:val="18"/>
-        </w:rPr>
-        <w:t xml:space="preserve">Built </w:t>
-      </w:r>
-      <w:r>
-        <w:rPr>
-          <w:rFonts w:ascii="Arial" w:cs="Arial" w:eastAsia="Arial" w:hAnsi="Arial"/>
-          <w:b/>
-          <w:bCs/>
-          <w:color w:val="0E0D0B"/>
-          <w:sz w:val="18"/>
-          <w:szCs w:val="18"/>
-        </w:rPr>
-        <w:t xml:space="preserve">AI vlog generator</w:t>
-      </w:r>
-      <w:r>
-        <w:rPr>
-          <w:rFonts w:ascii="Arial" w:cs="Arial" w:eastAsia="Arial" w:hAnsi="Arial"/>
-          <w:color w:val="0E0D0B"/>
-          <w:sz w:val="18"/>
-          <w:szCs w:val="18"/>
-        </w:rPr>
-        <w:t xml:space="preserve"> with in-browser video editing. Replaced ffmpeg.wasm with MediaBunny (TypeScript) for an </w:t>
-      </w:r>
-      <w:r>
-        <w:rPr>
-          <w:rFonts w:ascii="Arial" w:cs="Arial" w:eastAsia="Arial" w:hAnsi="Arial"/>
-          <w:b/>
-          <w:bCs/>
-          <w:color w:val="0E0D0B"/>
-          <w:sz w:val="18"/>
-          <w:szCs w:val="18"/>
-        </w:rPr>
-        <w:t xml:space="preserve">80% performance improvement</w:t>
-      </w:r>
-      <w:r>
-        <w:rPr>
-          <w:rFonts w:ascii="Arial" w:cs="Arial" w:eastAsia="Arial" w:hAnsi="Arial"/>
-          <w:color w:val="0E0D0B"/>
-          <w:sz w:val="18"/>
-          <w:szCs w:val="18"/>
-        </w:rPr>
-        <w:t xml:space="preserve"> in render time.</w:t>
+          <w:b/>
+          <w:bCs/>
+          <w:color w:val="0E0D0B"/>
+          <w:sz w:val="18"/>
+          <w:szCs w:val="18"/>
+        </w:rPr>
+        <w:t xml:space="preserve">Germany restaurant scraping platform</w:t>
+      </w:r>
+      <w:r>
+        <w:rPr>
+          <w:rFonts w:ascii="Arial" w:cs="Arial" w:eastAsia="Arial" w:hAnsi="Arial"/>
+          <w:color w:val="0E0D0B"/>
+          <w:sz w:val="18"/>
+          <w:szCs w:val="18"/>
+        </w:rPr>
+        <w:t xml:space="preserve"> — replaced single-instance Chromium scraping with a 5-way parallel batch pipeline. </w:t>
+      </w:r>
+      <w:r>
+        <w:rPr>
+          <w:rFonts w:ascii="Arial" w:cs="Arial" w:eastAsia="Arial" w:hAnsi="Arial"/>
+          <w:b/>
+          <w:bCs/>
+          <w:color w:val="0E0D0B"/>
+          <w:sz w:val="18"/>
+          <w:szCs w:val="18"/>
+        </w:rPr>
+        <w:t xml:space="preserve">~80% throughput improvement</w:t>
+      </w:r>
+      <w:r>
+        <w:rPr>
+          <w:rFonts w:ascii="Arial" w:cs="Arial" w:eastAsia="Arial" w:hAnsi="Arial"/>
+          <w:color w:val="0E0D0B"/>
+          <w:sz w:val="18"/>
+          <w:szCs w:val="18"/>
+        </w:rPr>
+        <w:t xml:space="preserve">. Built the consuming dashboard UI (Framer Motion) on top of Supabase.</w:t>
       </w:r>
     </w:p>
     <w:p>
@@ -735,31 +819,42 @@
       <w:r>
         <w:rPr>
           <w:rFonts w:ascii="Arial" w:cs="Arial" w:eastAsia="Arial" w:hAnsi="Arial"/>
-          <w:color w:val="0E0D0B"/>
-          <w:sz w:val="18"/>
-          <w:szCs w:val="18"/>
-        </w:rPr>
-        <w:t xml:space="preserve">Built a restaurant data scraper improving extraction performance by </w:t>
-      </w:r>
-      <w:r>
-        <w:rPr>
-          <w:rFonts w:ascii="Arial" w:cs="Arial" w:eastAsia="Arial" w:hAnsi="Arial"/>
-          <w:b/>
-          <w:bCs/>
-          <w:color w:val="0E0D0B"/>
-          <w:sz w:val="18"/>
-          <w:szCs w:val="18"/>
-        </w:rPr>
-        <w:t xml:space="preserve">40%</w:t>
-      </w:r>
-      <w:r>
-        <w:rPr>
-          <w:rFonts w:ascii="Arial" w:cs="Arial" w:eastAsia="Arial" w:hAnsi="Arial"/>
-          <w:color w:val="0E0D0B"/>
-          <w:sz w:val="18"/>
-          <w:szCs w:val="18"/>
-        </w:rPr>
-        <w:t xml:space="preserve"> through batched async fetches and selective parsing.</w:t>
+          <w:b/>
+          <w:bCs/>
+          <w:color w:val="0E0D0B"/>
+          <w:sz w:val="18"/>
+          <w:szCs w:val="18"/>
+        </w:rPr>
+        <w:t xml:space="preserve">B2B bulk-goods marketplace</w:t>
+      </w:r>
+      <w:r>
+        <w:rPr>
+          <w:rFonts w:ascii="Arial" w:cs="Arial" w:eastAsia="Arial" w:hAnsi="Arial"/>
+          <w:color w:val="0E0D0B"/>
+          <w:sz w:val="18"/>
+          <w:szCs w:val="18"/>
+        </w:rPr>
+        <w:t xml:space="preserve"> — scraped and modeled </w:t>
+      </w:r>
+      <w:r>
+        <w:rPr>
+          <w:rFonts w:ascii="Arial" w:cs="Arial" w:eastAsia="Arial" w:hAnsi="Arial"/>
+          <w:b/>
+          <w:bCs/>
+          <w:color w:val="0E0D0B"/>
+          <w:sz w:val="18"/>
+          <w:szCs w:val="18"/>
+        </w:rPr>
+        <w:t xml:space="preserve">~12,000 German ZIP codes</w:t>
+      </w:r>
+      <w:r>
+        <w:rPr>
+          <w:rFonts w:ascii="Arial" w:cs="Arial" w:eastAsia="Arial" w:hAnsi="Arial"/>
+          <w:color w:val="0E0D0B"/>
+          <w:sz w:val="18"/>
+          <w:szCs w:val="18"/>
+        </w:rPr>
+        <w:t xml:space="preserve"> with city/state relations into Supabase to power shipping-cost calculation and form validation (off-the-shelf datasets didn't cover Germany's multi-ZIP-per-city case).</w:t>
       </w:r>
     </w:p>
     <w:p>
@@ -778,7 +873,7 @@
           <w:sz w:val="20"/>
           <w:szCs w:val="20"/>
         </w:rPr>
-        <w:t xml:space="preserve">Full-Stack Developer  ·  Apifiny</w:t>
+        <w:t xml:space="preserve">Junior → Senior Engineer  ·  Apifiny</w:t>
       </w:r>
       <w:r>
         <w:rPr>
@@ -806,7 +901,7 @@
           <w:sz w:val="18"/>
           <w:szCs w:val="18"/>
         </w:rPr>
-        <w:t xml:space="preserve">Client-facing web platforms · Stripe integrations · dashboards</w:t>
+        <w:t xml:space="preserve">Agency-style B2B SaaS builds for clients · promoted to Senior</w:t>
       </w:r>
       <w:r>
         <w:rPr>
@@ -830,11 +925,62 @@
       <w:r>
         <w:rPr>
           <w:rFonts w:ascii="Arial" w:cs="Arial" w:eastAsia="Arial" w:hAnsi="Arial"/>
-          <w:color w:val="0E0D0B"/>
-          <w:sz w:val="18"/>
-          <w:szCs w:val="18"/>
-        </w:rPr>
-        <w:t xml:space="preserve">Built and shipped multiple client-facing web platforms with a focus on Stripe integrations and role-based dashboards.</w:t>
+          <w:b/>
+          <w:bCs/>
+          <w:color w:val="0E0D0B"/>
+          <w:sz w:val="18"/>
+          <w:szCs w:val="18"/>
+        </w:rPr>
+        <w:t xml:space="preserve">Diffed.gg (3-sided gaming marketplace)</w:t>
+      </w:r>
+      <w:r>
+        <w:rPr>
+          <w:rFonts w:ascii="Arial" w:cs="Arial" w:eastAsia="Arial" w:hAnsi="Arial"/>
+          <w:color w:val="0E0D0B"/>
+          <w:sz w:val="18"/>
+          <w:szCs w:val="18"/>
+        </w:rPr>
+        <w:t xml:space="preserve"> — Senior engineer on a 3-person team. Designed the schema and the </w:t>
+      </w:r>
+      <w:r>
+        <w:rPr>
+          <w:rFonts w:ascii="Arial" w:cs="Arial" w:eastAsia="Arial" w:hAnsi="Arial"/>
+          <w:b/>
+          <w:bCs/>
+          <w:color w:val="0E0D0B"/>
+          <w:sz w:val="18"/>
+          <w:szCs w:val="18"/>
+        </w:rPr>
+        <w:t xml:space="preserve">game-creation engine</w:t>
+      </w:r>
+      <w:r>
+        <w:rPr>
+          <w:rFonts w:ascii="Arial" w:cs="Arial" w:eastAsia="Arial" w:hAnsi="Arial"/>
+          <w:color w:val="0E0D0B"/>
+          <w:sz w:val="18"/>
+          <w:szCs w:val="18"/>
+        </w:rPr>
+        <w:t xml:space="preserve"> that lets admins onboard any title and its ranking system (divisions, tiers, straight ranks) without code. Built the Stripe-funded </w:t>
+      </w:r>
+      <w:r>
+        <w:rPr>
+          <w:rFonts w:ascii="Arial" w:cs="Arial" w:eastAsia="Arial" w:hAnsi="Arial"/>
+          <w:b/>
+          <w:bCs/>
+          <w:color w:val="0E0D0B"/>
+          <w:sz w:val="18"/>
+          <w:szCs w:val="18"/>
+        </w:rPr>
+        <w:t xml:space="preserve">multi-currency platform wallet</w:t>
+      </w:r>
+      <w:r>
+        <w:rPr>
+          <w:rFonts w:ascii="Arial" w:cs="Arial" w:eastAsia="Arial" w:hAnsi="Arial"/>
+          <w:color w:val="0E0D0B"/>
+          <w:sz w:val="18"/>
+          <w:szCs w:val="18"/>
+        </w:rPr>
+        <w:t xml:space="preserve"> with day-of-transaction ECB conversion. Shipped end-to-end in 2 months.</w:t>
       </w:r>
     </w:p>
     <w:p>
@@ -853,27 +999,7 @@
           <w:sz w:val="18"/>
           <w:szCs w:val="18"/>
         </w:rPr>
-        <w:t xml:space="preserve">Designed an interactive quote generator that reduced proposal time by </w:t>
-      </w:r>
-      <w:r>
-        <w:rPr>
-          <w:rFonts w:ascii="Arial" w:cs="Arial" w:eastAsia="Arial" w:hAnsi="Arial"/>
-          <w:b/>
-          <w:bCs/>
-          <w:color w:val="0E0D0B"/>
-          <w:sz w:val="18"/>
-          <w:szCs w:val="18"/>
-        </w:rPr>
-        <w:t xml:space="preserve">60%</w:t>
-      </w:r>
-      <w:r>
-        <w:rPr>
-          <w:rFonts w:ascii="Arial" w:cs="Arial" w:eastAsia="Arial" w:hAnsi="Arial"/>
-          <w:color w:val="0E0D0B"/>
-          <w:sz w:val="18"/>
-          <w:szCs w:val="18"/>
-        </w:rPr>
-        <w:t xml:space="preserve"> for a B2B services client.</w:t>
+        <w:t xml:space="preserve">Shipped multiple additional B2B SaaS client builds. Designed schemas, admin panels, role-based dashboards, and dispute/refund flows across the stack.</w:t>
       </w:r>
     </w:p>
     <w:p>
@@ -892,27 +1018,7 @@
           <w:sz w:val="18"/>
           <w:szCs w:val="18"/>
         </w:rPr>
-        <w:t xml:space="preserve">Built lead-capture forms across multiple campaigns, increasing conversion by </w:t>
-      </w:r>
-      <w:r>
-        <w:rPr>
-          <w:rFonts w:ascii="Arial" w:cs="Arial" w:eastAsia="Arial" w:hAnsi="Arial"/>
-          <w:b/>
-          <w:bCs/>
-          <w:color w:val="0E0D0B"/>
-          <w:sz w:val="18"/>
-          <w:szCs w:val="18"/>
-        </w:rPr>
-        <w:t xml:space="preserve">35%</w:t>
-      </w:r>
-      <w:r>
-        <w:rPr>
-          <w:rFonts w:ascii="Arial" w:cs="Arial" w:eastAsia="Arial" w:hAnsi="Arial"/>
-          <w:color w:val="0E0D0B"/>
-          <w:sz w:val="18"/>
-          <w:szCs w:val="18"/>
-        </w:rPr>
-        <w:t xml:space="preserve">.</w:t>
+        <w:t xml:space="preserve">Mentored 2 junior developers as lead. Code review on every PR. Design-doc-first sprint cadence.</w:t>
       </w:r>
     </w:p>
     <w:p>
@@ -961,7 +1067,7 @@
         </w:rPr>
         <w:t xml:space="preserve">	</w:t>
       </w:r>
-      <w:hyperlink w:history="1" r:id="rIdd-a91nmsmt2_eqmxvmyzu">
+      <w:hyperlink w:history="1" r:id="rIdwdutuyfkbfxngmn89nvbb">
         <w:r>
           <w:rPr>
             <w:rFonts w:ascii="Arial" w:cs="Arial" w:eastAsia="Arial" w:hAnsi="Arial"/>
@@ -1025,7 +1131,7 @@
         </w:rPr>
         <w:t xml:space="preserve">	</w:t>
       </w:r>
-      <w:hyperlink w:history="1" r:id="rIdfj2j93s-vsh6j_mnxjldy">
+      <w:hyperlink w:history="1" r:id="rIdxbgcj7newymrfes6y5crt">
         <w:r>
           <w:rPr>
             <w:rFonts w:ascii="Arial" w:cs="Arial" w:eastAsia="Arial" w:hAnsi="Arial"/>
@@ -1089,7 +1195,7 @@
         </w:rPr>
         <w:t xml:space="preserve">	</w:t>
       </w:r>
-      <w:hyperlink w:history="1" r:id="rIduyqjmcg936g9cq4uyalf5">
+      <w:hyperlink w:history="1" r:id="rIdxfkuxj7uvpdfin2gmgxty">
         <w:r>
           <w:rPr>
             <w:rFonts w:ascii="Arial" w:cs="Arial" w:eastAsia="Arial" w:hAnsi="Arial"/>
@@ -1151,7 +1257,7 @@
       <w:pPr>
         <w:spacing w:after="40" w:line="240"/>
       </w:pPr>
-      <w:hyperlink w:history="1" r:id="rIdcj6qpnwsehvukdscialuk">
+      <w:hyperlink w:history="1" r:id="rIdhg_ybsujres58k_gxipw4">
         <w:r>
           <w:rPr>
             <w:rFonts w:ascii="Arial" w:cs="Arial" w:eastAsia="Arial" w:hAnsi="Arial"/>
@@ -1179,7 +1285,7 @@
       <w:pPr>
         <w:spacing w:after="40" w:line="240"/>
       </w:pPr>
-      <w:hyperlink w:history="1" r:id="rIdpk3q-6px8djbonjq-jfip">
+      <w:hyperlink w:history="1" r:id="rIdaj7c5xzltnlc5ym6bh6_w">
         <w:r>
           <w:rPr>
             <w:rFonts w:ascii="Arial" w:cs="Arial" w:eastAsia="Arial" w:hAnsi="Arial"/>
@@ -1207,7 +1313,7 @@
       <w:pPr>
         <w:spacing w:after="40" w:line="240"/>
       </w:pPr>
-      <w:hyperlink w:history="1" r:id="rIdasg1-3loz0aehocwrivi6">
+      <w:hyperlink w:history="1" r:id="rIdes6_kwuppnmj_1ckxhhjg">
         <w:r>
           <w:rPr>
             <w:rFonts w:ascii="Arial" w:cs="Arial" w:eastAsia="Arial" w:hAnsi="Arial"/>

--- a/public/uzair-saleem-resume.docx
+++ b/public/uzair-saleem-resume.docx
@@ -45,7 +45,7 @@
         </w:rPr>
         <w:t xml:space="preserve">Islamabad, Pakistan  ·  </w:t>
       </w:r>
-      <w:hyperlink w:history="1" r:id="rIdo-kqcra7mspn-e7rwujoo">
+      <w:hyperlink w:history="1" r:id="rId1gnfazdc5q5g5dlyu7q14">
         <w:r>
           <w:rPr>
             <w:rFonts w:ascii="Arial" w:cs="Arial" w:eastAsia="Arial" w:hAnsi="Arial"/>
@@ -66,7 +66,7 @@
         </w:rPr>
         <w:t xml:space="preserve">  ·  </w:t>
       </w:r>
-      <w:hyperlink w:history="1" r:id="rIdzutl0pzrbww9rve1kkcj8">
+      <w:hyperlink w:history="1" r:id="rIdhz-9msezmclx-hklqnbes">
         <w:r>
           <w:rPr>
             <w:rFonts w:ascii="Arial" w:cs="Arial" w:eastAsia="Arial" w:hAnsi="Arial"/>
@@ -87,7 +87,7 @@
         </w:rPr>
         <w:t xml:space="preserve">  ·  </w:t>
       </w:r>
-      <w:hyperlink w:history="1" r:id="rIdqcfrm2p88sqmeu5xzi7-u">
+      <w:hyperlink w:history="1" r:id="rIdyhhr5pp1tdvuno9m8catf">
         <w:r>
           <w:rPr>
             <w:rFonts w:ascii="Arial" w:cs="Arial" w:eastAsia="Arial" w:hAnsi="Arial"/>
@@ -108,7 +108,7 @@
         </w:rPr>
         <w:t xml:space="preserve">  ·  </w:t>
       </w:r>
-      <w:hyperlink w:history="1" r:id="rIdseru1k53z72bdp8_6zczi">
+      <w:hyperlink w:history="1" r:id="rId-h4ai0ndrtaompedvw1wt">
         <w:r>
           <w:rPr>
             <w:rFonts w:ascii="Arial" w:cs="Arial" w:eastAsia="Arial" w:hAnsi="Arial"/>
@@ -129,7 +129,7 @@
         </w:rPr>
         <w:t xml:space="preserve">  ·  </w:t>
       </w:r>
-      <w:hyperlink w:history="1" r:id="rIdxhweuviz6qav1ztsagb3t">
+      <w:hyperlink w:history="1" r:id="rIddgqyl6ql1llq1cyy2lbwn">
         <w:r>
           <w:rPr>
             <w:rFonts w:ascii="Arial" w:cs="Arial" w:eastAsia="Arial" w:hAnsi="Arial"/>
@@ -193,47 +193,67 @@
           <w:sz w:val="18"/>
           <w:szCs w:val="18"/>
         </w:rPr>
-        <w:t xml:space="preserve"> shipping production SaaS end-to-end. Built Indiecator's MRR engine on a </w:t>
-      </w:r>
-      <w:r>
-        <w:rPr>
-          <w:rFonts w:ascii="Arial" w:cs="Arial" w:eastAsia="Arial" w:hAnsi="Arial"/>
-          <w:b/>
-          <w:bCs/>
-          <w:color w:val="0E0D0B"/>
-          <w:sz w:val="18"/>
-          <w:szCs w:val="18"/>
-        </w:rPr>
-        <w:t xml:space="preserve">hybrid invoice + event ledger</w:t>
-      </w:r>
-      <w:r>
-        <w:rPr>
-          <w:rFonts w:ascii="Arial" w:cs="Arial" w:eastAsia="Arial" w:hAnsi="Arial"/>
-          <w:color w:val="0E0D0B"/>
-          <w:sz w:val="18"/>
-          <w:szCs w:val="18"/>
-        </w:rPr>
-        <w:t xml:space="preserve"> that survives Stripe's 3-month event retention window. Cut Sat-Raj's daily pricing run from </w:t>
-      </w:r>
-      <w:r>
-        <w:rPr>
-          <w:rFonts w:ascii="Arial" w:cs="Arial" w:eastAsia="Arial" w:hAnsi="Arial"/>
-          <w:b/>
-          <w:bCs/>
-          <w:color w:val="0E0D0B"/>
-          <w:sz w:val="18"/>
-          <w:szCs w:val="18"/>
-        </w:rPr>
-        <w:t xml:space="preserve">45–60 min to under 90 sec</w:t>
-      </w:r>
-      <w:r>
-        <w:rPr>
-          <w:rFonts w:ascii="Arial" w:cs="Arial" w:eastAsia="Arial" w:hAnsi="Arial"/>
-          <w:color w:val="0E0D0B"/>
-          <w:sz w:val="18"/>
-          <w:szCs w:val="18"/>
-        </w:rPr>
-        <w:t xml:space="preserve"> while pushing invoices into on-prem QuickBooks via a custom .NET bridge. Shipped Diffed.gg's 3-sided gaming marketplace end-to-end in 2 months as senior on a 3-person team. Stack: Next.js, TypeScript, Postgres, Stripe, AWS — with Claude Code in the loop daily.</w:t>
+        <w:t xml:space="preserve"> shipping production SaaS end-to-end. Currently lead engineer on two production builds for founder clients — a Stripe-powered revenue analytics platform, and an internal operations platform for a 30-year-old US fuel wholesaler that replaced a daily </w:t>
+      </w:r>
+      <w:r>
+        <w:rPr>
+          <w:rFonts w:ascii="Arial" w:cs="Arial" w:eastAsia="Arial" w:hAnsi="Arial"/>
+          <w:b/>
+          <w:bCs/>
+          <w:color w:val="0E0D0B"/>
+          <w:sz w:val="18"/>
+          <w:szCs w:val="18"/>
+        </w:rPr>
+        <w:t xml:space="preserve">45–60 minute manual workflow</w:t>
+      </w:r>
+      <w:r>
+        <w:rPr>
+          <w:rFonts w:ascii="Arial" w:cs="Arial" w:eastAsia="Arial" w:hAnsi="Arial"/>
+          <w:color w:val="0E0D0B"/>
+          <w:sz w:val="18"/>
+          <w:szCs w:val="18"/>
+        </w:rPr>
+        <w:t xml:space="preserve"> with software that finishes the same job in </w:t>
+      </w:r>
+      <w:r>
+        <w:rPr>
+          <w:rFonts w:ascii="Arial" w:cs="Arial" w:eastAsia="Arial" w:hAnsi="Arial"/>
+          <w:b/>
+          <w:bCs/>
+          <w:color w:val="0E0D0B"/>
+          <w:sz w:val="18"/>
+          <w:szCs w:val="18"/>
+        </w:rPr>
+        <w:t xml:space="preserve">under 90 seconds</w:t>
+      </w:r>
+      <w:r>
+        <w:rPr>
+          <w:rFonts w:ascii="Arial" w:cs="Arial" w:eastAsia="Arial" w:hAnsi="Arial"/>
+          <w:color w:val="0E0D0B"/>
+          <w:sz w:val="18"/>
+          <w:szCs w:val="18"/>
+        </w:rPr>
+        <w:t xml:space="preserve">. Promoted Junior → Senior at Apifiny over 3 years; shipped a 3-sided gaming marketplace end-to-end in </w:t>
+      </w:r>
+      <w:r>
+        <w:rPr>
+          <w:rFonts w:ascii="Arial" w:cs="Arial" w:eastAsia="Arial" w:hAnsi="Arial"/>
+          <w:b/>
+          <w:bCs/>
+          <w:color w:val="0E0D0B"/>
+          <w:sz w:val="18"/>
+          <w:szCs w:val="18"/>
+        </w:rPr>
+        <w:t xml:space="preserve">2 months</w:t>
+      </w:r>
+      <w:r>
+        <w:rPr>
+          <w:rFonts w:ascii="Arial" w:cs="Arial" w:eastAsia="Arial" w:hAnsi="Arial"/>
+          <w:color w:val="0E0D0B"/>
+          <w:sz w:val="18"/>
+          <w:szCs w:val="18"/>
+        </w:rPr>
+        <w:t xml:space="preserve"> as senior on a 3-person team. Stack: Next.js, Node.js, Express, Postgres, Supabase, AWS, Cloudflare — with Claude Code in the loop daily.</w:t>
       </w:r>
     </w:p>
     <w:p>
@@ -278,7 +298,7 @@
           <w:sz w:val="18"/>
           <w:szCs w:val="18"/>
         </w:rPr>
-        <w:t xml:space="preserve">TypeScript, JavaScript, Python, SQL, C# / .NET</w:t>
+        <w:t xml:space="preserve">TypeScript, JavaScript, Python, SQL</w:t>
       </w:r>
     </w:p>
     <w:p>
@@ -303,7 +323,7 @@
           <w:sz w:val="18"/>
           <w:szCs w:val="18"/>
         </w:rPr>
-        <w:t xml:space="preserve">Next.js 15/16 (App Router), React 19, Tailwind, Shadcn, Framer Motion, Recharts</w:t>
+        <w:t xml:space="preserve">Next.js (App Router), React, Tailwind, Shadcn, Framer Motion</w:t>
       </w:r>
     </w:p>
     <w:p>
@@ -328,7 +348,7 @@
           <w:sz w:val="18"/>
           <w:szCs w:val="18"/>
         </w:rPr>
-        <w:t xml:space="preserve">Node.js, Prisma, REST + webhooks, Server Actions, Socket.IO, idempotent background jobs</w:t>
+        <w:t xml:space="preserve">Node.js, Express, Prisma, REST + webhooks, Socket.IO</w:t>
       </w:r>
     </w:p>
     <w:p>
@@ -353,7 +373,7 @@
           <w:sz w:val="18"/>
           <w:szCs w:val="18"/>
         </w:rPr>
-        <w:t xml:space="preserve">PostgreSQL (row-level security via Supabase), Redis caching, MongoDB, schema design + migrations</w:t>
+        <w:t xml:space="preserve">PostgreSQL, Supabase, Redis, MongoDB</w:t>
       </w:r>
     </w:p>
     <w:p>
@@ -378,7 +398,7 @@
           <w:sz w:val="18"/>
           <w:szCs w:val="18"/>
         </w:rPr>
-        <w:t xml:space="preserve">Stripe Connect (multi-currency wallets, webhook idempotency), Paddle, ECB-based per-day FX conversion</w:t>
+        <w:t xml:space="preserve">Stripe, Stripe Connect, Paddle, multi-currency wallets</w:t>
       </w:r>
     </w:p>
     <w:p>
@@ -394,16 +414,16 @@
           <w:sz w:val="18"/>
           <w:szCs w:val="18"/>
         </w:rPr>
-        <w:t xml:space="preserve">Integrations:  </w:t>
-      </w:r>
-      <w:r>
-        <w:rPr>
-          <w:rFonts w:ascii="Arial" w:cs="Arial" w:eastAsia="Arial" w:hAnsi="Arial"/>
-          <w:color w:val="0E0D0B"/>
-          <w:sz w:val="18"/>
-          <w:szCs w:val="18"/>
-        </w:rPr>
-        <w:t xml:space="preserve">Samsara API (telematics + geofences), QuickBooks (via .NET bridge), supplier FTP, FFmpeg / mediabunny</w:t>
+        <w:t xml:space="preserve">Automation:  </w:t>
+      </w:r>
+      <w:r>
+        <w:rPr>
+          <w:rFonts w:ascii="Arial" w:cs="Arial" w:eastAsia="Arial" w:hAnsi="Arial"/>
+          <w:color w:val="0E0D0B"/>
+          <w:sz w:val="18"/>
+          <w:szCs w:val="18"/>
+        </w:rPr>
+        <w:t xml:space="preserve">n8n workflow automation, GitHub Actions, scheduled background jobs</w:t>
       </w:r>
     </w:p>
     <w:p>
@@ -419,6 +439,31 @@
           <w:sz w:val="18"/>
           <w:szCs w:val="18"/>
         </w:rPr>
+        <w:t xml:space="preserve">AI workflow:  </w:t>
+      </w:r>
+      <w:r>
+        <w:rPr>
+          <w:rFonts w:ascii="Arial" w:cs="Arial" w:eastAsia="Arial" w:hAnsi="Arial"/>
+          <w:color w:val="0E0D0B"/>
+          <w:sz w:val="18"/>
+          <w:szCs w:val="18"/>
+        </w:rPr>
+        <w:t xml:space="preserve">Claude Code (daily loop), prompt engineering, agentic development workflows</w:t>
+      </w:r>
+    </w:p>
+    <w:p>
+      <w:pPr>
+        <w:spacing w:after="30" w:line="240"/>
+      </w:pPr>
+      <w:r>
+        <w:rPr>
+          <w:rFonts w:ascii="Arial" w:cs="Arial" w:eastAsia="Arial" w:hAnsi="Arial"/>
+          <w:b/>
+          <w:bCs/>
+          <w:color w:val="0E0D0B"/>
+          <w:sz w:val="18"/>
+          <w:szCs w:val="18"/>
+        </w:rPr>
         <w:t xml:space="preserve">Infra / Cloud:  </w:t>
       </w:r>
       <w:r>
@@ -428,32 +473,7 @@
           <w:sz w:val="18"/>
           <w:szCs w:val="18"/>
         </w:rPr>
-        <w:t xml:space="preserve">AWS, Vercel, Cloudflare Pages, GitHub Actions (scheduled workflows), Docker, CI/CD</w:t>
-      </w:r>
-    </w:p>
-    <w:p>
-      <w:pPr>
-        <w:spacing w:after="30" w:line="240"/>
-      </w:pPr>
-      <w:r>
-        <w:rPr>
-          <w:rFonts w:ascii="Arial" w:cs="Arial" w:eastAsia="Arial" w:hAnsi="Arial"/>
-          <w:b/>
-          <w:bCs/>
-          <w:color w:val="0E0D0B"/>
-          <w:sz w:val="18"/>
-          <w:szCs w:val="18"/>
-        </w:rPr>
-        <w:t xml:space="preserve">AI workflow:  </w:t>
-      </w:r>
-      <w:r>
-        <w:rPr>
-          <w:rFonts w:ascii="Arial" w:cs="Arial" w:eastAsia="Arial" w:hAnsi="Arial"/>
-          <w:color w:val="0E0D0B"/>
-          <w:sz w:val="18"/>
-          <w:szCs w:val="18"/>
-        </w:rPr>
-        <w:t xml:space="preserve">Claude Code (daily loop), agentic refactoring, design-doc-first briefs, autonomous overnight runs</w:t>
+        <w:t xml:space="preserve">AWS, Cloudflare, Vercel, Docker, CI/CD</w:t>
       </w:r>
     </w:p>
     <w:p>
@@ -544,22 +564,31 @@
       <w:r>
         <w:rPr>
           <w:rFonts w:ascii="Arial" w:cs="Arial" w:eastAsia="Arial" w:hAnsi="Arial"/>
-          <w:b/>
-          <w:bCs/>
-          <w:color w:val="0E0D0B"/>
-          <w:sz w:val="18"/>
-          <w:szCs w:val="18"/>
-        </w:rPr>
-        <w:t xml:space="preserve">Indiecator (Stripe Connect revenue analytics)</w:t>
-      </w:r>
-      <w:r>
-        <w:rPr>
-          <w:rFonts w:ascii="Arial" w:cs="Arial" w:eastAsia="Arial" w:hAnsi="Arial"/>
-          <w:color w:val="0E0D0B"/>
-          <w:sz w:val="18"/>
-          <w:szCs w:val="18"/>
-        </w:rPr>
-        <w:t xml:space="preserve"> — Designed and shipped 3 ingestion flows (webhook + daily catch-up cron + 2-year backfill) into a multi-tenant Postgres ledger with row-level security. Engineered the hybrid invoice + event MRR ledger that survives Stripe's 3-month event window. ECB-based per-day FX. Drill-down to source customer on every metric. Redis-cached dashboards.</w:t>
+          <w:color w:val="0E0D0B"/>
+          <w:sz w:val="18"/>
+          <w:szCs w:val="18"/>
+        </w:rPr>
+        <w:t xml:space="preserve">Lead engineer on </w:t>
+      </w:r>
+      <w:r>
+        <w:rPr>
+          <w:rFonts w:ascii="Arial" w:cs="Arial" w:eastAsia="Arial" w:hAnsi="Arial"/>
+          <w:b/>
+          <w:bCs/>
+          <w:color w:val="0E0D0B"/>
+          <w:sz w:val="18"/>
+          <w:szCs w:val="18"/>
+        </w:rPr>
+        <w:t xml:space="preserve">two production SaaS builds shipped to live customers</w:t>
+      </w:r>
+      <w:r>
+        <w:rPr>
+          <w:rFonts w:ascii="Arial" w:cs="Arial" w:eastAsia="Arial" w:hAnsi="Arial"/>
+          <w:color w:val="0E0D0B"/>
+          <w:sz w:val="18"/>
+          <w:szCs w:val="18"/>
+        </w:rPr>
+        <w:t xml:space="preserve">: a Stripe revenue analytics platform and an internal operations platform for a 30-year-old US fuel wholesaler. Owned scope, architecture, schema design, and delivery on both.</w:t>
       </w:r>
     </w:p>
     <w:p>
@@ -574,42 +603,31 @@
       <w:r>
         <w:rPr>
           <w:rFonts w:ascii="Arial" w:cs="Arial" w:eastAsia="Arial" w:hAnsi="Arial"/>
-          <w:b/>
-          <w:bCs/>
-          <w:color w:val="0E0D0B"/>
-          <w:sz w:val="18"/>
-          <w:szCs w:val="18"/>
-        </w:rPr>
-        <w:t xml:space="preserve">Sat-Raj (NJ fuel distribution ops platform)</w:t>
-      </w:r>
-      <w:r>
-        <w:rPr>
-          <w:rFonts w:ascii="Arial" w:cs="Arial" w:eastAsia="Arial" w:hAnsi="Arial"/>
-          <w:color w:val="0E0D0B"/>
-          <w:sz w:val="18"/>
-          <w:szCs w:val="18"/>
-        </w:rPr>
-        <w:t xml:space="preserve"> — End-to-end build replacing 39 hand-edited Google Sheets. Pricing engine with per-customer margins. Invoice engine reconciles Samsara telematics against supplier FTP via idempotent 3-hour jobs. </w:t>
-      </w:r>
-      <w:r>
-        <w:rPr>
-          <w:rFonts w:ascii="Arial" w:cs="Arial" w:eastAsia="Arial" w:hAnsi="Arial"/>
-          <w:b/>
-          <w:bCs/>
-          <w:color w:val="0E0D0B"/>
-          <w:sz w:val="18"/>
-          <w:szCs w:val="18"/>
-        </w:rPr>
-        <w:t xml:space="preserve">3-gate address mapping</w:t>
-      </w:r>
-      <w:r>
-        <w:rPr>
-          <w:rFonts w:ascii="Arial" w:cs="Arial" w:eastAsia="Arial" w:hAnsi="Arial"/>
-          <w:color w:val="0E0D0B"/>
-          <w:sz w:val="18"/>
-          <w:szCs w:val="18"/>
-        </w:rPr>
-        <w:t xml:space="preserve"> (dispatch dropdowns → pre-filled driver forms → Samsara geofence fallback). Custom .NET bridge pushes invoices into on-prem QuickBooks every 3h.</w:t>
+          <w:color w:val="0E0D0B"/>
+          <w:sz w:val="18"/>
+          <w:szCs w:val="18"/>
+        </w:rPr>
+        <w:t xml:space="preserve">Replaced a 30-year-old company's spreadsheet workflow with software the whole team trusts. Daily pricing run went from </w:t>
+      </w:r>
+      <w:r>
+        <w:rPr>
+          <w:rFonts w:ascii="Arial" w:cs="Arial" w:eastAsia="Arial" w:hAnsi="Arial"/>
+          <w:b/>
+          <w:bCs/>
+          <w:color w:val="0E0D0B"/>
+          <w:sz w:val="18"/>
+          <w:szCs w:val="18"/>
+        </w:rPr>
+        <w:t xml:space="preserve">45–60 minutes of manual work to under 90 seconds</w:t>
+      </w:r>
+      <w:r>
+        <w:rPr>
+          <w:rFonts w:ascii="Arial" w:cs="Arial" w:eastAsia="Arial" w:hAnsi="Arial"/>
+          <w:color w:val="0E0D0B"/>
+          <w:sz w:val="18"/>
+          <w:szCs w:val="18"/>
+        </w:rPr>
+        <w:t xml:space="preserve">. Built the pricing, invoicing, and supplier-reconciliation pipelines end-to-end.</w:t>
       </w:r>
     </w:p>
     <w:p>
@@ -628,7 +646,27 @@
           <w:sz w:val="18"/>
           <w:szCs w:val="18"/>
         </w:rPr>
-        <w:t xml:space="preserve">Managed 2 junior developers. Ran design-doc-first sprints with code review on every PR.</w:t>
+        <w:t xml:space="preserve">Mentored </w:t>
+      </w:r>
+      <w:r>
+        <w:rPr>
+          <w:rFonts w:ascii="Arial" w:cs="Arial" w:eastAsia="Arial" w:hAnsi="Arial"/>
+          <w:b/>
+          <w:bCs/>
+          <w:color w:val="0E0D0B"/>
+          <w:sz w:val="18"/>
+          <w:szCs w:val="18"/>
+        </w:rPr>
+        <w:t xml:space="preserve">2 junior developers</w:t>
+      </w:r>
+      <w:r>
+        <w:rPr>
+          <w:rFonts w:ascii="Arial" w:cs="Arial" w:eastAsia="Arial" w:hAnsi="Arial"/>
+          <w:color w:val="0E0D0B"/>
+          <w:sz w:val="18"/>
+          <w:szCs w:val="18"/>
+        </w:rPr>
+        <w:t xml:space="preserve">. Set the team's engineering culture: every change starts with a written design doc, every PR gets reviewed.</w:t>
       </w:r>
     </w:p>
     <w:p>
@@ -675,7 +713,7 @@
           <w:sz w:val="18"/>
           <w:szCs w:val="18"/>
         </w:rPr>
-        <w:t xml:space="preserve">AI tooling + data platform builds</w:t>
+        <w:t xml:space="preserve">AI tooling + data platforms</w:t>
       </w:r>
       <w:r>
         <w:rPr>
@@ -699,62 +737,31 @@
       <w:r>
         <w:rPr>
           <w:rFonts w:ascii="Arial" w:cs="Arial" w:eastAsia="Arial" w:hAnsi="Arial"/>
-          <w:b/>
-          <w:bCs/>
-          <w:color w:val="0E0D0B"/>
-          <w:sz w:val="18"/>
-          <w:szCs w:val="18"/>
-        </w:rPr>
-        <w:t xml:space="preserve">AI reel generator</w:t>
-      </w:r>
-      <w:r>
-        <w:rPr>
-          <w:rFonts w:ascii="Arial" w:cs="Arial" w:eastAsia="Arial" w:hAnsi="Arial"/>
-          <w:color w:val="0E0D0B"/>
-          <w:sz w:val="18"/>
-          <w:szCs w:val="18"/>
-        </w:rPr>
-        <w:t xml:space="preserve"> with in-browser voice-cloned narration and video editing. Migrated rendering from FFmpeg.wasm (inconsistent 2–10 min per render across devices) to </w:t>
-      </w:r>
-      <w:r>
-        <w:rPr>
-          <w:rFonts w:ascii="Arial" w:cs="Arial" w:eastAsia="Arial" w:hAnsi="Arial"/>
-          <w:b/>
-          <w:bCs/>
-          <w:color w:val="0E0D0B"/>
-          <w:sz w:val="18"/>
-          <w:szCs w:val="18"/>
-        </w:rPr>
-        <w:t xml:space="preserve">mediabunny</w:t>
-      </w:r>
-      <w:r>
-        <w:rPr>
-          <w:rFonts w:ascii="Arial" w:cs="Arial" w:eastAsia="Arial" w:hAnsi="Arial"/>
-          <w:color w:val="0E0D0B"/>
-          <w:sz w:val="18"/>
-          <w:szCs w:val="18"/>
-        </w:rPr>
-        <w:t xml:space="preserve"> after evaluating community benchmarks — </w:t>
-      </w:r>
-      <w:r>
-        <w:rPr>
-          <w:rFonts w:ascii="Arial" w:cs="Arial" w:eastAsia="Arial" w:hAnsi="Arial"/>
-          <w:b/>
-          <w:bCs/>
-          <w:color w:val="0E0D0B"/>
-          <w:sz w:val="18"/>
-          <w:szCs w:val="18"/>
-        </w:rPr>
-        <w:t xml:space="preserve">~90% reduction in render time</w:t>
-      </w:r>
-      <w:r>
-        <w:rPr>
-          <w:rFonts w:ascii="Arial" w:cs="Arial" w:eastAsia="Arial" w:hAnsi="Arial"/>
-          <w:color w:val="0E0D0B"/>
-          <w:sz w:val="18"/>
-          <w:szCs w:val="18"/>
-        </w:rPr>
-        <w:t xml:space="preserve"> (20 min → ~10 sec on large jobs).</w:t>
+          <w:color w:val="0E0D0B"/>
+          <w:sz w:val="18"/>
+          <w:szCs w:val="18"/>
+        </w:rPr>
+        <w:t xml:space="preserve">Rebuilt an AI video generator's rendering pipeline after the original approach was unreliable across user devices. New design cut average render time by </w:t>
+      </w:r>
+      <w:r>
+        <w:rPr>
+          <w:rFonts w:ascii="Arial" w:cs="Arial" w:eastAsia="Arial" w:hAnsi="Arial"/>
+          <w:b/>
+          <w:bCs/>
+          <w:color w:val="0E0D0B"/>
+          <w:sz w:val="18"/>
+          <w:szCs w:val="18"/>
+        </w:rPr>
+        <w:t xml:space="preserve">~90%</w:t>
+      </w:r>
+      <w:r>
+        <w:rPr>
+          <w:rFonts w:ascii="Arial" w:cs="Arial" w:eastAsia="Arial" w:hAnsi="Arial"/>
+          <w:color w:val="0E0D0B"/>
+          <w:sz w:val="18"/>
+          <w:szCs w:val="18"/>
+        </w:rPr>
+        <w:t xml:space="preserve"> (minutes to seconds) and made the experience consistent on every browser.</w:t>
       </w:r>
     </w:p>
     <w:p>
@@ -769,42 +776,107 @@
       <w:r>
         <w:rPr>
           <w:rFonts w:ascii="Arial" w:cs="Arial" w:eastAsia="Arial" w:hAnsi="Arial"/>
-          <w:b/>
-          <w:bCs/>
-          <w:color w:val="0E0D0B"/>
-          <w:sz w:val="18"/>
-          <w:szCs w:val="18"/>
-        </w:rPr>
-        <w:t xml:space="preserve">Germany restaurant scraping platform</w:t>
-      </w:r>
-      <w:r>
-        <w:rPr>
-          <w:rFonts w:ascii="Arial" w:cs="Arial" w:eastAsia="Arial" w:hAnsi="Arial"/>
-          <w:color w:val="0E0D0B"/>
-          <w:sz w:val="18"/>
-          <w:szCs w:val="18"/>
-        </w:rPr>
-        <w:t xml:space="preserve"> — replaced single-instance Chromium scraping with a 5-way parallel batch pipeline. </w:t>
-      </w:r>
-      <w:r>
-        <w:rPr>
-          <w:rFonts w:ascii="Arial" w:cs="Arial" w:eastAsia="Arial" w:hAnsi="Arial"/>
-          <w:b/>
-          <w:bCs/>
-          <w:color w:val="0E0D0B"/>
-          <w:sz w:val="18"/>
-          <w:szCs w:val="18"/>
-        </w:rPr>
-        <w:t xml:space="preserve">~80% throughput improvement</w:t>
-      </w:r>
-      <w:r>
-        <w:rPr>
-          <w:rFonts w:ascii="Arial" w:cs="Arial" w:eastAsia="Arial" w:hAnsi="Arial"/>
-          <w:color w:val="0E0D0B"/>
-          <w:sz w:val="18"/>
-          <w:szCs w:val="18"/>
-        </w:rPr>
-        <w:t xml:space="preserve">. Built the consuming dashboard UI (Framer Motion) on top of Supabase.</w:t>
+          <w:color w:val="0E0D0B"/>
+          <w:sz w:val="18"/>
+          <w:szCs w:val="18"/>
+        </w:rPr>
+        <w:t xml:space="preserve">Built two B2B platforms for the German market. The data-scraping pipeline ran </w:t>
+      </w:r>
+      <w:r>
+        <w:rPr>
+          <w:rFonts w:ascii="Arial" w:cs="Arial" w:eastAsia="Arial" w:hAnsi="Arial"/>
+          <w:b/>
+          <w:bCs/>
+          <w:color w:val="0E0D0B"/>
+          <w:sz w:val="18"/>
+          <w:szCs w:val="18"/>
+        </w:rPr>
+        <w:t xml:space="preserve">~80% faster</w:t>
+      </w:r>
+      <w:r>
+        <w:rPr>
+          <w:rFonts w:ascii="Arial" w:cs="Arial" w:eastAsia="Arial" w:hAnsi="Arial"/>
+          <w:color w:val="0E0D0B"/>
+          <w:sz w:val="18"/>
+          <w:szCs w:val="18"/>
+        </w:rPr>
+        <w:t xml:space="preserve"> after I parallelized the work. The marketplace shipping engine solved Germany's multi-ZIP-per-city addressing problem by modeling </w:t>
+      </w:r>
+      <w:r>
+        <w:rPr>
+          <w:rFonts w:ascii="Arial" w:cs="Arial" w:eastAsia="Arial" w:hAnsi="Arial"/>
+          <w:b/>
+          <w:bCs/>
+          <w:color w:val="0E0D0B"/>
+          <w:sz w:val="18"/>
+          <w:szCs w:val="18"/>
+        </w:rPr>
+        <w:t xml:space="preserve">~12,000 ZIP codes</w:t>
+      </w:r>
+      <w:r>
+        <w:rPr>
+          <w:rFonts w:ascii="Arial" w:cs="Arial" w:eastAsia="Arial" w:hAnsi="Arial"/>
+          <w:color w:val="0E0D0B"/>
+          <w:sz w:val="18"/>
+          <w:szCs w:val="18"/>
+        </w:rPr>
+        <w:t xml:space="preserve"> ourselves — off-the-shelf datasets didn't cover it.</w:t>
+      </w:r>
+    </w:p>
+    <w:p>
+      <w:pPr>
+        <w:tabs>
+          <w:tab w:val="right" w:pos="9026"/>
+        </w:tabs>
+        <w:spacing w:after="0" w:before="80"/>
+      </w:pPr>
+      <w:r>
+        <w:rPr>
+          <w:rFonts w:ascii="Arial" w:cs="Arial" w:eastAsia="Arial" w:hAnsi="Arial"/>
+          <w:b/>
+          <w:bCs/>
+          <w:color w:val="0E0D0B"/>
+          <w:sz w:val="20"/>
+          <w:szCs w:val="20"/>
+        </w:rPr>
+        <w:t xml:space="preserve">Junior → Senior Engineer  ·  Apifiny</w:t>
+      </w:r>
+      <w:r>
+        <w:rPr>
+          <w:rFonts w:ascii="Arial" w:cs="Arial" w:eastAsia="Arial" w:hAnsi="Arial"/>
+          <w:color w:val="6b5d4b"/>
+          <w:sz w:val="18"/>
+          <w:szCs w:val="18"/>
+        </w:rPr>
+        <w:t xml:space="preserve">	Jan 2022 – Dec 2024</w:t>
+      </w:r>
+    </w:p>
+    <w:p>
+      <w:pPr>
+        <w:tabs>
+          <w:tab w:val="right" w:pos="9026"/>
+        </w:tabs>
+        <w:spacing w:after="40" w:before="0"/>
+      </w:pPr>
+      <w:r>
+        <w:rPr>
+          <w:rFonts w:ascii="Arial" w:cs="Arial" w:eastAsia="Arial" w:hAnsi="Arial"/>
+          <w:i/>
+          <w:iCs/>
+          <w:color w:val="FF5A1F"/>
+          <w:sz w:val="18"/>
+          <w:szCs w:val="18"/>
+        </w:rPr>
+        <w:t xml:space="preserve">Agency-style B2B SaaS builds for clients · promoted to Senior</w:t>
+      </w:r>
+      <w:r>
+        <w:rPr>
+          <w:rFonts w:ascii="Arial" w:cs="Arial" w:eastAsia="Arial" w:hAnsi="Arial"/>
+          <w:color w:val="6b5d4b"/>
+          <w:sz w:val="17"/>
+          <w:szCs w:val="17"/>
+        </w:rPr>
+        <w:t xml:space="preserve">	Onsite</w:t>
       </w:r>
     </w:p>
     <w:p>
@@ -819,98 +891,31 @@
       <w:r>
         <w:rPr>
           <w:rFonts w:ascii="Arial" w:cs="Arial" w:eastAsia="Arial" w:hAnsi="Arial"/>
-          <w:b/>
-          <w:bCs/>
-          <w:color w:val="0E0D0B"/>
-          <w:sz w:val="18"/>
-          <w:szCs w:val="18"/>
-        </w:rPr>
-        <w:t xml:space="preserve">B2B bulk-goods marketplace</w:t>
-      </w:r>
-      <w:r>
-        <w:rPr>
-          <w:rFonts w:ascii="Arial" w:cs="Arial" w:eastAsia="Arial" w:hAnsi="Arial"/>
-          <w:color w:val="0E0D0B"/>
-          <w:sz w:val="18"/>
-          <w:szCs w:val="18"/>
-        </w:rPr>
-        <w:t xml:space="preserve"> — scraped and modeled </w:t>
-      </w:r>
-      <w:r>
-        <w:rPr>
-          <w:rFonts w:ascii="Arial" w:cs="Arial" w:eastAsia="Arial" w:hAnsi="Arial"/>
-          <w:b/>
-          <w:bCs/>
-          <w:color w:val="0E0D0B"/>
-          <w:sz w:val="18"/>
-          <w:szCs w:val="18"/>
-        </w:rPr>
-        <w:t xml:space="preserve">~12,000 German ZIP codes</w:t>
-      </w:r>
-      <w:r>
-        <w:rPr>
-          <w:rFonts w:ascii="Arial" w:cs="Arial" w:eastAsia="Arial" w:hAnsi="Arial"/>
-          <w:color w:val="0E0D0B"/>
-          <w:sz w:val="18"/>
-          <w:szCs w:val="18"/>
-        </w:rPr>
-        <w:t xml:space="preserve"> with city/state relations into Supabase to power shipping-cost calculation and form validation (off-the-shelf datasets didn't cover Germany's multi-ZIP-per-city case).</w:t>
-      </w:r>
-    </w:p>
-    <w:p>
-      <w:pPr>
-        <w:tabs>
-          <w:tab w:val="right" w:pos="9026"/>
-        </w:tabs>
-        <w:spacing w:after="0" w:before="80"/>
-      </w:pPr>
-      <w:r>
-        <w:rPr>
-          <w:rFonts w:ascii="Arial" w:cs="Arial" w:eastAsia="Arial" w:hAnsi="Arial"/>
-          <w:b/>
-          <w:bCs/>
-          <w:color w:val="0E0D0B"/>
-          <w:sz w:val="20"/>
-          <w:szCs w:val="20"/>
-        </w:rPr>
-        <w:t xml:space="preserve">Junior → Senior Engineer  ·  Apifiny</w:t>
-      </w:r>
-      <w:r>
-        <w:rPr>
-          <w:rFonts w:ascii="Arial" w:cs="Arial" w:eastAsia="Arial" w:hAnsi="Arial"/>
-          <w:color w:val="6b5d4b"/>
-          <w:sz w:val="18"/>
-          <w:szCs w:val="18"/>
-        </w:rPr>
-        <w:t xml:space="preserve">	Jan 2022 – Dec 2024</w:t>
-      </w:r>
-    </w:p>
-    <w:p>
-      <w:pPr>
-        <w:tabs>
-          <w:tab w:val="right" w:pos="9026"/>
-        </w:tabs>
-        <w:spacing w:after="40" w:before="0"/>
-      </w:pPr>
-      <w:r>
-        <w:rPr>
-          <w:rFonts w:ascii="Arial" w:cs="Arial" w:eastAsia="Arial" w:hAnsi="Arial"/>
-          <w:i/>
-          <w:iCs/>
-          <w:color w:val="FF5A1F"/>
-          <w:sz w:val="18"/>
-          <w:szCs w:val="18"/>
-        </w:rPr>
-        <w:t xml:space="preserve">Agency-style B2B SaaS builds for clients · promoted to Senior</w:t>
-      </w:r>
-      <w:r>
-        <w:rPr>
-          <w:rFonts w:ascii="Arial" w:cs="Arial" w:eastAsia="Arial" w:hAnsi="Arial"/>
-          <w:color w:val="6b5d4b"/>
-          <w:sz w:val="17"/>
-          <w:szCs w:val="17"/>
-        </w:rPr>
-        <w:t xml:space="preserve">	Onsite</w:t>
+          <w:color w:val="0E0D0B"/>
+          <w:sz w:val="18"/>
+          <w:szCs w:val="18"/>
+        </w:rPr>
+        <w:t xml:space="preserve">Promoted </w:t>
+      </w:r>
+      <w:r>
+        <w:rPr>
+          <w:rFonts w:ascii="Arial" w:cs="Arial" w:eastAsia="Arial" w:hAnsi="Arial"/>
+          <w:b/>
+          <w:bCs/>
+          <w:color w:val="0E0D0B"/>
+          <w:sz w:val="18"/>
+          <w:szCs w:val="18"/>
+        </w:rPr>
+        <w:t xml:space="preserve">Junior → Senior over 3 years</w:t>
+      </w:r>
+      <w:r>
+        <w:rPr>
+          <w:rFonts w:ascii="Arial" w:cs="Arial" w:eastAsia="Arial" w:hAnsi="Arial"/>
+          <w:color w:val="0E0D0B"/>
+          <w:sz w:val="18"/>
+          <w:szCs w:val="18"/>
+        </w:rPr>
+        <w:t xml:space="preserve">. Earned the promotion by closing out builds where prior engineers had stalled.</w:t>
       </w:r>
     </w:p>
     <w:p>
@@ -925,62 +930,31 @@
       <w:r>
         <w:rPr>
           <w:rFonts w:ascii="Arial" w:cs="Arial" w:eastAsia="Arial" w:hAnsi="Arial"/>
-          <w:b/>
-          <w:bCs/>
-          <w:color w:val="0E0D0B"/>
-          <w:sz w:val="18"/>
-          <w:szCs w:val="18"/>
-        </w:rPr>
-        <w:t xml:space="preserve">Diffed.gg (3-sided gaming marketplace)</w:t>
-      </w:r>
-      <w:r>
-        <w:rPr>
-          <w:rFonts w:ascii="Arial" w:cs="Arial" w:eastAsia="Arial" w:hAnsi="Arial"/>
-          <w:color w:val="0E0D0B"/>
-          <w:sz w:val="18"/>
-          <w:szCs w:val="18"/>
-        </w:rPr>
-        <w:t xml:space="preserve"> — Senior engineer on a 3-person team. Designed the schema and the </w:t>
-      </w:r>
-      <w:r>
-        <w:rPr>
-          <w:rFonts w:ascii="Arial" w:cs="Arial" w:eastAsia="Arial" w:hAnsi="Arial"/>
-          <w:b/>
-          <w:bCs/>
-          <w:color w:val="0E0D0B"/>
-          <w:sz w:val="18"/>
-          <w:szCs w:val="18"/>
-        </w:rPr>
-        <w:t xml:space="preserve">game-creation engine</w:t>
-      </w:r>
-      <w:r>
-        <w:rPr>
-          <w:rFonts w:ascii="Arial" w:cs="Arial" w:eastAsia="Arial" w:hAnsi="Arial"/>
-          <w:color w:val="0E0D0B"/>
-          <w:sz w:val="18"/>
-          <w:szCs w:val="18"/>
-        </w:rPr>
-        <w:t xml:space="preserve"> that lets admins onboard any title and its ranking system (divisions, tiers, straight ranks) without code. Built the Stripe-funded </w:t>
-      </w:r>
-      <w:r>
-        <w:rPr>
-          <w:rFonts w:ascii="Arial" w:cs="Arial" w:eastAsia="Arial" w:hAnsi="Arial"/>
-          <w:b/>
-          <w:bCs/>
-          <w:color w:val="0E0D0B"/>
-          <w:sz w:val="18"/>
-          <w:szCs w:val="18"/>
-        </w:rPr>
-        <w:t xml:space="preserve">multi-currency platform wallet</w:t>
-      </w:r>
-      <w:r>
-        <w:rPr>
-          <w:rFonts w:ascii="Arial" w:cs="Arial" w:eastAsia="Arial" w:hAnsi="Arial"/>
-          <w:color w:val="0E0D0B"/>
-          <w:sz w:val="18"/>
-          <w:szCs w:val="18"/>
-        </w:rPr>
-        <w:t xml:space="preserve"> with day-of-transaction ECB conversion. Shipped end-to-end in 2 months.</w:t>
+          <w:color w:val="0E0D0B"/>
+          <w:sz w:val="18"/>
+          <w:szCs w:val="18"/>
+        </w:rPr>
+        <w:t xml:space="preserve">Shipped a </w:t>
+      </w:r>
+      <w:r>
+        <w:rPr>
+          <w:rFonts w:ascii="Arial" w:cs="Arial" w:eastAsia="Arial" w:hAnsi="Arial"/>
+          <w:b/>
+          <w:bCs/>
+          <w:color w:val="0E0D0B"/>
+          <w:sz w:val="18"/>
+          <w:szCs w:val="18"/>
+        </w:rPr>
+        <w:t xml:space="preserve">3-sided gaming marketplace end-to-end in 2 months</w:t>
+      </w:r>
+      <w:r>
+        <w:rPr>
+          <w:rFonts w:ascii="Arial" w:cs="Arial" w:eastAsia="Arial" w:hAnsi="Arial"/>
+          <w:color w:val="0E0D0B"/>
+          <w:sz w:val="18"/>
+          <w:szCs w:val="18"/>
+        </w:rPr>
+        <w:t xml:space="preserve"> as senior engineer leading a 3-person team. Designed the core engine that lets non-engineers onboard new games and their ranking systems without writing code — same engine still runs in production today.</w:t>
       </w:r>
     </w:p>
     <w:p>
@@ -999,26 +973,27 @@
           <w:sz w:val="18"/>
           <w:szCs w:val="18"/>
         </w:rPr>
-        <w:t xml:space="preserve">Shipped multiple additional B2B SaaS client builds. Designed schemas, admin panels, role-based dashboards, and dispute/refund flows across the stack.</w:t>
-      </w:r>
-    </w:p>
-    <w:p>
-      <w:pPr>
-        <w:pStyle w:val="ListParagraph"/>
-        <w:numPr>
-          <w:ilvl w:val="0"/>
-          <w:numId w:val="2"/>
-        </w:numPr>
-        <w:spacing w:after="30" w:line="250"/>
-      </w:pPr>
-      <w:r>
-        <w:rPr>
-          <w:rFonts w:ascii="Arial" w:cs="Arial" w:eastAsia="Arial" w:hAnsi="Arial"/>
-          <w:color w:val="0E0D0B"/>
-          <w:sz w:val="18"/>
-          <w:szCs w:val="18"/>
-        </w:rPr>
-        <w:t xml:space="preserve">Mentored 2 junior developers as lead. Code review on every PR. Design-doc-first sprint cadence.</w:t>
+        <w:t xml:space="preserve">Built and shipped multiple B2B SaaS products as agency lead engineer. Owned schemas, admin tools, multi-currency wallets, dispute and refund flows. Mentored </w:t>
+      </w:r>
+      <w:r>
+        <w:rPr>
+          <w:rFonts w:ascii="Arial" w:cs="Arial" w:eastAsia="Arial" w:hAnsi="Arial"/>
+          <w:b/>
+          <w:bCs/>
+          <w:color w:val="0E0D0B"/>
+          <w:sz w:val="18"/>
+          <w:szCs w:val="18"/>
+        </w:rPr>
+        <w:t xml:space="preserve">2 junior developers</w:t>
+      </w:r>
+      <w:r>
+        <w:rPr>
+          <w:rFonts w:ascii="Arial" w:cs="Arial" w:eastAsia="Arial" w:hAnsi="Arial"/>
+          <w:color w:val="0E0D0B"/>
+          <w:sz w:val="18"/>
+          <w:szCs w:val="18"/>
+        </w:rPr>
+        <w:t xml:space="preserve">; code review on every PR.</w:t>
       </w:r>
     </w:p>
     <w:p>
@@ -1067,7 +1042,7 @@
         </w:rPr>
         <w:t xml:space="preserve">	</w:t>
       </w:r>
-      <w:hyperlink w:history="1" r:id="rIdwdutuyfkbfxngmn89nvbb">
+      <w:hyperlink w:history="1" r:id="rIdlty5azokvvsq0hontqin7">
         <w:r>
           <w:rPr>
             <w:rFonts w:ascii="Arial" w:cs="Arial" w:eastAsia="Arial" w:hAnsi="Arial"/>
@@ -1131,7 +1106,7 @@
         </w:rPr>
         <w:t xml:space="preserve">	</w:t>
       </w:r>
-      <w:hyperlink w:history="1" r:id="rIdxbgcj7newymrfes6y5crt">
+      <w:hyperlink w:history="1" r:id="rIdf_rgohhluraqjjyyub3ad">
         <w:r>
           <w:rPr>
             <w:rFonts w:ascii="Arial" w:cs="Arial" w:eastAsia="Arial" w:hAnsi="Arial"/>
@@ -1195,7 +1170,7 @@
         </w:rPr>
         <w:t xml:space="preserve">	</w:t>
       </w:r>
-      <w:hyperlink w:history="1" r:id="rIdxfkuxj7uvpdfin2gmgxty">
+      <w:hyperlink w:history="1" r:id="rId0tdj1iwwl7l_dyxcxur-u">
         <w:r>
           <w:rPr>
             <w:rFonts w:ascii="Arial" w:cs="Arial" w:eastAsia="Arial" w:hAnsi="Arial"/>
@@ -1257,7 +1232,7 @@
       <w:pPr>
         <w:spacing w:after="40" w:line="240"/>
       </w:pPr>
-      <w:hyperlink w:history="1" r:id="rIdhg_ybsujres58k_gxipw4">
+      <w:hyperlink w:history="1" r:id="rIdasc6jlee-onotbnyfa2oe">
         <w:r>
           <w:rPr>
             <w:rFonts w:ascii="Arial" w:cs="Arial" w:eastAsia="Arial" w:hAnsi="Arial"/>
@@ -1285,7 +1260,7 @@
       <w:pPr>
         <w:spacing w:after="40" w:line="240"/>
       </w:pPr>
-      <w:hyperlink w:history="1" r:id="rIdaj7c5xzltnlc5ym6bh6_w">
+      <w:hyperlink w:history="1" r:id="rIdyshz6ieh78qj_80d2dzrc">
         <w:r>
           <w:rPr>
             <w:rFonts w:ascii="Arial" w:cs="Arial" w:eastAsia="Arial" w:hAnsi="Arial"/>
@@ -1313,7 +1288,7 @@
       <w:pPr>
         <w:spacing w:after="40" w:line="240"/>
       </w:pPr>
-      <w:hyperlink w:history="1" r:id="rIdes6_kwuppnmj_1ckxhhjg">
+      <w:hyperlink w:history="1" r:id="rIdg1no-vosayeadc2ueewx4">
         <w:r>
           <w:rPr>
             <w:rFonts w:ascii="Arial" w:cs="Arial" w:eastAsia="Arial" w:hAnsi="Arial"/>

--- a/public/uzair-saleem-resume.docx
+++ b/public/uzair-saleem-resume.docx
@@ -45,7 +45,7 @@
         </w:rPr>
         <w:t xml:space="preserve">Islamabad, Pakistan  ·  </w:t>
       </w:r>
-      <w:hyperlink w:history="1" r:id="rId1gnfazdc5q5g5dlyu7q14">
+      <w:hyperlink w:history="1" r:id="rIdlya3y40g5xy5kejxfsc2g">
         <w:r>
           <w:rPr>
             <w:rFonts w:ascii="Arial" w:cs="Arial" w:eastAsia="Arial" w:hAnsi="Arial"/>
@@ -66,7 +66,7 @@
         </w:rPr>
         <w:t xml:space="preserve">  ·  </w:t>
       </w:r>
-      <w:hyperlink w:history="1" r:id="rIdhz-9msezmclx-hklqnbes">
+      <w:hyperlink w:history="1" r:id="rIdjz9nrviqnmvae2uuu16lp">
         <w:r>
           <w:rPr>
             <w:rFonts w:ascii="Arial" w:cs="Arial" w:eastAsia="Arial" w:hAnsi="Arial"/>
@@ -87,7 +87,7 @@
         </w:rPr>
         <w:t xml:space="preserve">  ·  </w:t>
       </w:r>
-      <w:hyperlink w:history="1" r:id="rIdyhhr5pp1tdvuno9m8catf">
+      <w:hyperlink w:history="1" r:id="rIddgtz5srzoedkxc5jmpfgt">
         <w:r>
           <w:rPr>
             <w:rFonts w:ascii="Arial" w:cs="Arial" w:eastAsia="Arial" w:hAnsi="Arial"/>
@@ -108,7 +108,7 @@
         </w:rPr>
         <w:t xml:space="preserve">  ·  </w:t>
       </w:r>
-      <w:hyperlink w:history="1" r:id="rId-h4ai0ndrtaompedvw1wt">
+      <w:hyperlink w:history="1" r:id="rIdpeblsayp8ahhiznjjqqbm">
         <w:r>
           <w:rPr>
             <w:rFonts w:ascii="Arial" w:cs="Arial" w:eastAsia="Arial" w:hAnsi="Arial"/>
@@ -129,7 +129,7 @@
         </w:rPr>
         <w:t xml:space="preserve">  ·  </w:t>
       </w:r>
-      <w:hyperlink w:history="1" r:id="rIddgqyl6ql1llq1cyy2lbwn">
+      <w:hyperlink w:history="1" r:id="rIdgba5g9pbqasytqeq1b9go">
         <w:r>
           <w:rPr>
             <w:rFonts w:ascii="Arial" w:cs="Arial" w:eastAsia="Arial" w:hAnsi="Arial"/>
@@ -323,7 +323,7 @@
           <w:sz w:val="18"/>
           <w:szCs w:val="18"/>
         </w:rPr>
-        <w:t xml:space="preserve">Next.js (App Router), React, Tailwind, Shadcn, Framer Motion</w:t>
+        <w:t xml:space="preserve">Next.js (App Router), React, Tailwind, Shadcn, Framer Motion, responsive design</w:t>
       </w:r>
     </w:p>
     <w:p>
@@ -348,7 +348,7 @@
           <w:sz w:val="18"/>
           <w:szCs w:val="18"/>
         </w:rPr>
-        <w:t xml:space="preserve">Node.js, Express, Prisma, REST + webhooks, Socket.IO</w:t>
+        <w:t xml:space="preserve">Node.js, Express, Prisma, REST API design, webhooks, Socket.IO, OAuth / JWT authentication</w:t>
       </w:r>
     </w:p>
     <w:p>
@@ -373,7 +373,7 @@
           <w:sz w:val="18"/>
           <w:szCs w:val="18"/>
         </w:rPr>
-        <w:t xml:space="preserve">PostgreSQL, Supabase, Redis, MongoDB</w:t>
+        <w:t xml:space="preserve">PostgreSQL, Supabase, Redis, MongoDB; schema + database design, migrations</w:t>
       </w:r>
     </w:p>
     <w:p>
@@ -414,16 +414,16 @@
           <w:sz w:val="18"/>
           <w:szCs w:val="18"/>
         </w:rPr>
-        <w:t xml:space="preserve">Automation:  </w:t>
-      </w:r>
-      <w:r>
-        <w:rPr>
-          <w:rFonts w:ascii="Arial" w:cs="Arial" w:eastAsia="Arial" w:hAnsi="Arial"/>
-          <w:color w:val="0E0D0B"/>
-          <w:sz w:val="18"/>
-          <w:szCs w:val="18"/>
-        </w:rPr>
-        <w:t xml:space="preserve">n8n workflow automation, GitHub Actions, scheduled background jobs</w:t>
+        <w:t xml:space="preserve">Testing:  </w:t>
+      </w:r>
+      <w:r>
+        <w:rPr>
+          <w:rFonts w:ascii="Arial" w:cs="Arial" w:eastAsia="Arial" w:hAnsi="Arial"/>
+          <w:color w:val="0E0D0B"/>
+          <w:sz w:val="18"/>
+          <w:szCs w:val="18"/>
+        </w:rPr>
+        <w:t xml:space="preserve">Jest, Vitest, Playwright; unit + integration testing</w:t>
       </w:r>
     </w:p>
     <w:p>
@@ -439,16 +439,16 @@
           <w:sz w:val="18"/>
           <w:szCs w:val="18"/>
         </w:rPr>
-        <w:t xml:space="preserve">AI workflow:  </w:t>
-      </w:r>
-      <w:r>
-        <w:rPr>
-          <w:rFonts w:ascii="Arial" w:cs="Arial" w:eastAsia="Arial" w:hAnsi="Arial"/>
-          <w:color w:val="0E0D0B"/>
-          <w:sz w:val="18"/>
-          <w:szCs w:val="18"/>
-        </w:rPr>
-        <w:t xml:space="preserve">Claude Code (daily loop), prompt engineering, agentic development workflows</w:t>
+        <w:t xml:space="preserve">Cloud / Infra:  </w:t>
+      </w:r>
+      <w:r>
+        <w:rPr>
+          <w:rFonts w:ascii="Arial" w:cs="Arial" w:eastAsia="Arial" w:hAnsi="Arial"/>
+          <w:color w:val="0E0D0B"/>
+          <w:sz w:val="18"/>
+          <w:szCs w:val="18"/>
+        </w:rPr>
+        <w:t xml:space="preserve">AWS (Lambda, S3, RDS, EC2), Cloudflare, Vercel, Docker, CI/CD, GitHub Actions</w:t>
       </w:r>
     </w:p>
     <w:p>
@@ -464,16 +464,66 @@
           <w:sz w:val="18"/>
           <w:szCs w:val="18"/>
         </w:rPr>
-        <w:t xml:space="preserve">Infra / Cloud:  </w:t>
-      </w:r>
-      <w:r>
-        <w:rPr>
-          <w:rFonts w:ascii="Arial" w:cs="Arial" w:eastAsia="Arial" w:hAnsi="Arial"/>
-          <w:color w:val="0E0D0B"/>
-          <w:sz w:val="18"/>
-          <w:szCs w:val="18"/>
-        </w:rPr>
-        <w:t xml:space="preserve">AWS, Cloudflare, Vercel, Docker, CI/CD</w:t>
+        <w:t xml:space="preserve">Observability:  </w:t>
+      </w:r>
+      <w:r>
+        <w:rPr>
+          <w:rFonts w:ascii="Arial" w:cs="Arial" w:eastAsia="Arial" w:hAnsi="Arial"/>
+          <w:color w:val="0E0D0B"/>
+          <w:sz w:val="18"/>
+          <w:szCs w:val="18"/>
+        </w:rPr>
+        <w:t xml:space="preserve">Sentry, structured logging, performance monitoring</w:t>
+      </w:r>
+    </w:p>
+    <w:p>
+      <w:pPr>
+        <w:spacing w:after="30" w:line="240"/>
+      </w:pPr>
+      <w:r>
+        <w:rPr>
+          <w:rFonts w:ascii="Arial" w:cs="Arial" w:eastAsia="Arial" w:hAnsi="Arial"/>
+          <w:b/>
+          <w:bCs/>
+          <w:color w:val="0E0D0B"/>
+          <w:sz w:val="18"/>
+          <w:szCs w:val="18"/>
+        </w:rPr>
+        <w:t xml:space="preserve">AI / Automation:  </w:t>
+      </w:r>
+      <w:r>
+        <w:rPr>
+          <w:rFonts w:ascii="Arial" w:cs="Arial" w:eastAsia="Arial" w:hAnsi="Arial"/>
+          <w:color w:val="0E0D0B"/>
+          <w:sz w:val="18"/>
+          <w:szCs w:val="18"/>
+        </w:rPr>
+        <w:t xml:space="preserve">Claude Code (daily loop), prompt engineering, agentic workflows, n8n</w:t>
+      </w:r>
+    </w:p>
+    <w:p>
+      <w:pPr>
+        <w:spacing w:after="30" w:line="240"/>
+      </w:pPr>
+      <w:r>
+        <w:rPr>
+          <w:rFonts w:ascii="Arial" w:cs="Arial" w:eastAsia="Arial" w:hAnsi="Arial"/>
+          <w:b/>
+          <w:bCs/>
+          <w:color w:val="0E0D0B"/>
+          <w:sz w:val="18"/>
+          <w:szCs w:val="18"/>
+        </w:rPr>
+        <w:t xml:space="preserve">Process:  </w:t>
+      </w:r>
+      <w:r>
+        <w:rPr>
+          <w:rFonts w:ascii="Arial" w:cs="Arial" w:eastAsia="Arial" w:hAnsi="Arial"/>
+          <w:color w:val="0E0D0B"/>
+          <w:sz w:val="18"/>
+          <w:szCs w:val="18"/>
+        </w:rPr>
+        <w:t xml:space="preserve">Agile / Scrum, system design, architecture, code review, mentorship, cross-functional / stakeholder collaboration</w:t>
       </w:r>
     </w:p>
     <w:p>
@@ -588,7 +638,7 @@
           <w:sz w:val="18"/>
           <w:szCs w:val="18"/>
         </w:rPr>
-        <w:t xml:space="preserve">: a Stripe revenue analytics platform and an internal operations platform for a 30-year-old US fuel wholesaler. Owned scope, architecture, schema design, and delivery on both.</w:t>
+        <w:t xml:space="preserve">: a Stripe revenue analytics platform and an internal operations platform for a 30-year-old US fuel wholesaler. Owned system design, architecture, schema and database design, and delivery on both. Stakeholder communication with founder clients.</w:t>
       </w:r>
     </w:p>
     <w:p>
@@ -627,7 +677,7 @@
           <w:sz w:val="18"/>
           <w:szCs w:val="18"/>
         </w:rPr>
-        <w:t xml:space="preserve">. Built the pricing, invoicing, and supplier-reconciliation pipelines end-to-end.</w:t>
+        <w:t xml:space="preserve"> after performance optimization across the pricing, invoicing, and supplier-reconciliation pipelines.</w:t>
       </w:r>
     </w:p>
     <w:p>
@@ -666,7 +716,7 @@
           <w:sz w:val="18"/>
           <w:szCs w:val="18"/>
         </w:rPr>
-        <w:t xml:space="preserve">. Set the team's engineering culture: every change starts with a written design doc, every PR gets reviewed.</w:t>
+        <w:t xml:space="preserve">. Set the team's engineering culture: design-doc-first sprints, code review on every PR, structured logging + Sentry observability baked into every service.</w:t>
       </w:r>
     </w:p>
     <w:p>
@@ -780,7 +830,7 @@
           <w:sz w:val="18"/>
           <w:szCs w:val="18"/>
         </w:rPr>
-        <w:t xml:space="preserve">Built two B2B platforms for the German market. The data-scraping pipeline ran </w:t>
+        <w:t xml:space="preserve">Built two B2B platforms for the German market. Data-scraping pipeline ran </w:t>
       </w:r>
       <w:r>
         <w:rPr>
@@ -800,7 +850,7 @@
           <w:sz w:val="18"/>
           <w:szCs w:val="18"/>
         </w:rPr>
-        <w:t xml:space="preserve"> after I parallelized the work. The marketplace shipping engine solved Germany's multi-ZIP-per-city addressing problem by modeling </w:t>
+        <w:t xml:space="preserve"> after I parallelized the work. Marketplace shipping engine solved Germany's multi-ZIP-per-city addressing problem by modeling </w:t>
       </w:r>
       <w:r>
         <w:rPr>
@@ -839,7 +889,7 @@
           <w:sz w:val="20"/>
           <w:szCs w:val="20"/>
         </w:rPr>
-        <w:t xml:space="preserve">Junior → Senior Engineer  ·  Apifiny</w:t>
+        <w:t xml:space="preserve">Senior Engineer  ·  Apifiny</w:t>
       </w:r>
       <w:r>
         <w:rPr>
@@ -848,7 +898,7 @@
           <w:sz w:val="18"/>
           <w:szCs w:val="18"/>
         </w:rPr>
-        <w:t xml:space="preserve">	Jan 2022 – Dec 2024</w:t>
+        <w:t xml:space="preserve">	Jul 2023 – Dec 2024</w:t>
       </w:r>
     </w:p>
     <w:p>
@@ -867,7 +917,7 @@
           <w:sz w:val="18"/>
           <w:szCs w:val="18"/>
         </w:rPr>
-        <w:t xml:space="preserve">Agency-style B2B SaaS builds for clients · promoted to Senior</w:t>
+        <w:t xml:space="preserve">Agency-style B2B SaaS builds for clients · Onsite (Karachi)</w:t>
       </w:r>
       <w:r>
         <w:rPr>
@@ -876,7 +926,7 @@
           <w:sz w:val="17"/>
           <w:szCs w:val="17"/>
         </w:rPr>
-        <w:t xml:space="preserve">	Onsite</w:t>
+        <w:t xml:space="preserve">	</w:t>
       </w:r>
     </w:p>
     <w:p>
@@ -895,27 +945,27 @@
           <w:sz w:val="18"/>
           <w:szCs w:val="18"/>
         </w:rPr>
-        <w:t xml:space="preserve">Promoted </w:t>
-      </w:r>
-      <w:r>
-        <w:rPr>
-          <w:rFonts w:ascii="Arial" w:cs="Arial" w:eastAsia="Arial" w:hAnsi="Arial"/>
-          <w:b/>
-          <w:bCs/>
-          <w:color w:val="0E0D0B"/>
-          <w:sz w:val="18"/>
-          <w:szCs w:val="18"/>
-        </w:rPr>
-        <w:t xml:space="preserve">Junior → Senior over 3 years</w:t>
-      </w:r>
-      <w:r>
-        <w:rPr>
-          <w:rFonts w:ascii="Arial" w:cs="Arial" w:eastAsia="Arial" w:hAnsi="Arial"/>
-          <w:color w:val="0E0D0B"/>
-          <w:sz w:val="18"/>
-          <w:szCs w:val="18"/>
-        </w:rPr>
-        <w:t xml:space="preserve">. Earned the promotion by closing out builds where prior engineers had stalled.</w:t>
+        <w:t xml:space="preserve">Shipped a </w:t>
+      </w:r>
+      <w:r>
+        <w:rPr>
+          <w:rFonts w:ascii="Arial" w:cs="Arial" w:eastAsia="Arial" w:hAnsi="Arial"/>
+          <w:b/>
+          <w:bCs/>
+          <w:color w:val="0E0D0B"/>
+          <w:sz w:val="18"/>
+          <w:szCs w:val="18"/>
+        </w:rPr>
+        <w:t xml:space="preserve">3-sided gaming marketplace end-to-end in 2 months</w:t>
+      </w:r>
+      <w:r>
+        <w:rPr>
+          <w:rFonts w:ascii="Arial" w:cs="Arial" w:eastAsia="Arial" w:hAnsi="Arial"/>
+          <w:color w:val="0E0D0B"/>
+          <w:sz w:val="18"/>
+          <w:szCs w:val="18"/>
+        </w:rPr>
+        <w:t xml:space="preserve"> leading a 3-person team. Designed the core engine that lets non-engineers onboard new games and their ranking systems without writing code — same engine still runs in production today.</w:t>
       </w:r>
     </w:p>
     <w:p>
@@ -934,27 +984,7 @@
           <w:sz w:val="18"/>
           <w:szCs w:val="18"/>
         </w:rPr>
-        <w:t xml:space="preserve">Shipped a </w:t>
-      </w:r>
-      <w:r>
-        <w:rPr>
-          <w:rFonts w:ascii="Arial" w:cs="Arial" w:eastAsia="Arial" w:hAnsi="Arial"/>
-          <w:b/>
-          <w:bCs/>
-          <w:color w:val="0E0D0B"/>
-          <w:sz w:val="18"/>
-          <w:szCs w:val="18"/>
-        </w:rPr>
-        <w:t xml:space="preserve">3-sided gaming marketplace end-to-end in 2 months</w:t>
-      </w:r>
-      <w:r>
-        <w:rPr>
-          <w:rFonts w:ascii="Arial" w:cs="Arial" w:eastAsia="Arial" w:hAnsi="Arial"/>
-          <w:color w:val="0E0D0B"/>
-          <w:sz w:val="18"/>
-          <w:szCs w:val="18"/>
-        </w:rPr>
-        <w:t xml:space="preserve"> as senior engineer leading a 3-person team. Designed the core engine that lets non-engineers onboard new games and their ranking systems without writing code — same engine still runs in production today.</w:t>
+        <w:t xml:space="preserve">Built and shipped multiple B2B SaaS products as agency lead engineer. Owned API design, OAuth authentication, schemas, admin tools, multi-currency wallets, dispute and refund flows.</w:t>
       </w:r>
     </w:p>
     <w:p>
@@ -973,7 +1003,7 @@
           <w:sz w:val="18"/>
           <w:szCs w:val="18"/>
         </w:rPr>
-        <w:t xml:space="preserve">Built and shipped multiple B2B SaaS products as agency lead engineer. Owned schemas, admin tools, multi-currency wallets, dispute and refund flows. Mentored </w:t>
+        <w:t xml:space="preserve">Mentored </w:t>
       </w:r>
       <w:r>
         <w:rPr>
@@ -993,7 +1023,84 @@
           <w:sz w:val="18"/>
           <w:szCs w:val="18"/>
         </w:rPr>
-        <w:t xml:space="preserve">; code review on every PR.</w:t>
+        <w:t xml:space="preserve">; code review on every PR; cross-functional collaboration with PMs and clients.</w:t>
+      </w:r>
+    </w:p>
+    <w:p>
+      <w:pPr>
+        <w:tabs>
+          <w:tab w:val="right" w:pos="9026"/>
+        </w:tabs>
+        <w:spacing w:after="0" w:before="80"/>
+      </w:pPr>
+      <w:r>
+        <w:rPr>
+          <w:rFonts w:ascii="Arial" w:cs="Arial" w:eastAsia="Arial" w:hAnsi="Arial"/>
+          <w:b/>
+          <w:bCs/>
+          <w:color w:val="0E0D0B"/>
+          <w:sz w:val="20"/>
+          <w:szCs w:val="20"/>
+        </w:rPr>
+        <w:t xml:space="preserve">Junior to Mid Engineer  ·  Apifiny</w:t>
+      </w:r>
+      <w:r>
+        <w:rPr>
+          <w:rFonts w:ascii="Arial" w:cs="Arial" w:eastAsia="Arial" w:hAnsi="Arial"/>
+          <w:color w:val="6b5d4b"/>
+          <w:sz w:val="18"/>
+          <w:szCs w:val="18"/>
+        </w:rPr>
+        <w:t xml:space="preserve">	Jan 2022 – Jun 2023</w:t>
+      </w:r>
+    </w:p>
+    <w:p>
+      <w:pPr>
+        <w:pStyle w:val="ListParagraph"/>
+        <w:numPr>
+          <w:ilvl w:val="0"/>
+          <w:numId w:val="2"/>
+        </w:numPr>
+        <w:spacing w:after="30" w:line="250"/>
+      </w:pPr>
+      <w:r>
+        <w:rPr>
+          <w:rFonts w:ascii="Arial" w:cs="Arial" w:eastAsia="Arial" w:hAnsi="Arial"/>
+          <w:b/>
+          <w:bCs/>
+          <w:color w:val="0E0D0B"/>
+          <w:sz w:val="18"/>
+          <w:szCs w:val="18"/>
+        </w:rPr>
+        <w:t xml:space="preserve">Promoted from Junior to Senior Engineer in 18 months</w:t>
+      </w:r>
+      <w:r>
+        <w:rPr>
+          <w:rFonts w:ascii="Arial" w:cs="Arial" w:eastAsia="Arial" w:hAnsi="Arial"/>
+          <w:color w:val="0E0D0B"/>
+          <w:sz w:val="18"/>
+          <w:szCs w:val="18"/>
+        </w:rPr>
+        <w:t xml:space="preserve">. Took over and shipped builds prior engineers had stalled on, including the gaming marketplace.</w:t>
+      </w:r>
+    </w:p>
+    <w:p>
+      <w:pPr>
+        <w:pStyle w:val="ListParagraph"/>
+        <w:numPr>
+          <w:ilvl w:val="0"/>
+          <w:numId w:val="2"/>
+        </w:numPr>
+        <w:spacing w:after="30" w:line="250"/>
+      </w:pPr>
+      <w:r>
+        <w:rPr>
+          <w:rFonts w:ascii="Arial" w:cs="Arial" w:eastAsia="Arial" w:hAnsi="Arial"/>
+          <w:color w:val="0E0D0B"/>
+          <w:sz w:val="18"/>
+          <w:szCs w:val="18"/>
+        </w:rPr>
+        <w:t xml:space="preserve">Built features across multiple agency-client SaaS products; rapidly leveled up across the stack.</w:t>
       </w:r>
     </w:p>
     <w:p>
@@ -1021,7 +1128,7 @@
         <w:tabs>
           <w:tab w:val="right" w:pos="9026"/>
         </w:tabs>
-        <w:spacing w:after="0" w:before="60"/>
+        <w:spacing w:after="0" w:before="80"/>
       </w:pPr>
       <w:r>
         <w:rPr>
@@ -1042,7 +1149,7 @@
         </w:rPr>
         <w:t xml:space="preserve">	</w:t>
       </w:r>
-      <w:hyperlink w:history="1" r:id="rIdlty5azokvvsq0hontqin7">
+      <w:hyperlink w:history="1" r:id="rIdkigsdmylxgrhpmwwv6r0a">
         <w:r>
           <w:rPr>
             <w:rFonts w:ascii="Arial" w:cs="Arial" w:eastAsia="Arial" w:hAnsi="Arial"/>
@@ -1057,27 +1164,130 @@
     </w:p>
     <w:p>
       <w:pPr>
-        <w:spacing w:after="40" w:line="250"/>
-      </w:pPr>
-      <w:r>
-        <w:rPr>
-          <w:rFonts w:ascii="Arial" w:cs="Arial" w:eastAsia="Arial" w:hAnsi="Arial"/>
-          <w:color w:val="0E0D0B"/>
-          <w:sz w:val="18"/>
-          <w:szCs w:val="18"/>
-        </w:rPr>
-        <w:t xml:space="preserve">Baremetrics-style revenue analytics on Stripe Connect. Three ingestion flows (webhook + daily catch-up cron + 2-year backfill) into a multi-tenant Postgres ledger with row-level security. MRR engine: hybrid invoice + event ledger with proration — works past Stripe's 3-month event window. ECB per-day FX, Redis-cached dashboards, drill-down to source customer.  </w:t>
-      </w:r>
+        <w:spacing w:after="30" w:line="240"/>
+      </w:pPr>
+      <w:r>
+        <w:rPr>
+          <w:rFonts w:ascii="Arial" w:cs="Arial" w:eastAsia="Arial" w:hAnsi="Arial"/>
+          <w:color w:val="0E0D0B"/>
+          <w:sz w:val="18"/>
+          <w:szCs w:val="18"/>
+        </w:rPr>
+        <w:t xml:space="preserve">Built a Baremetrics-style revenue analytics platform on Stripe Connect end-to-end for a founder client; shipped to production in </w:t>
+      </w:r>
+      <w:r>
+        <w:rPr>
+          <w:rFonts w:ascii="Arial" w:cs="Arial" w:eastAsia="Arial" w:hAnsi="Arial"/>
+          <w:b/>
+          <w:bCs/>
+          <w:color w:val="0E0D0B"/>
+          <w:sz w:val="18"/>
+          <w:szCs w:val="18"/>
+        </w:rPr>
+        <w:t xml:space="preserve">~3 months</w:t>
+      </w:r>
+      <w:r>
+        <w:rPr>
+          <w:rFonts w:ascii="Arial" w:cs="Arial" w:eastAsia="Arial" w:hAnsi="Arial"/>
+          <w:color w:val="0E0D0B"/>
+          <w:sz w:val="18"/>
+          <w:szCs w:val="18"/>
+        </w:rPr>
+        <w:t xml:space="preserve">.</w:t>
+      </w:r>
+    </w:p>
+    <w:p>
+      <w:pPr>
+        <w:pStyle w:val="ListParagraph"/>
+        <w:numPr>
+          <w:ilvl w:val="1"/>
+          <w:numId w:val="2"/>
+        </w:numPr>
+        <w:spacing w:after="20" w:line="240"/>
+      </w:pPr>
+      <w:r>
+        <w:rPr>
+          <w:rFonts w:ascii="Arial" w:cs="Arial" w:eastAsia="Arial" w:hAnsi="Arial"/>
+          <w:color w:val="0E0D0B"/>
+          <w:sz w:val="17"/>
+          <w:szCs w:val="17"/>
+        </w:rPr>
+        <w:t xml:space="preserve">Designed 3 ingestion flows (live webhooks + daily catch-up cron + 2-year initial backfill) feeding a multi-tenant Postgres ledger with row-level security via Supabase.</w:t>
+      </w:r>
+    </w:p>
+    <w:p>
+      <w:pPr>
+        <w:pStyle w:val="ListParagraph"/>
+        <w:numPr>
+          <w:ilvl w:val="1"/>
+          <w:numId w:val="2"/>
+        </w:numPr>
+        <w:spacing w:after="20" w:line="240"/>
+      </w:pPr>
+      <w:r>
+        <w:rPr>
+          <w:rFonts w:ascii="Arial" w:cs="Arial" w:eastAsia="Arial" w:hAnsi="Arial"/>
+          <w:color w:val="0E0D0B"/>
+          <w:sz w:val="17"/>
+          <w:szCs w:val="17"/>
+        </w:rPr>
+        <w:t xml:space="preserve">Engineered a </w:t>
+      </w:r>
+      <w:r>
+        <w:rPr>
+          <w:rFonts w:ascii="Arial" w:cs="Arial" w:eastAsia="Arial" w:hAnsi="Arial"/>
+          <w:b/>
+          <w:bCs/>
+          <w:color w:val="0E0D0B"/>
+          <w:sz w:val="17"/>
+          <w:szCs w:val="17"/>
+        </w:rPr>
+        <w:t xml:space="preserve">hybrid invoice + event MRR ledger</w:t>
+      </w:r>
+      <w:r>
+        <w:rPr>
+          <w:rFonts w:ascii="Arial" w:cs="Arial" w:eastAsia="Arial" w:hAnsi="Arial"/>
+          <w:color w:val="0E0D0B"/>
+          <w:sz w:val="17"/>
+          <w:szCs w:val="17"/>
+        </w:rPr>
+        <w:t xml:space="preserve"> that survives Stripe's 3-month event retention window and handles proration on mid-cycle plan changes.</w:t>
+      </w:r>
+    </w:p>
+    <w:p>
+      <w:pPr>
+        <w:pStyle w:val="ListParagraph"/>
+        <w:numPr>
+          <w:ilvl w:val="1"/>
+          <w:numId w:val="2"/>
+        </w:numPr>
+        <w:spacing w:after="20" w:line="240"/>
+      </w:pPr>
+      <w:r>
+        <w:rPr>
+          <w:rFonts w:ascii="Arial" w:cs="Arial" w:eastAsia="Arial" w:hAnsi="Arial"/>
+          <w:color w:val="0E0D0B"/>
+          <w:sz w:val="17"/>
+          <w:szCs w:val="17"/>
+        </w:rPr>
+        <w:t xml:space="preserve">Per-day FX conversion via the European Central Bank API; Redis-cached dashboards; drill-down to source customer on every metric.</w:t>
+      </w:r>
+    </w:p>
+    <w:p>
+      <w:pPr>
+        <w:spacing w:after="40" w:line="230"/>
+        <w:ind w:left="280"/>
+      </w:pPr>
       <w:r>
         <w:rPr>
           <w:rFonts w:ascii="Arial" w:cs="Arial" w:eastAsia="Arial" w:hAnsi="Arial"/>
           <w:i/>
           <w:iCs/>
           <w:color w:val="6b5d4b"/>
-          <w:sz w:val="17"/>
-          <w:szCs w:val="17"/>
-        </w:rPr>
-        <w:t xml:space="preserve">Next.js · Node.js · Prisma · Supabase RLS · Stripe Connect · Redis · Cloudflare Pages</w:t>
+          <w:sz w:val="16"/>
+          <w:szCs w:val="16"/>
+        </w:rPr>
+        <w:t xml:space="preserve">· Next.js · Node.js · Express · Prisma · Supabase · Stripe Connect · Redis · Cloudflare</w:t>
       </w:r>
     </w:p>
     <w:p>
@@ -1085,7 +1295,7 @@
         <w:tabs>
           <w:tab w:val="right" w:pos="9026"/>
         </w:tabs>
-        <w:spacing w:after="0" w:before="60"/>
+        <w:spacing w:after="0" w:before="80"/>
       </w:pPr>
       <w:r>
         <w:rPr>
@@ -1106,7 +1316,7 @@
         </w:rPr>
         <w:t xml:space="preserve">	</w:t>
       </w:r>
-      <w:hyperlink w:history="1" r:id="rIdf_rgohhluraqjjyyub3ad">
+      <w:hyperlink w:history="1" r:id="rIdvgqoralintjtpthnpfys0">
         <w:r>
           <w:rPr>
             <w:rFonts w:ascii="Arial" w:cs="Arial" w:eastAsia="Arial" w:hAnsi="Arial"/>
@@ -1121,27 +1331,130 @@
     </w:p>
     <w:p>
       <w:pPr>
-        <w:spacing w:after="40" w:line="250"/>
-      </w:pPr>
-      <w:r>
-        <w:rPr>
-          <w:rFonts w:ascii="Arial" w:cs="Arial" w:eastAsia="Arial" w:hAnsi="Arial"/>
-          <w:color w:val="0E0D0B"/>
-          <w:sz w:val="18"/>
-          <w:szCs w:val="18"/>
-        </w:rPr>
-        <w:t xml:space="preserve">Three-sided gaming services marketplace (player, expert, admin). Built a game-creation engine so admins onboard any title and its ranking system — divisions, tiers, straight ranks — without code. Stripe-funded multi-currency platform wallet with day-of-transaction ECB conversion. Socket.IO chat. Senior on a 3-person team, shipped end-to-end in 2 months.  </w:t>
-      </w:r>
+        <w:spacing w:after="30" w:line="240"/>
+      </w:pPr>
+      <w:r>
+        <w:rPr>
+          <w:rFonts w:ascii="Arial" w:cs="Arial" w:eastAsia="Arial" w:hAnsi="Arial"/>
+          <w:color w:val="0E0D0B"/>
+          <w:sz w:val="18"/>
+          <w:szCs w:val="18"/>
+        </w:rPr>
+        <w:t xml:space="preserve">Shipped a 3-sided gaming services marketplace (player, expert, admin) end-to-end in </w:t>
+      </w:r>
+      <w:r>
+        <w:rPr>
+          <w:rFonts w:ascii="Arial" w:cs="Arial" w:eastAsia="Arial" w:hAnsi="Arial"/>
+          <w:b/>
+          <w:bCs/>
+          <w:color w:val="0E0D0B"/>
+          <w:sz w:val="18"/>
+          <w:szCs w:val="18"/>
+        </w:rPr>
+        <w:t xml:space="preserve">2 months</w:t>
+      </w:r>
+      <w:r>
+        <w:rPr>
+          <w:rFonts w:ascii="Arial" w:cs="Arial" w:eastAsia="Arial" w:hAnsi="Arial"/>
+          <w:color w:val="0E0D0B"/>
+          <w:sz w:val="18"/>
+          <w:szCs w:val="18"/>
+        </w:rPr>
+        <w:t xml:space="preserve"> as senior on a 3-person team.</w:t>
+      </w:r>
+    </w:p>
+    <w:p>
+      <w:pPr>
+        <w:pStyle w:val="ListParagraph"/>
+        <w:numPr>
+          <w:ilvl w:val="1"/>
+          <w:numId w:val="2"/>
+        </w:numPr>
+        <w:spacing w:after="20" w:line="240"/>
+      </w:pPr>
+      <w:r>
+        <w:rPr>
+          <w:rFonts w:ascii="Arial" w:cs="Arial" w:eastAsia="Arial" w:hAnsi="Arial"/>
+          <w:color w:val="0E0D0B"/>
+          <w:sz w:val="17"/>
+          <w:szCs w:val="17"/>
+        </w:rPr>
+        <w:t xml:space="preserve">Built a </w:t>
+      </w:r>
+      <w:r>
+        <w:rPr>
+          <w:rFonts w:ascii="Arial" w:cs="Arial" w:eastAsia="Arial" w:hAnsi="Arial"/>
+          <w:b/>
+          <w:bCs/>
+          <w:color w:val="0E0D0B"/>
+          <w:sz w:val="17"/>
+          <w:szCs w:val="17"/>
+        </w:rPr>
+        <w:t xml:space="preserve">game-creation engine</w:t>
+      </w:r>
+      <w:r>
+        <w:rPr>
+          <w:rFonts w:ascii="Arial" w:cs="Arial" w:eastAsia="Arial" w:hAnsi="Arial"/>
+          <w:color w:val="0E0D0B"/>
+          <w:sz w:val="17"/>
+          <w:szCs w:val="17"/>
+        </w:rPr>
+        <w:t xml:space="preserve"> so admins onboard any title and its ranking system — divisions, tiers, straight ranks — without writing code.</w:t>
+      </w:r>
+    </w:p>
+    <w:p>
+      <w:pPr>
+        <w:pStyle w:val="ListParagraph"/>
+        <w:numPr>
+          <w:ilvl w:val="1"/>
+          <w:numId w:val="2"/>
+        </w:numPr>
+        <w:spacing w:after="20" w:line="240"/>
+      </w:pPr>
+      <w:r>
+        <w:rPr>
+          <w:rFonts w:ascii="Arial" w:cs="Arial" w:eastAsia="Arial" w:hAnsi="Arial"/>
+          <w:color w:val="0E0D0B"/>
+          <w:sz w:val="17"/>
+          <w:szCs w:val="17"/>
+        </w:rPr>
+        <w:t xml:space="preserve">Designed a Stripe-funded multi-currency platform wallet with day-of-transaction ECB conversion.</w:t>
+      </w:r>
+    </w:p>
+    <w:p>
+      <w:pPr>
+        <w:pStyle w:val="ListParagraph"/>
+        <w:numPr>
+          <w:ilvl w:val="1"/>
+          <w:numId w:val="2"/>
+        </w:numPr>
+        <w:spacing w:after="20" w:line="240"/>
+      </w:pPr>
+      <w:r>
+        <w:rPr>
+          <w:rFonts w:ascii="Arial" w:cs="Arial" w:eastAsia="Arial" w:hAnsi="Arial"/>
+          <w:color w:val="0E0D0B"/>
+          <w:sz w:val="17"/>
+          <w:szCs w:val="17"/>
+        </w:rPr>
+        <w:t xml:space="preserve">Socket.IO chat with order context; OAuth-based authentication; admin fee-split flows; screenshot verification.</w:t>
+      </w:r>
+    </w:p>
+    <w:p>
+      <w:pPr>
+        <w:spacing w:after="40" w:line="230"/>
+        <w:ind w:left="280"/>
+      </w:pPr>
       <w:r>
         <w:rPr>
           <w:rFonts w:ascii="Arial" w:cs="Arial" w:eastAsia="Arial" w:hAnsi="Arial"/>
           <w:i/>
           <w:iCs/>
           <w:color w:val="6b5d4b"/>
-          <w:sz w:val="17"/>
-          <w:szCs w:val="17"/>
-        </w:rPr>
-        <w:t xml:space="preserve">Next.js · Node.js · Prisma · PostgreSQL · Socket.IO · Stripe · TypeScript</w:t>
+          <w:sz w:val="16"/>
+          <w:szCs w:val="16"/>
+        </w:rPr>
+        <w:t xml:space="preserve">· Next.js · Node.js · Express · Prisma · PostgreSQL · Socket.IO · Stripe · TypeScript</w:t>
       </w:r>
     </w:p>
     <w:p>
@@ -1149,7 +1462,7 @@
         <w:tabs>
           <w:tab w:val="right" w:pos="9026"/>
         </w:tabs>
-        <w:spacing w:after="0" w:before="60"/>
+        <w:spacing w:after="0" w:before="80"/>
       </w:pPr>
       <w:r>
         <w:rPr>
@@ -1170,7 +1483,7 @@
         </w:rPr>
         <w:t xml:space="preserve">	</w:t>
       </w:r>
-      <w:hyperlink w:history="1" r:id="rId0tdj1iwwl7l_dyxcxur-u">
+      <w:hyperlink w:history="1" r:id="rId1ia0ctqfzvy0fnhohflwx">
         <w:r>
           <w:rPr>
             <w:rFonts w:ascii="Arial" w:cs="Arial" w:eastAsia="Arial" w:hAnsi="Arial"/>
@@ -1185,131 +1498,141 @@
     </w:p>
     <w:p>
       <w:pPr>
-        <w:spacing w:after="40" w:line="250"/>
-      </w:pPr>
-      <w:r>
-        <w:rPr>
-          <w:rFonts w:ascii="Arial" w:cs="Arial" w:eastAsia="Arial" w:hAnsi="Arial"/>
-          <w:color w:val="0E0D0B"/>
-          <w:sz w:val="18"/>
-          <w:szCs w:val="18"/>
-        </w:rPr>
-        <w:t xml:space="preserve">Internal ops platform replacing 39 hand-edited Google Sheets at a 30-yr NJ fuel wholesaler. Pricing engine with per-customer margins; invoice engine reconciles Samsara telematics against supplier FTP. 3-gate address mapping (dispatch dropdowns → pre-filled driver forms → Samsara geofence fallback). Custom .NET bridge pushes invoices into on-prem QuickBooks every 3h. Daily pricing run: 45–60 min → under 90 sec.  </w:t>
-      </w:r>
+        <w:spacing w:after="30" w:line="240"/>
+      </w:pPr>
+      <w:r>
+        <w:rPr>
+          <w:rFonts w:ascii="Arial" w:cs="Arial" w:eastAsia="Arial" w:hAnsi="Arial"/>
+          <w:color w:val="0E0D0B"/>
+          <w:sz w:val="18"/>
+          <w:szCs w:val="18"/>
+        </w:rPr>
+        <w:t xml:space="preserve">Built an end-to-end fuel distribution ops platform replacing 39 hand-edited Google Sheets at a 30-year-old NJ wholesaler; daily pricing run went from </w:t>
+      </w:r>
+      <w:r>
+        <w:rPr>
+          <w:rFonts w:ascii="Arial" w:cs="Arial" w:eastAsia="Arial" w:hAnsi="Arial"/>
+          <w:b/>
+          <w:bCs/>
+          <w:color w:val="0E0D0B"/>
+          <w:sz w:val="18"/>
+          <w:szCs w:val="18"/>
+        </w:rPr>
+        <w:t xml:space="preserve">45–60 min → under 90 sec</w:t>
+      </w:r>
+      <w:r>
+        <w:rPr>
+          <w:rFonts w:ascii="Arial" w:cs="Arial" w:eastAsia="Arial" w:hAnsi="Arial"/>
+          <w:color w:val="0E0D0B"/>
+          <w:sz w:val="18"/>
+          <w:szCs w:val="18"/>
+        </w:rPr>
+        <w:t xml:space="preserve">.</w:t>
+      </w:r>
+    </w:p>
+    <w:p>
+      <w:pPr>
+        <w:pStyle w:val="ListParagraph"/>
+        <w:numPr>
+          <w:ilvl w:val="1"/>
+          <w:numId w:val="2"/>
+        </w:numPr>
+        <w:spacing w:after="20" w:line="240"/>
+      </w:pPr>
+      <w:r>
+        <w:rPr>
+          <w:rFonts w:ascii="Arial" w:cs="Arial" w:eastAsia="Arial" w:hAnsi="Arial"/>
+          <w:color w:val="0E0D0B"/>
+          <w:sz w:val="17"/>
+          <w:szCs w:val="17"/>
+        </w:rPr>
+        <w:t xml:space="preserve">Pricing + invoicing engine with per-customer margins; idempotent 3-hour background jobs reconcile Samsara truck telematics against the supplier FTP.</w:t>
+      </w:r>
+    </w:p>
+    <w:p>
+      <w:pPr>
+        <w:pStyle w:val="ListParagraph"/>
+        <w:numPr>
+          <w:ilvl w:val="1"/>
+          <w:numId w:val="2"/>
+        </w:numPr>
+        <w:spacing w:after="20" w:line="240"/>
+      </w:pPr>
+      <w:r>
+        <w:rPr>
+          <w:rFonts w:ascii="Arial" w:cs="Arial" w:eastAsia="Arial" w:hAnsi="Arial"/>
+          <w:b/>
+          <w:bCs/>
+          <w:color w:val="0E0D0B"/>
+          <w:sz w:val="17"/>
+          <w:szCs w:val="17"/>
+        </w:rPr>
+        <w:t xml:space="preserve">3-gate address mapping</w:t>
+      </w:r>
+      <w:r>
+        <w:rPr>
+          <w:rFonts w:ascii="Arial" w:cs="Arial" w:eastAsia="Arial" w:hAnsi="Arial"/>
+          <w:color w:val="0E0D0B"/>
+          <w:sz w:val="17"/>
+          <w:szCs w:val="17"/>
+        </w:rPr>
+        <w:t xml:space="preserve"> (dispatch dropdowns → pre-filled driver forms → Samsara geofence fallback) cut invoice mismapping to near zero.</w:t>
+      </w:r>
+    </w:p>
+    <w:p>
+      <w:pPr>
+        <w:pStyle w:val="ListParagraph"/>
+        <w:numPr>
+          <w:ilvl w:val="1"/>
+          <w:numId w:val="2"/>
+        </w:numPr>
+        <w:spacing w:after="20" w:line="240"/>
+      </w:pPr>
+      <w:r>
+        <w:rPr>
+          <w:rFonts w:ascii="Arial" w:cs="Arial" w:eastAsia="Arial" w:hAnsi="Arial"/>
+          <w:color w:val="0E0D0B"/>
+          <w:sz w:val="17"/>
+          <w:szCs w:val="17"/>
+        </w:rPr>
+        <w:t xml:space="preserve">Custom </w:t>
+      </w:r>
+      <w:r>
+        <w:rPr>
+          <w:rFonts w:ascii="Arial" w:cs="Arial" w:eastAsia="Arial" w:hAnsi="Arial"/>
+          <w:b/>
+          <w:bCs/>
+          <w:color w:val="0E0D0B"/>
+          <w:sz w:val="17"/>
+          <w:szCs w:val="17"/>
+        </w:rPr>
+        <w:t xml:space="preserve">.NET bridge</w:t>
+      </w:r>
+      <w:r>
+        <w:rPr>
+          <w:rFonts w:ascii="Arial" w:cs="Arial" w:eastAsia="Arial" w:hAnsi="Arial"/>
+          <w:color w:val="0E0D0B"/>
+          <w:sz w:val="17"/>
+          <w:szCs w:val="17"/>
+        </w:rPr>
+        <w:t xml:space="preserve"> sits on the ops team's Windows machine, pushing new invoices into on-prem QuickBooks every 3 hours.</w:t>
+      </w:r>
+    </w:p>
+    <w:p>
+      <w:pPr>
+        <w:spacing w:after="40" w:line="230"/>
+        <w:ind w:left="280"/>
+      </w:pPr>
       <w:r>
         <w:rPr>
           <w:rFonts w:ascii="Arial" w:cs="Arial" w:eastAsia="Arial" w:hAnsi="Arial"/>
           <w:i/>
           <w:iCs/>
           <w:color w:val="6b5d4b"/>
-          <w:sz w:val="17"/>
-          <w:szCs w:val="17"/>
-        </w:rPr>
-        <w:t xml:space="preserve">Next.js · Node.js · PostgreSQL · Samsara API · .NET · AWS · QuickBooks</w:t>
-      </w:r>
-    </w:p>
-    <w:p>
-      <w:pPr>
-        <w:pBdr>
-          <w:bottom w:val="single" w:color="FF5A1F" w:sz="6" w:space="2"/>
-        </w:pBdr>
-        <w:spacing w:after="60" w:before="180"/>
-      </w:pPr>
-      <w:r>
-        <w:rPr>
-          <w:rFonts w:ascii="Arial" w:cs="Arial" w:eastAsia="Arial" w:hAnsi="Arial"/>
-          <w:b/>
-          <w:bCs/>
-          <w:color w:val="0E0D0B"/>
-          <w:spacing w:val="30"/>
-          <w:sz w:val="19"/>
-          <w:szCs w:val="19"/>
-        </w:rPr>
-        <w:t xml:space="preserve">SELECTED WRITING</w:t>
-      </w:r>
-    </w:p>
-    <w:p>
-      <w:pPr>
-        <w:spacing w:after="40" w:line="240"/>
-      </w:pPr>
-      <w:hyperlink w:history="1" r:id="rIdasc6jlee-onotbnyfa2oe">
-        <w:r>
-          <w:rPr>
-            <w:rFonts w:ascii="Arial" w:cs="Arial" w:eastAsia="Arial" w:hAnsi="Arial"/>
-            <w:b/>
-            <w:bCs/>
-            <w:color w:val="FF5A1F"/>
-            <w:sz w:val="18"/>
-            <w:szCs w:val="18"/>
-            <w:u w:val="single"/>
-          </w:rPr>
-          <w:t xml:space="preserve">AI is leverage. It's not autocomplete.</w:t>
-        </w:r>
-      </w:hyperlink>
-      <w:r>
-        <w:rPr>
-          <w:rFonts w:ascii="Arial" w:cs="Arial" w:eastAsia="Arial" w:hAnsi="Arial"/>
-          <w:color w:val="0E0D0B"/>
-          <w:sz w:val="18"/>
-          <w:szCs w:val="18"/>
-        </w:rPr>
-        <w:t xml:space="preserve">  —  Most engineers use AI to type faster. A smaller group uses it to ship faster.</w:t>
-      </w:r>
-    </w:p>
-    <w:p>
-      <w:pPr>
-        <w:spacing w:after="40" w:line="240"/>
-      </w:pPr>
-      <w:hyperlink w:history="1" r:id="rIdyshz6ieh78qj_80d2dzrc">
-        <w:r>
-          <w:rPr>
-            <w:rFonts w:ascii="Arial" w:cs="Arial" w:eastAsia="Arial" w:hAnsi="Arial"/>
-            <w:b/>
-            <w:bCs/>
-            <w:color w:val="FF5A1F"/>
-            <w:sz w:val="18"/>
-            <w:szCs w:val="18"/>
-            <w:u w:val="single"/>
-          </w:rPr>
-          <w:t xml:space="preserve">The agent that worked while I slept</w:t>
-        </w:r>
-      </w:hyperlink>
-      <w:r>
-        <w:rPr>
-          <w:rFonts w:ascii="Arial" w:cs="Arial" w:eastAsia="Arial" w:hAnsi="Arial"/>
-          <w:color w:val="0E0D0B"/>
-          <w:sz w:val="18"/>
-          <w:szCs w:val="18"/>
-        </w:rPr>
-        <w:t xml:space="preserve">  —  On scoping work for an autonomous Claude Code loop that doesn't sleep.</w:t>
-      </w:r>
-    </w:p>
-    <w:p>
-      <w:pPr>
-        <w:spacing w:after="40" w:line="240"/>
-      </w:pPr>
-      <w:hyperlink w:history="1" r:id="rIdg1no-vosayeadc2ueewx4">
-        <w:r>
-          <w:rPr>
-            <w:rFonts w:ascii="Arial" w:cs="Arial" w:eastAsia="Arial" w:hAnsi="Arial"/>
-            <w:b/>
-            <w:bCs/>
-            <w:color w:val="FF5A1F"/>
-            <w:sz w:val="18"/>
-            <w:szCs w:val="18"/>
-            <w:u w:val="single"/>
-          </w:rPr>
-          <w:t xml:space="preserve">The hardest part of working with AI agents isn't the AI</w:t>
-        </w:r>
-      </w:hyperlink>
-      <w:r>
-        <w:rPr>
-          <w:rFonts w:ascii="Arial" w:cs="Arial" w:eastAsia="Arial" w:hAnsi="Arial"/>
-          <w:color w:val="0E0D0B"/>
-          <w:sz w:val="18"/>
-          <w:szCs w:val="18"/>
-        </w:rPr>
-        <w:t xml:space="preserve">  —  After a year with agents in the loop, the bottleneck is me, not the model.</w:t>
+          <w:sz w:val="16"/>
+          <w:szCs w:val="16"/>
+        </w:rPr>
+        <w:t xml:space="preserve">· Next.js · Node.js · Express · PostgreSQL · Samsara API · AWS · QuickBooks</w:t>
       </w:r>
     </w:p>
     <w:p>
@@ -1543,6 +1866,15 @@
       <w:lvlJc w:val="left"/>
       <w:pPr>
         <w:ind w:left="280" w:hanging="200"/>
+      </w:pPr>
+    </w:lvl>
+    <w:lvl w:ilvl="1" w15:tentative="1">
+      <w:start w:val="1"/>
+      <w:numFmt w:val="bullet"/>
+      <w:lvlText w:val="•"/>
+      <w:lvlJc w:val="left"/>
+      <w:pPr>
+        <w:ind w:left="560" w:hanging="200"/>
       </w:pPr>
     </w:lvl>
   </w:abstractNum>

--- a/public/uzair-saleem-resume.docx
+++ b/public/uzair-saleem-resume.docx
@@ -45,7 +45,7 @@
         </w:rPr>
         <w:t xml:space="preserve">Islamabad, Pakistan  ·  </w:t>
       </w:r>
-      <w:hyperlink w:history="1" r:id="rIdlya3y40g5xy5kejxfsc2g">
+      <w:hyperlink w:history="1" r:id="rIdxonegeecxikqfyb14ahpw">
         <w:r>
           <w:rPr>
             <w:rFonts w:ascii="Arial" w:cs="Arial" w:eastAsia="Arial" w:hAnsi="Arial"/>
@@ -66,7 +66,7 @@
         </w:rPr>
         <w:t xml:space="preserve">  ·  </w:t>
       </w:r>
-      <w:hyperlink w:history="1" r:id="rIdjz9nrviqnmvae2uuu16lp">
+      <w:hyperlink w:history="1" r:id="rIdryaa03jj2f7tgooslf4z4">
         <w:r>
           <w:rPr>
             <w:rFonts w:ascii="Arial" w:cs="Arial" w:eastAsia="Arial" w:hAnsi="Arial"/>
@@ -87,7 +87,7 @@
         </w:rPr>
         <w:t xml:space="preserve">  ·  </w:t>
       </w:r>
-      <w:hyperlink w:history="1" r:id="rIddgtz5srzoedkxc5jmpfgt">
+      <w:hyperlink w:history="1" r:id="rIdb92av8acghs2rryaaangn">
         <w:r>
           <w:rPr>
             <w:rFonts w:ascii="Arial" w:cs="Arial" w:eastAsia="Arial" w:hAnsi="Arial"/>
@@ -108,7 +108,7 @@
         </w:rPr>
         <w:t xml:space="preserve">  ·  </w:t>
       </w:r>
-      <w:hyperlink w:history="1" r:id="rIdpeblsayp8ahhiznjjqqbm">
+      <w:hyperlink w:history="1" r:id="rIdcyc2mabot525pfnoljel3">
         <w:r>
           <w:rPr>
             <w:rFonts w:ascii="Arial" w:cs="Arial" w:eastAsia="Arial" w:hAnsi="Arial"/>
@@ -129,7 +129,7 @@
         </w:rPr>
         <w:t xml:space="preserve">  ·  </w:t>
       </w:r>
-      <w:hyperlink w:history="1" r:id="rIdgba5g9pbqasytqeq1b9go">
+      <w:hyperlink w:history="1" r:id="rIdkv4dzxqgzwlfg8wdwmi1p">
         <w:r>
           <w:rPr>
             <w:rFonts w:ascii="Arial" w:cs="Arial" w:eastAsia="Arial" w:hAnsi="Arial"/>
@@ -193,7 +193,47 @@
           <w:sz w:val="18"/>
           <w:szCs w:val="18"/>
         </w:rPr>
-        <w:t xml:space="preserve"> shipping production SaaS end-to-end. Currently lead engineer on two production builds for founder clients — a Stripe-powered revenue analytics platform, and an internal operations platform for a 30-year-old US fuel wholesaler that replaced a daily </w:t>
+        <w:t xml:space="preserve"> shipping production SaaS end-to-end. Lead engineer at Rocket Devs on </w:t>
+      </w:r>
+      <w:r>
+        <w:rPr>
+          <w:rFonts w:ascii="Arial" w:cs="Arial" w:eastAsia="Arial" w:hAnsi="Arial"/>
+          <w:b/>
+          <w:bCs/>
+          <w:color w:val="0E0D0B"/>
+          <w:sz w:val="18"/>
+          <w:szCs w:val="18"/>
+        </w:rPr>
+        <w:t xml:space="preserve">Indiecator</w:t>
+      </w:r>
+      <w:r>
+        <w:rPr>
+          <w:rFonts w:ascii="Arial" w:cs="Arial" w:eastAsia="Arial" w:hAnsi="Arial"/>
+          <w:color w:val="0E0D0B"/>
+          <w:sz w:val="18"/>
+          <w:szCs w:val="18"/>
+        </w:rPr>
+        <w:t xml:space="preserve"> (Stripe Connect revenue analytics, ~3 months) and </w:t>
+      </w:r>
+      <w:r>
+        <w:rPr>
+          <w:rFonts w:ascii="Arial" w:cs="Arial" w:eastAsia="Arial" w:hAnsi="Arial"/>
+          <w:b/>
+          <w:bCs/>
+          <w:color w:val="0E0D0B"/>
+          <w:sz w:val="18"/>
+          <w:szCs w:val="18"/>
+        </w:rPr>
+        <w:t xml:space="preserve">Sat-Raj</w:t>
+      </w:r>
+      <w:r>
+        <w:rPr>
+          <w:rFonts w:ascii="Arial" w:cs="Arial" w:eastAsia="Arial" w:hAnsi="Arial"/>
+          <w:color w:val="0E0D0B"/>
+          <w:sz w:val="18"/>
+          <w:szCs w:val="18"/>
+        </w:rPr>
+        <w:t xml:space="preserve"> (NJ fuel distribution ops — replaced a daily </w:t>
       </w:r>
       <w:r>
         <w:rPr>
@@ -213,7 +253,7 @@
           <w:sz w:val="18"/>
           <w:szCs w:val="18"/>
         </w:rPr>
-        <w:t xml:space="preserve"> with software that finishes the same job in </w:t>
+        <w:t xml:space="preserve"> with software that finishes in </w:t>
       </w:r>
       <w:r>
         <w:rPr>
@@ -233,7 +273,27 @@
           <w:sz w:val="18"/>
           <w:szCs w:val="18"/>
         </w:rPr>
-        <w:t xml:space="preserve">. Promoted Junior → Senior at Apifiny over 3 years; shipped a 3-sided gaming marketplace end-to-end in </w:t>
+        <w:t xml:space="preserve">). Promoted Junior to Senior at Apifiny in 18 months while shipping </w:t>
+      </w:r>
+      <w:r>
+        <w:rPr>
+          <w:rFonts w:ascii="Arial" w:cs="Arial" w:eastAsia="Arial" w:hAnsi="Arial"/>
+          <w:b/>
+          <w:bCs/>
+          <w:color w:val="0E0D0B"/>
+          <w:sz w:val="18"/>
+          <w:szCs w:val="18"/>
+        </w:rPr>
+        <w:t xml:space="preserve">Diffed.gg</w:t>
+      </w:r>
+      <w:r>
+        <w:rPr>
+          <w:rFonts w:ascii="Arial" w:cs="Arial" w:eastAsia="Arial" w:hAnsi="Arial"/>
+          <w:color w:val="0E0D0B"/>
+          <w:sz w:val="18"/>
+          <w:szCs w:val="18"/>
+        </w:rPr>
+        <w:t xml:space="preserve"> (3-sided gaming marketplace) end-to-end in </w:t>
       </w:r>
       <w:r>
         <w:rPr>
@@ -253,7 +313,7 @@
           <w:sz w:val="18"/>
           <w:szCs w:val="18"/>
         </w:rPr>
-        <w:t xml:space="preserve"> as senior on a 3-person team. Stack: Next.js, Node.js, Express, Postgres, Supabase, AWS, Cloudflare — with Claude Code in the loop daily.</w:t>
+        <w:t xml:space="preserve"> on a 3-person team. Stack: Next.js, Node.js, Express, PostgreSQL, Supabase, Redis, Stripe, AWS.</w:t>
       </w:r>
     </w:p>
     <w:p>
@@ -298,7 +358,7 @@
           <w:sz w:val="18"/>
           <w:szCs w:val="18"/>
         </w:rPr>
-        <w:t xml:space="preserve">TypeScript, JavaScript, Python, SQL</w:t>
+        <w:t xml:space="preserve">TypeScript, JavaScript, SQL</w:t>
       </w:r>
     </w:p>
     <w:p>
@@ -373,7 +433,7 @@
           <w:sz w:val="18"/>
           <w:szCs w:val="18"/>
         </w:rPr>
-        <w:t xml:space="preserve">PostgreSQL, Supabase, Redis, MongoDB; schema + database design, migrations</w:t>
+        <w:t xml:space="preserve">PostgreSQL, Supabase (row-level security), Redis, MongoDB; schema + database design, migrations</w:t>
       </w:r>
     </w:p>
     <w:p>
@@ -398,7 +458,7 @@
           <w:sz w:val="18"/>
           <w:szCs w:val="18"/>
         </w:rPr>
-        <w:t xml:space="preserve">Stripe, Stripe Connect, Paddle, multi-currency wallets</w:t>
+        <w:t xml:space="preserve">Stripe, Stripe Connect, Paddle, multi-currency wallets, ECB FX (per-day historical rates)</w:t>
       </w:r>
     </w:p>
     <w:p>
@@ -439,6 +499,31 @@
           <w:sz w:val="18"/>
           <w:szCs w:val="18"/>
         </w:rPr>
+        <w:t xml:space="preserve">Integrations:  </w:t>
+      </w:r>
+      <w:r>
+        <w:rPr>
+          <w:rFonts w:ascii="Arial" w:cs="Arial" w:eastAsia="Arial" w:hAnsi="Arial"/>
+          <w:color w:val="0E0D0B"/>
+          <w:sz w:val="18"/>
+          <w:szCs w:val="18"/>
+        </w:rPr>
+        <w:t xml:space="preserve">Samsara API, supplier FTP polling, QuickBooks (via on-prem bridge), webhook idempotency</w:t>
+      </w:r>
+    </w:p>
+    <w:p>
+      <w:pPr>
+        <w:spacing w:after="30" w:line="240"/>
+      </w:pPr>
+      <w:r>
+        <w:rPr>
+          <w:rFonts w:ascii="Arial" w:cs="Arial" w:eastAsia="Arial" w:hAnsi="Arial"/>
+          <w:b/>
+          <w:bCs/>
+          <w:color w:val="0E0D0B"/>
+          <w:sz w:val="18"/>
+          <w:szCs w:val="18"/>
+        </w:rPr>
         <w:t xml:space="preserve">Cloud / Infra:  </w:t>
       </w:r>
       <w:r>
@@ -448,7 +533,7 @@
           <w:sz w:val="18"/>
           <w:szCs w:val="18"/>
         </w:rPr>
-        <w:t xml:space="preserve">AWS (Lambda, S3, RDS, EC2), Cloudflare, Vercel, Docker, CI/CD, GitHub Actions</w:t>
+        <w:t xml:space="preserve">AWS (Lambda, S3, RDS, EC2), Cloudflare, Vercel, Docker, GitHub Actions, CI/CD; Sentry observability</w:t>
       </w:r>
     </w:p>
     <w:p>
@@ -464,66 +549,16 @@
           <w:sz w:val="18"/>
           <w:szCs w:val="18"/>
         </w:rPr>
-        <w:t xml:space="preserve">Observability:  </w:t>
-      </w:r>
-      <w:r>
-        <w:rPr>
-          <w:rFonts w:ascii="Arial" w:cs="Arial" w:eastAsia="Arial" w:hAnsi="Arial"/>
-          <w:color w:val="0E0D0B"/>
-          <w:sz w:val="18"/>
-          <w:szCs w:val="18"/>
-        </w:rPr>
-        <w:t xml:space="preserve">Sentry, structured logging, performance monitoring</w:t>
-      </w:r>
-    </w:p>
-    <w:p>
-      <w:pPr>
-        <w:spacing w:after="30" w:line="240"/>
-      </w:pPr>
-      <w:r>
-        <w:rPr>
-          <w:rFonts w:ascii="Arial" w:cs="Arial" w:eastAsia="Arial" w:hAnsi="Arial"/>
-          <w:b/>
-          <w:bCs/>
-          <w:color w:val="0E0D0B"/>
-          <w:sz w:val="18"/>
-          <w:szCs w:val="18"/>
-        </w:rPr>
-        <w:t xml:space="preserve">AI / Automation:  </w:t>
-      </w:r>
-      <w:r>
-        <w:rPr>
-          <w:rFonts w:ascii="Arial" w:cs="Arial" w:eastAsia="Arial" w:hAnsi="Arial"/>
-          <w:color w:val="0E0D0B"/>
-          <w:sz w:val="18"/>
-          <w:szCs w:val="18"/>
-        </w:rPr>
-        <w:t xml:space="preserve">Claude Code (daily loop), prompt engineering, agentic workflows, n8n</w:t>
-      </w:r>
-    </w:p>
-    <w:p>
-      <w:pPr>
-        <w:spacing w:after="30" w:line="240"/>
-      </w:pPr>
-      <w:r>
-        <w:rPr>
-          <w:rFonts w:ascii="Arial" w:cs="Arial" w:eastAsia="Arial" w:hAnsi="Arial"/>
-          <w:b/>
-          <w:bCs/>
-          <w:color w:val="0E0D0B"/>
-          <w:sz w:val="18"/>
-          <w:szCs w:val="18"/>
-        </w:rPr>
-        <w:t xml:space="preserve">Process:  </w:t>
-      </w:r>
-      <w:r>
-        <w:rPr>
-          <w:rFonts w:ascii="Arial" w:cs="Arial" w:eastAsia="Arial" w:hAnsi="Arial"/>
-          <w:color w:val="0E0D0B"/>
-          <w:sz w:val="18"/>
-          <w:szCs w:val="18"/>
-        </w:rPr>
-        <w:t xml:space="preserve">Agile / Scrum, system design, architecture, code review, mentorship, cross-functional / stakeholder collaboration</w:t>
+        <w:t xml:space="preserve">AI / Process:  </w:t>
+      </w:r>
+      <w:r>
+        <w:rPr>
+          <w:rFonts w:ascii="Arial" w:cs="Arial" w:eastAsia="Arial" w:hAnsi="Arial"/>
+          <w:color w:val="0E0D0B"/>
+          <w:sz w:val="18"/>
+          <w:szCs w:val="18"/>
+        </w:rPr>
+        <w:t xml:space="preserve">Claude Code (daily loop), prompt engineering, agentic workflows, n8n; system design, code review, mentorship, cross-functional collaboration with founder clients</w:t>
       </w:r>
     </w:p>
     <w:p>
@@ -638,7 +673,7 @@
           <w:sz w:val="18"/>
           <w:szCs w:val="18"/>
         </w:rPr>
-        <w:t xml:space="preserve">: a Stripe revenue analytics platform and an internal operations platform for a 30-year-old US fuel wholesaler. Owned system design, architecture, schema and database design, and delivery on both. Stakeholder communication with founder clients.</w:t>
+        <w:t xml:space="preserve">: a Stripe-powered revenue analytics platform (Indiecator) and an internal operations platform for a 30-year-old US fuel wholesaler (Sat-Raj). Owned the complete schema and architecture for both, from initial models through deployment.</w:t>
       </w:r>
     </w:p>
     <w:p>
@@ -657,7 +692,7 @@
           <w:sz w:val="18"/>
           <w:szCs w:val="18"/>
         </w:rPr>
-        <w:t xml:space="preserve">Replaced a 30-year-old company's spreadsheet workflow with software the whole team trusts. Daily pricing run went from </w:t>
+        <w:t xml:space="preserve">Replaced a 30-year-old company's manual spreadsheet workflow. Daily pricing run — pricing calculation, customer emails, invoice generation — went from </w:t>
       </w:r>
       <w:r>
         <w:rPr>
@@ -677,7 +712,7 @@
           <w:sz w:val="18"/>
           <w:szCs w:val="18"/>
         </w:rPr>
-        <w:t xml:space="preserve"> after performance optimization across the pricing, invoicing, and supplier-reconciliation pipelines.</w:t>
+        <w:t xml:space="preserve">.</w:t>
       </w:r>
     </w:p>
     <w:p>
@@ -696,7 +731,7 @@
           <w:sz w:val="18"/>
           <w:szCs w:val="18"/>
         </w:rPr>
-        <w:t xml:space="preserve">Mentored </w:t>
+        <w:t xml:space="preserve">Managed </w:t>
       </w:r>
       <w:r>
         <w:rPr>
@@ -716,7 +751,7 @@
           <w:sz w:val="18"/>
           <w:szCs w:val="18"/>
         </w:rPr>
-        <w:t xml:space="preserve">. Set the team's engineering culture: design-doc-first sprints, code review on every PR, structured logging + Sentry observability baked into every service.</w:t>
+        <w:t xml:space="preserve"> (UI tasks); direct cross-functional collaboration with founder clients on requirements and scope.</w:t>
       </w:r>
     </w:p>
     <w:p>
@@ -791,27 +826,47 @@
           <w:sz w:val="18"/>
           <w:szCs w:val="18"/>
         </w:rPr>
-        <w:t xml:space="preserve">Rebuilt an AI video generator's rendering pipeline after the original approach was unreliable across user devices. New design cut average render time by </w:t>
-      </w:r>
-      <w:r>
-        <w:rPr>
-          <w:rFonts w:ascii="Arial" w:cs="Arial" w:eastAsia="Arial" w:hAnsi="Arial"/>
-          <w:b/>
-          <w:bCs/>
-          <w:color w:val="0E0D0B"/>
-          <w:sz w:val="18"/>
-          <w:szCs w:val="18"/>
-        </w:rPr>
-        <w:t xml:space="preserve">~90%</w:t>
-      </w:r>
-      <w:r>
-        <w:rPr>
-          <w:rFonts w:ascii="Arial" w:cs="Arial" w:eastAsia="Arial" w:hAnsi="Arial"/>
-          <w:color w:val="0E0D0B"/>
-          <w:sz w:val="18"/>
-          <w:szCs w:val="18"/>
-        </w:rPr>
-        <w:t xml:space="preserve"> (minutes to seconds) and made the experience consistent on every browser.</w:t>
+        <w:t xml:space="preserve">Rebuilt an AI video generator's rendering pipeline. Original FFmpeg.wasm approach took 2–10 minutes per render depending on the user's device. After multithreading FFmpeg.wasm got partial gains, migrated to </w:t>
+      </w:r>
+      <w:r>
+        <w:rPr>
+          <w:rFonts w:ascii="Arial" w:cs="Arial" w:eastAsia="Arial" w:hAnsi="Arial"/>
+          <w:b/>
+          <w:bCs/>
+          <w:color w:val="0E0D0B"/>
+          <w:sz w:val="18"/>
+          <w:szCs w:val="18"/>
+        </w:rPr>
+        <w:t xml:space="preserve">mediabunny</w:t>
+      </w:r>
+      <w:r>
+        <w:rPr>
+          <w:rFonts w:ascii="Arial" w:cs="Arial" w:eastAsia="Arial" w:hAnsi="Arial"/>
+          <w:color w:val="0E0D0B"/>
+          <w:sz w:val="18"/>
+          <w:szCs w:val="18"/>
+        </w:rPr>
+        <w:t xml:space="preserve"> — </w:t>
+      </w:r>
+      <w:r>
+        <w:rPr>
+          <w:rFonts w:ascii="Arial" w:cs="Arial" w:eastAsia="Arial" w:hAnsi="Arial"/>
+          <w:b/>
+          <w:bCs/>
+          <w:color w:val="0E0D0B"/>
+          <w:sz w:val="18"/>
+          <w:szCs w:val="18"/>
+        </w:rPr>
+        <w:t xml:space="preserve">~90% reduction in render time</w:t>
+      </w:r>
+      <w:r>
+        <w:rPr>
+          <w:rFonts w:ascii="Arial" w:cs="Arial" w:eastAsia="Arial" w:hAnsi="Arial"/>
+          <w:color w:val="0E0D0B"/>
+          <w:sz w:val="18"/>
+          <w:szCs w:val="18"/>
+        </w:rPr>
+        <w:t xml:space="preserve"> (20-min renders to ~20 sec), consistent across browsers.</w:t>
       </w:r>
     </w:p>
     <w:p>
@@ -830,7 +885,7 @@
           <w:sz w:val="18"/>
           <w:szCs w:val="18"/>
         </w:rPr>
-        <w:t xml:space="preserve">Built two B2B platforms for the German market. Data-scraping pipeline ran </w:t>
+        <w:t xml:space="preserve">Two B2B platforms for the German market. Restaurant data-scraping pipeline ran </w:t>
       </w:r>
       <w:r>
         <w:rPr>
@@ -850,7 +905,7 @@
           <w:sz w:val="18"/>
           <w:szCs w:val="18"/>
         </w:rPr>
-        <w:t xml:space="preserve"> after I parallelized the work. Marketplace shipping engine solved Germany's multi-ZIP-per-city addressing problem by modeling </w:t>
+        <w:t xml:space="preserve"> after I converted single-instance Chromium to 5-way parallel batch scraping. B2B bulk-goods marketplace shipping engine solved Germany's multi-ZIP-per-city addressing by scraping and modeling </w:t>
       </w:r>
       <w:r>
         <w:rPr>
@@ -870,7 +925,7 @@
           <w:sz w:val="18"/>
           <w:szCs w:val="18"/>
         </w:rPr>
-        <w:t xml:space="preserve"> ourselves — off-the-shelf datasets didn't cover it.</w:t>
+        <w:t xml:space="preserve"> with city/state relations into Supabase.</w:t>
       </w:r>
     </w:p>
     <w:p>
@@ -945,27 +1000,67 @@
           <w:sz w:val="18"/>
           <w:szCs w:val="18"/>
         </w:rPr>
-        <w:t xml:space="preserve">Shipped a </w:t>
-      </w:r>
-      <w:r>
-        <w:rPr>
-          <w:rFonts w:ascii="Arial" w:cs="Arial" w:eastAsia="Arial" w:hAnsi="Arial"/>
-          <w:b/>
-          <w:bCs/>
-          <w:color w:val="0E0D0B"/>
-          <w:sz w:val="18"/>
-          <w:szCs w:val="18"/>
-        </w:rPr>
-        <w:t xml:space="preserve">3-sided gaming marketplace end-to-end in 2 months</w:t>
-      </w:r>
-      <w:r>
-        <w:rPr>
-          <w:rFonts w:ascii="Arial" w:cs="Arial" w:eastAsia="Arial" w:hAnsi="Arial"/>
-          <w:color w:val="0E0D0B"/>
-          <w:sz w:val="18"/>
-          <w:szCs w:val="18"/>
-        </w:rPr>
-        <w:t xml:space="preserve"> leading a 3-person team. Designed the core engine that lets non-engineers onboard new games and their ranking systems without writing code — same engine still runs in production today.</w:t>
+        <w:t xml:space="preserve">Shipped </w:t>
+      </w:r>
+      <w:r>
+        <w:rPr>
+          <w:rFonts w:ascii="Arial" w:cs="Arial" w:eastAsia="Arial" w:hAnsi="Arial"/>
+          <w:b/>
+          <w:bCs/>
+          <w:color w:val="0E0D0B"/>
+          <w:sz w:val="18"/>
+          <w:szCs w:val="18"/>
+        </w:rPr>
+        <w:t xml:space="preserve">Diffed.gg</w:t>
+      </w:r>
+      <w:r>
+        <w:rPr>
+          <w:rFonts w:ascii="Arial" w:cs="Arial" w:eastAsia="Arial" w:hAnsi="Arial"/>
+          <w:color w:val="0E0D0B"/>
+          <w:sz w:val="18"/>
+          <w:szCs w:val="18"/>
+        </w:rPr>
+        <w:t xml:space="preserve"> (3-sided gaming services marketplace — player, expert, admin) </w:t>
+      </w:r>
+      <w:r>
+        <w:rPr>
+          <w:rFonts w:ascii="Arial" w:cs="Arial" w:eastAsia="Arial" w:hAnsi="Arial"/>
+          <w:b/>
+          <w:bCs/>
+          <w:color w:val="0E0D0B"/>
+          <w:sz w:val="18"/>
+          <w:szCs w:val="18"/>
+        </w:rPr>
+        <w:t xml:space="preserve">end-to-end in 2 months</w:t>
+      </w:r>
+      <w:r>
+        <w:rPr>
+          <w:rFonts w:ascii="Arial" w:cs="Arial" w:eastAsia="Arial" w:hAnsi="Arial"/>
+          <w:color w:val="0E0D0B"/>
+          <w:sz w:val="18"/>
+          <w:szCs w:val="18"/>
+        </w:rPr>
+        <w:t xml:space="preserve"> as senior on a 3-person team. Built a </w:t>
+      </w:r>
+      <w:r>
+        <w:rPr>
+          <w:rFonts w:ascii="Arial" w:cs="Arial" w:eastAsia="Arial" w:hAnsi="Arial"/>
+          <w:b/>
+          <w:bCs/>
+          <w:color w:val="0E0D0B"/>
+          <w:sz w:val="18"/>
+          <w:szCs w:val="18"/>
+        </w:rPr>
+        <w:t xml:space="preserve">game-creation engine</w:t>
+      </w:r>
+      <w:r>
+        <w:rPr>
+          <w:rFonts w:ascii="Arial" w:cs="Arial" w:eastAsia="Arial" w:hAnsi="Arial"/>
+          <w:color w:val="0E0D0B"/>
+          <w:sz w:val="18"/>
+          <w:szCs w:val="18"/>
+        </w:rPr>
+        <w:t xml:space="preserve"> on the backend so admins onboard new games and their ranking systems (divisions vs. straight ranks like master/grandmaster) without writing code — same engine still runs in production.</w:t>
       </w:r>
     </w:p>
     <w:p>
@@ -984,7 +1079,7 @@
           <w:sz w:val="18"/>
           <w:szCs w:val="18"/>
         </w:rPr>
-        <w:t xml:space="preserve">Built and shipped multiple B2B SaaS products as agency lead engineer. Owned API design, OAuth authentication, schemas, admin tools, multi-currency wallets, dispute and refund flows.</w:t>
+        <w:t xml:space="preserve">Built the Stripe-funded multi-currency platform wallet on Diffed.gg with a currency service that settles every wallet transaction at the FX rate of the day it happened.</w:t>
       </w:r>
     </w:p>
     <w:p>
@@ -999,31 +1094,22 @@
       <w:r>
         <w:rPr>
           <w:rFonts w:ascii="Arial" w:cs="Arial" w:eastAsia="Arial" w:hAnsi="Arial"/>
-          <w:color w:val="0E0D0B"/>
-          <w:sz w:val="18"/>
-          <w:szCs w:val="18"/>
-        </w:rPr>
-        <w:t xml:space="preserve">Mentored </w:t>
-      </w:r>
-      <w:r>
-        <w:rPr>
-          <w:rFonts w:ascii="Arial" w:cs="Arial" w:eastAsia="Arial" w:hAnsi="Arial"/>
-          <w:b/>
-          <w:bCs/>
-          <w:color w:val="0E0D0B"/>
-          <w:sz w:val="18"/>
-          <w:szCs w:val="18"/>
-        </w:rPr>
-        <w:t xml:space="preserve">2 junior developers</w:t>
-      </w:r>
-      <w:r>
-        <w:rPr>
-          <w:rFonts w:ascii="Arial" w:cs="Arial" w:eastAsia="Arial" w:hAnsi="Arial"/>
-          <w:color w:val="0E0D0B"/>
-          <w:sz w:val="18"/>
-          <w:szCs w:val="18"/>
-        </w:rPr>
-        <w:t xml:space="preserve">; code review on every PR; cross-functional collaboration with PMs and clients.</w:t>
+          <w:b/>
+          <w:bCs/>
+          <w:color w:val="0E0D0B"/>
+          <w:sz w:val="18"/>
+          <w:szCs w:val="18"/>
+        </w:rPr>
+        <w:t xml:space="preserve">Led 2 junior developers</w:t>
+      </w:r>
+      <w:r>
+        <w:rPr>
+          <w:rFonts w:ascii="Arial" w:cs="Arial" w:eastAsia="Arial" w:hAnsi="Arial"/>
+          <w:color w:val="0E0D0B"/>
+          <w:sz w:val="18"/>
+          <w:szCs w:val="18"/>
+        </w:rPr>
+        <w:t xml:space="preserve"> on Diffed.gg; designed the complete schema, architecture, and admin panel.</w:t>
       </w:r>
     </w:p>
     <w:p>
@@ -1081,26 +1167,7 @@
           <w:sz w:val="18"/>
           <w:szCs w:val="18"/>
         </w:rPr>
-        <w:t xml:space="preserve">. Took over and shipped builds prior engineers had stalled on, including the gaming marketplace.</w:t>
-      </w:r>
-    </w:p>
-    <w:p>
-      <w:pPr>
-        <w:pStyle w:val="ListParagraph"/>
-        <w:numPr>
-          <w:ilvl w:val="0"/>
-          <w:numId w:val="2"/>
-        </w:numPr>
-        <w:spacing w:after="30" w:line="250"/>
-      </w:pPr>
-      <w:r>
-        <w:rPr>
-          <w:rFonts w:ascii="Arial" w:cs="Arial" w:eastAsia="Arial" w:hAnsi="Arial"/>
-          <w:color w:val="0E0D0B"/>
-          <w:sz w:val="18"/>
-          <w:szCs w:val="18"/>
-        </w:rPr>
-        <w:t xml:space="preserve">Built features across multiple agency-client SaaS products; rapidly leveled up across the stack.</w:t>
+        <w:t xml:space="preserve"> (Jul 2023, while leading the Diffed.gg build). Built features across multiple agency-client SaaS products; designed dashboards on the frontend; leveled up across the backend stack.</w:t>
       </w:r>
     </w:p>
     <w:p>
@@ -1149,7 +1216,7 @@
         </w:rPr>
         <w:t xml:space="preserve">	</w:t>
       </w:r>
-      <w:hyperlink w:history="1" r:id="rIdkigsdmylxgrhpmwwv6r0a">
+      <w:hyperlink w:history="1" r:id="rId-arelmch03ozizysesbpy">
         <w:r>
           <w:rPr>
             <w:rFonts w:ascii="Arial" w:cs="Arial" w:eastAsia="Arial" w:hAnsi="Arial"/>
@@ -1316,7 +1383,7 @@
         </w:rPr>
         <w:t xml:space="preserve">	</w:t>
       </w:r>
-      <w:hyperlink w:history="1" r:id="rIdvgqoralintjtpthnpfys0">
+      <w:hyperlink w:history="1" r:id="rIdjogz51o3yexuddcpoypbj">
         <w:r>
           <w:rPr>
             <w:rFonts w:ascii="Arial" w:cs="Arial" w:eastAsia="Arial" w:hAnsi="Arial"/>
@@ -1399,7 +1466,7 @@
           <w:sz w:val="17"/>
           <w:szCs w:val="17"/>
         </w:rPr>
-        <w:t xml:space="preserve"> so admins onboard any title and its ranking system — divisions, tiers, straight ranks — without writing code.</w:t>
+        <w:t xml:space="preserve"> on the backend so admins onboard any new game and its ranking system (divisions vs. straight ranks like master/grandmaster) without writing code.</w:t>
       </w:r>
     </w:p>
     <w:p>
@@ -1418,7 +1485,7 @@
           <w:sz w:val="17"/>
           <w:szCs w:val="17"/>
         </w:rPr>
-        <w:t xml:space="preserve">Designed a Stripe-funded multi-currency platform wallet with day-of-transaction ECB conversion.</w:t>
+        <w:t xml:space="preserve">Built the Stripe-funded multi-currency platform wallet plus a currency service that settles every wallet transaction at the FX rate of the day it happened.</w:t>
       </w:r>
     </w:p>
     <w:p>
@@ -1437,7 +1504,7 @@
           <w:sz w:val="17"/>
           <w:szCs w:val="17"/>
         </w:rPr>
-        <w:t xml:space="preserve">Socket.IO chat with order context; OAuth-based authentication; admin fee-split flows; screenshot verification.</w:t>
+        <w:t xml:space="preserve">Senior on a 3-person team; designed the complete schema and admin panel; led 2 junior developers.</w:t>
       </w:r>
     </w:p>
     <w:p>
@@ -1454,7 +1521,7 @@
           <w:sz w:val="16"/>
           <w:szCs w:val="16"/>
         </w:rPr>
-        <w:t xml:space="preserve">· Next.js · Node.js · Express · Prisma · PostgreSQL · Socket.IO · Stripe · TypeScript</w:t>
+        <w:t xml:space="preserve">· Next.js · Node.js · TypeScript · PostgreSQL · Stripe</w:t>
       </w:r>
     </w:p>
     <w:p>
@@ -1483,7 +1550,7 @@
         </w:rPr>
         <w:t xml:space="preserve">	</w:t>
       </w:r>
-      <w:hyperlink w:history="1" r:id="rId1ia0ctqfzvy0fnhohflwx">
+      <w:hyperlink w:history="1" r:id="rIdhzhxxwmgotuku9aa3ci8m">
         <w:r>
           <w:rPr>
             <w:rFonts w:ascii="Arial" w:cs="Arial" w:eastAsia="Arial" w:hAnsi="Arial"/>
@@ -1507,7 +1574,7 @@
           <w:sz w:val="18"/>
           <w:szCs w:val="18"/>
         </w:rPr>
-        <w:t xml:space="preserve">Built an end-to-end fuel distribution ops platform replacing 39 hand-edited Google Sheets at a 30-year-old NJ wholesaler; daily pricing run went from </w:t>
+        <w:t xml:space="preserve">End-to-end fuel distribution ops platform for a 30-year NJ wholesaler. Daily pricing run: </w:t>
       </w:r>
       <w:r>
         <w:rPr>
@@ -1546,7 +1613,27 @@
           <w:sz w:val="17"/>
           <w:szCs w:val="17"/>
         </w:rPr>
-        <w:t xml:space="preserve">Pricing + invoicing engine with per-customer margins; idempotent 3-hour background jobs reconcile Samsara truck telematics against the supplier FTP.</w:t>
+        <w:t xml:space="preserve">Pricing engine emails daily prices with per-customer margins. Invoice engine reconciles Samsara truck telematics against the supplier FTP via </w:t>
+      </w:r>
+      <w:r>
+        <w:rPr>
+          <w:rFonts w:ascii="Arial" w:cs="Arial" w:eastAsia="Arial" w:hAnsi="Arial"/>
+          <w:b/>
+          <w:bCs/>
+          <w:color w:val="0E0D0B"/>
+          <w:sz w:val="17"/>
+          <w:szCs w:val="17"/>
+        </w:rPr>
+        <w:t xml:space="preserve">idempotent 3-hour background jobs</w:t>
+      </w:r>
+      <w:r>
+        <w:rPr>
+          <w:rFonts w:ascii="Arial" w:cs="Arial" w:eastAsia="Arial" w:hAnsi="Arial"/>
+          <w:color w:val="0E0D0B"/>
+          <w:sz w:val="17"/>
+          <w:szCs w:val="17"/>
+        </w:rPr>
+        <w:t xml:space="preserve">.</w:t>
       </w:r>
     </w:p>
     <w:p>
@@ -1576,26 +1663,7 @@
           <w:sz w:val="17"/>
           <w:szCs w:val="17"/>
         </w:rPr>
-        <w:t xml:space="preserve"> (dispatch dropdowns → pre-filled driver forms → Samsara geofence fallback) cut invoice mismapping to near zero.</w:t>
-      </w:r>
-    </w:p>
-    <w:p>
-      <w:pPr>
-        <w:pStyle w:val="ListParagraph"/>
-        <w:numPr>
-          <w:ilvl w:val="1"/>
-          <w:numId w:val="2"/>
-        </w:numPr>
-        <w:spacing w:after="20" w:line="240"/>
-      </w:pPr>
-      <w:r>
-        <w:rPr>
-          <w:rFonts w:ascii="Arial" w:cs="Arial" w:eastAsia="Arial" w:hAnsi="Arial"/>
-          <w:color w:val="0E0D0B"/>
-          <w:sz w:val="17"/>
-          <w:szCs w:val="17"/>
-        </w:rPr>
-        <w:t xml:space="preserve">Custom </w:t>
+        <w:t xml:space="preserve"> replaced free-text driver addresses (dispatch dropdowns → pre-filled driver forms → Samsara geofence fallback). Custom </w:t>
       </w:r>
       <w:r>
         <w:rPr>
@@ -1615,7 +1683,7 @@
           <w:sz w:val="17"/>
           <w:szCs w:val="17"/>
         </w:rPr>
-        <w:t xml:space="preserve"> sits on the ops team's Windows machine, pushing new invoices into on-prem QuickBooks every 3 hours.</w:t>
+        <w:t xml:space="preserve"> on the ops team's Windows machine pushes invoices into on-prem QuickBooks every 3 hours.</w:t>
       </w:r>
     </w:p>
     <w:p>
@@ -1632,7 +1700,7 @@
           <w:sz w:val="16"/>
           <w:szCs w:val="16"/>
         </w:rPr>
-        <w:t xml:space="preserve">· Next.js · Node.js · Express · PostgreSQL · Samsara API · AWS · QuickBooks</w:t>
+        <w:t xml:space="preserve">· Next.js · Node.js · PostgreSQL · Samsara API · AWS</w:t>
       </w:r>
     </w:p>
     <w:p>

--- a/public/uzair-saleem-resume.docx
+++ b/public/uzair-saleem-resume.docx
@@ -45,7 +45,7 @@
         </w:rPr>
         <w:t xml:space="preserve">Islamabad, Pakistan  ·  </w:t>
       </w:r>
-      <w:hyperlink w:history="1" r:id="rIdxonegeecxikqfyb14ahpw">
+      <w:hyperlink w:history="1" r:id="rIdkzpsjl95gqam5-uolgn5p">
         <w:r>
           <w:rPr>
             <w:rFonts w:ascii="Arial" w:cs="Arial" w:eastAsia="Arial" w:hAnsi="Arial"/>
@@ -66,7 +66,7 @@
         </w:rPr>
         <w:t xml:space="preserve">  ·  </w:t>
       </w:r>
-      <w:hyperlink w:history="1" r:id="rIdryaa03jj2f7tgooslf4z4">
+      <w:hyperlink w:history="1" r:id="rId-gf2uxqt_vrusgl_66q4s">
         <w:r>
           <w:rPr>
             <w:rFonts w:ascii="Arial" w:cs="Arial" w:eastAsia="Arial" w:hAnsi="Arial"/>
@@ -87,7 +87,7 @@
         </w:rPr>
         <w:t xml:space="preserve">  ·  </w:t>
       </w:r>
-      <w:hyperlink w:history="1" r:id="rIdb92av8acghs2rryaaangn">
+      <w:hyperlink w:history="1" r:id="rId1bm41ezw6rjrqcxemt9ql">
         <w:r>
           <w:rPr>
             <w:rFonts w:ascii="Arial" w:cs="Arial" w:eastAsia="Arial" w:hAnsi="Arial"/>
@@ -108,7 +108,7 @@
         </w:rPr>
         <w:t xml:space="preserve">  ·  </w:t>
       </w:r>
-      <w:hyperlink w:history="1" r:id="rIdcyc2mabot525pfnoljel3">
+      <w:hyperlink w:history="1" r:id="rIdif-x-3pxhlqdm23lwk2vz">
         <w:r>
           <w:rPr>
             <w:rFonts w:ascii="Arial" w:cs="Arial" w:eastAsia="Arial" w:hAnsi="Arial"/>
@@ -129,7 +129,7 @@
         </w:rPr>
         <w:t xml:space="preserve">  ·  </w:t>
       </w:r>
-      <w:hyperlink w:history="1" r:id="rIdkv4dzxqgzwlfg8wdwmi1p">
+      <w:hyperlink w:history="1" r:id="rIdg02kaxgaotajzac9kj77q">
         <w:r>
           <w:rPr>
             <w:rFonts w:ascii="Arial" w:cs="Arial" w:eastAsia="Arial" w:hAnsi="Arial"/>
@@ -1167,7 +1167,26 @@
           <w:sz w:val="18"/>
           <w:szCs w:val="18"/>
         </w:rPr>
-        <w:t xml:space="preserve"> (Jul 2023, while leading the Diffed.gg build). Built features across multiple agency-client SaaS products; designed dashboards on the frontend; leveled up across the backend stack.</w:t>
+        <w:t xml:space="preserve"> (Jul 2023, while leading the Diffed.gg build).</w:t>
+      </w:r>
+    </w:p>
+    <w:p>
+      <w:pPr>
+        <w:pStyle w:val="ListParagraph"/>
+        <w:numPr>
+          <w:ilvl w:val="0"/>
+          <w:numId w:val="2"/>
+        </w:numPr>
+        <w:spacing w:after="30" w:line="250"/>
+      </w:pPr>
+      <w:r>
+        <w:rPr>
+          <w:rFonts w:ascii="Arial" w:cs="Arial" w:eastAsia="Arial" w:hAnsi="Arial"/>
+          <w:color w:val="0E0D0B"/>
+          <w:sz w:val="18"/>
+          <w:szCs w:val="18"/>
+        </w:rPr>
+        <w:t xml:space="preserve">Built features across multiple agency-client B2B SaaS products. Designed dashboards on the frontend; leveled up across the backend stack.</w:t>
       </w:r>
     </w:p>
     <w:p>
@@ -1216,7 +1235,7 @@
         </w:rPr>
         <w:t xml:space="preserve">	</w:t>
       </w:r>
-      <w:hyperlink w:history="1" r:id="rId-arelmch03ozizysesbpy">
+      <w:hyperlink w:history="1" r:id="rIdlpa7ofreatua2owactpoa">
         <w:r>
           <w:rPr>
             <w:rFonts w:ascii="Arial" w:cs="Arial" w:eastAsia="Arial" w:hAnsi="Arial"/>
@@ -1240,7 +1259,7 @@
           <w:sz w:val="18"/>
           <w:szCs w:val="18"/>
         </w:rPr>
-        <w:t xml:space="preserve">Built a Baremetrics-style revenue analytics platform on Stripe Connect end-to-end for a founder client; shipped to production in </w:t>
+        <w:t xml:space="preserve">Baremetrics-style revenue analytics platform on Stripe Connect, built end-to-end for a founder client and shipped to production in </w:t>
       </w:r>
       <w:r>
         <w:rPr>
@@ -1279,7 +1298,7 @@
           <w:sz w:val="17"/>
           <w:szCs w:val="17"/>
         </w:rPr>
-        <w:t xml:space="preserve">Designed 3 ingestion flows (live webhooks + daily catch-up cron + 2-year initial backfill) feeding a multi-tenant Postgres ledger with row-level security via Supabase.</w:t>
+        <w:t xml:space="preserve">Designed three parallel ingestion flows — live Stripe/Paddle webhooks, a 24-hour catch-up cron on GitHub Actions, and a 2-year initial backfill background job — feeding a multi-tenant Postgres ledger with row-level security via Supabase.</w:t>
       </w:r>
     </w:p>
     <w:p>
@@ -1337,7 +1356,7 @@
           <w:sz w:val="17"/>
           <w:szCs w:val="17"/>
         </w:rPr>
-        <w:t xml:space="preserve">Per-day FX conversion via the European Central Bank API; Redis-cached dashboards; drill-down to source customer on every metric.</w:t>
+        <w:t xml:space="preserve">Per-day FX conversion via the European Central Bank API across 30 display currencies; Redis-cached dashboards; drill-down to source customer on every aggregated metric for trust + verification.</w:t>
       </w:r>
     </w:p>
     <w:p>
@@ -1354,7 +1373,7 @@
           <w:sz w:val="16"/>
           <w:szCs w:val="16"/>
         </w:rPr>
-        <w:t xml:space="preserve">· Next.js · Node.js · Express · Prisma · Supabase · Stripe Connect · Redis · Cloudflare</w:t>
+        <w:t xml:space="preserve">· Next.js · Node.js · Express · Prisma · Supabase (RLS) · Stripe Connect · Paddle · Redis · GitHub Actions · Cloudflare</w:t>
       </w:r>
     </w:p>
     <w:p>
@@ -1383,7 +1402,7 @@
         </w:rPr>
         <w:t xml:space="preserve">	</w:t>
       </w:r>
-      <w:hyperlink w:history="1" r:id="rIdjogz51o3yexuddcpoypbj">
+      <w:hyperlink w:history="1" r:id="rIdu1ljghnhex0z3gtzg_33r">
         <w:r>
           <w:rPr>
             <w:rFonts w:ascii="Arial" w:cs="Arial" w:eastAsia="Arial" w:hAnsi="Arial"/>
@@ -1407,7 +1426,7 @@
           <w:sz w:val="18"/>
           <w:szCs w:val="18"/>
         </w:rPr>
-        <w:t xml:space="preserve">Shipped a 3-sided gaming services marketplace (player, expert, admin) end-to-end in </w:t>
+        <w:t xml:space="preserve">Three-sided gaming services marketplace (player, expert, admin). Shipped end-to-end in </w:t>
       </w:r>
       <w:r>
         <w:rPr>
@@ -1427,7 +1446,7 @@
           <w:sz w:val="18"/>
           <w:szCs w:val="18"/>
         </w:rPr>
-        <w:t xml:space="preserve"> as senior on a 3-person team.</w:t>
+        <w:t xml:space="preserve"> as senior engineer leading a 3-person team.</w:t>
       </w:r>
     </w:p>
     <w:p>
@@ -1485,7 +1504,7 @@
           <w:sz w:val="17"/>
           <w:szCs w:val="17"/>
         </w:rPr>
-        <w:t xml:space="preserve">Built the Stripe-funded multi-currency platform wallet plus a currency service that settles every wallet transaction at the FX rate of the day it happened.</w:t>
+        <w:t xml:space="preserve">Designed the Stripe + PayPal-funded multi-currency platform wallet plus a currency service that settles every wallet transaction at the FX rate of the day it happened.</w:t>
       </w:r>
     </w:p>
     <w:p>
@@ -1504,7 +1523,26 @@
           <w:sz w:val="17"/>
           <w:szCs w:val="17"/>
         </w:rPr>
-        <w:t xml:space="preserve">Senior on a 3-person team; designed the complete schema and admin panel; led 2 junior developers.</w:t>
+        <w:t xml:space="preserve">Socket.IO chat with order context; OAuth-based authentication; admin fee-split flows; screenshot verification for service completion; integer-cent accounting throughout.</w:t>
+      </w:r>
+    </w:p>
+    <w:p>
+      <w:pPr>
+        <w:pStyle w:val="ListParagraph"/>
+        <w:numPr>
+          <w:ilvl w:val="1"/>
+          <w:numId w:val="2"/>
+        </w:numPr>
+        <w:spacing w:after="20" w:line="240"/>
+      </w:pPr>
+      <w:r>
+        <w:rPr>
+          <w:rFonts w:ascii="Arial" w:cs="Arial" w:eastAsia="Arial" w:hAnsi="Arial"/>
+          <w:color w:val="0E0D0B"/>
+          <w:sz w:val="17"/>
+          <w:szCs w:val="17"/>
+        </w:rPr>
+        <w:t xml:space="preserve">Designed the complete schema, architecture, and admin panel; mentored 2 junior developers on the build.</w:t>
       </w:r>
     </w:p>
     <w:p>
@@ -1521,7 +1559,7 @@
           <w:sz w:val="16"/>
           <w:szCs w:val="16"/>
         </w:rPr>
-        <w:t xml:space="preserve">· Next.js · Node.js · TypeScript · PostgreSQL · Stripe</w:t>
+        <w:t xml:space="preserve">· Next.js · Node.js · Express · Prisma · PostgreSQL · Socket.IO · Stripe · PayPal · TypeScript</w:t>
       </w:r>
     </w:p>
     <w:p>
@@ -1550,7 +1588,7 @@
         </w:rPr>
         <w:t xml:space="preserve">	</w:t>
       </w:r>
-      <w:hyperlink w:history="1" r:id="rIdhzhxxwmgotuku9aa3ci8m">
+      <w:hyperlink w:history="1" r:id="rIdsxafv1nxqevsdwln_w5nn">
         <w:r>
           <w:rPr>
             <w:rFonts w:ascii="Arial" w:cs="Arial" w:eastAsia="Arial" w:hAnsi="Arial"/>
@@ -1574,7 +1612,7 @@
           <w:sz w:val="18"/>
           <w:szCs w:val="18"/>
         </w:rPr>
-        <w:t xml:space="preserve">End-to-end fuel distribution ops platform for a 30-year NJ wholesaler. Daily pricing run: </w:t>
+        <w:t xml:space="preserve">End-to-end internal ops platform for a 30-year-old NJ fuel wholesaler. Replaced 39 hand-edited Google Sheets. Daily pricing run: </w:t>
       </w:r>
       <w:r>
         <w:rPr>
@@ -1613,27 +1651,7 @@
           <w:sz w:val="17"/>
           <w:szCs w:val="17"/>
         </w:rPr>
-        <w:t xml:space="preserve">Pricing engine emails daily prices with per-customer margins. Invoice engine reconciles Samsara truck telematics against the supplier FTP via </w:t>
-      </w:r>
-      <w:r>
-        <w:rPr>
-          <w:rFonts w:ascii="Arial" w:cs="Arial" w:eastAsia="Arial" w:hAnsi="Arial"/>
-          <w:b/>
-          <w:bCs/>
-          <w:color w:val="0E0D0B"/>
-          <w:sz w:val="17"/>
-          <w:szCs w:val="17"/>
-        </w:rPr>
-        <w:t xml:space="preserve">idempotent 3-hour background jobs</w:t>
-      </w:r>
-      <w:r>
-        <w:rPr>
-          <w:rFonts w:ascii="Arial" w:cs="Arial" w:eastAsia="Arial" w:hAnsi="Arial"/>
-          <w:color w:val="0E0D0B"/>
-          <w:sz w:val="17"/>
-          <w:szCs w:val="17"/>
-        </w:rPr>
-        <w:t xml:space="preserve">.</w:t>
+        <w:t xml:space="preserve">Pricing engine emails daily prices with per-customer margins (ops sets margins in a dedicated UI; applied on the fly when emails generate).</w:t>
       </w:r>
     </w:p>
     <w:p>
@@ -1648,6 +1666,45 @@
       <w:r>
         <w:rPr>
           <w:rFonts w:ascii="Arial" w:cs="Arial" w:eastAsia="Arial" w:hAnsi="Arial"/>
+          <w:color w:val="0E0D0B"/>
+          <w:sz w:val="17"/>
+          <w:szCs w:val="17"/>
+        </w:rPr>
+        <w:t xml:space="preserve">Invoice engine reconciles Samsara truck telematics against the supplier FTP server via </w:t>
+      </w:r>
+      <w:r>
+        <w:rPr>
+          <w:rFonts w:ascii="Arial" w:cs="Arial" w:eastAsia="Arial" w:hAnsi="Arial"/>
+          <w:b/>
+          <w:bCs/>
+          <w:color w:val="0E0D0B"/>
+          <w:sz w:val="17"/>
+          <w:szCs w:val="17"/>
+        </w:rPr>
+        <w:t xml:space="preserve">idempotent 3-hour background jobs</w:t>
+      </w:r>
+      <w:r>
+        <w:rPr>
+          <w:rFonts w:ascii="Arial" w:cs="Arial" w:eastAsia="Arial" w:hAnsi="Arial"/>
+          <w:color w:val="0E0D0B"/>
+          <w:sz w:val="17"/>
+          <w:szCs w:val="17"/>
+        </w:rPr>
+        <w:t xml:space="preserve"> — safely re-runnable, no double-counting.</w:t>
+      </w:r>
+    </w:p>
+    <w:p>
+      <w:pPr>
+        <w:pStyle w:val="ListParagraph"/>
+        <w:numPr>
+          <w:ilvl w:val="1"/>
+          <w:numId w:val="2"/>
+        </w:numPr>
+        <w:spacing w:after="20" w:line="240"/>
+      </w:pPr>
+      <w:r>
+        <w:rPr>
+          <w:rFonts w:ascii="Arial" w:cs="Arial" w:eastAsia="Arial" w:hAnsi="Arial"/>
           <w:b/>
           <w:bCs/>
           <w:color w:val="0E0D0B"/>
@@ -1663,7 +1720,26 @@
           <w:sz w:val="17"/>
           <w:szCs w:val="17"/>
         </w:rPr>
-        <w:t xml:space="preserve"> replaced free-text driver addresses (dispatch dropdowns → pre-filled driver forms → Samsara geofence fallback). Custom </w:t>
+        <w:t xml:space="preserve"> replaced free-text driver addresses with: dispatch dropdowns → pre-filled driver forms → Samsara geofence fallback (lat/long → customer location).</w:t>
+      </w:r>
+    </w:p>
+    <w:p>
+      <w:pPr>
+        <w:pStyle w:val="ListParagraph"/>
+        <w:numPr>
+          <w:ilvl w:val="1"/>
+          <w:numId w:val="2"/>
+        </w:numPr>
+        <w:spacing w:after="20" w:line="240"/>
+      </w:pPr>
+      <w:r>
+        <w:rPr>
+          <w:rFonts w:ascii="Arial" w:cs="Arial" w:eastAsia="Arial" w:hAnsi="Arial"/>
+          <w:color w:val="0E0D0B"/>
+          <w:sz w:val="17"/>
+          <w:szCs w:val="17"/>
+        </w:rPr>
+        <w:t xml:space="preserve">Custom </w:t>
       </w:r>
       <w:r>
         <w:rPr>
@@ -1683,7 +1759,7 @@
           <w:sz w:val="17"/>
           <w:szCs w:val="17"/>
         </w:rPr>
-        <w:t xml:space="preserve"> on the ops team's Windows machine pushes invoices into on-prem QuickBooks every 3 hours.</w:t>
+        <w:t xml:space="preserve"> on the ops team's Windows machine polls our API every 3 hours and pushes new invoices into on-prem QuickBooks.</w:t>
       </w:r>
     </w:p>
     <w:p>
@@ -1700,7 +1776,7 @@
           <w:sz w:val="16"/>
           <w:szCs w:val="16"/>
         </w:rPr>
-        <w:t xml:space="preserve">· Next.js · Node.js · PostgreSQL · Samsara API · AWS</w:t>
+        <w:t xml:space="preserve">· Next.js · Node.js · Express · PostgreSQL · Samsara API · AWS · QuickBooks</w:t>
       </w:r>
     </w:p>
     <w:p>

--- a/public/uzair-saleem-resume.docx
+++ b/public/uzair-saleem-resume.docx
@@ -45,7 +45,7 @@
         </w:rPr>
         <w:t xml:space="preserve">Islamabad, Pakistan  ·  </w:t>
       </w:r>
-      <w:hyperlink w:history="1" r:id="rIdkzpsjl95gqam5-uolgn5p">
+      <w:hyperlink w:history="1" r:id="rIdtq-qayl-4xsmixjkkryvl">
         <w:r>
           <w:rPr>
             <w:rFonts w:ascii="Arial" w:cs="Arial" w:eastAsia="Arial" w:hAnsi="Arial"/>
@@ -66,7 +66,7 @@
         </w:rPr>
         <w:t xml:space="preserve">  ·  </w:t>
       </w:r>
-      <w:hyperlink w:history="1" r:id="rId-gf2uxqt_vrusgl_66q4s">
+      <w:hyperlink w:history="1" r:id="rId7aggs3rbtvehagqmrmnbt">
         <w:r>
           <w:rPr>
             <w:rFonts w:ascii="Arial" w:cs="Arial" w:eastAsia="Arial" w:hAnsi="Arial"/>
@@ -87,7 +87,7 @@
         </w:rPr>
         <w:t xml:space="preserve">  ·  </w:t>
       </w:r>
-      <w:hyperlink w:history="1" r:id="rId1bm41ezw6rjrqcxemt9ql">
+      <w:hyperlink w:history="1" r:id="rIdziveddyfxdtmikg5btogc">
         <w:r>
           <w:rPr>
             <w:rFonts w:ascii="Arial" w:cs="Arial" w:eastAsia="Arial" w:hAnsi="Arial"/>
@@ -108,7 +108,7 @@
         </w:rPr>
         <w:t xml:space="preserve">  ·  </w:t>
       </w:r>
-      <w:hyperlink w:history="1" r:id="rIdif-x-3pxhlqdm23lwk2vz">
+      <w:hyperlink w:history="1" r:id="rIdcoj8uakyl46sazxrckxkn">
         <w:r>
           <w:rPr>
             <w:rFonts w:ascii="Arial" w:cs="Arial" w:eastAsia="Arial" w:hAnsi="Arial"/>
@@ -129,7 +129,7 @@
         </w:rPr>
         <w:t xml:space="preserve">  ·  </w:t>
       </w:r>
-      <w:hyperlink w:history="1" r:id="rIdg02kaxgaotajzac9kj77q">
+      <w:hyperlink w:history="1" r:id="rIdq8g4v07bgwxop7e_1a6cu">
         <w:r>
           <w:rPr>
             <w:rFonts w:ascii="Arial" w:cs="Arial" w:eastAsia="Arial" w:hAnsi="Arial"/>
@@ -173,147 +173,7 @@
           <w:sz w:val="18"/>
           <w:szCs w:val="18"/>
         </w:rPr>
-        <w:t xml:space="preserve">Senior Full-Stack Engineer, </w:t>
-      </w:r>
-      <w:r>
-        <w:rPr>
-          <w:rFonts w:ascii="Arial" w:cs="Arial" w:eastAsia="Arial" w:hAnsi="Arial"/>
-          <w:b/>
-          <w:bCs/>
-          <w:color w:val="0E0D0B"/>
-          <w:sz w:val="18"/>
-          <w:szCs w:val="18"/>
-        </w:rPr>
-        <w:t xml:space="preserve">5 years</w:t>
-      </w:r>
-      <w:r>
-        <w:rPr>
-          <w:rFonts w:ascii="Arial" w:cs="Arial" w:eastAsia="Arial" w:hAnsi="Arial"/>
-          <w:color w:val="0E0D0B"/>
-          <w:sz w:val="18"/>
-          <w:szCs w:val="18"/>
-        </w:rPr>
-        <w:t xml:space="preserve"> shipping production SaaS end-to-end. Lead engineer at Rocket Devs on </w:t>
-      </w:r>
-      <w:r>
-        <w:rPr>
-          <w:rFonts w:ascii="Arial" w:cs="Arial" w:eastAsia="Arial" w:hAnsi="Arial"/>
-          <w:b/>
-          <w:bCs/>
-          <w:color w:val="0E0D0B"/>
-          <w:sz w:val="18"/>
-          <w:szCs w:val="18"/>
-        </w:rPr>
-        <w:t xml:space="preserve">Indiecator</w:t>
-      </w:r>
-      <w:r>
-        <w:rPr>
-          <w:rFonts w:ascii="Arial" w:cs="Arial" w:eastAsia="Arial" w:hAnsi="Arial"/>
-          <w:color w:val="0E0D0B"/>
-          <w:sz w:val="18"/>
-          <w:szCs w:val="18"/>
-        </w:rPr>
-        <w:t xml:space="preserve"> (Stripe Connect revenue analytics, ~3 months) and </w:t>
-      </w:r>
-      <w:r>
-        <w:rPr>
-          <w:rFonts w:ascii="Arial" w:cs="Arial" w:eastAsia="Arial" w:hAnsi="Arial"/>
-          <w:b/>
-          <w:bCs/>
-          <w:color w:val="0E0D0B"/>
-          <w:sz w:val="18"/>
-          <w:szCs w:val="18"/>
-        </w:rPr>
-        <w:t xml:space="preserve">Sat-Raj</w:t>
-      </w:r>
-      <w:r>
-        <w:rPr>
-          <w:rFonts w:ascii="Arial" w:cs="Arial" w:eastAsia="Arial" w:hAnsi="Arial"/>
-          <w:color w:val="0E0D0B"/>
-          <w:sz w:val="18"/>
-          <w:szCs w:val="18"/>
-        </w:rPr>
-        <w:t xml:space="preserve"> (NJ fuel distribution ops — replaced a daily </w:t>
-      </w:r>
-      <w:r>
-        <w:rPr>
-          <w:rFonts w:ascii="Arial" w:cs="Arial" w:eastAsia="Arial" w:hAnsi="Arial"/>
-          <w:b/>
-          <w:bCs/>
-          <w:color w:val="0E0D0B"/>
-          <w:sz w:val="18"/>
-          <w:szCs w:val="18"/>
-        </w:rPr>
-        <w:t xml:space="preserve">45–60 minute manual workflow</w:t>
-      </w:r>
-      <w:r>
-        <w:rPr>
-          <w:rFonts w:ascii="Arial" w:cs="Arial" w:eastAsia="Arial" w:hAnsi="Arial"/>
-          <w:color w:val="0E0D0B"/>
-          <w:sz w:val="18"/>
-          <w:szCs w:val="18"/>
-        </w:rPr>
-        <w:t xml:space="preserve"> with software that finishes in </w:t>
-      </w:r>
-      <w:r>
-        <w:rPr>
-          <w:rFonts w:ascii="Arial" w:cs="Arial" w:eastAsia="Arial" w:hAnsi="Arial"/>
-          <w:b/>
-          <w:bCs/>
-          <w:color w:val="0E0D0B"/>
-          <w:sz w:val="18"/>
-          <w:szCs w:val="18"/>
-        </w:rPr>
-        <w:t xml:space="preserve">under 90 seconds</w:t>
-      </w:r>
-      <w:r>
-        <w:rPr>
-          <w:rFonts w:ascii="Arial" w:cs="Arial" w:eastAsia="Arial" w:hAnsi="Arial"/>
-          <w:color w:val="0E0D0B"/>
-          <w:sz w:val="18"/>
-          <w:szCs w:val="18"/>
-        </w:rPr>
-        <w:t xml:space="preserve">). Promoted Junior to Senior at Apifiny in 18 months while shipping </w:t>
-      </w:r>
-      <w:r>
-        <w:rPr>
-          <w:rFonts w:ascii="Arial" w:cs="Arial" w:eastAsia="Arial" w:hAnsi="Arial"/>
-          <w:b/>
-          <w:bCs/>
-          <w:color w:val="0E0D0B"/>
-          <w:sz w:val="18"/>
-          <w:szCs w:val="18"/>
-        </w:rPr>
-        <w:t xml:space="preserve">Diffed.gg</w:t>
-      </w:r>
-      <w:r>
-        <w:rPr>
-          <w:rFonts w:ascii="Arial" w:cs="Arial" w:eastAsia="Arial" w:hAnsi="Arial"/>
-          <w:color w:val="0E0D0B"/>
-          <w:sz w:val="18"/>
-          <w:szCs w:val="18"/>
-        </w:rPr>
-        <w:t xml:space="preserve"> (3-sided gaming marketplace) end-to-end in </w:t>
-      </w:r>
-      <w:r>
-        <w:rPr>
-          <w:rFonts w:ascii="Arial" w:cs="Arial" w:eastAsia="Arial" w:hAnsi="Arial"/>
-          <w:b/>
-          <w:bCs/>
-          <w:color w:val="0E0D0B"/>
-          <w:sz w:val="18"/>
-          <w:szCs w:val="18"/>
-        </w:rPr>
-        <w:t xml:space="preserve">2 months</w:t>
-      </w:r>
-      <w:r>
-        <w:rPr>
-          <w:rFonts w:ascii="Arial" w:cs="Arial" w:eastAsia="Arial" w:hAnsi="Arial"/>
-          <w:color w:val="0E0D0B"/>
-          <w:sz w:val="18"/>
-          <w:szCs w:val="18"/>
-        </w:rPr>
-        <w:t xml:space="preserve"> on a 3-person team. Stack: Next.js, Node.js, Express, PostgreSQL, Supabase, Redis, Stripe, AWS.</w:t>
+        <w:t xml:space="preserve">Senior Full-Stack Engineer with 5 years building production SaaS platforms end-to-end across fintech, analytics, marketplaces, and operations software. Experienced leading architecture, backend systems, and cross-functional delivery for founder-led startups. Strong focus on Next.js, Node.js, PostgreSQL, Stripe, and scalable product infrastructure.</w:t>
       </w:r>
     </w:p>
     <w:p>
@@ -1235,7 +1095,7 @@
         </w:rPr>
         <w:t xml:space="preserve">	</w:t>
       </w:r>
-      <w:hyperlink w:history="1" r:id="rIdlpa7ofreatua2owactpoa">
+      <w:hyperlink w:history="1" r:id="rIdk76mtwvby1e_ftdqgulau">
         <w:r>
           <w:rPr>
             <w:rFonts w:ascii="Arial" w:cs="Arial" w:eastAsia="Arial" w:hAnsi="Arial"/>
@@ -1402,7 +1262,7 @@
         </w:rPr>
         <w:t xml:space="preserve">	</w:t>
       </w:r>
-      <w:hyperlink w:history="1" r:id="rIdu1ljghnhex0z3gtzg_33r">
+      <w:hyperlink w:history="1" r:id="rIdbjuajkln2wjp-wakzhjvb">
         <w:r>
           <w:rPr>
             <w:rFonts w:ascii="Arial" w:cs="Arial" w:eastAsia="Arial" w:hAnsi="Arial"/>
@@ -1588,7 +1448,7 @@
         </w:rPr>
         <w:t xml:space="preserve">	</w:t>
       </w:r>
-      <w:hyperlink w:history="1" r:id="rIdsxafv1nxqevsdwln_w5nn">
+      <w:hyperlink w:history="1" r:id="rIdg-qamzbosuszjta5ucsld">
         <w:r>
           <w:rPr>
             <w:rFonts w:ascii="Arial" w:cs="Arial" w:eastAsia="Arial" w:hAnsi="Arial"/>

--- a/public/uzair-saleem-resume.docx
+++ b/public/uzair-saleem-resume.docx
@@ -45,7 +45,7 @@
         </w:rPr>
         <w:t xml:space="preserve">Islamabad, Pakistan  ·  </w:t>
       </w:r>
-      <w:hyperlink w:history="1" r:id="rIdtq-qayl-4xsmixjkkryvl">
+      <w:hyperlink w:history="1" r:id="rIdc-vedhd2igbgtfjgeaefw">
         <w:r>
           <w:rPr>
             <w:rFonts w:ascii="Arial" w:cs="Arial" w:eastAsia="Arial" w:hAnsi="Arial"/>
@@ -66,7 +66,7 @@
         </w:rPr>
         <w:t xml:space="preserve">  ·  </w:t>
       </w:r>
-      <w:hyperlink w:history="1" r:id="rId7aggs3rbtvehagqmrmnbt">
+      <w:hyperlink w:history="1" r:id="rIdt8ojznwfu1qb09vlqqr4z">
         <w:r>
           <w:rPr>
             <w:rFonts w:ascii="Arial" w:cs="Arial" w:eastAsia="Arial" w:hAnsi="Arial"/>
@@ -87,7 +87,7 @@
         </w:rPr>
         <w:t xml:space="preserve">  ·  </w:t>
       </w:r>
-      <w:hyperlink w:history="1" r:id="rIdziveddyfxdtmikg5btogc">
+      <w:hyperlink w:history="1" r:id="rIduuyx8tz1csjc5kictbxfh">
         <w:r>
           <w:rPr>
             <w:rFonts w:ascii="Arial" w:cs="Arial" w:eastAsia="Arial" w:hAnsi="Arial"/>
@@ -108,7 +108,7 @@
         </w:rPr>
         <w:t xml:space="preserve">  ·  </w:t>
       </w:r>
-      <w:hyperlink w:history="1" r:id="rIdcoj8uakyl46sazxrckxkn">
+      <w:hyperlink w:history="1" r:id="rIdjf-s9ra_41m1mqbz-t9f3">
         <w:r>
           <w:rPr>
             <w:rFonts w:ascii="Arial" w:cs="Arial" w:eastAsia="Arial" w:hAnsi="Arial"/>
@@ -129,7 +129,7 @@
         </w:rPr>
         <w:t xml:space="preserve">  ·  </w:t>
       </w:r>
-      <w:hyperlink w:history="1" r:id="rIdq8g4v07bgwxop7e_1a6cu">
+      <w:hyperlink w:history="1" r:id="rIdp0drjiv6i44aovm05jyut">
         <w:r>
           <w:rPr>
             <w:rFonts w:ascii="Arial" w:cs="Arial" w:eastAsia="Arial" w:hAnsi="Arial"/>
@@ -243,7 +243,7 @@
           <w:sz w:val="18"/>
           <w:szCs w:val="18"/>
         </w:rPr>
-        <w:t xml:space="preserve">Next.js (App Router), React, Tailwind, Shadcn, Framer Motion, responsive design</w:t>
+        <w:t xml:space="preserve">Next.js (App Router), React, Tailwind CSS, Shadcn UI, Framer Motion, responsive design</w:t>
       </w:r>
     </w:p>
     <w:p>
@@ -268,7 +268,7 @@
           <w:sz w:val="18"/>
           <w:szCs w:val="18"/>
         </w:rPr>
-        <w:t xml:space="preserve">Node.js, Express, Prisma, REST API design, webhooks, Socket.IO, OAuth / JWT authentication</w:t>
+        <w:t xml:space="preserve">Node.js, Express.js, Prisma, REST APIs, webhooks, Socket.IO, OAuth, JWT authentication</w:t>
       </w:r>
     </w:p>
     <w:p>
@@ -284,16 +284,16 @@
           <w:sz w:val="18"/>
           <w:szCs w:val="18"/>
         </w:rPr>
-        <w:t xml:space="preserve">Data:  </w:t>
-      </w:r>
-      <w:r>
-        <w:rPr>
-          <w:rFonts w:ascii="Arial" w:cs="Arial" w:eastAsia="Arial" w:hAnsi="Arial"/>
-          <w:color w:val="0E0D0B"/>
-          <w:sz w:val="18"/>
-          <w:szCs w:val="18"/>
-        </w:rPr>
-        <w:t xml:space="preserve">PostgreSQL, Supabase (row-level security), Redis, MongoDB; schema + database design, migrations</w:t>
+        <w:t xml:space="preserve">Databases &amp; Data:  </w:t>
+      </w:r>
+      <w:r>
+        <w:rPr>
+          <w:rFonts w:ascii="Arial" w:cs="Arial" w:eastAsia="Arial" w:hAnsi="Arial"/>
+          <w:color w:val="0E0D0B"/>
+          <w:sz w:val="18"/>
+          <w:szCs w:val="18"/>
+        </w:rPr>
+        <w:t xml:space="preserve">PostgreSQL, Supabase (row-level security), Redis, MongoDB; database design, schema design, migrations</w:t>
       </w:r>
     </w:p>
     <w:p>
@@ -309,16 +309,16 @@
           <w:sz w:val="18"/>
           <w:szCs w:val="18"/>
         </w:rPr>
-        <w:t xml:space="preserve">Payments:  </w:t>
-      </w:r>
-      <w:r>
-        <w:rPr>
-          <w:rFonts w:ascii="Arial" w:cs="Arial" w:eastAsia="Arial" w:hAnsi="Arial"/>
-          <w:color w:val="0E0D0B"/>
-          <w:sz w:val="18"/>
-          <w:szCs w:val="18"/>
-        </w:rPr>
-        <w:t xml:space="preserve">Stripe, Stripe Connect, Paddle, multi-currency wallets, ECB FX (per-day historical rates)</w:t>
+        <w:t xml:space="preserve">Payments &amp; Integrations:  </w:t>
+      </w:r>
+      <w:r>
+        <w:rPr>
+          <w:rFonts w:ascii="Arial" w:cs="Arial" w:eastAsia="Arial" w:hAnsi="Arial"/>
+          <w:color w:val="0E0D0B"/>
+          <w:sz w:val="18"/>
+          <w:szCs w:val="18"/>
+        </w:rPr>
+        <w:t xml:space="preserve">Stripe, Stripe Connect, Paddle, PayPal, multi-currency systems, ECB FX, Samsara API, QuickBooks integrations</w:t>
       </w:r>
     </w:p>
     <w:p>
@@ -334,6 +334,31 @@
           <w:sz w:val="18"/>
           <w:szCs w:val="18"/>
         </w:rPr>
+        <w:t xml:space="preserve">Cloud &amp; Infrastructure:  </w:t>
+      </w:r>
+      <w:r>
+        <w:rPr>
+          <w:rFonts w:ascii="Arial" w:cs="Arial" w:eastAsia="Arial" w:hAnsi="Arial"/>
+          <w:color w:val="0E0D0B"/>
+          <w:sz w:val="18"/>
+          <w:szCs w:val="18"/>
+        </w:rPr>
+        <w:t xml:space="preserve">AWS (EC2, RDS, S3, Lambda), Cloudflare, Vercel, Docker, GitHub Actions, CI/CD, Sentry</w:t>
+      </w:r>
+    </w:p>
+    <w:p>
+      <w:pPr>
+        <w:spacing w:after="30" w:line="240"/>
+      </w:pPr>
+      <w:r>
+        <w:rPr>
+          <w:rFonts w:ascii="Arial" w:cs="Arial" w:eastAsia="Arial" w:hAnsi="Arial"/>
+          <w:b/>
+          <w:bCs/>
+          <w:color w:val="0E0D0B"/>
+          <w:sz w:val="18"/>
+          <w:szCs w:val="18"/>
+        </w:rPr>
         <w:t xml:space="preserve">Testing:  </w:t>
       </w:r>
       <w:r>
@@ -343,57 +368,7 @@
           <w:sz w:val="18"/>
           <w:szCs w:val="18"/>
         </w:rPr>
-        <w:t xml:space="preserve">Jest, Vitest, Playwright; unit + integration testing</w:t>
-      </w:r>
-    </w:p>
-    <w:p>
-      <w:pPr>
-        <w:spacing w:after="30" w:line="240"/>
-      </w:pPr>
-      <w:r>
-        <w:rPr>
-          <w:rFonts w:ascii="Arial" w:cs="Arial" w:eastAsia="Arial" w:hAnsi="Arial"/>
-          <w:b/>
-          <w:bCs/>
-          <w:color w:val="0E0D0B"/>
-          <w:sz w:val="18"/>
-          <w:szCs w:val="18"/>
-        </w:rPr>
-        <w:t xml:space="preserve">Integrations:  </w:t>
-      </w:r>
-      <w:r>
-        <w:rPr>
-          <w:rFonts w:ascii="Arial" w:cs="Arial" w:eastAsia="Arial" w:hAnsi="Arial"/>
-          <w:color w:val="0E0D0B"/>
-          <w:sz w:val="18"/>
-          <w:szCs w:val="18"/>
-        </w:rPr>
-        <w:t xml:space="preserve">Samsara API, supplier FTP polling, QuickBooks (via on-prem bridge), webhook idempotency</w:t>
-      </w:r>
-    </w:p>
-    <w:p>
-      <w:pPr>
-        <w:spacing w:after="30" w:line="240"/>
-      </w:pPr>
-      <w:r>
-        <w:rPr>
-          <w:rFonts w:ascii="Arial" w:cs="Arial" w:eastAsia="Arial" w:hAnsi="Arial"/>
-          <w:b/>
-          <w:bCs/>
-          <w:color w:val="0E0D0B"/>
-          <w:sz w:val="18"/>
-          <w:szCs w:val="18"/>
-        </w:rPr>
-        <w:t xml:space="preserve">Cloud / Infra:  </w:t>
-      </w:r>
-      <w:r>
-        <w:rPr>
-          <w:rFonts w:ascii="Arial" w:cs="Arial" w:eastAsia="Arial" w:hAnsi="Arial"/>
-          <w:color w:val="0E0D0B"/>
-          <w:sz w:val="18"/>
-          <w:szCs w:val="18"/>
-        </w:rPr>
-        <w:t xml:space="preserve">AWS (Lambda, S3, RDS, EC2), Cloudflare, Vercel, Docker, GitHub Actions, CI/CD; Sentry observability</w:t>
+        <w:t xml:space="preserve">Jest, Vitest, Playwright; unit and integration testing</w:t>
       </w:r>
     </w:p>
     <w:p>
@@ -524,16 +499,16 @@
           <w:sz w:val="18"/>
           <w:szCs w:val="18"/>
         </w:rPr>
-        <w:t xml:space="preserve">two production SaaS builds shipped to live customers</w:t>
-      </w:r>
-      <w:r>
-        <w:rPr>
-          <w:rFonts w:ascii="Arial" w:cs="Arial" w:eastAsia="Arial" w:hAnsi="Arial"/>
-          <w:color w:val="0E0D0B"/>
-          <w:sz w:val="18"/>
-          <w:szCs w:val="18"/>
-        </w:rPr>
-        <w:t xml:space="preserve">: a Stripe-powered revenue analytics platform (Indiecator) and an internal operations platform for a 30-year-old US fuel wholesaler (Sat-Raj). Owned the complete schema and architecture for both, from initial models through deployment.</w:t>
+        <w:t xml:space="preserve">two production SaaS platforms</w:t>
+      </w:r>
+      <w:r>
+        <w:rPr>
+          <w:rFonts w:ascii="Arial" w:cs="Arial" w:eastAsia="Arial" w:hAnsi="Arial"/>
+          <w:color w:val="0E0D0B"/>
+          <w:sz w:val="18"/>
+          <w:szCs w:val="18"/>
+        </w:rPr>
+        <w:t xml:space="preserve">: Indiecator (Stripe revenue analytics) and Sat-Raj (fuel distribution operations platform).</w:t>
       </w:r>
     </w:p>
     <w:p>
@@ -552,18 +527,18 @@
           <w:sz w:val="18"/>
           <w:szCs w:val="18"/>
         </w:rPr>
-        <w:t xml:space="preserve">Replaced a 30-year-old company's manual spreadsheet workflow. Daily pricing run — pricing calculation, customer emails, invoice generation — went from </w:t>
-      </w:r>
-      <w:r>
-        <w:rPr>
-          <w:rFonts w:ascii="Arial" w:cs="Arial" w:eastAsia="Arial" w:hAnsi="Arial"/>
-          <w:b/>
-          <w:bCs/>
-          <w:color w:val="0E0D0B"/>
-          <w:sz w:val="18"/>
-          <w:szCs w:val="18"/>
-        </w:rPr>
-        <w:t xml:space="preserve">45–60 minutes of manual work to under 90 seconds</w:t>
+        <w:t xml:space="preserve">Replaced a manual pricing and invoicing workflow at a 30-year-old fuel wholesaler, reducing the daily run from </w:t>
+      </w:r>
+      <w:r>
+        <w:rPr>
+          <w:rFonts w:ascii="Arial" w:cs="Arial" w:eastAsia="Arial" w:hAnsi="Arial"/>
+          <w:b/>
+          <w:bCs/>
+          <w:color w:val="0E0D0B"/>
+          <w:sz w:val="18"/>
+          <w:szCs w:val="18"/>
+        </w:rPr>
+        <w:t xml:space="preserve">45–60 minutes to under 90 seconds</w:t>
       </w:r>
       <w:r>
         <w:rPr>
@@ -591,7 +566,26 @@
           <w:sz w:val="18"/>
           <w:szCs w:val="18"/>
         </w:rPr>
-        <w:t xml:space="preserve">Managed </w:t>
+        <w:t xml:space="preserve">Designed and shipped backend architecture, schemas, APIs, and deployment infrastructure across both platforms.</w:t>
+      </w:r>
+    </w:p>
+    <w:p>
+      <w:pPr>
+        <w:pStyle w:val="ListParagraph"/>
+        <w:numPr>
+          <w:ilvl w:val="0"/>
+          <w:numId w:val="2"/>
+        </w:numPr>
+        <w:spacing w:after="30" w:line="250"/>
+      </w:pPr>
+      <w:r>
+        <w:rPr>
+          <w:rFonts w:ascii="Arial" w:cs="Arial" w:eastAsia="Arial" w:hAnsi="Arial"/>
+          <w:color w:val="0E0D0B"/>
+          <w:sz w:val="18"/>
+          <w:szCs w:val="18"/>
+        </w:rPr>
+        <w:t xml:space="preserve">Led </w:t>
       </w:r>
       <w:r>
         <w:rPr>
@@ -611,7 +605,7 @@
           <w:sz w:val="18"/>
           <w:szCs w:val="18"/>
         </w:rPr>
-        <w:t xml:space="preserve"> (UI tasks); direct cross-functional collaboration with founder clients on requirements and scope.</w:t>
+        <w:t xml:space="preserve"> and worked directly with founder clients on product scope, requirements, and delivery.</w:t>
       </w:r>
     </w:p>
     <w:p>
@@ -880,7 +874,7 @@
           <w:sz w:val="18"/>
           <w:szCs w:val="18"/>
         </w:rPr>
-        <w:t xml:space="preserve"> (3-sided gaming services marketplace — player, expert, admin) </w:t>
+        <w:t xml:space="preserve">, a 3-sided gaming services marketplace (player, expert, admin), </w:t>
       </w:r>
       <w:r>
         <w:rPr>
@@ -900,7 +894,26 @@
           <w:sz w:val="18"/>
           <w:szCs w:val="18"/>
         </w:rPr>
-        <w:t xml:space="preserve"> as senior on a 3-person team. Built a </w:t>
+        <w:t xml:space="preserve"> as senior engineer on a 3-person team.</w:t>
+      </w:r>
+    </w:p>
+    <w:p>
+      <w:pPr>
+        <w:pStyle w:val="ListParagraph"/>
+        <w:numPr>
+          <w:ilvl w:val="0"/>
+          <w:numId w:val="2"/>
+        </w:numPr>
+        <w:spacing w:after="30" w:line="250"/>
+      </w:pPr>
+      <w:r>
+        <w:rPr>
+          <w:rFonts w:ascii="Arial" w:cs="Arial" w:eastAsia="Arial" w:hAnsi="Arial"/>
+          <w:color w:val="0E0D0B"/>
+          <w:sz w:val="18"/>
+          <w:szCs w:val="18"/>
+        </w:rPr>
+        <w:t xml:space="preserve">Built a configurable </w:t>
       </w:r>
       <w:r>
         <w:rPr>
@@ -920,7 +933,7 @@
           <w:sz w:val="18"/>
           <w:szCs w:val="18"/>
         </w:rPr>
-        <w:t xml:space="preserve"> on the backend so admins onboard new games and their ranking systems (divisions vs. straight ranks like master/grandmaster) without writing code — same engine still runs in production.</w:t>
+        <w:t xml:space="preserve"> so admins onboard new games and their ranking systems (divisions vs. straight ranks like master/grandmaster) without writing code — same engine still runs in production.</w:t>
       </w:r>
     </w:p>
     <w:p>
@@ -939,7 +952,7 @@
           <w:sz w:val="18"/>
           <w:szCs w:val="18"/>
         </w:rPr>
-        <w:t xml:space="preserve">Built the Stripe-funded multi-currency platform wallet on Diffed.gg with a currency service that settles every wallet transaction at the FX rate of the day it happened.</w:t>
+        <w:t xml:space="preserve">Designed the multi-currency platform wallet and settlement system using Stripe and PayPal integrations; every wallet transaction settles at the FX rate of the day it happened.</w:t>
       </w:r>
     </w:p>
     <w:p>
@@ -954,22 +967,31 @@
       <w:r>
         <w:rPr>
           <w:rFonts w:ascii="Arial" w:cs="Arial" w:eastAsia="Arial" w:hAnsi="Arial"/>
-          <w:b/>
-          <w:bCs/>
-          <w:color w:val="0E0D0B"/>
-          <w:sz w:val="18"/>
-          <w:szCs w:val="18"/>
-        </w:rPr>
-        <w:t xml:space="preserve">Led 2 junior developers</w:t>
-      </w:r>
-      <w:r>
-        <w:rPr>
-          <w:rFonts w:ascii="Arial" w:cs="Arial" w:eastAsia="Arial" w:hAnsi="Arial"/>
-          <w:color w:val="0E0D0B"/>
-          <w:sz w:val="18"/>
-          <w:szCs w:val="18"/>
-        </w:rPr>
-        <w:t xml:space="preserve"> on Diffed.gg; designed the complete schema, architecture, and admin panel.</w:t>
+          <w:color w:val="0E0D0B"/>
+          <w:sz w:val="18"/>
+          <w:szCs w:val="18"/>
+        </w:rPr>
+        <w:t xml:space="preserve">Led architecture, backend systems, and admin tooling; </w:t>
+      </w:r>
+      <w:r>
+        <w:rPr>
+          <w:rFonts w:ascii="Arial" w:cs="Arial" w:eastAsia="Arial" w:hAnsi="Arial"/>
+          <w:b/>
+          <w:bCs/>
+          <w:color w:val="0E0D0B"/>
+          <w:sz w:val="18"/>
+          <w:szCs w:val="18"/>
+        </w:rPr>
+        <w:t xml:space="preserve">mentored 2 junior developers</w:t>
+      </w:r>
+      <w:r>
+        <w:rPr>
+          <w:rFonts w:ascii="Arial" w:cs="Arial" w:eastAsia="Arial" w:hAnsi="Arial"/>
+          <w:color w:val="0E0D0B"/>
+          <w:sz w:val="18"/>
+          <w:szCs w:val="18"/>
+        </w:rPr>
+        <w:t xml:space="preserve"> on the build.</w:t>
       </w:r>
     </w:p>
     <w:p>
@@ -1027,7 +1049,7 @@
           <w:sz w:val="18"/>
           <w:szCs w:val="18"/>
         </w:rPr>
-        <w:t xml:space="preserve"> (Jul 2023, while leading the Diffed.gg build).</w:t>
+        <w:t xml:space="preserve"> based on technical ownership and delivery impact.</w:t>
       </w:r>
     </w:p>
     <w:p>
@@ -1046,7 +1068,7 @@
           <w:sz w:val="18"/>
           <w:szCs w:val="18"/>
         </w:rPr>
-        <w:t xml:space="preserve">Built features across multiple agency-client B2B SaaS products. Designed dashboards on the frontend; leveled up across the backend stack.</w:t>
+        <w:t xml:space="preserve">Built and shipped features across multiple B2B SaaS products for agency clients. Worked across frontend dashboards, backend APIs, and database systems while expanding into full-stack architecture responsibilities.</w:t>
       </w:r>
     </w:p>
     <w:p>
@@ -1095,7 +1117,7 @@
         </w:rPr>
         <w:t xml:space="preserve">	</w:t>
       </w:r>
-      <w:hyperlink w:history="1" r:id="rIdk76mtwvby1e_ftdqgulau">
+      <w:hyperlink w:history="1" r:id="rIdghnfqngje1yac2bevjybx">
         <w:r>
           <w:rPr>
             <w:rFonts w:ascii="Arial" w:cs="Arial" w:eastAsia="Arial" w:hAnsi="Arial"/>
@@ -1119,7 +1141,7 @@
           <w:sz w:val="18"/>
           <w:szCs w:val="18"/>
         </w:rPr>
-        <w:t xml:space="preserve">Baremetrics-style revenue analytics platform on Stripe Connect, built end-to-end for a founder client and shipped to production in </w:t>
+        <w:t xml:space="preserve">Revenue analytics platform on Stripe Connect for subscription businesses; shipped to production in </w:t>
       </w:r>
       <w:r>
         <w:rPr>
@@ -1158,7 +1180,7 @@
           <w:sz w:val="17"/>
           <w:szCs w:val="17"/>
         </w:rPr>
-        <w:t xml:space="preserve">Designed three parallel ingestion flows — live Stripe/Paddle webhooks, a 24-hour catch-up cron on GitHub Actions, and a 2-year initial backfill background job — feeding a multi-tenant Postgres ledger with row-level security via Supabase.</w:t>
+        <w:t xml:space="preserve">Designed multi-tenant ingestion combining live Stripe/Paddle webhooks, scheduled reconciliation jobs on GitHub Actions, and a 2-year historical backfill pipeline.</w:t>
       </w:r>
     </w:p>
     <w:p>
@@ -1177,7 +1199,7 @@
           <w:sz w:val="17"/>
           <w:szCs w:val="17"/>
         </w:rPr>
-        <w:t xml:space="preserve">Engineered a </w:t>
+        <w:t xml:space="preserve">Built a </w:t>
       </w:r>
       <w:r>
         <w:rPr>
@@ -1216,7 +1238,26 @@
           <w:sz w:val="17"/>
           <w:szCs w:val="17"/>
         </w:rPr>
-        <w:t xml:space="preserve">Per-day FX conversion via the European Central Bank API across 30 display currencies; Redis-cached dashboards; drill-down to source customer on every aggregated metric for trust + verification.</w:t>
+        <w:t xml:space="preserve">Implemented per-day FX conversion across 30 display currencies using ECB exchange-rate data.</w:t>
+      </w:r>
+    </w:p>
+    <w:p>
+      <w:pPr>
+        <w:pStyle w:val="ListParagraph"/>
+        <w:numPr>
+          <w:ilvl w:val="1"/>
+          <w:numId w:val="2"/>
+        </w:numPr>
+        <w:spacing w:after="20" w:line="240"/>
+      </w:pPr>
+      <w:r>
+        <w:rPr>
+          <w:rFonts w:ascii="Arial" w:cs="Arial" w:eastAsia="Arial" w:hAnsi="Arial"/>
+          <w:color w:val="0E0D0B"/>
+          <w:sz w:val="17"/>
+          <w:szCs w:val="17"/>
+        </w:rPr>
+        <w:t xml:space="preserve">Developed Redis-cached analytics dashboards with drill-down to source customer transactions on every metric.</w:t>
       </w:r>
     </w:p>
     <w:p>
@@ -1233,7 +1274,7 @@
           <w:sz w:val="16"/>
           <w:szCs w:val="16"/>
         </w:rPr>
-        <w:t xml:space="preserve">· Next.js · Node.js · Express · Prisma · Supabase (RLS) · Stripe Connect · Paddle · Redis · GitHub Actions · Cloudflare</w:t>
+        <w:t xml:space="preserve">· Next.js · Node.js · Express.js · Prisma · PostgreSQL · Supabase (RLS) · Stripe Connect · Paddle · Redis · GitHub Actions · Cloudflare</w:t>
       </w:r>
     </w:p>
     <w:p>
@@ -1262,7 +1303,7 @@
         </w:rPr>
         <w:t xml:space="preserve">	</w:t>
       </w:r>
-      <w:hyperlink w:history="1" r:id="rIdbjuajkln2wjp-wakzhjvb">
+      <w:hyperlink w:history="1" r:id="rIdiwmftitdfza2pltwpat3j">
         <w:r>
           <w:rPr>
             <w:rFonts w:ascii="Arial" w:cs="Arial" w:eastAsia="Arial" w:hAnsi="Arial"/>
@@ -1286,7 +1327,7 @@
           <w:sz w:val="18"/>
           <w:szCs w:val="18"/>
         </w:rPr>
-        <w:t xml:space="preserve">Three-sided gaming services marketplace (player, expert, admin). Shipped end-to-end in </w:t>
+        <w:t xml:space="preserve">Gaming services marketplace supporting players, experts, and administrators. Shipped end-to-end in </w:t>
       </w:r>
       <w:r>
         <w:rPr>
@@ -1306,7 +1347,7 @@
           <w:sz w:val="18"/>
           <w:szCs w:val="18"/>
         </w:rPr>
-        <w:t xml:space="preserve"> as senior engineer leading a 3-person team.</w:t>
+        <w:t xml:space="preserve"> as senior engineer on a 3-person team.</w:t>
       </w:r>
     </w:p>
     <w:p>
@@ -1325,7 +1366,7 @@
           <w:sz w:val="17"/>
           <w:szCs w:val="17"/>
         </w:rPr>
-        <w:t xml:space="preserve">Built a </w:t>
+        <w:t xml:space="preserve">Built a configurable </w:t>
       </w:r>
       <w:r>
         <w:rPr>
@@ -1345,7 +1386,7 @@
           <w:sz w:val="17"/>
           <w:szCs w:val="17"/>
         </w:rPr>
-        <w:t xml:space="preserve"> on the backend so admins onboard any new game and its ranking system (divisions vs. straight ranks like master/grandmaster) without writing code.</w:t>
+        <w:t xml:space="preserve"> for onboarding new games and ranking systems (divisions vs. straight ranks like master/grandmaster) without code changes.</w:t>
       </w:r>
     </w:p>
     <w:p>
@@ -1364,7 +1405,7 @@
           <w:sz w:val="17"/>
           <w:szCs w:val="17"/>
         </w:rPr>
-        <w:t xml:space="preserve">Designed the Stripe + PayPal-funded multi-currency platform wallet plus a currency service that settles every wallet transaction at the FX rate of the day it happened.</w:t>
+        <w:t xml:space="preserve">Designed a multi-currency wallet and settlement system supporting Stripe and PayPal funding flows; transactions settle at the FX rate of the day they happened.</w:t>
       </w:r>
     </w:p>
     <w:p>
@@ -1383,7 +1424,7 @@
           <w:sz w:val="17"/>
           <w:szCs w:val="17"/>
         </w:rPr>
-        <w:t xml:space="preserve">Socket.IO chat with order context; OAuth-based authentication; admin fee-split flows; screenshot verification for service completion; integer-cent accounting throughout.</w:t>
+        <w:t xml:space="preserve">Implemented real-time order chat, OAuth-based authentication, admin fee-splitting, and service-completion verification workflows.</w:t>
       </w:r>
     </w:p>
     <w:p>
@@ -1402,7 +1443,7 @@
           <w:sz w:val="17"/>
           <w:szCs w:val="17"/>
         </w:rPr>
-        <w:t xml:space="preserve">Designed the complete schema, architecture, and admin panel; mentored 2 junior developers on the build.</w:t>
+        <w:t xml:space="preserve">Led system architecture, schema design, backend infrastructure, and admin tooling; mentored 2 junior developers.</w:t>
       </w:r>
     </w:p>
     <w:p>
@@ -1419,7 +1460,7 @@
           <w:sz w:val="16"/>
           <w:szCs w:val="16"/>
         </w:rPr>
-        <w:t xml:space="preserve">· Next.js · Node.js · Express · Prisma · PostgreSQL · Socket.IO · Stripe · PayPal · TypeScript</w:t>
+        <w:t xml:space="preserve">· Next.js · Node.js · Express.js · Prisma · PostgreSQL · Socket.IO · Stripe · PayPal · TypeScript</w:t>
       </w:r>
     </w:p>
     <w:p>
@@ -1448,7 +1489,7 @@
         </w:rPr>
         <w:t xml:space="preserve">	</w:t>
       </w:r>
-      <w:hyperlink w:history="1" r:id="rIdg-qamzbosuszjta5ucsld">
+      <w:hyperlink w:history="1" r:id="rIdrnyowzizb3zduhn4z6x5o">
         <w:r>
           <w:rPr>
             <w:rFonts w:ascii="Arial" w:cs="Arial" w:eastAsia="Arial" w:hAnsi="Arial"/>
@@ -1472,7 +1513,7 @@
           <w:sz w:val="18"/>
           <w:szCs w:val="18"/>
         </w:rPr>
-        <w:t xml:space="preserve">End-to-end internal ops platform for a 30-year-old NJ fuel wholesaler. Replaced 39 hand-edited Google Sheets. Daily pricing run: </w:t>
+        <w:t xml:space="preserve">Operations platform for a 30-year-old US fuel wholesaler, replacing 39 manually managed spreadsheets. Daily pricing run: </w:t>
       </w:r>
       <w:r>
         <w:rPr>
@@ -1511,7 +1552,7 @@
           <w:sz w:val="17"/>
           <w:szCs w:val="17"/>
         </w:rPr>
-        <w:t xml:space="preserve">Pricing engine emails daily prices with per-customer margins (ops sets margins in a dedicated UI; applied on the fly when emails generate).</w:t>
+        <w:t xml:space="preserve">Automated pricing calculations, invoice generation, and customer communication workflows; ops team sets per-customer margins in a dedicated UI applied on the fly.</w:t>
       </w:r>
     </w:p>
     <w:p>
@@ -1530,7 +1571,7 @@
           <w:sz w:val="17"/>
           <w:szCs w:val="17"/>
         </w:rPr>
-        <w:t xml:space="preserve">Invoice engine reconciles Samsara truck telematics against the supplier FTP server via </w:t>
+        <w:t xml:space="preserve">Built reconciliation pipelines integrating Samsara telematics with supplier FTP systems through </w:t>
       </w:r>
       <w:r>
         <w:rPr>
@@ -1580,7 +1621,7 @@
           <w:sz w:val="17"/>
           <w:szCs w:val="17"/>
         </w:rPr>
-        <w:t xml:space="preserve"> replaced free-text driver addresses with: dispatch dropdowns → pre-filled driver forms → Samsara geofence fallback (lat/long → customer location).</w:t>
+        <w:t xml:space="preserve"> replaced inconsistent free-text driver entries: dispatch dropdowns → pre-filled driver forms → Samsara geofence fallback (lat/long → customer location).</w:t>
       </w:r>
     </w:p>
     <w:p>
@@ -1599,7 +1640,7 @@
           <w:sz w:val="17"/>
           <w:szCs w:val="17"/>
         </w:rPr>
-        <w:t xml:space="preserve">Custom </w:t>
+        <w:t xml:space="preserve">Integrated on-prem QuickBooks through a custom </w:t>
       </w:r>
       <w:r>
         <w:rPr>
@@ -1619,7 +1660,7 @@
           <w:sz w:val="17"/>
           <w:szCs w:val="17"/>
         </w:rPr>
-        <w:t xml:space="preserve"> on the ops team's Windows machine polls our API every 3 hours and pushes new invoices into on-prem QuickBooks.</w:t>
+        <w:t xml:space="preserve"> on the ops team's Windows machine that polls our API every 3 hours and pushes invoices into local QuickBooks.</w:t>
       </w:r>
     </w:p>
     <w:p>
@@ -1636,7 +1677,7 @@
           <w:sz w:val="16"/>
           <w:szCs w:val="16"/>
         </w:rPr>
-        <w:t xml:space="preserve">· Next.js · Node.js · Express · PostgreSQL · Samsara API · AWS · QuickBooks</w:t>
+        <w:t xml:space="preserve">· Next.js · Node.js · Express.js · PostgreSQL · AWS · Samsara API · QuickBooks</w:t>
       </w:r>
     </w:p>
     <w:p>

--- a/public/uzair-saleem-resume.docx
+++ b/public/uzair-saleem-resume.docx
@@ -45,7 +45,7 @@
         </w:rPr>
         <w:t xml:space="preserve">Islamabad, Pakistan  ·  </w:t>
       </w:r>
-      <w:hyperlink w:history="1" r:id="rIdc-vedhd2igbgtfjgeaefw">
+      <w:hyperlink w:history="1" r:id="rId6qewc4mnrtzjzwqtjw1hj">
         <w:r>
           <w:rPr>
             <w:rFonts w:ascii="Arial" w:cs="Arial" w:eastAsia="Arial" w:hAnsi="Arial"/>
@@ -66,7 +66,7 @@
         </w:rPr>
         <w:t xml:space="preserve">  ·  </w:t>
       </w:r>
-      <w:hyperlink w:history="1" r:id="rIdt8ojznwfu1qb09vlqqr4z">
+      <w:hyperlink w:history="1" r:id="rIdh0mpizi4lmxvepvwaw21c">
         <w:r>
           <w:rPr>
             <w:rFonts w:ascii="Arial" w:cs="Arial" w:eastAsia="Arial" w:hAnsi="Arial"/>
@@ -87,7 +87,7 @@
         </w:rPr>
         <w:t xml:space="preserve">  ·  </w:t>
       </w:r>
-      <w:hyperlink w:history="1" r:id="rIduuyx8tz1csjc5kictbxfh">
+      <w:hyperlink w:history="1" r:id="rIdlisiirh4nwyody1wmopnp">
         <w:r>
           <w:rPr>
             <w:rFonts w:ascii="Arial" w:cs="Arial" w:eastAsia="Arial" w:hAnsi="Arial"/>
@@ -108,7 +108,7 @@
         </w:rPr>
         <w:t xml:space="preserve">  ·  </w:t>
       </w:r>
-      <w:hyperlink w:history="1" r:id="rIdjf-s9ra_41m1mqbz-t9f3">
+      <w:hyperlink w:history="1" r:id="rIdl0fvfrwi5kwlu930csw0y">
         <w:r>
           <w:rPr>
             <w:rFonts w:ascii="Arial" w:cs="Arial" w:eastAsia="Arial" w:hAnsi="Arial"/>
@@ -129,7 +129,7 @@
         </w:rPr>
         <w:t xml:space="preserve">  ·  </w:t>
       </w:r>
-      <w:hyperlink w:history="1" r:id="rIdp0drjiv6i44aovm05jyut">
+      <w:hyperlink w:history="1" r:id="rIdrf_aorwgiowwicuum1wgy">
         <w:r>
           <w:rPr>
             <w:rFonts w:ascii="Arial" w:cs="Arial" w:eastAsia="Arial" w:hAnsi="Arial"/>
@@ -243,7 +243,7 @@
           <w:sz w:val="18"/>
           <w:szCs w:val="18"/>
         </w:rPr>
-        <w:t xml:space="preserve">Next.js (App Router), React, Tailwind CSS, Shadcn UI, Framer Motion, responsive design</w:t>
+        <w:t xml:space="preserve">Next.js (App Router), React, Tailwind CSS, Shadcn UI, Framer Motion, Responsive Design</w:t>
       </w:r>
     </w:p>
     <w:p>
@@ -268,7 +268,7 @@
           <w:sz w:val="18"/>
           <w:szCs w:val="18"/>
         </w:rPr>
-        <w:t xml:space="preserve">Node.js, Express.js, Prisma, REST APIs, webhooks, Socket.IO, OAuth, JWT authentication</w:t>
+        <w:t xml:space="preserve">Node.js, Express.js, Prisma, REST APIs, Webhooks, Socket.IO, OAuth, JWT Authentication</w:t>
       </w:r>
     </w:p>
     <w:p>
@@ -293,7 +293,7 @@
           <w:sz w:val="18"/>
           <w:szCs w:val="18"/>
         </w:rPr>
-        <w:t xml:space="preserve">PostgreSQL, Supabase (row-level security), Redis, MongoDB; database design, schema design, migrations</w:t>
+        <w:t xml:space="preserve">PostgreSQL, Supabase (RLS), Redis, MongoDB, Database Design, Schema Design, Migrations</w:t>
       </w:r>
     </w:p>
     <w:p>
@@ -318,7 +318,7 @@
           <w:sz w:val="18"/>
           <w:szCs w:val="18"/>
         </w:rPr>
-        <w:t xml:space="preserve">Stripe, Stripe Connect, Paddle, PayPal, multi-currency systems, ECB FX, Samsara API, QuickBooks integrations</w:t>
+        <w:t xml:space="preserve">Stripe, Stripe Connect, Paddle, PayPal, Multi-Currency Systems, Samsara API, QuickBooks</w:t>
       </w:r>
     </w:p>
     <w:p>
@@ -368,32 +368,7 @@
           <w:sz w:val="18"/>
           <w:szCs w:val="18"/>
         </w:rPr>
-        <w:t xml:space="preserve">Jest, Vitest, Playwright; unit and integration testing</w:t>
-      </w:r>
-    </w:p>
-    <w:p>
-      <w:pPr>
-        <w:spacing w:after="30" w:line="240"/>
-      </w:pPr>
-      <w:r>
-        <w:rPr>
-          <w:rFonts w:ascii="Arial" w:cs="Arial" w:eastAsia="Arial" w:hAnsi="Arial"/>
-          <w:b/>
-          <w:bCs/>
-          <w:color w:val="0E0D0B"/>
-          <w:sz w:val="18"/>
-          <w:szCs w:val="18"/>
-        </w:rPr>
-        <w:t xml:space="preserve">AI / Process:  </w:t>
-      </w:r>
-      <w:r>
-        <w:rPr>
-          <w:rFonts w:ascii="Arial" w:cs="Arial" w:eastAsia="Arial" w:hAnsi="Arial"/>
-          <w:color w:val="0E0D0B"/>
-          <w:sz w:val="18"/>
-          <w:szCs w:val="18"/>
-        </w:rPr>
-        <w:t xml:space="preserve">Claude Code (daily loop), prompt engineering, agentic workflows, n8n; system design, code review, mentorship, cross-functional collaboration with founder clients</w:t>
+        <w:t xml:space="preserve">Jest, Vitest, Playwright</w:t>
       </w:r>
     </w:p>
     <w:p>
@@ -432,7 +407,7 @@
           <w:sz w:val="20"/>
           <w:szCs w:val="20"/>
         </w:rPr>
-        <w:t xml:space="preserve">Senior Full-Stack Engineer  ·  Rocket Devs</w:t>
+        <w:t xml:space="preserve">Senior Full-Stack Engineer  —  Rocket Devs</w:t>
       </w:r>
       <w:r>
         <w:rPr>
@@ -460,7 +435,7 @@
           <w:sz w:val="18"/>
           <w:szCs w:val="18"/>
         </w:rPr>
-        <w:t xml:space="preserve">Lead engineer on founder-client SaaS builds · US, EU, MENA</w:t>
+        <w:t xml:space="preserve">Remote (US, EU, MENA)</w:t>
       </w:r>
       <w:r>
         <w:rPr>
@@ -469,7 +444,7 @@
           <w:sz w:val="17"/>
           <w:szCs w:val="17"/>
         </w:rPr>
-        <w:t xml:space="preserve">	Remote</w:t>
+        <w:t xml:space="preserve">	</w:t>
       </w:r>
     </w:p>
     <w:p>
@@ -499,16 +474,36 @@
           <w:sz w:val="18"/>
           <w:szCs w:val="18"/>
         </w:rPr>
-        <w:t xml:space="preserve">two production SaaS platforms</w:t>
-      </w:r>
-      <w:r>
-        <w:rPr>
-          <w:rFonts w:ascii="Arial" w:cs="Arial" w:eastAsia="Arial" w:hAnsi="Arial"/>
-          <w:color w:val="0E0D0B"/>
-          <w:sz w:val="18"/>
-          <w:szCs w:val="18"/>
-        </w:rPr>
-        <w:t xml:space="preserve">: Indiecator (Stripe revenue analytics) and Sat-Raj (fuel distribution operations platform).</w:t>
+        <w:t xml:space="preserve">Indiecator</w:t>
+      </w:r>
+      <w:r>
+        <w:rPr>
+          <w:rFonts w:ascii="Arial" w:cs="Arial" w:eastAsia="Arial" w:hAnsi="Arial"/>
+          <w:color w:val="0E0D0B"/>
+          <w:sz w:val="18"/>
+          <w:szCs w:val="18"/>
+        </w:rPr>
+        <w:t xml:space="preserve">, a Stripe Connect revenue analytics platform, and </w:t>
+      </w:r>
+      <w:r>
+        <w:rPr>
+          <w:rFonts w:ascii="Arial" w:cs="Arial" w:eastAsia="Arial" w:hAnsi="Arial"/>
+          <w:b/>
+          <w:bCs/>
+          <w:color w:val="0E0D0B"/>
+          <w:sz w:val="18"/>
+          <w:szCs w:val="18"/>
+        </w:rPr>
+        <w:t xml:space="preserve">Sat-Raj</w:t>
+      </w:r>
+      <w:r>
+        <w:rPr>
+          <w:rFonts w:ascii="Arial" w:cs="Arial" w:eastAsia="Arial" w:hAnsi="Arial"/>
+          <w:color w:val="0E0D0B"/>
+          <w:sz w:val="18"/>
+          <w:szCs w:val="18"/>
+        </w:rPr>
+        <w:t xml:space="preserve">, an operations platform for a 30-year-old US fuel wholesaler.</w:t>
       </w:r>
     </w:p>
     <w:p>
@@ -527,7 +522,45 @@
           <w:sz w:val="18"/>
           <w:szCs w:val="18"/>
         </w:rPr>
-        <w:t xml:space="preserve">Replaced a manual pricing and invoicing workflow at a 30-year-old fuel wholesaler, reducing the daily run from </w:t>
+        <w:t xml:space="preserve">Designed and shipped the architecture, database schema, backend systems, and deployment infrastructure for both products end-to-end.</w:t>
+      </w:r>
+    </w:p>
+    <w:p>
+      <w:pPr>
+        <w:pStyle w:val="ListParagraph"/>
+        <w:numPr>
+          <w:ilvl w:val="0"/>
+          <w:numId w:val="2"/>
+        </w:numPr>
+        <w:spacing w:after="30" w:line="250"/>
+      </w:pPr>
+      <w:r>
+        <w:rPr>
+          <w:rFonts w:ascii="Arial" w:cs="Arial" w:eastAsia="Arial" w:hAnsi="Arial"/>
+          <w:color w:val="0E0D0B"/>
+          <w:sz w:val="18"/>
+          <w:szCs w:val="18"/>
+        </w:rPr>
+        <w:t xml:space="preserve">Built a multi-tenant analytics ingestion pipeline combining Stripe/Paddle webhooks, reconciliation jobs, and historical backfills into a Postgres ledger secured with Supabase RLS.</w:t>
+      </w:r>
+    </w:p>
+    <w:p>
+      <w:pPr>
+        <w:pStyle w:val="ListParagraph"/>
+        <w:numPr>
+          <w:ilvl w:val="0"/>
+          <w:numId w:val="2"/>
+        </w:numPr>
+        <w:spacing w:after="30" w:line="250"/>
+      </w:pPr>
+      <w:r>
+        <w:rPr>
+          <w:rFonts w:ascii="Arial" w:cs="Arial" w:eastAsia="Arial" w:hAnsi="Arial"/>
+          <w:color w:val="0E0D0B"/>
+          <w:sz w:val="18"/>
+          <w:szCs w:val="18"/>
+        </w:rPr>
+        <w:t xml:space="preserve">Replaced a spreadsheet-driven operational workflow at Sat-Raj, reducing daily pricing, invoicing, and customer-email processing from </w:t>
       </w:r>
       <w:r>
         <w:rPr>
@@ -566,7 +599,7 @@
           <w:sz w:val="18"/>
           <w:szCs w:val="18"/>
         </w:rPr>
-        <w:t xml:space="preserve">Designed and shipped backend architecture, schemas, APIs, and deployment infrastructure across both platforms.</w:t>
+        <w:t xml:space="preserve">Built reconciliation systems integrating Samsara telematics, supplier FTP data, and QuickBooks synchronization through idempotent background jobs.</w:t>
       </w:r>
     </w:p>
     <w:p>
@@ -605,7 +638,7 @@
           <w:sz w:val="18"/>
           <w:szCs w:val="18"/>
         </w:rPr>
-        <w:t xml:space="preserve"> and worked directly with founder clients on product scope, requirements, and delivery.</w:t>
+        <w:t xml:space="preserve"> and collaborated directly with founder clients on product scope, architecture, and delivery.</w:t>
       </w:r>
     </w:p>
     <w:p>
@@ -624,7 +657,7 @@
           <w:sz w:val="20"/>
           <w:szCs w:val="20"/>
         </w:rPr>
-        <w:t xml:space="preserve">Full-Stack Engineer  ·  Design&amp;Desktop</w:t>
+        <w:t xml:space="preserve">Full-Stack Engineer  —  Design&amp;Desktop</w:t>
       </w:r>
       <w:r>
         <w:rPr>
@@ -652,7 +685,7 @@
           <w:sz w:val="18"/>
           <w:szCs w:val="18"/>
         </w:rPr>
-        <w:t xml:space="preserve">AI tooling + data platforms</w:t>
+        <w:t xml:space="preserve">Remote (Germany)</w:t>
       </w:r>
       <w:r>
         <w:rPr>
@@ -661,7 +694,7 @@
           <w:sz w:val="17"/>
           <w:szCs w:val="17"/>
         </w:rPr>
-        <w:t xml:space="preserve">	Remote</w:t>
+        <w:t xml:space="preserve">	</w:t>
       </w:r>
     </w:p>
     <w:p>
@@ -680,47 +713,7 @@
           <w:sz w:val="18"/>
           <w:szCs w:val="18"/>
         </w:rPr>
-        <w:t xml:space="preserve">Rebuilt an AI video generator's rendering pipeline. Original FFmpeg.wasm approach took 2–10 minutes per render depending on the user's device. After multithreading FFmpeg.wasm got partial gains, migrated to </w:t>
-      </w:r>
-      <w:r>
-        <w:rPr>
-          <w:rFonts w:ascii="Arial" w:cs="Arial" w:eastAsia="Arial" w:hAnsi="Arial"/>
-          <w:b/>
-          <w:bCs/>
-          <w:color w:val="0E0D0B"/>
-          <w:sz w:val="18"/>
-          <w:szCs w:val="18"/>
-        </w:rPr>
-        <w:t xml:space="preserve">mediabunny</w:t>
-      </w:r>
-      <w:r>
-        <w:rPr>
-          <w:rFonts w:ascii="Arial" w:cs="Arial" w:eastAsia="Arial" w:hAnsi="Arial"/>
-          <w:color w:val="0E0D0B"/>
-          <w:sz w:val="18"/>
-          <w:szCs w:val="18"/>
-        </w:rPr>
-        <w:t xml:space="preserve"> — </w:t>
-      </w:r>
-      <w:r>
-        <w:rPr>
-          <w:rFonts w:ascii="Arial" w:cs="Arial" w:eastAsia="Arial" w:hAnsi="Arial"/>
-          <w:b/>
-          <w:bCs/>
-          <w:color w:val="0E0D0B"/>
-          <w:sz w:val="18"/>
-          <w:szCs w:val="18"/>
-        </w:rPr>
-        <w:t xml:space="preserve">~90% reduction in render time</w:t>
-      </w:r>
-      <w:r>
-        <w:rPr>
-          <w:rFonts w:ascii="Arial" w:cs="Arial" w:eastAsia="Arial" w:hAnsi="Arial"/>
-          <w:color w:val="0E0D0B"/>
-          <w:sz w:val="18"/>
-          <w:szCs w:val="18"/>
-        </w:rPr>
-        <w:t xml:space="preserve"> (20-min renders to ~20 sec), consistent across browsers.</w:t>
+        <w:t xml:space="preserve">Redesigned an AI video rendering pipeline, reducing render times from minutes to seconds across browsers and hardware configurations.</w:t>
       </w:r>
     </w:p>
     <w:p>
@@ -739,47 +732,65 @@
           <w:sz w:val="18"/>
           <w:szCs w:val="18"/>
         </w:rPr>
-        <w:t xml:space="preserve">Two B2B platforms for the German market. Restaurant data-scraping pipeline ran </w:t>
-      </w:r>
-      <w:r>
-        <w:rPr>
-          <w:rFonts w:ascii="Arial" w:cs="Arial" w:eastAsia="Arial" w:hAnsi="Arial"/>
-          <w:b/>
-          <w:bCs/>
-          <w:color w:val="0E0D0B"/>
-          <w:sz w:val="18"/>
-          <w:szCs w:val="18"/>
-        </w:rPr>
-        <w:t xml:space="preserve">~80% faster</w:t>
-      </w:r>
-      <w:r>
-        <w:rPr>
-          <w:rFonts w:ascii="Arial" w:cs="Arial" w:eastAsia="Arial" w:hAnsi="Arial"/>
-          <w:color w:val="0E0D0B"/>
-          <w:sz w:val="18"/>
-          <w:szCs w:val="18"/>
-        </w:rPr>
-        <w:t xml:space="preserve"> after I converted single-instance Chromium to 5-way parallel batch scraping. B2B bulk-goods marketplace shipping engine solved Germany's multi-ZIP-per-city addressing by scraping and modeling </w:t>
-      </w:r>
-      <w:r>
-        <w:rPr>
-          <w:rFonts w:ascii="Arial" w:cs="Arial" w:eastAsia="Arial" w:hAnsi="Arial"/>
-          <w:b/>
-          <w:bCs/>
-          <w:color w:val="0E0D0B"/>
-          <w:sz w:val="18"/>
-          <w:szCs w:val="18"/>
-        </w:rPr>
-        <w:t xml:space="preserve">~12,000 ZIP codes</w:t>
-      </w:r>
-      <w:r>
-        <w:rPr>
-          <w:rFonts w:ascii="Arial" w:cs="Arial" w:eastAsia="Arial" w:hAnsi="Arial"/>
-          <w:color w:val="0E0D0B"/>
-          <w:sz w:val="18"/>
-          <w:szCs w:val="18"/>
-        </w:rPr>
-        <w:t xml:space="preserve"> with city/state relations into Supabase.</w:t>
+        <w:t xml:space="preserve">Migrated rendering infrastructure from FFmpeg.wasm to MediaBunny after optimizing multithreaded browser rendering workflows.</w:t>
+      </w:r>
+    </w:p>
+    <w:p>
+      <w:pPr>
+        <w:pStyle w:val="ListParagraph"/>
+        <w:numPr>
+          <w:ilvl w:val="0"/>
+          <w:numId w:val="2"/>
+        </w:numPr>
+        <w:spacing w:after="30" w:line="250"/>
+      </w:pPr>
+      <w:r>
+        <w:rPr>
+          <w:rFonts w:ascii="Arial" w:cs="Arial" w:eastAsia="Arial" w:hAnsi="Arial"/>
+          <w:color w:val="0E0D0B"/>
+          <w:sz w:val="18"/>
+          <w:szCs w:val="18"/>
+        </w:rPr>
+        <w:t xml:space="preserve">Improved restaurant data scraping throughput by implementing parallelized Chromium automation pipelines.</w:t>
+      </w:r>
+    </w:p>
+    <w:p>
+      <w:pPr>
+        <w:pStyle w:val="ListParagraph"/>
+        <w:numPr>
+          <w:ilvl w:val="0"/>
+          <w:numId w:val="2"/>
+        </w:numPr>
+        <w:spacing w:after="30" w:line="250"/>
+      </w:pPr>
+      <w:r>
+        <w:rPr>
+          <w:rFonts w:ascii="Arial" w:cs="Arial" w:eastAsia="Arial" w:hAnsi="Arial"/>
+          <w:color w:val="0E0D0B"/>
+          <w:sz w:val="18"/>
+          <w:szCs w:val="18"/>
+        </w:rPr>
+        <w:t xml:space="preserve">Built logistics infrastructure for a German B2B marketplace, including ZIP-code mapping and shipping logic across </w:t>
+      </w:r>
+      <w:r>
+        <w:rPr>
+          <w:rFonts w:ascii="Arial" w:cs="Arial" w:eastAsia="Arial" w:hAnsi="Arial"/>
+          <w:b/>
+          <w:bCs/>
+          <w:color w:val="0E0D0B"/>
+          <w:sz w:val="18"/>
+          <w:szCs w:val="18"/>
+        </w:rPr>
+        <w:t xml:space="preserve">~12,000 regional entries</w:t>
+      </w:r>
+      <w:r>
+        <w:rPr>
+          <w:rFonts w:ascii="Arial" w:cs="Arial" w:eastAsia="Arial" w:hAnsi="Arial"/>
+          <w:color w:val="0E0D0B"/>
+          <w:sz w:val="18"/>
+          <w:szCs w:val="18"/>
+        </w:rPr>
+        <w:t xml:space="preserve">.</w:t>
       </w:r>
     </w:p>
     <w:p>
@@ -798,7 +809,7 @@
           <w:sz w:val="20"/>
           <w:szCs w:val="20"/>
         </w:rPr>
-        <w:t xml:space="preserve">Senior Engineer  ·  Apifiny</w:t>
+        <w:t xml:space="preserve">Senior Engineer  —  Apifiny</w:t>
       </w:r>
       <w:r>
         <w:rPr>
@@ -826,7 +837,7 @@
           <w:sz w:val="18"/>
           <w:szCs w:val="18"/>
         </w:rPr>
-        <w:t xml:space="preserve">Agency-style B2B SaaS builds for clients · Onsite (Karachi)</w:t>
+        <w:t xml:space="preserve">Islamabad, Pakistan</w:t>
       </w:r>
       <w:r>
         <w:rPr>
@@ -874,18 +885,18 @@
           <w:sz w:val="18"/>
           <w:szCs w:val="18"/>
         </w:rPr>
-        <w:t xml:space="preserve">, a 3-sided gaming services marketplace (player, expert, admin), </w:t>
-      </w:r>
-      <w:r>
-        <w:rPr>
-          <w:rFonts w:ascii="Arial" w:cs="Arial" w:eastAsia="Arial" w:hAnsi="Arial"/>
-          <w:b/>
-          <w:bCs/>
-          <w:color w:val="0E0D0B"/>
-          <w:sz w:val="18"/>
-          <w:szCs w:val="18"/>
-        </w:rPr>
-        <w:t xml:space="preserve">end-to-end in 2 months</w:t>
+        <w:t xml:space="preserve">, a 3-sided gaming services marketplace, </w:t>
+      </w:r>
+      <w:r>
+        <w:rPr>
+          <w:rFonts w:ascii="Arial" w:cs="Arial" w:eastAsia="Arial" w:hAnsi="Arial"/>
+          <w:b/>
+          <w:bCs/>
+          <w:color w:val="0E0D0B"/>
+          <w:sz w:val="18"/>
+          <w:szCs w:val="18"/>
+        </w:rPr>
+        <w:t xml:space="preserve">end-to-end within 2 months</w:t>
       </w:r>
       <w:r>
         <w:rPr>
@@ -913,27 +924,7 @@
           <w:sz w:val="18"/>
           <w:szCs w:val="18"/>
         </w:rPr>
-        <w:t xml:space="preserve">Built a configurable </w:t>
-      </w:r>
-      <w:r>
-        <w:rPr>
-          <w:rFonts w:ascii="Arial" w:cs="Arial" w:eastAsia="Arial" w:hAnsi="Arial"/>
-          <w:b/>
-          <w:bCs/>
-          <w:color w:val="0E0D0B"/>
-          <w:sz w:val="18"/>
-          <w:szCs w:val="18"/>
-        </w:rPr>
-        <w:t xml:space="preserve">game-creation engine</w:t>
-      </w:r>
-      <w:r>
-        <w:rPr>
-          <w:rFonts w:ascii="Arial" w:cs="Arial" w:eastAsia="Arial" w:hAnsi="Arial"/>
-          <w:color w:val="0E0D0B"/>
-          <w:sz w:val="18"/>
-          <w:szCs w:val="18"/>
-        </w:rPr>
-        <w:t xml:space="preserve"> so admins onboard new games and their ranking systems (divisions vs. straight ranks like master/grandmaster) without writing code — same engine still runs in production.</w:t>
+        <w:t xml:space="preserve">Built a configurable backend engine enabling admins to onboard new games and ranking systems without engineering involvement.</w:t>
       </w:r>
     </w:p>
     <w:p>
@@ -952,7 +943,7 @@
           <w:sz w:val="18"/>
           <w:szCs w:val="18"/>
         </w:rPr>
-        <w:t xml:space="preserve">Designed the multi-currency platform wallet and settlement system using Stripe and PayPal integrations; every wallet transaction settles at the FX rate of the day it happened.</w:t>
+        <w:t xml:space="preserve">Designed a multi-currency wallet and settlement infrastructure using Stripe and PayPal integrations with historical FX-rate handling.</w:t>
       </w:r>
     </w:p>
     <w:p>
@@ -971,27 +962,46 @@
           <w:sz w:val="18"/>
           <w:szCs w:val="18"/>
         </w:rPr>
-        <w:t xml:space="preserve">Led architecture, backend systems, and admin tooling; </w:t>
-      </w:r>
-      <w:r>
-        <w:rPr>
-          <w:rFonts w:ascii="Arial" w:cs="Arial" w:eastAsia="Arial" w:hAnsi="Arial"/>
-          <w:b/>
-          <w:bCs/>
-          <w:color w:val="0E0D0B"/>
-          <w:sz w:val="18"/>
-          <w:szCs w:val="18"/>
-        </w:rPr>
-        <w:t xml:space="preserve">mentored 2 junior developers</w:t>
-      </w:r>
-      <w:r>
-        <w:rPr>
-          <w:rFonts w:ascii="Arial" w:cs="Arial" w:eastAsia="Arial" w:hAnsi="Arial"/>
-          <w:color w:val="0E0D0B"/>
-          <w:sz w:val="18"/>
-          <w:szCs w:val="18"/>
-        </w:rPr>
-        <w:t xml:space="preserve"> on the build.</w:t>
+        <w:t xml:space="preserve">Implemented real-time order chat, OAuth authentication, fee-split workflows, and screenshot verification systems.</w:t>
+      </w:r>
+    </w:p>
+    <w:p>
+      <w:pPr>
+        <w:pStyle w:val="ListParagraph"/>
+        <w:numPr>
+          <w:ilvl w:val="0"/>
+          <w:numId w:val="2"/>
+        </w:numPr>
+        <w:spacing w:after="30" w:line="250"/>
+      </w:pPr>
+      <w:r>
+        <w:rPr>
+          <w:rFonts w:ascii="Arial" w:cs="Arial" w:eastAsia="Arial" w:hAnsi="Arial"/>
+          <w:color w:val="0E0D0B"/>
+          <w:sz w:val="18"/>
+          <w:szCs w:val="18"/>
+        </w:rPr>
+        <w:t xml:space="preserve">Led architecture, schema design, admin tooling, and mentorship of </w:t>
+      </w:r>
+      <w:r>
+        <w:rPr>
+          <w:rFonts w:ascii="Arial" w:cs="Arial" w:eastAsia="Arial" w:hAnsi="Arial"/>
+          <w:b/>
+          <w:bCs/>
+          <w:color w:val="0E0D0B"/>
+          <w:sz w:val="18"/>
+          <w:szCs w:val="18"/>
+        </w:rPr>
+        <w:t xml:space="preserve">2 junior developers</w:t>
+      </w:r>
+      <w:r>
+        <w:rPr>
+          <w:rFonts w:ascii="Arial" w:cs="Arial" w:eastAsia="Arial" w:hAnsi="Arial"/>
+          <w:color w:val="0E0D0B"/>
+          <w:sz w:val="18"/>
+          <w:szCs w:val="18"/>
+        </w:rPr>
+        <w:t xml:space="preserve">.</w:t>
       </w:r>
     </w:p>
     <w:p>
@@ -1010,7 +1020,7 @@
           <w:sz w:val="20"/>
           <w:szCs w:val="20"/>
         </w:rPr>
-        <w:t xml:space="preserve">Junior to Mid Engineer  ·  Apifiny</w:t>
+        <w:t xml:space="preserve">Junior to Mid Engineer  —  Apifiny</w:t>
       </w:r>
       <w:r>
         <w:rPr>
@@ -1024,6 +1034,34 @@
     </w:p>
     <w:p>
       <w:pPr>
+        <w:tabs>
+          <w:tab w:val="right" w:pos="9026"/>
+        </w:tabs>
+        <w:spacing w:after="40" w:before="0"/>
+      </w:pPr>
+      <w:r>
+        <w:rPr>
+          <w:rFonts w:ascii="Arial" w:cs="Arial" w:eastAsia="Arial" w:hAnsi="Arial"/>
+          <w:i/>
+          <w:iCs/>
+          <w:color w:val="FF5A1F"/>
+          <w:sz w:val="18"/>
+          <w:szCs w:val="18"/>
+        </w:rPr>
+        <w:t xml:space="preserve">Islamabad, Pakistan</w:t>
+      </w:r>
+      <w:r>
+        <w:rPr>
+          <w:rFonts w:ascii="Arial" w:cs="Arial" w:eastAsia="Arial" w:hAnsi="Arial"/>
+          <w:color w:val="6b5d4b"/>
+          <w:sz w:val="17"/>
+          <w:szCs w:val="17"/>
+        </w:rPr>
+        <w:t xml:space="preserve">	</w:t>
+      </w:r>
+    </w:p>
+    <w:p>
+      <w:pPr>
         <w:pStyle w:val="ListParagraph"/>
         <w:numPr>
           <w:ilvl w:val="0"/>
@@ -1040,7 +1078,7 @@
           <w:sz w:val="18"/>
           <w:szCs w:val="18"/>
         </w:rPr>
-        <w:t xml:space="preserve">Promoted from Junior to Senior Engineer in 18 months</w:t>
+        <w:t xml:space="preserve">Promoted from Junior Engineer to Senior Engineer within 18 months</w:t>
       </w:r>
       <w:r>
         <w:rPr>
@@ -1068,7 +1106,26 @@
           <w:sz w:val="18"/>
           <w:szCs w:val="18"/>
         </w:rPr>
-        <w:t xml:space="preserve">Built and shipped features across multiple B2B SaaS products for agency clients. Worked across frontend dashboards, backend APIs, and database systems while expanding into full-stack architecture responsibilities.</w:t>
+        <w:t xml:space="preserve">Built features across multiple B2B SaaS products for agency clients across frontend, backend, and database systems.</w:t>
+      </w:r>
+    </w:p>
+    <w:p>
+      <w:pPr>
+        <w:pStyle w:val="ListParagraph"/>
+        <w:numPr>
+          <w:ilvl w:val="0"/>
+          <w:numId w:val="2"/>
+        </w:numPr>
+        <w:spacing w:after="30" w:line="250"/>
+      </w:pPr>
+      <w:r>
+        <w:rPr>
+          <w:rFonts w:ascii="Arial" w:cs="Arial" w:eastAsia="Arial" w:hAnsi="Arial"/>
+          <w:color w:val="0E0D0B"/>
+          <w:sz w:val="18"/>
+          <w:szCs w:val="18"/>
+        </w:rPr>
+        <w:t xml:space="preserve">Developed dashboards, APIs, and internal tooling while expanding into full-stack architecture responsibilities.</w:t>
       </w:r>
     </w:p>
     <w:p>
@@ -1117,7 +1174,7 @@
         </w:rPr>
         <w:t xml:space="preserve">	</w:t>
       </w:r>
-      <w:hyperlink w:history="1" r:id="rIdghnfqngje1yac2bevjybx">
+      <w:hyperlink w:history="1" r:id="rIdsesmb5haz9xe6qbdzq863">
         <w:r>
           <w:rPr>
             <w:rFonts w:ascii="Arial" w:cs="Arial" w:eastAsia="Arial" w:hAnsi="Arial"/>
@@ -1141,27 +1198,7 @@
           <w:sz w:val="18"/>
           <w:szCs w:val="18"/>
         </w:rPr>
-        <w:t xml:space="preserve">Revenue analytics platform on Stripe Connect for subscription businesses; shipped to production in </w:t>
-      </w:r>
-      <w:r>
-        <w:rPr>
-          <w:rFonts w:ascii="Arial" w:cs="Arial" w:eastAsia="Arial" w:hAnsi="Arial"/>
-          <w:b/>
-          <w:bCs/>
-          <w:color w:val="0E0D0B"/>
-          <w:sz w:val="18"/>
-          <w:szCs w:val="18"/>
-        </w:rPr>
-        <w:t xml:space="preserve">~3 months</w:t>
-      </w:r>
-      <w:r>
-        <w:rPr>
-          <w:rFonts w:ascii="Arial" w:cs="Arial" w:eastAsia="Arial" w:hAnsi="Arial"/>
-          <w:color w:val="0E0D0B"/>
-          <w:sz w:val="18"/>
-          <w:szCs w:val="18"/>
-        </w:rPr>
-        <w:t xml:space="preserve">.</w:t>
+        <w:t xml:space="preserve">Baremetrics-style revenue analytics platform built on Stripe Connect for subscription businesses.</w:t>
       </w:r>
     </w:p>
     <w:p>
@@ -1180,7 +1217,7 @@
           <w:sz w:val="17"/>
           <w:szCs w:val="17"/>
         </w:rPr>
-        <w:t xml:space="preserve">Designed multi-tenant ingestion combining live Stripe/Paddle webhooks, scheduled reconciliation jobs on GitHub Actions, and a 2-year historical backfill pipeline.</w:t>
+        <w:t xml:space="preserve">Designed three parallel ingestion flows: live Stripe/Paddle webhooks, scheduled reconciliation jobs, and historical backfill pipelines feeding a multi-tenant Postgres ledger.</w:t>
       </w:r>
     </w:p>
     <w:p>
@@ -1199,27 +1236,7 @@
           <w:sz w:val="17"/>
           <w:szCs w:val="17"/>
         </w:rPr>
-        <w:t xml:space="preserve">Built a </w:t>
-      </w:r>
-      <w:r>
-        <w:rPr>
-          <w:rFonts w:ascii="Arial" w:cs="Arial" w:eastAsia="Arial" w:hAnsi="Arial"/>
-          <w:b/>
-          <w:bCs/>
-          <w:color w:val="0E0D0B"/>
-          <w:sz w:val="17"/>
-          <w:szCs w:val="17"/>
-        </w:rPr>
-        <w:t xml:space="preserve">hybrid invoice + event MRR ledger</w:t>
-      </w:r>
-      <w:r>
-        <w:rPr>
-          <w:rFonts w:ascii="Arial" w:cs="Arial" w:eastAsia="Arial" w:hAnsi="Arial"/>
-          <w:color w:val="0E0D0B"/>
-          <w:sz w:val="17"/>
-          <w:szCs w:val="17"/>
-        </w:rPr>
-        <w:t xml:space="preserve"> that survives Stripe's 3-month event retention window and handles proration on mid-cycle plan changes.</w:t>
+        <w:t xml:space="preserve">Built an invoice and event-driven MRR system supporting prorations, subscription plan changes, and long-term analytics retention beyond Stripe's event window.</w:t>
       </w:r>
     </w:p>
     <w:p>
@@ -1238,7 +1255,7 @@
           <w:sz w:val="17"/>
           <w:szCs w:val="17"/>
         </w:rPr>
-        <w:t xml:space="preserve">Implemented per-day FX conversion across 30 display currencies using ECB exchange-rate data.</w:t>
+        <w:t xml:space="preserve">Implemented per-day FX conversion across 30 display currencies using ECB exchange-rate data with Redis-cached analytics dashboards.</w:t>
       </w:r>
     </w:p>
     <w:p>
@@ -1257,7 +1274,7 @@
           <w:sz w:val="17"/>
           <w:szCs w:val="17"/>
         </w:rPr>
-        <w:t xml:space="preserve">Developed Redis-cached analytics dashboards with drill-down to source customer transactions on every metric.</w:t>
+        <w:t xml:space="preserve">Added drill-down reporting enabling direct traceability from aggregated metrics to source customer transactions.</w:t>
       </w:r>
     </w:p>
     <w:p>
@@ -1303,7 +1320,7 @@
         </w:rPr>
         <w:t xml:space="preserve">	</w:t>
       </w:r>
-      <w:hyperlink w:history="1" r:id="rIdiwmftitdfza2pltwpat3j">
+      <w:hyperlink w:history="1" r:id="rIdjdgzyzz9xkpl5nszd6vmj">
         <w:r>
           <w:rPr>
             <w:rFonts w:ascii="Arial" w:cs="Arial" w:eastAsia="Arial" w:hAnsi="Arial"/>
@@ -1327,27 +1344,7 @@
           <w:sz w:val="18"/>
           <w:szCs w:val="18"/>
         </w:rPr>
-        <w:t xml:space="preserve">Gaming services marketplace supporting players, experts, and administrators. Shipped end-to-end in </w:t>
-      </w:r>
-      <w:r>
-        <w:rPr>
-          <w:rFonts w:ascii="Arial" w:cs="Arial" w:eastAsia="Arial" w:hAnsi="Arial"/>
-          <w:b/>
-          <w:bCs/>
-          <w:color w:val="0E0D0B"/>
-          <w:sz w:val="18"/>
-          <w:szCs w:val="18"/>
-        </w:rPr>
-        <w:t xml:space="preserve">2 months</w:t>
-      </w:r>
-      <w:r>
-        <w:rPr>
-          <w:rFonts w:ascii="Arial" w:cs="Arial" w:eastAsia="Arial" w:hAnsi="Arial"/>
-          <w:color w:val="0E0D0B"/>
-          <w:sz w:val="18"/>
-          <w:szCs w:val="18"/>
-        </w:rPr>
-        <w:t xml:space="preserve"> as senior engineer on a 3-person team.</w:t>
+        <w:t xml:space="preserve">Three-sided gaming services marketplace supporting players, experts, and administrators.</w:t>
       </w:r>
     </w:p>
     <w:p>
@@ -1366,27 +1363,7 @@
           <w:sz w:val="17"/>
           <w:szCs w:val="17"/>
         </w:rPr>
-        <w:t xml:space="preserve">Built a configurable </w:t>
-      </w:r>
-      <w:r>
-        <w:rPr>
-          <w:rFonts w:ascii="Arial" w:cs="Arial" w:eastAsia="Arial" w:hAnsi="Arial"/>
-          <w:b/>
-          <w:bCs/>
-          <w:color w:val="0E0D0B"/>
-          <w:sz w:val="17"/>
-          <w:szCs w:val="17"/>
-        </w:rPr>
-        <w:t xml:space="preserve">game-creation engine</w:t>
-      </w:r>
-      <w:r>
-        <w:rPr>
-          <w:rFonts w:ascii="Arial" w:cs="Arial" w:eastAsia="Arial" w:hAnsi="Arial"/>
-          <w:color w:val="0E0D0B"/>
-          <w:sz w:val="17"/>
-          <w:szCs w:val="17"/>
-        </w:rPr>
-        <w:t xml:space="preserve"> for onboarding new games and ranking systems (divisions vs. straight ranks like master/grandmaster) without code changes.</w:t>
+        <w:t xml:space="preserve">Built a configurable ranking and game-management engine enabling new games and ranking systems without backend code changes.</w:t>
       </w:r>
     </w:p>
     <w:p>
@@ -1405,7 +1382,7 @@
           <w:sz w:val="17"/>
           <w:szCs w:val="17"/>
         </w:rPr>
-        <w:t xml:space="preserve">Designed a multi-currency wallet and settlement system supporting Stripe and PayPal funding flows; transactions settle at the FX rate of the day they happened.</w:t>
+        <w:t xml:space="preserve">Designed a Stripe and PayPal-powered multi-currency wallet system with historical FX-rate settlement handling.</w:t>
       </w:r>
     </w:p>
     <w:p>
@@ -1424,7 +1401,7 @@
           <w:sz w:val="17"/>
           <w:szCs w:val="17"/>
         </w:rPr>
-        <w:t xml:space="preserve">Implemented real-time order chat, OAuth-based authentication, admin fee-splitting, and service-completion verification workflows.</w:t>
+        <w:t xml:space="preserve">Implemented Socket.IO-based order chat, OAuth authentication, fee splitting, screenshot verification, and admin moderation tooling.</w:t>
       </w:r>
     </w:p>
     <w:p>
@@ -1443,7 +1420,7 @@
           <w:sz w:val="17"/>
           <w:szCs w:val="17"/>
         </w:rPr>
-        <w:t xml:space="preserve">Led system architecture, schema design, backend infrastructure, and admin tooling; mentored 2 junior developers.</w:t>
+        <w:t xml:space="preserve">Led system architecture, schema design, backend infrastructure, and developer mentorship.</w:t>
       </w:r>
     </w:p>
     <w:p>
@@ -1489,7 +1466,7 @@
         </w:rPr>
         <w:t xml:space="preserve">	</w:t>
       </w:r>
-      <w:hyperlink w:history="1" r:id="rIdrnyowzizb3zduhn4z6x5o">
+      <w:hyperlink w:history="1" r:id="rIdcxu7pgtms8brypdufz3bf">
         <w:r>
           <w:rPr>
             <w:rFonts w:ascii="Arial" w:cs="Arial" w:eastAsia="Arial" w:hAnsi="Arial"/>
@@ -1513,27 +1490,7 @@
           <w:sz w:val="18"/>
           <w:szCs w:val="18"/>
         </w:rPr>
-        <w:t xml:space="preserve">Operations platform for a 30-year-old US fuel wholesaler, replacing 39 manually managed spreadsheets. Daily pricing run: </w:t>
-      </w:r>
-      <w:r>
-        <w:rPr>
-          <w:rFonts w:ascii="Arial" w:cs="Arial" w:eastAsia="Arial" w:hAnsi="Arial"/>
-          <w:b/>
-          <w:bCs/>
-          <w:color w:val="0E0D0B"/>
-          <w:sz w:val="18"/>
-          <w:szCs w:val="18"/>
-        </w:rPr>
-        <w:t xml:space="preserve">45–60 min → under 90 sec</w:t>
-      </w:r>
-      <w:r>
-        <w:rPr>
-          <w:rFonts w:ascii="Arial" w:cs="Arial" w:eastAsia="Arial" w:hAnsi="Arial"/>
-          <w:color w:val="0E0D0B"/>
-          <w:sz w:val="18"/>
-          <w:szCs w:val="18"/>
-        </w:rPr>
-        <w:t xml:space="preserve">.</w:t>
+        <w:t xml:space="preserve">Operations platform replacing 39 manually managed spreadsheets for a US fuel wholesaler.</w:t>
       </w:r>
     </w:p>
     <w:p>
@@ -1552,7 +1509,7 @@
           <w:sz w:val="17"/>
           <w:szCs w:val="17"/>
         </w:rPr>
-        <w:t xml:space="preserve">Automated pricing calculations, invoice generation, and customer communication workflows; ops team sets per-customer margins in a dedicated UI applied on the fly.</w:t>
+        <w:t xml:space="preserve">Automated pricing calculations, invoice generation, and customer communication workflows reducing daily processing time to under 90 seconds.</w:t>
       </w:r>
     </w:p>
     <w:p>
@@ -1571,27 +1528,7 @@
           <w:sz w:val="17"/>
           <w:szCs w:val="17"/>
         </w:rPr>
-        <w:t xml:space="preserve">Built reconciliation pipelines integrating Samsara telematics with supplier FTP systems through </w:t>
-      </w:r>
-      <w:r>
-        <w:rPr>
-          <w:rFonts w:ascii="Arial" w:cs="Arial" w:eastAsia="Arial" w:hAnsi="Arial"/>
-          <w:b/>
-          <w:bCs/>
-          <w:color w:val="0E0D0B"/>
-          <w:sz w:val="17"/>
-          <w:szCs w:val="17"/>
-        </w:rPr>
-        <w:t xml:space="preserve">idempotent 3-hour background jobs</w:t>
-      </w:r>
-      <w:r>
-        <w:rPr>
-          <w:rFonts w:ascii="Arial" w:cs="Arial" w:eastAsia="Arial" w:hAnsi="Arial"/>
-          <w:color w:val="0E0D0B"/>
-          <w:sz w:val="17"/>
-          <w:szCs w:val="17"/>
-        </w:rPr>
-        <w:t xml:space="preserve"> — safely re-runnable, no double-counting.</w:t>
+        <w:t xml:space="preserve">Built reconciliation pipelines integrating Samsara telematics data with supplier FTP systems through idempotent background jobs.</w:t>
       </w:r>
     </w:p>
     <w:p>
@@ -1606,22 +1543,11 @@
       <w:r>
         <w:rPr>
           <w:rFonts w:ascii="Arial" w:cs="Arial" w:eastAsia="Arial" w:hAnsi="Arial"/>
-          <w:b/>
-          <w:bCs/>
-          <w:color w:val="0E0D0B"/>
-          <w:sz w:val="17"/>
-          <w:szCs w:val="17"/>
-        </w:rPr>
-        <w:t xml:space="preserve">3-gate address mapping</w:t>
-      </w:r>
-      <w:r>
-        <w:rPr>
-          <w:rFonts w:ascii="Arial" w:cs="Arial" w:eastAsia="Arial" w:hAnsi="Arial"/>
-          <w:color w:val="0E0D0B"/>
-          <w:sz w:val="17"/>
-          <w:szCs w:val="17"/>
-        </w:rPr>
-        <w:t xml:space="preserve"> replaced inconsistent free-text driver entries: dispatch dropdowns → pre-filled driver forms → Samsara geofence fallback (lat/long → customer location).</w:t>
+          <w:color w:val="0E0D0B"/>
+          <w:sz w:val="17"/>
+          <w:szCs w:val="17"/>
+        </w:rPr>
+        <w:t xml:space="preserve">Designed structured dispatch and address-validation workflows replacing inconsistent free-text operational processes.</w:t>
       </w:r>
     </w:p>
     <w:p>
@@ -1640,27 +1566,7 @@
           <w:sz w:val="17"/>
           <w:szCs w:val="17"/>
         </w:rPr>
-        <w:t xml:space="preserve">Integrated on-prem QuickBooks through a custom </w:t>
-      </w:r>
-      <w:r>
-        <w:rPr>
-          <w:rFonts w:ascii="Arial" w:cs="Arial" w:eastAsia="Arial" w:hAnsi="Arial"/>
-          <w:b/>
-          <w:bCs/>
-          <w:color w:val="0E0D0B"/>
-          <w:sz w:val="17"/>
-          <w:szCs w:val="17"/>
-        </w:rPr>
-        <w:t xml:space="preserve">.NET bridge</w:t>
-      </w:r>
-      <w:r>
-        <w:rPr>
-          <w:rFonts w:ascii="Arial" w:cs="Arial" w:eastAsia="Arial" w:hAnsi="Arial"/>
-          <w:color w:val="0E0D0B"/>
-          <w:sz w:val="17"/>
-          <w:szCs w:val="17"/>
-        </w:rPr>
-        <w:t xml:space="preserve"> on the ops team's Windows machine that polls our API every 3 hours and pushes invoices into local QuickBooks.</w:t>
+        <w:t xml:space="preserve">Integrated on-prem QuickBooks systems through a custom bridge syncing accounting data from platform APIs.</w:t>
       </w:r>
     </w:p>
     <w:p>

--- a/public/uzair-saleem-resume.docx
+++ b/public/uzair-saleem-resume.docx
@@ -45,7 +45,7 @@
         </w:rPr>
         <w:t xml:space="preserve">Islamabad, Pakistan  ·  </w:t>
       </w:r>
-      <w:hyperlink w:history="1" r:id="rId6qewc4mnrtzjzwqtjw1hj">
+      <w:hyperlink w:history="1" r:id="rId91yfupyvx1vgakieghbjm">
         <w:r>
           <w:rPr>
             <w:rFonts w:ascii="Arial" w:cs="Arial" w:eastAsia="Arial" w:hAnsi="Arial"/>
@@ -66,7 +66,7 @@
         </w:rPr>
         <w:t xml:space="preserve">  ·  </w:t>
       </w:r>
-      <w:hyperlink w:history="1" r:id="rIdh0mpizi4lmxvepvwaw21c">
+      <w:hyperlink w:history="1" r:id="rIdgn-zjt8cqclqeubc5ohou">
         <w:r>
           <w:rPr>
             <w:rFonts w:ascii="Arial" w:cs="Arial" w:eastAsia="Arial" w:hAnsi="Arial"/>
@@ -87,7 +87,7 @@
         </w:rPr>
         <w:t xml:space="preserve">  ·  </w:t>
       </w:r>
-      <w:hyperlink w:history="1" r:id="rIdlisiirh4nwyody1wmopnp">
+      <w:hyperlink w:history="1" r:id="rIdtxo-uqmhcopillfkggfny">
         <w:r>
           <w:rPr>
             <w:rFonts w:ascii="Arial" w:cs="Arial" w:eastAsia="Arial" w:hAnsi="Arial"/>
@@ -108,7 +108,7 @@
         </w:rPr>
         <w:t xml:space="preserve">  ·  </w:t>
       </w:r>
-      <w:hyperlink w:history="1" r:id="rIdl0fvfrwi5kwlu930csw0y">
+      <w:hyperlink w:history="1" r:id="rIdt_-q8h2iyd9crrbwohypo">
         <w:r>
           <w:rPr>
             <w:rFonts w:ascii="Arial" w:cs="Arial" w:eastAsia="Arial" w:hAnsi="Arial"/>
@@ -129,7 +129,7 @@
         </w:rPr>
         <w:t xml:space="preserve">  ·  </w:t>
       </w:r>
-      <w:hyperlink w:history="1" r:id="rIdrf_aorwgiowwicuum1wgy">
+      <w:hyperlink w:history="1" r:id="rIdxin1dqzddubox8mesrqfi">
         <w:r>
           <w:rPr>
             <w:rFonts w:ascii="Arial" w:cs="Arial" w:eastAsia="Arial" w:hAnsi="Arial"/>
@@ -173,7 +173,47 @@
           <w:sz w:val="18"/>
           <w:szCs w:val="18"/>
         </w:rPr>
-        <w:t xml:space="preserve">Senior Full-Stack Engineer with 5 years building production SaaS platforms end-to-end across fintech, analytics, marketplaces, and operations software. Experienced leading architecture, backend systems, and cross-functional delivery for founder-led startups. Strong focus on Next.js, Node.js, PostgreSQL, Stripe, and scalable product infrastructure.</w:t>
+        <w:t xml:space="preserve">Senior full-stack engineer, 5 years shipping production SaaS end-to-end on Next.js, Node.js, PostgreSQL, and Supabase. Lead engineer at Rocket Devs on two founder-client builds: </w:t>
+      </w:r>
+      <w:r>
+        <w:rPr>
+          <w:rFonts w:ascii="Arial" w:cs="Arial" w:eastAsia="Arial" w:hAnsi="Arial"/>
+          <w:b/>
+          <w:bCs/>
+          <w:color w:val="0E0D0B"/>
+          <w:sz w:val="18"/>
+          <w:szCs w:val="18"/>
+        </w:rPr>
+        <w:t xml:space="preserve">Indiecator</w:t>
+      </w:r>
+      <w:r>
+        <w:rPr>
+          <w:rFonts w:ascii="Arial" w:cs="Arial" w:eastAsia="Arial" w:hAnsi="Arial"/>
+          <w:color w:val="0E0D0B"/>
+          <w:sz w:val="18"/>
+          <w:szCs w:val="18"/>
+        </w:rPr>
+        <w:t xml:space="preserve"> (Stripe Connect revenue analytics with a hybrid invoice + event MRR ledger) and </w:t>
+      </w:r>
+      <w:r>
+        <w:rPr>
+          <w:rFonts w:ascii="Arial" w:cs="Arial" w:eastAsia="Arial" w:hAnsi="Arial"/>
+          <w:b/>
+          <w:bCs/>
+          <w:color w:val="0E0D0B"/>
+          <w:sz w:val="18"/>
+          <w:szCs w:val="18"/>
+        </w:rPr>
+        <w:t xml:space="preserve">Sat-Raj</w:t>
+      </w:r>
+      <w:r>
+        <w:rPr>
+          <w:rFonts w:ascii="Arial" w:cs="Arial" w:eastAsia="Arial" w:hAnsi="Arial"/>
+          <w:color w:val="0E0D0B"/>
+          <w:sz w:val="18"/>
+          <w:szCs w:val="18"/>
+        </w:rPr>
+        <w:t xml:space="preserve"> (operations platform that replaced 39 spreadsheets for a 30-year US fuel wholesaler). Promoted Junior → Senior at Apifiny in 18 months on a 3-person agency team. AI-assisted development (Claude Code, agentic workflows) is part of how I ship daily.</w:t>
       </w:r>
     </w:p>
     <w:p>
@@ -218,7 +258,7 @@
           <w:sz w:val="18"/>
           <w:szCs w:val="18"/>
         </w:rPr>
-        <w:t xml:space="preserve">TypeScript, JavaScript, SQL</w:t>
+        <w:t xml:space="preserve">TypeScript, JavaScript, Python, SQL</w:t>
       </w:r>
     </w:p>
     <w:p>
@@ -243,7 +283,7 @@
           <w:sz w:val="18"/>
           <w:szCs w:val="18"/>
         </w:rPr>
-        <w:t xml:space="preserve">Next.js (App Router), React, Tailwind CSS, Shadcn UI, Framer Motion, Responsive Design</w:t>
+        <w:t xml:space="preserve">Next.js (App Router), React, Tailwind CSS, Shadcn UI, Framer Motion</w:t>
       </w:r>
     </w:p>
     <w:p>
@@ -268,7 +308,7 @@
           <w:sz w:val="18"/>
           <w:szCs w:val="18"/>
         </w:rPr>
-        <w:t xml:space="preserve">Node.js, Express.js, Prisma, REST APIs, Webhooks, Socket.IO, OAuth, JWT Authentication</w:t>
+        <w:t xml:space="preserve">Node.js, Express.js, Prisma, REST APIs, Webhooks, Socket.IO, OAuth, JWT</w:t>
       </w:r>
     </w:p>
     <w:p>
@@ -293,7 +333,7 @@
           <w:sz w:val="18"/>
           <w:szCs w:val="18"/>
         </w:rPr>
-        <w:t xml:space="preserve">PostgreSQL, Supabase (RLS), Redis, MongoDB, Database Design, Schema Design, Migrations</w:t>
+        <w:t xml:space="preserve">PostgreSQL, Supabase (Row-Level Security), Redis, MongoDB</w:t>
       </w:r>
     </w:p>
     <w:p>
@@ -318,7 +358,7 @@
           <w:sz w:val="18"/>
           <w:szCs w:val="18"/>
         </w:rPr>
-        <w:t xml:space="preserve">Stripe, Stripe Connect, Paddle, PayPal, Multi-Currency Systems, Samsara API, QuickBooks</w:t>
+        <w:t xml:space="preserve">Stripe Connect, Paddle, PayPal, Multi-currency wallets, ECB FX, Samsara API, QuickBooks (.NET bridge)</w:t>
       </w:r>
     </w:p>
     <w:p>
@@ -463,7 +503,7 @@
           <w:sz w:val="18"/>
           <w:szCs w:val="18"/>
         </w:rPr>
-        <w:t xml:space="preserve">Lead engineer on </w:t>
+        <w:t xml:space="preserve">Lead engineer on two founder-client builds: </w:t>
       </w:r>
       <w:r>
         <w:rPr>
@@ -483,7 +523,7 @@
           <w:sz w:val="18"/>
           <w:szCs w:val="18"/>
         </w:rPr>
-        <w:t xml:space="preserve">, a Stripe Connect revenue analytics platform, and </w:t>
+        <w:t xml:space="preserve"> (Stripe Connect revenue analytics) and </w:t>
       </w:r>
       <w:r>
         <w:rPr>
@@ -503,7 +543,7 @@
           <w:sz w:val="18"/>
           <w:szCs w:val="18"/>
         </w:rPr>
-        <w:t xml:space="preserve">, an operations platform for a 30-year-old US fuel wholesaler.</w:t>
+        <w:t xml:space="preserve"> (operations platform for a 30-year US fuel wholesaler).</w:t>
       </w:r>
     </w:p>
     <w:p>
@@ -522,7 +562,7 @@
           <w:sz w:val="18"/>
           <w:szCs w:val="18"/>
         </w:rPr>
-        <w:t xml:space="preserve">Designed and shipped the architecture, database schema, backend systems, and deployment infrastructure for both products end-to-end.</w:t>
+        <w:t xml:space="preserve">Shipped Indiecator end-to-end in ~3 months on a 3-person team: multi-tenant Postgres with Supabase row-level security, three idempotent ingestion flows (live webhooks, 24-hour catch-up cron on GitHub Actions, 2-year historical backfill) feeding one ledger.</w:t>
       </w:r>
     </w:p>
     <w:p>
@@ -541,7 +581,7 @@
           <w:sz w:val="18"/>
           <w:szCs w:val="18"/>
         </w:rPr>
-        <w:t xml:space="preserve">Built a multi-tenant analytics ingestion pipeline combining Stripe/Paddle webhooks, reconciliation jobs, and historical backfills into a Postgres ledger secured with Supabase RLS.</w:t>
+        <w:t xml:space="preserve">Solved Stripe's 3-month event retention limit by anchoring historical MRR to invoice data while keeping the event path live for real-time changes — both writing to the same ledger keys for deterministic reconciliation.</w:t>
       </w:r>
     </w:p>
     <w:p>
@@ -560,18 +600,96 @@
           <w:sz w:val="18"/>
           <w:szCs w:val="18"/>
         </w:rPr>
-        <w:t xml:space="preserve">Replaced a spreadsheet-driven operational workflow at Sat-Raj, reducing daily pricing, invoicing, and customer-email processing from </w:t>
-      </w:r>
-      <w:r>
-        <w:rPr>
-          <w:rFonts w:ascii="Arial" w:cs="Arial" w:eastAsia="Arial" w:hAnsi="Arial"/>
-          <w:b/>
-          <w:bCs/>
-          <w:color w:val="0E0D0B"/>
-          <w:sz w:val="18"/>
-          <w:szCs w:val="18"/>
-        </w:rPr>
-        <w:t xml:space="preserve">45–60 minutes to under 90 seconds</w:t>
+        <w:t xml:space="preserve">Built per-day historical FX service against ECB rates across 30 display currencies (so historical charts don't shift when today's rates move); Redis cache on hot dashboards; drill-down from every metric to the underlying Stripe/Paddle object.</w:t>
+      </w:r>
+    </w:p>
+    <w:p>
+      <w:pPr>
+        <w:pStyle w:val="ListParagraph"/>
+        <w:numPr>
+          <w:ilvl w:val="0"/>
+          <w:numId w:val="2"/>
+        </w:numPr>
+        <w:spacing w:after="30" w:line="250"/>
+      </w:pPr>
+      <w:r>
+        <w:rPr>
+          <w:rFonts w:ascii="Arial" w:cs="Arial" w:eastAsia="Arial" w:hAnsi="Arial"/>
+          <w:color w:val="0E0D0B"/>
+          <w:sz w:val="18"/>
+          <w:szCs w:val="18"/>
+        </w:rPr>
+        <w:t xml:space="preserve">Replaced </w:t>
+      </w:r>
+      <w:r>
+        <w:rPr>
+          <w:rFonts w:ascii="Arial" w:cs="Arial" w:eastAsia="Arial" w:hAnsi="Arial"/>
+          <w:b/>
+          <w:bCs/>
+          <w:color w:val="0E0D0B"/>
+          <w:sz w:val="18"/>
+          <w:szCs w:val="18"/>
+        </w:rPr>
+        <w:t xml:space="preserve">39 hand-edited spreadsheets</w:t>
+      </w:r>
+      <w:r>
+        <w:rPr>
+          <w:rFonts w:ascii="Arial" w:cs="Arial" w:eastAsia="Arial" w:hAnsi="Arial"/>
+          <w:color w:val="0E0D0B"/>
+          <w:sz w:val="18"/>
+          <w:szCs w:val="18"/>
+        </w:rPr>
+        <w:t xml:space="preserve"> at Sat-Raj with a unified ops platform — daily processing dropped from </w:t>
+      </w:r>
+      <w:r>
+        <w:rPr>
+          <w:rFonts w:ascii="Arial" w:cs="Arial" w:eastAsia="Arial" w:hAnsi="Arial"/>
+          <w:b/>
+          <w:bCs/>
+          <w:color w:val="0E0D0B"/>
+          <w:sz w:val="18"/>
+          <w:szCs w:val="18"/>
+        </w:rPr>
+        <w:t xml:space="preserve">45–60 min to under 90 sec</w:t>
+      </w:r>
+      <w:r>
+        <w:rPr>
+          <w:rFonts w:ascii="Arial" w:cs="Arial" w:eastAsia="Arial" w:hAnsi="Arial"/>
+          <w:color w:val="0E0D0B"/>
+          <w:sz w:val="18"/>
+          <w:szCs w:val="18"/>
+        </w:rPr>
+        <w:t xml:space="preserve">. Built 3-gate address mapping (dispatch dropdowns → pre-filled driver forms → Samsara geofence fallback) after free-text driver addresses broke invoice routing.</w:t>
+      </w:r>
+    </w:p>
+    <w:p>
+      <w:pPr>
+        <w:pStyle w:val="ListParagraph"/>
+        <w:numPr>
+          <w:ilvl w:val="0"/>
+          <w:numId w:val="2"/>
+        </w:numPr>
+        <w:spacing w:after="30" w:line="250"/>
+      </w:pPr>
+      <w:r>
+        <w:rPr>
+          <w:rFonts w:ascii="Arial" w:cs="Arial" w:eastAsia="Arial" w:hAnsi="Arial"/>
+          <w:color w:val="0E0D0B"/>
+          <w:sz w:val="18"/>
+          <w:szCs w:val="18"/>
+        </w:rPr>
+        <w:t xml:space="preserve">Built reconciliation engine across Samsara API and supplier FTP with idempotent 3-hour background jobs; .NET bridge pushes invoices from the web app to QuickBooks on the ops team's on-prem machine. Mentored </w:t>
+      </w:r>
+      <w:r>
+        <w:rPr>
+          <w:rFonts w:ascii="Arial" w:cs="Arial" w:eastAsia="Arial" w:hAnsi="Arial"/>
+          <w:b/>
+          <w:bCs/>
+          <w:color w:val="0E0D0B"/>
+          <w:sz w:val="18"/>
+          <w:szCs w:val="18"/>
+        </w:rPr>
+        <w:t xml:space="preserve">2 junior developers</w:t>
       </w:r>
       <w:r>
         <w:rPr>
@@ -581,64 +699,6 @@
           <w:szCs w:val="18"/>
         </w:rPr>
         <w:t xml:space="preserve">.</w:t>
-      </w:r>
-    </w:p>
-    <w:p>
-      <w:pPr>
-        <w:pStyle w:val="ListParagraph"/>
-        <w:numPr>
-          <w:ilvl w:val="0"/>
-          <w:numId w:val="2"/>
-        </w:numPr>
-        <w:spacing w:after="30" w:line="250"/>
-      </w:pPr>
-      <w:r>
-        <w:rPr>
-          <w:rFonts w:ascii="Arial" w:cs="Arial" w:eastAsia="Arial" w:hAnsi="Arial"/>
-          <w:color w:val="0E0D0B"/>
-          <w:sz w:val="18"/>
-          <w:szCs w:val="18"/>
-        </w:rPr>
-        <w:t xml:space="preserve">Built reconciliation systems integrating Samsara telematics, supplier FTP data, and QuickBooks synchronization through idempotent background jobs.</w:t>
-      </w:r>
-    </w:p>
-    <w:p>
-      <w:pPr>
-        <w:pStyle w:val="ListParagraph"/>
-        <w:numPr>
-          <w:ilvl w:val="0"/>
-          <w:numId w:val="2"/>
-        </w:numPr>
-        <w:spacing w:after="30" w:line="250"/>
-      </w:pPr>
-      <w:r>
-        <w:rPr>
-          <w:rFonts w:ascii="Arial" w:cs="Arial" w:eastAsia="Arial" w:hAnsi="Arial"/>
-          <w:color w:val="0E0D0B"/>
-          <w:sz w:val="18"/>
-          <w:szCs w:val="18"/>
-        </w:rPr>
-        <w:t xml:space="preserve">Led </w:t>
-      </w:r>
-      <w:r>
-        <w:rPr>
-          <w:rFonts w:ascii="Arial" w:cs="Arial" w:eastAsia="Arial" w:hAnsi="Arial"/>
-          <w:b/>
-          <w:bCs/>
-          <w:color w:val="0E0D0B"/>
-          <w:sz w:val="18"/>
-          <w:szCs w:val="18"/>
-        </w:rPr>
-        <w:t xml:space="preserve">2 junior developers</w:t>
-      </w:r>
-      <w:r>
-        <w:rPr>
-          <w:rFonts w:ascii="Arial" w:cs="Arial" w:eastAsia="Arial" w:hAnsi="Arial"/>
-          <w:color w:val="0E0D0B"/>
-          <w:sz w:val="18"/>
-          <w:szCs w:val="18"/>
-        </w:rPr>
-        <w:t xml:space="preserve"> and collaborated directly with founder clients on product scope, architecture, and delivery.</w:t>
       </w:r>
     </w:p>
     <w:p>
@@ -713,7 +773,7 @@
           <w:sz w:val="18"/>
           <w:szCs w:val="18"/>
         </w:rPr>
-        <w:t xml:space="preserve">Redesigned an AI video rendering pipeline, reducing render times from minutes to seconds across browsers and hardware configurations.</w:t>
+        <w:t xml:space="preserve">Built the AI Reel generator: upload clips → record one-line voice sample → cloned voice narrates an LLM-generated scene-aware script over user-selected scenes, with full clip and script editing before final render.</w:t>
       </w:r>
     </w:p>
     <w:p>
@@ -732,7 +792,27 @@
           <w:sz w:val="18"/>
           <w:szCs w:val="18"/>
         </w:rPr>
-        <w:t xml:space="preserve">Migrated rendering infrastructure from FFmpeg.wasm to MediaBunny after optimizing multithreaded browser rendering workflows.</w:t>
+        <w:t xml:space="preserve">Migrated rendering from FFmpeg.wasm to MediaBunny after browser-side renders ran 2–10 min with high device variance; new pipeline ~20 sec consistent across browsers — </w:t>
+      </w:r>
+      <w:r>
+        <w:rPr>
+          <w:rFonts w:ascii="Arial" w:cs="Arial" w:eastAsia="Arial" w:hAnsi="Arial"/>
+          <w:b/>
+          <w:bCs/>
+          <w:color w:val="0E0D0B"/>
+          <w:sz w:val="18"/>
+          <w:szCs w:val="18"/>
+        </w:rPr>
+        <w:t xml:space="preserve">~90% reduction</w:t>
+      </w:r>
+      <w:r>
+        <w:rPr>
+          <w:rFonts w:ascii="Arial" w:cs="Arial" w:eastAsia="Arial" w:hAnsi="Arial"/>
+          <w:color w:val="0E0D0B"/>
+          <w:sz w:val="18"/>
+          <w:szCs w:val="18"/>
+        </w:rPr>
+        <w:t xml:space="preserve">. Tried multithreaded FFmpeg.wasm first (10 min → 5 min) before researching community benchmarks on the alternative.</w:t>
       </w:r>
     </w:p>
     <w:p>
@@ -751,7 +831,27 @@
           <w:sz w:val="18"/>
           <w:szCs w:val="18"/>
         </w:rPr>
-        <w:t xml:space="preserve">Improved restaurant data scraping throughput by implementing parallelized Chromium automation pipelines.</w:t>
+        <w:t xml:space="preserve">Rebuilt the Germany restaurant scraping pipeline: converted sequential Chromium scraping to 5-way parallel batch with per-platform throttling for sites that blocked aggressive crawling — </w:t>
+      </w:r>
+      <w:r>
+        <w:rPr>
+          <w:rFonts w:ascii="Arial" w:cs="Arial" w:eastAsia="Arial" w:hAnsi="Arial"/>
+          <w:b/>
+          <w:bCs/>
+          <w:color w:val="0E0D0B"/>
+          <w:sz w:val="18"/>
+          <w:szCs w:val="18"/>
+        </w:rPr>
+        <w:t xml:space="preserve">~80% throughput improvement</w:t>
+      </w:r>
+      <w:r>
+        <w:rPr>
+          <w:rFonts w:ascii="Arial" w:cs="Arial" w:eastAsia="Arial" w:hAnsi="Arial"/>
+          <w:color w:val="0E0D0B"/>
+          <w:sz w:val="18"/>
+          <w:szCs w:val="18"/>
+        </w:rPr>
+        <w:t xml:space="preserve"> at zero infrastructure cost.</w:t>
       </w:r>
     </w:p>
     <w:p>
@@ -770,27 +870,46 @@
           <w:sz w:val="18"/>
           <w:szCs w:val="18"/>
         </w:rPr>
-        <w:t xml:space="preserve">Built logistics infrastructure for a German B2B marketplace, including ZIP-code mapping and shipping logic across </w:t>
-      </w:r>
-      <w:r>
-        <w:rPr>
-          <w:rFonts w:ascii="Arial" w:cs="Arial" w:eastAsia="Arial" w:hAnsi="Arial"/>
-          <w:b/>
-          <w:bCs/>
-          <w:color w:val="0E0D0B"/>
-          <w:sz w:val="18"/>
-          <w:szCs w:val="18"/>
-        </w:rPr>
-        <w:t xml:space="preserve">~12,000 regional entries</w:t>
-      </w:r>
-      <w:r>
-        <w:rPr>
-          <w:rFonts w:ascii="Arial" w:cs="Arial" w:eastAsia="Arial" w:hAnsi="Arial"/>
-          <w:color w:val="0E0D0B"/>
-          <w:sz w:val="18"/>
-          <w:szCs w:val="18"/>
-        </w:rPr>
-        <w:t xml:space="preserve">.</w:t>
+        <w:t xml:space="preserve">Shipped a B2B bulk-goods marketplace cart with Germany-specific multi-ZIP shipping rules; scraped and normalized </w:t>
+      </w:r>
+      <w:r>
+        <w:rPr>
+          <w:rFonts w:ascii="Arial" w:cs="Arial" w:eastAsia="Arial" w:hAnsi="Arial"/>
+          <w:b/>
+          <w:bCs/>
+          <w:color w:val="0E0D0B"/>
+          <w:sz w:val="18"/>
+          <w:szCs w:val="18"/>
+        </w:rPr>
+        <w:t xml:space="preserve">~12,000 ZIP-to-city-to-state mappings</w:t>
+      </w:r>
+      <w:r>
+        <w:rPr>
+          <w:rFonts w:ascii="Arial" w:cs="Arial" w:eastAsia="Arial" w:hAnsi="Arial"/>
+          <w:color w:val="0E0D0B"/>
+          <w:sz w:val="18"/>
+          <w:szCs w:val="18"/>
+        </w:rPr>
+        <w:t xml:space="preserve"> into Supabase to drive per-warehouse pricing.</w:t>
+      </w:r>
+    </w:p>
+    <w:p>
+      <w:pPr>
+        <w:pStyle w:val="ListParagraph"/>
+        <w:numPr>
+          <w:ilvl w:val="0"/>
+          <w:numId w:val="2"/>
+        </w:numPr>
+        <w:spacing w:after="30" w:line="250"/>
+      </w:pPr>
+      <w:r>
+        <w:rPr>
+          <w:rFonts w:ascii="Arial" w:cs="Arial" w:eastAsia="Arial" w:hAnsi="Arial"/>
+          <w:color w:val="0E0D0B"/>
+          <w:sz w:val="18"/>
+          <w:szCs w:val="18"/>
+        </w:rPr>
+        <w:t xml:space="preserve">Shipped the restaurant data dashboard UI with Framer Motion animations integrated against the live scraping API.</w:t>
       </w:r>
     </w:p>
     <w:p>
@@ -885,18 +1004,18 @@
           <w:sz w:val="18"/>
           <w:szCs w:val="18"/>
         </w:rPr>
-        <w:t xml:space="preserve">, a 3-sided gaming services marketplace, </w:t>
-      </w:r>
-      <w:r>
-        <w:rPr>
-          <w:rFonts w:ascii="Arial" w:cs="Arial" w:eastAsia="Arial" w:hAnsi="Arial"/>
-          <w:b/>
-          <w:bCs/>
-          <w:color w:val="0E0D0B"/>
-          <w:sz w:val="18"/>
-          <w:szCs w:val="18"/>
-        </w:rPr>
-        <w:t xml:space="preserve">end-to-end within 2 months</w:t>
+        <w:t xml:space="preserve"> — a 3-sided gaming services marketplace (player, expert, admin) — </w:t>
+      </w:r>
+      <w:r>
+        <w:rPr>
+          <w:rFonts w:ascii="Arial" w:cs="Arial" w:eastAsia="Arial" w:hAnsi="Arial"/>
+          <w:b/>
+          <w:bCs/>
+          <w:color w:val="0E0D0B"/>
+          <w:sz w:val="18"/>
+          <w:szCs w:val="18"/>
+        </w:rPr>
+        <w:t xml:space="preserve">end-to-end in 2 months</w:t>
       </w:r>
       <w:r>
         <w:rPr>
@@ -924,7 +1043,7 @@
           <w:sz w:val="18"/>
           <w:szCs w:val="18"/>
         </w:rPr>
-        <w:t xml:space="preserve">Built a configurable backend engine enabling admins to onboard new games and ranking systems without engineering involvement.</w:t>
+        <w:t xml:space="preserve">Built a configurable game-management engine: admins onboard new games, ranking systems, and reward structures from the admin panel with no backend code changes.</w:t>
       </w:r>
     </w:p>
     <w:p>
@@ -943,7 +1062,7 @@
           <w:sz w:val="18"/>
           <w:szCs w:val="18"/>
         </w:rPr>
-        <w:t xml:space="preserve">Designed a multi-currency wallet and settlement infrastructure using Stripe and PayPal integrations with historical FX-rate handling.</w:t>
+        <w:t xml:space="preserve">Solved cross-game ranking reconciliation across tiered systems (Iron/Gold/Diamond) and flat systems (Master/Grandmaster) so experts could be matched to players across heterogeneous games.</w:t>
       </w:r>
     </w:p>
     <w:p>
@@ -962,7 +1081,7 @@
           <w:sz w:val="18"/>
           <w:szCs w:val="18"/>
         </w:rPr>
-        <w:t xml:space="preserve">Implemented real-time order chat, OAuth authentication, fee-split workflows, and screenshot verification systems.</w:t>
+        <w:t xml:space="preserve">Built a multi-currency wallet engine: Stripe and PayPal payouts routed to in-platform wallets, with currency values stored at the rate of the day each transaction settled.</w:t>
       </w:r>
     </w:p>
     <w:p>
@@ -981,7 +1100,26 @@
           <w:sz w:val="18"/>
           <w:szCs w:val="18"/>
         </w:rPr>
-        <w:t xml:space="preserve">Led architecture, schema design, admin tooling, and mentorship of </w:t>
+        <w:t xml:space="preserve">Shipped Socket.IO real-time order chat, OAuth, JWT auth, fee-split workflows, screenshot verification, and admin moderation tooling.</w:t>
+      </w:r>
+    </w:p>
+    <w:p>
+      <w:pPr>
+        <w:pStyle w:val="ListParagraph"/>
+        <w:numPr>
+          <w:ilvl w:val="0"/>
+          <w:numId w:val="2"/>
+        </w:numPr>
+        <w:spacing w:after="30" w:line="250"/>
+      </w:pPr>
+      <w:r>
+        <w:rPr>
+          <w:rFonts w:ascii="Arial" w:cs="Arial" w:eastAsia="Arial" w:hAnsi="Arial"/>
+          <w:color w:val="0E0D0B"/>
+          <w:sz w:val="18"/>
+          <w:szCs w:val="18"/>
+        </w:rPr>
+        <w:t xml:space="preserve">Designed the full schema and system architecture across player, expert, and admin surfaces. Mentored </w:t>
       </w:r>
       <w:r>
         <w:rPr>
@@ -1078,16 +1216,16 @@
           <w:sz w:val="18"/>
           <w:szCs w:val="18"/>
         </w:rPr>
-        <w:t xml:space="preserve">Promoted from Junior Engineer to Senior Engineer within 18 months</w:t>
-      </w:r>
-      <w:r>
-        <w:rPr>
-          <w:rFonts w:ascii="Arial" w:cs="Arial" w:eastAsia="Arial" w:hAnsi="Arial"/>
-          <w:color w:val="0E0D0B"/>
-          <w:sz w:val="18"/>
-          <w:szCs w:val="18"/>
-        </w:rPr>
-        <w:t xml:space="preserve"> based on technical ownership and delivery impact.</w:t>
+        <w:t xml:space="preserve">Promoted Junior → Senior in 18 months</w:t>
+      </w:r>
+      <w:r>
+        <w:rPr>
+          <w:rFonts w:ascii="Arial" w:cs="Arial" w:eastAsia="Arial" w:hAnsi="Arial"/>
+          <w:color w:val="0E0D0B"/>
+          <w:sz w:val="18"/>
+          <w:szCs w:val="18"/>
+        </w:rPr>
+        <w:t xml:space="preserve"> based on delivery impact across multiple agency SaaS builds.</w:t>
       </w:r>
     </w:p>
     <w:p>
@@ -1106,26 +1244,7 @@
           <w:sz w:val="18"/>
           <w:szCs w:val="18"/>
         </w:rPr>
-        <w:t xml:space="preserve">Built features across multiple B2B SaaS products for agency clients across frontend, backend, and database systems.</w:t>
-      </w:r>
-    </w:p>
-    <w:p>
-      <w:pPr>
-        <w:pStyle w:val="ListParagraph"/>
-        <w:numPr>
-          <w:ilvl w:val="0"/>
-          <w:numId w:val="2"/>
-        </w:numPr>
-        <w:spacing w:after="30" w:line="250"/>
-      </w:pPr>
-      <w:r>
-        <w:rPr>
-          <w:rFonts w:ascii="Arial" w:cs="Arial" w:eastAsia="Arial" w:hAnsi="Arial"/>
-          <w:color w:val="0E0D0B"/>
-          <w:sz w:val="18"/>
-          <w:szCs w:val="18"/>
-        </w:rPr>
-        <w:t xml:space="preserve">Developed dashboards, APIs, and internal tooling while expanding into full-stack architecture responsibilities.</w:t>
+        <w:t xml:space="preserve">Shipped features across B2B SaaS products: frontend dashboards, backend APIs, schema design, and internal admin tooling. Expanded into full-stack architecture work that led directly into the Diffed.gg senior role.</w:t>
       </w:r>
     </w:p>
     <w:p>
@@ -1174,7 +1293,7 @@
         </w:rPr>
         <w:t xml:space="preserve">	</w:t>
       </w:r>
-      <w:hyperlink w:history="1" r:id="rIdsesmb5haz9xe6qbdzq863">
+      <w:hyperlink w:history="1" r:id="rIdizomfei6opubhvz7qqu5r">
         <w:r>
           <w:rPr>
             <w:rFonts w:ascii="Arial" w:cs="Arial" w:eastAsia="Arial" w:hAnsi="Arial"/>
@@ -1198,7 +1317,7 @@
           <w:sz w:val="18"/>
           <w:szCs w:val="18"/>
         </w:rPr>
-        <w:t xml:space="preserve">Baremetrics-style revenue analytics platform built on Stripe Connect for subscription businesses.</w:t>
+        <w:t xml:space="preserve">Baremetrics-style revenue analytics for indie SaaS founders running on Stripe Connect.</w:t>
       </w:r>
     </w:p>
     <w:p>
@@ -1217,7 +1336,7 @@
           <w:sz w:val="17"/>
           <w:szCs w:val="17"/>
         </w:rPr>
-        <w:t xml:space="preserve">Designed three parallel ingestion flows: live Stripe/Paddle webhooks, scheduled reconciliation jobs, and historical backfill pipelines feeding a multi-tenant Postgres ledger.</w:t>
+        <w:t xml:space="preserve">Three idempotent ingestion flows feeding one ledger: live webhooks, 24-hour catch-up cron on GitHub Actions, and 2-year historical backfill — all converging on the same row keys.</w:t>
       </w:r>
     </w:p>
     <w:p>
@@ -1236,7 +1355,7 @@
           <w:sz w:val="17"/>
           <w:szCs w:val="17"/>
         </w:rPr>
-        <w:t xml:space="preserve">Built an invoice and event-driven MRR system supporting prorations, subscription plan changes, and long-term analytics retention beyond Stripe's event window.</w:t>
+        <w:t xml:space="preserve">Hybrid invoice + event MRR engine: invoices anchor the historical backbone, events handle real-time changes. Stripe only retains 3 months of event history, so a pure-event approach would have broken backfills.</w:t>
       </w:r>
     </w:p>
     <w:p>
@@ -1255,7 +1374,7 @@
           <w:sz w:val="17"/>
           <w:szCs w:val="17"/>
         </w:rPr>
-        <w:t xml:space="preserve">Implemented per-day FX conversion across 30 display currencies using ECB exchange-rate data with Redis-cached analytics dashboards.</w:t>
+        <w:t xml:space="preserve">Per-day historical FX across 30 display currencies via ECB rates — historical revenue charts don't shift when today's rates move.</w:t>
       </w:r>
     </w:p>
     <w:p>
@@ -1274,7 +1393,7 @@
           <w:sz w:val="17"/>
           <w:szCs w:val="17"/>
         </w:rPr>
-        <w:t xml:space="preserve">Added drill-down reporting enabling direct traceability from aggregated metrics to source customer transactions.</w:t>
+        <w:t xml:space="preserve">Multi-tenant Postgres with row-level security via Supabase. Drill-down from every aggregated metric to the underlying Stripe/Paddle object. Redis cache on hot dashboards.</w:t>
       </w:r>
     </w:p>
     <w:p>
@@ -1291,7 +1410,7 @@
           <w:sz w:val="16"/>
           <w:szCs w:val="16"/>
         </w:rPr>
-        <w:t xml:space="preserve">· Next.js · Node.js · Express.js · Prisma · PostgreSQL · Supabase (RLS) · Stripe Connect · Paddle · Redis · GitHub Actions · Cloudflare</w:t>
+        <w:t xml:space="preserve">· Next.js · Node.js · TypeScript · PostgreSQL · Supabase (RLS) · Stripe Connect · Paddle · Redis · GitHub Actions · Cloudflare Pages</w:t>
       </w:r>
     </w:p>
     <w:p>
@@ -1320,7 +1439,7 @@
         </w:rPr>
         <w:t xml:space="preserve">	</w:t>
       </w:r>
-      <w:hyperlink w:history="1" r:id="rIdjdgzyzz9xkpl5nszd6vmj">
+      <w:hyperlink w:history="1" r:id="rIdohehxqnlggliug03caril">
         <w:r>
           <w:rPr>
             <w:rFonts w:ascii="Arial" w:cs="Arial" w:eastAsia="Arial" w:hAnsi="Arial"/>
@@ -1344,7 +1463,7 @@
           <w:sz w:val="18"/>
           <w:szCs w:val="18"/>
         </w:rPr>
-        <w:t xml:space="preserve">Three-sided gaming services marketplace supporting players, experts, and administrators.</w:t>
+        <w:t xml:space="preserve">3-sided gaming services marketplace (player, expert, admin) shipped end-to-end in 2 months.</w:t>
       </w:r>
     </w:p>
     <w:p>
@@ -1363,7 +1482,7 @@
           <w:sz w:val="17"/>
           <w:szCs w:val="17"/>
         </w:rPr>
-        <w:t xml:space="preserve">Built a configurable ranking and game-management engine enabling new games and ranking systems without backend code changes.</w:t>
+        <w:t xml:space="preserve">Configurable game-management engine: admins onboard new games and ranking systems from the panel without backend code changes.</w:t>
       </w:r>
     </w:p>
     <w:p>
@@ -1382,7 +1501,7 @@
           <w:sz w:val="17"/>
           <w:szCs w:val="17"/>
         </w:rPr>
-        <w:t xml:space="preserve">Designed a Stripe and PayPal-powered multi-currency wallet system with historical FX-rate settlement handling.</w:t>
+        <w:t xml:space="preserve">Cross-game ranking reconciliation across tiered systems (Iron/Gold/Diamond) and flat systems (Master/Grandmaster), so experts could be matched to players across games.</w:t>
       </w:r>
     </w:p>
     <w:p>
@@ -1401,7 +1520,7 @@
           <w:sz w:val="17"/>
           <w:szCs w:val="17"/>
         </w:rPr>
-        <w:t xml:space="preserve">Implemented Socket.IO-based order chat, OAuth authentication, fee splitting, screenshot verification, and admin moderation tooling.</w:t>
+        <w:t xml:space="preserve">Multi-currency wallet with Stripe and PayPal payouts; currency values stored at the rate of the day each transaction settled.</w:t>
       </w:r>
     </w:p>
     <w:p>
@@ -1420,7 +1539,7 @@
           <w:sz w:val="17"/>
           <w:szCs w:val="17"/>
         </w:rPr>
-        <w:t xml:space="preserve">Led system architecture, schema design, backend infrastructure, and developer mentorship.</w:t>
+        <w:t xml:space="preserve">Socket.IO real-time order chat, OAuth, JWT auth, fee-split workflows, screenshot verification, admin moderation tools.</w:t>
       </w:r>
     </w:p>
     <w:p>
@@ -1437,7 +1556,7 @@
           <w:sz w:val="16"/>
           <w:szCs w:val="16"/>
         </w:rPr>
-        <w:t xml:space="preserve">· Next.js · Node.js · Express.js · Prisma · PostgreSQL · Socket.IO · Stripe · PayPal · TypeScript</w:t>
+        <w:t xml:space="preserve">· Next.js · Node.js · Express.js · Prisma · PostgreSQL · Socket.IO · Stripe · PayPal · TypeScript · Vercel</w:t>
       </w:r>
     </w:p>
     <w:p>
@@ -1466,7 +1585,7 @@
         </w:rPr>
         <w:t xml:space="preserve">	</w:t>
       </w:r>
-      <w:hyperlink w:history="1" r:id="rIdcxu7pgtms8brypdufz3bf">
+      <w:hyperlink w:history="1" r:id="rIdyxd1x823lla8magckethi">
         <w:r>
           <w:rPr>
             <w:rFonts w:ascii="Arial" w:cs="Arial" w:eastAsia="Arial" w:hAnsi="Arial"/>
@@ -1490,7 +1609,7 @@
           <w:sz w:val="18"/>
           <w:szCs w:val="18"/>
         </w:rPr>
-        <w:t xml:space="preserve">Operations platform replacing 39 manually managed spreadsheets for a US fuel wholesaler.</w:t>
+        <w:t xml:space="preserve">Operations platform for a 30-year US fuel wholesaler — replaced 39 spreadsheets, daily processing 45–60 min → under 90 sec.</w:t>
       </w:r>
     </w:p>
     <w:p>
@@ -1509,7 +1628,7 @@
           <w:sz w:val="17"/>
           <w:szCs w:val="17"/>
         </w:rPr>
-        <w:t xml:space="preserve">Automated pricing calculations, invoice generation, and customer communication workflows reducing daily processing time to under 90 seconds.</w:t>
+        <w:t xml:space="preserve">3-gate address mapping after free-text driver addresses broke invoice routing: dispatch dropdowns from ops → pre-filled driver forms → Samsara geofence fallback by lat/long.</w:t>
       </w:r>
     </w:p>
     <w:p>
@@ -1528,7 +1647,7 @@
           <w:sz w:val="17"/>
           <w:szCs w:val="17"/>
         </w:rPr>
-        <w:t xml:space="preserve">Built reconciliation pipelines integrating Samsara telematics data with supplier FTP systems through idempotent background jobs.</w:t>
+        <w:t xml:space="preserve">Reconciliation engine across Samsara API (delivered volumes) and supplier FTP (gross/net gallons) with idempotent 3-hour background jobs preventing double counts.</w:t>
       </w:r>
     </w:p>
     <w:p>
@@ -1547,7 +1666,7 @@
           <w:sz w:val="17"/>
           <w:szCs w:val="17"/>
         </w:rPr>
-        <w:t xml:space="preserve">Designed structured dispatch and address-validation workflows replacing inconsistent free-text operational processes.</w:t>
+        <w:t xml:space="preserve">.NET bridge: pulls new invoices from the web app every 3 hours and pushes them to QuickBooks running on the ops team's on-prem machine.</w:t>
       </w:r>
     </w:p>
     <w:p>
@@ -1566,7 +1685,7 @@
           <w:sz w:val="17"/>
           <w:szCs w:val="17"/>
         </w:rPr>
-        <w:t xml:space="preserve">Integrated on-prem QuickBooks systems through a custom bridge syncing accounting data from platform APIs.</w:t>
+        <w:t xml:space="preserve">Per-customer pricing engine with margin overrides; new prices auto-emailed with each customer's specific margins applied.</w:t>
       </w:r>
     </w:p>
     <w:p>
@@ -1583,7 +1702,7 @@
           <w:sz w:val="16"/>
           <w:szCs w:val="16"/>
         </w:rPr>
-        <w:t xml:space="preserve">· Next.js · Node.js · Express.js · PostgreSQL · AWS · Samsara API · QuickBooks</w:t>
+        <w:t xml:space="preserve">· Next.js · Node.js · PostgreSQL · AWS · Samsara API · QuickBooks · .NET bridge</w:t>
       </w:r>
     </w:p>
     <w:p>

--- a/public/uzair-saleem-resume.docx
+++ b/public/uzair-saleem-resume.docx
@@ -45,7 +45,7 @@
         </w:rPr>
         <w:t xml:space="preserve">Islamabad, Pakistan  ·  </w:t>
       </w:r>
-      <w:hyperlink w:history="1" r:id="rId91yfupyvx1vgakieghbjm">
+      <w:hyperlink w:history="1" r:id="rIdy-61plrydiwj5azhx6tys">
         <w:r>
           <w:rPr>
             <w:rFonts w:ascii="Arial" w:cs="Arial" w:eastAsia="Arial" w:hAnsi="Arial"/>
@@ -66,7 +66,7 @@
         </w:rPr>
         <w:t xml:space="preserve">  ·  </w:t>
       </w:r>
-      <w:hyperlink w:history="1" r:id="rIdgn-zjt8cqclqeubc5ohou">
+      <w:hyperlink w:history="1" r:id="rIdnn9kcsm8yie4a1lph23w0">
         <w:r>
           <w:rPr>
             <w:rFonts w:ascii="Arial" w:cs="Arial" w:eastAsia="Arial" w:hAnsi="Arial"/>
@@ -87,7 +87,7 @@
         </w:rPr>
         <w:t xml:space="preserve">  ·  </w:t>
       </w:r>
-      <w:hyperlink w:history="1" r:id="rIdtxo-uqmhcopillfkggfny">
+      <w:hyperlink w:history="1" r:id="rIdvlxsh6jtt1syq7zde68b0">
         <w:r>
           <w:rPr>
             <w:rFonts w:ascii="Arial" w:cs="Arial" w:eastAsia="Arial" w:hAnsi="Arial"/>
@@ -108,7 +108,7 @@
         </w:rPr>
         <w:t xml:space="preserve">  ·  </w:t>
       </w:r>
-      <w:hyperlink w:history="1" r:id="rIdt_-q8h2iyd9crrbwohypo">
+      <w:hyperlink w:history="1" r:id="rIdqjwktjui_3pp0ircrvjqe">
         <w:r>
           <w:rPr>
             <w:rFonts w:ascii="Arial" w:cs="Arial" w:eastAsia="Arial" w:hAnsi="Arial"/>
@@ -129,7 +129,7 @@
         </w:rPr>
         <w:t xml:space="preserve">  ·  </w:t>
       </w:r>
-      <w:hyperlink w:history="1" r:id="rIdxin1dqzddubox8mesrqfi">
+      <w:hyperlink w:history="1" r:id="rIdem-7qwxn_2aw-3tom2kyy">
         <w:r>
           <w:rPr>
             <w:rFonts w:ascii="Arial" w:cs="Arial" w:eastAsia="Arial" w:hAnsi="Arial"/>
@@ -1293,7 +1293,7 @@
         </w:rPr>
         <w:t xml:space="preserve">	</w:t>
       </w:r>
-      <w:hyperlink w:history="1" r:id="rIdizomfei6opubhvz7qqu5r">
+      <w:hyperlink w:history="1" r:id="rIdb-wvycdpphbcpmd67jpt8">
         <w:r>
           <w:rPr>
             <w:rFonts w:ascii="Arial" w:cs="Arial" w:eastAsia="Arial" w:hAnsi="Arial"/>
@@ -1439,7 +1439,7 @@
         </w:rPr>
         <w:t xml:space="preserve">	</w:t>
       </w:r>
-      <w:hyperlink w:history="1" r:id="rIdohehxqnlggliug03caril">
+      <w:hyperlink w:history="1" r:id="rIdxtyb4ie5pzkzbetl-m_ci">
         <w:r>
           <w:rPr>
             <w:rFonts w:ascii="Arial" w:cs="Arial" w:eastAsia="Arial" w:hAnsi="Arial"/>
@@ -1585,7 +1585,7 @@
         </w:rPr>
         <w:t xml:space="preserve">	</w:t>
       </w:r>
-      <w:hyperlink w:history="1" r:id="rIdyxd1x823lla8magckethi">
+      <w:hyperlink w:history="1" r:id="rIdek8mhgehuco5x4hlrgmxc">
         <w:r>
           <w:rPr>
             <w:rFonts w:ascii="Arial" w:cs="Arial" w:eastAsia="Arial" w:hAnsi="Arial"/>

--- a/public/uzair-saleem-resume.docx
+++ b/public/uzair-saleem-resume.docx
@@ -29,7 +29,7 @@
           <w:sz w:val="22"/>
           <w:szCs w:val="22"/>
         </w:rPr>
-        <w:t xml:space="preserve">Senior Full-Stack Engineer</w:t>
+        <w:t xml:space="preserve">Full-Stack Engineer</w:t>
       </w:r>
     </w:p>
     <w:p>
@@ -45,7 +45,7 @@
         </w:rPr>
         <w:t xml:space="preserve">Islamabad, Pakistan  ·  </w:t>
       </w:r>
-      <w:hyperlink w:history="1" r:id="rIdy-61plrydiwj5azhx6tys">
+      <w:hyperlink w:history="1" r:id="rIdfgt6uws2zazziyansmulr">
         <w:r>
           <w:rPr>
             <w:rFonts w:ascii="Arial" w:cs="Arial" w:eastAsia="Arial" w:hAnsi="Arial"/>
@@ -66,7 +66,7 @@
         </w:rPr>
         <w:t xml:space="preserve">  ·  </w:t>
       </w:r>
-      <w:hyperlink w:history="1" r:id="rIdnn9kcsm8yie4a1lph23w0">
+      <w:hyperlink w:history="1" r:id="rIdfsmba4b8si65zud4zgfbq">
         <w:r>
           <w:rPr>
             <w:rFonts w:ascii="Arial" w:cs="Arial" w:eastAsia="Arial" w:hAnsi="Arial"/>
@@ -87,7 +87,7 @@
         </w:rPr>
         <w:t xml:space="preserve">  ·  </w:t>
       </w:r>
-      <w:hyperlink w:history="1" r:id="rIdvlxsh6jtt1syq7zde68b0">
+      <w:hyperlink w:history="1" r:id="rId0nizbkc2lxosylppdfsbg">
         <w:r>
           <w:rPr>
             <w:rFonts w:ascii="Arial" w:cs="Arial" w:eastAsia="Arial" w:hAnsi="Arial"/>
@@ -108,7 +108,7 @@
         </w:rPr>
         <w:t xml:space="preserve">  ·  </w:t>
       </w:r>
-      <w:hyperlink w:history="1" r:id="rIdqjwktjui_3pp0ircrvjqe">
+      <w:hyperlink w:history="1" r:id="rId75qp6xyxx_4c7glubhe9h">
         <w:r>
           <w:rPr>
             <w:rFonts w:ascii="Arial" w:cs="Arial" w:eastAsia="Arial" w:hAnsi="Arial"/>
@@ -129,7 +129,7 @@
         </w:rPr>
         <w:t xml:space="preserve">  ·  </w:t>
       </w:r>
-      <w:hyperlink w:history="1" r:id="rIdem-7qwxn_2aw-3tom2kyy">
+      <w:hyperlink w:history="1" r:id="rIdl6saplf1ymz-fdff39wss">
         <w:r>
           <w:rPr>
             <w:rFonts w:ascii="Arial" w:cs="Arial" w:eastAsia="Arial" w:hAnsi="Arial"/>
@@ -173,7 +173,7 @@
           <w:sz w:val="18"/>
           <w:szCs w:val="18"/>
         </w:rPr>
-        <w:t xml:space="preserve">Senior full-stack engineer, 5 years shipping production SaaS end-to-end on Next.js, Node.js, PostgreSQL, and Supabase. Lead engineer at Rocket Devs on two founder-client builds: </w:t>
+        <w:t xml:space="preserve">Full-stack engineer, 5 years shipping production SaaS end-to-end on Next.js, Node.js, PostgreSQL, and Supabase. Lead engineer at Rocket Devs on two founder-client builds: </w:t>
       </w:r>
       <w:r>
         <w:rPr>
@@ -213,7 +213,7 @@
           <w:sz w:val="18"/>
           <w:szCs w:val="18"/>
         </w:rPr>
-        <w:t xml:space="preserve"> (operations platform that replaced 39 spreadsheets for a 30-year US fuel wholesaler). Promoted Junior → Senior at Apifiny in 18 months on a 3-person agency team. AI-assisted development (Claude Code, agentic workflows) is part of how I ship daily.</w:t>
+        <w:t xml:space="preserve"> (operations platform that replaced 39 spreadsheets for a 30-year US fuel wholesaler). Promoted twice at Apifiny in 18 months on a 3-person agency team. AI-assisted development (Claude Code, agentic workflows) is part of how I ship daily.</w:t>
       </w:r>
     </w:p>
     <w:p>
@@ -447,7 +447,7 @@
           <w:sz w:val="20"/>
           <w:szCs w:val="20"/>
         </w:rPr>
-        <w:t xml:space="preserve">Senior Full-Stack Engineer  —  Rocket Devs</w:t>
+        <w:t xml:space="preserve">Full-Stack Engineer — Rocket Devs</w:t>
       </w:r>
       <w:r>
         <w:rPr>
@@ -581,7 +581,7 @@
           <w:sz w:val="18"/>
           <w:szCs w:val="18"/>
         </w:rPr>
-        <w:t xml:space="preserve">Solved Stripe's 3-month event retention limit by anchoring historical MRR to invoice data while keeping the event path live for real-time changes — both writing to the same ledger keys for deterministic reconciliation.</w:t>
+        <w:t xml:space="preserve">Solved Stripe's 3-month event retention limit by anchoring historical MRR to invoice data while keeping the event path live for real-time changes. Both writing to the same ledger keys for deterministic reconciliation.</w:t>
       </w:r>
     </w:p>
     <w:p>
@@ -639,7 +639,7 @@
           <w:sz w:val="18"/>
           <w:szCs w:val="18"/>
         </w:rPr>
-        <w:t xml:space="preserve"> at Sat-Raj with a unified ops platform — daily processing dropped from </w:t>
+        <w:t xml:space="preserve"> at Sat-Raj with a unified ops platform. Daily processing dropped from </w:t>
       </w:r>
       <w:r>
         <w:rPr>
@@ -717,7 +717,7 @@
           <w:sz w:val="20"/>
           <w:szCs w:val="20"/>
         </w:rPr>
-        <w:t xml:space="preserve">Full-Stack Engineer  —  Design&amp;Desktop</w:t>
+        <w:t xml:space="preserve">Full-Stack Engineer — Design&amp;Desktop</w:t>
       </w:r>
       <w:r>
         <w:rPr>
@@ -792,7 +792,7 @@
           <w:sz w:val="18"/>
           <w:szCs w:val="18"/>
         </w:rPr>
-        <w:t xml:space="preserve">Migrated rendering from FFmpeg.wasm to MediaBunny after browser-side renders ran 2–10 min with high device variance; new pipeline ~20 sec consistent across browsers — </w:t>
+        <w:t xml:space="preserve">Migrated rendering from FFmpeg.wasm to MediaBunny after browser-side renders ran 2–10 min with high device variance; new pipeline ~20 sec consistent across browsers. </w:t>
       </w:r>
       <w:r>
         <w:rPr>
@@ -831,7 +831,7 @@
           <w:sz w:val="18"/>
           <w:szCs w:val="18"/>
         </w:rPr>
-        <w:t xml:space="preserve">Rebuilt the Germany restaurant scraping pipeline: converted sequential Chromium scraping to 5-way parallel batch with per-platform throttling for sites that blocked aggressive crawling — </w:t>
+        <w:t xml:space="preserve">Rebuilt the Germany restaurant scraping pipeline: converted sequential Chromium scraping to 5-way parallel batch with per-platform throttling for sites that blocked aggressive crawling. </w:t>
       </w:r>
       <w:r>
         <w:rPr>
@@ -928,7 +928,7 @@
           <w:sz w:val="20"/>
           <w:szCs w:val="20"/>
         </w:rPr>
-        <w:t xml:space="preserve">Senior Engineer  —  Apifiny</w:t>
+        <w:t xml:space="preserve">Engineer — Apifiny</w:t>
       </w:r>
       <w:r>
         <w:rPr>
@@ -1004,7 +1004,7 @@
           <w:sz w:val="18"/>
           <w:szCs w:val="18"/>
         </w:rPr>
-        <w:t xml:space="preserve"> — a 3-sided gaming services marketplace (player, expert, admin) — </w:t>
+        <w:t xml:space="preserve">. A 3-sided gaming services marketplace (player, expert, admin). </w:t>
       </w:r>
       <w:r>
         <w:rPr>
@@ -1024,7 +1024,7 @@
           <w:sz w:val="18"/>
           <w:szCs w:val="18"/>
         </w:rPr>
-        <w:t xml:space="preserve"> as senior engineer on a 3-person team.</w:t>
+        <w:t xml:space="preserve"> as engineer on a 3-person team.</w:t>
       </w:r>
     </w:p>
     <w:p>
@@ -1158,7 +1158,7 @@
           <w:sz w:val="20"/>
           <w:szCs w:val="20"/>
         </w:rPr>
-        <w:t xml:space="preserve">Junior to Mid Engineer  —  Apifiny</w:t>
+        <w:t xml:space="preserve">Junior to Mid Engineer — Apifiny</w:t>
       </w:r>
       <w:r>
         <w:rPr>
@@ -1216,7 +1216,7 @@
           <w:sz w:val="18"/>
           <w:szCs w:val="18"/>
         </w:rPr>
-        <w:t xml:space="preserve">Promoted Junior → Senior in 18 months</w:t>
+        <w:t xml:space="preserve">Promoted twice in 18 months</w:t>
       </w:r>
       <w:r>
         <w:rPr>
@@ -1244,7 +1244,7 @@
           <w:sz w:val="18"/>
           <w:szCs w:val="18"/>
         </w:rPr>
-        <w:t xml:space="preserve">Shipped features across B2B SaaS products: frontend dashboards, backend APIs, schema design, and internal admin tooling. Expanded into full-stack architecture work that led directly into the Diffed.gg senior role.</w:t>
+        <w:t xml:space="preserve">Shipped features across B2B SaaS products: frontend dashboards, backend APIs, schema design, and internal admin tooling. Expanded into full-stack architecture work that led directly into the Diffed.gg lead role.</w:t>
       </w:r>
     </w:p>
     <w:p>
@@ -1293,7 +1293,7 @@
         </w:rPr>
         <w:t xml:space="preserve">	</w:t>
       </w:r>
-      <w:hyperlink w:history="1" r:id="rIdb-wvycdpphbcpmd67jpt8">
+      <w:hyperlink w:history="1" r:id="rIdkmuq5k3yfb0m1lhxkes6k">
         <w:r>
           <w:rPr>
             <w:rFonts w:ascii="Arial" w:cs="Arial" w:eastAsia="Arial" w:hAnsi="Arial"/>
@@ -1336,7 +1336,7 @@
           <w:sz w:val="17"/>
           <w:szCs w:val="17"/>
         </w:rPr>
-        <w:t xml:space="preserve">Three idempotent ingestion flows feeding one ledger: live webhooks, 24-hour catch-up cron on GitHub Actions, and 2-year historical backfill — all converging on the same row keys.</w:t>
+        <w:t xml:space="preserve">Three idempotent ingestion flows feeding one ledger: live webhooks, 24-hour catch-up cron on GitHub Actions, and 2-year historical backfill. All converging on the same row keys.</w:t>
       </w:r>
     </w:p>
     <w:p>
@@ -1374,7 +1374,7 @@
           <w:sz w:val="17"/>
           <w:szCs w:val="17"/>
         </w:rPr>
-        <w:t xml:space="preserve">Per-day historical FX across 30 display currencies via ECB rates — historical revenue charts don't shift when today's rates move.</w:t>
+        <w:t xml:space="preserve">Per-day historical FX across 30 display currencies via ECB rates. Historical revenue charts don't shift when today's rates move.</w:t>
       </w:r>
     </w:p>
     <w:p>
@@ -1439,7 +1439,7 @@
         </w:rPr>
         <w:t xml:space="preserve">	</w:t>
       </w:r>
-      <w:hyperlink w:history="1" r:id="rIdxtyb4ie5pzkzbetl-m_ci">
+      <w:hyperlink w:history="1" r:id="rId0mjivy5wda_bysnggebbp">
         <w:r>
           <w:rPr>
             <w:rFonts w:ascii="Arial" w:cs="Arial" w:eastAsia="Arial" w:hAnsi="Arial"/>
@@ -1585,7 +1585,7 @@
         </w:rPr>
         <w:t xml:space="preserve">	</w:t>
       </w:r>
-      <w:hyperlink w:history="1" r:id="rIdek8mhgehuco5x4hlrgmxc">
+      <w:hyperlink w:history="1" r:id="rIdpldvkc_8vcuyyxk76fdru">
         <w:r>
           <w:rPr>
             <w:rFonts w:ascii="Arial" w:cs="Arial" w:eastAsia="Arial" w:hAnsi="Arial"/>
@@ -1609,7 +1609,7 @@
           <w:sz w:val="18"/>
           <w:szCs w:val="18"/>
         </w:rPr>
-        <w:t xml:space="preserve">Operations platform for a 30-year US fuel wholesaler — replaced 39 spreadsheets, daily processing 45–60 min → under 90 sec.</w:t>
+        <w:t xml:space="preserve">Operations platform for a 30-year US fuel wholesaler. Replaced 39 spreadsheets, daily processing 45–60 min → under 90 sec.</w:t>
       </w:r>
     </w:p>
     <w:p>
